--- a/DOCUMENTATION.docx
+++ b/DOCUMENTATION.docx
@@ -1,6 +1,6 @@
 
 <file path=word/document.xml><?xml version="1.0" encoding="utf-8"?>
-<w:document xmlns:wpc="http://schemas.microsoft.com/office/word/2010/wordprocessingCanvas" xmlns:cx="http://schemas.microsoft.com/office/drawing/2014/chartex" xmlns:cx1="http://schemas.microsoft.com/office/drawing/2015/9/8/chartex" xmlns:cx2="http://schemas.microsoft.com/office/drawing/2015/10/21/chartex" xmlns:cx3="http://schemas.microsoft.com/office/drawing/2016/5/9/chartex" xmlns:cx4="http://schemas.microsoft.com/office/drawing/2016/5/10/chartex" xmlns:cx5="http://schemas.microsoft.com/office/drawing/2016/5/11/chartex" xmlns:cx6="http://schemas.microsoft.com/office/drawing/2016/5/12/chartex" xmlns:cx7="http://schemas.microsoft.com/office/drawing/2016/5/13/chartex" xmlns:cx8="http://schemas.microsoft.com/office/drawing/2016/5/14/chartex" xmlns:mc="http://schemas.openxmlformats.org/markup-compatibility/2006" xmlns:aink="http://schemas.microsoft.com/office/drawing/2016/ink" xmlns:am3d="http://schemas.microsoft.com/office/drawing/2017/model3d" xmlns:o="urn:schemas-microsoft-com:office:office" xmlns:oel="http://schemas.microsoft.com/office/2019/extlst" xmlns:r="http://schemas.openxmlformats.org/officeDocument/2006/relationships" xmlns:m="http://schemas.openxmlformats.org/officeDocument/2006/math" xmlns:v="urn:schemas-microsoft-com:vml" xmlns:wp14="http://schemas.microsoft.com/office/word/2010/wordprocessingDrawing" xmlns:wp="http://schemas.openxmlformats.org/drawingml/2006/wordprocessingDrawing" xmlns:w10="urn:schemas-microsoft-com:office:word" xmlns:w="http://schemas.openxmlformats.org/wordprocessingml/2006/main" xmlns:w14="http://schemas.microsoft.com/office/word/2010/wordml" xmlns:w15="http://schemas.microsoft.com/office/word/2012/wordml" xmlns:w16cex="http://schemas.microsoft.com/office/word/2018/wordml/cex" xmlns:w16cid="http://schemas.microsoft.com/office/word/2016/wordml/cid" xmlns:w16="http://schemas.microsoft.com/office/word/2018/wordml" xmlns:w16sdtdh="http://schemas.microsoft.com/office/word/2020/wordml/sdtdatahash" xmlns:w16se="http://schemas.microsoft.com/office/word/2015/wordml/symex" xmlns:wpg="http://schemas.microsoft.com/office/word/2010/wordprocessingGroup" xmlns:wpi="http://schemas.microsoft.com/office/word/2010/wordprocessingInk" xmlns:wne="http://schemas.microsoft.com/office/word/2006/wordml" xmlns:wps="http://schemas.microsoft.com/office/word/2010/wordprocessingShape" mc:Ignorable="w14 w15 w16se w16cid w16 w16cex w16sdtdh wp14">
+<w:document xmlns:wpc="http://schemas.microsoft.com/office/word/2010/wordprocessingCanvas" xmlns:cx="http://schemas.microsoft.com/office/drawing/2014/chartex" xmlns:cx1="http://schemas.microsoft.com/office/drawing/2015/9/8/chartex" xmlns:cx2="http://schemas.microsoft.com/office/drawing/2015/10/21/chartex" xmlns:cx3="http://schemas.microsoft.com/office/drawing/2016/5/9/chartex" xmlns:cx4="http://schemas.microsoft.com/office/drawing/2016/5/10/chartex" xmlns:cx5="http://schemas.microsoft.com/office/drawing/2016/5/11/chartex" xmlns:cx6="http://schemas.microsoft.com/office/drawing/2016/5/12/chartex" xmlns:cx7="http://schemas.microsoft.com/office/drawing/2016/5/13/chartex" xmlns:cx8="http://schemas.microsoft.com/office/drawing/2016/5/14/chartex" xmlns:mc="http://schemas.openxmlformats.org/markup-compatibility/2006" xmlns:aink="http://schemas.microsoft.com/office/drawing/2016/ink" xmlns:am3d="http://schemas.microsoft.com/office/drawing/2017/model3d" xmlns:o="urn:schemas-microsoft-com:office:office" xmlns:oel="http://schemas.microsoft.com/office/2019/extlst" xmlns:r="http://schemas.openxmlformats.org/officeDocument/2006/relationships" xmlns:m="http://schemas.openxmlformats.org/officeDocument/2006/math" xmlns:v="urn:schemas-microsoft-com:vml" xmlns:wp14="http://schemas.microsoft.com/office/word/2010/wordprocessingDrawing" xmlns:wp="http://schemas.openxmlformats.org/drawingml/2006/wordprocessingDrawing" xmlns:w10="urn:schemas-microsoft-com:office:word" xmlns:w="http://schemas.openxmlformats.org/wordprocessingml/2006/main" xmlns:w14="http://schemas.microsoft.com/office/word/2010/wordml" xmlns:w15="http://schemas.microsoft.com/office/word/2012/wordml" xmlns:w16cex="http://schemas.microsoft.com/office/word/2018/wordml/cex" xmlns:w16cid="http://schemas.microsoft.com/office/word/2016/wordml/cid" xmlns:w16="http://schemas.microsoft.com/office/word/2018/wordml" xmlns:w16du="http://schemas.microsoft.com/office/word/2023/wordml/word16du" xmlns:w16sdtdh="http://schemas.microsoft.com/office/word/2020/wordml/sdtdatahash" xmlns:w16sdtfl="http://schemas.microsoft.com/office/word/2024/wordml/sdtformatlock" xmlns:w16se="http://schemas.microsoft.com/office/word/2015/wordml/symex" xmlns:wpg="http://schemas.microsoft.com/office/word/2010/wordprocessingGroup" xmlns:wpi="http://schemas.microsoft.com/office/word/2010/wordprocessingInk" xmlns:wne="http://schemas.microsoft.com/office/word/2006/wordml" xmlns:wps="http://schemas.microsoft.com/office/word/2010/wordprocessingShape" mc:Ignorable="w14 w15 w16se w16cid w16 w16cex w16sdtdh w16sdtfl w16du wp14">
   <w:body>
     <w:p>
       <w:pPr>
@@ -19,9 +19,8 @@
           <w:sz w:val="28"/>
           <w:szCs w:val="28"/>
         </w:rPr>
-        <w:t>Documentation for “</w:t>
-      </w:r>
-      <w:proofErr w:type="spellStart"/>
+        <w:t xml:space="preserve">Documentation for </w:t>
+      </w:r>
       <w:r>
         <w:rPr>
           <w:b/>
@@ -29,9 +28,9 @@
           <w:sz w:val="28"/>
           <w:szCs w:val="28"/>
         </w:rPr>
-        <w:t>GeoCliP</w:t>
-      </w:r>
-      <w:proofErr w:type="spellEnd"/>
+        <w:t>"</w:t>
+      </w:r>
+      <w:proofErr w:type="spellStart"/>
       <w:r>
         <w:rPr>
           <w:b/>
@@ -39,7 +38,26 @@
           <w:sz w:val="28"/>
           <w:szCs w:val="28"/>
         </w:rPr>
-        <w:t>-GER - A georeferenced local climate policy database for Germany”</w:t>
+        <w:t>GeoCliP</w:t>
+      </w:r>
+      <w:proofErr w:type="spellEnd"/>
+      <w:r>
+        <w:rPr>
+          <w:b/>
+          <w:bCs/>
+          <w:sz w:val="28"/>
+          <w:szCs w:val="28"/>
+        </w:rPr>
+        <w:t>-GER - A georeferenced local climate policy database for Germany</w:t>
+      </w:r>
+      <w:r>
+        <w:rPr>
+          <w:b/>
+          <w:bCs/>
+          <w:sz w:val="28"/>
+          <w:szCs w:val="28"/>
+        </w:rPr>
+        <w:t>"</w:t>
       </w:r>
     </w:p>
     <w:p>
@@ -59,7 +77,25 @@
           <w:sz w:val="28"/>
           <w:szCs w:val="28"/>
         </w:rPr>
-        <w:t>Preliminary version 1.0 (2025) for first review stage</w:t>
+        <w:t>Preliminary version 1.0 (202</w:t>
+      </w:r>
+      <w:r>
+        <w:rPr>
+          <w:bCs/>
+          <w:i/>
+          <w:sz w:val="28"/>
+          <w:szCs w:val="28"/>
+        </w:rPr>
+        <w:t>6</w:t>
+      </w:r>
+      <w:r>
+        <w:rPr>
+          <w:bCs/>
+          <w:i/>
+          <w:sz w:val="28"/>
+          <w:szCs w:val="28"/>
+        </w:rPr>
+        <w:t>) for first review stage</w:t>
       </w:r>
     </w:p>
     <w:p>
@@ -219,9 +255,20 @@
           <w:bCs/>
           <w:iCs/>
         </w:rPr>
-        <w:t>The dataset currently covers 26,142 measures from 5,033 municipalities, including detailed descriptions of employed measures, funding sum, and duration between 2008 and 2023.</w:t>
-      </w:r>
-      <w:r>
+        <w:t xml:space="preserve">The dataset currently covers 26,142 measures from 5,033 municipalities, including detailed descriptions of employed measures, funding sum, and duration </w:t>
+      </w:r>
+      <w:r>
+        <w:rPr>
+          <w:bCs/>
+          <w:iCs/>
+        </w:rPr>
+        <w:t>from</w:t>
+      </w:r>
+      <w:r>
+        <w:rPr>
+          <w:bCs/>
+          <w:iCs/>
+        </w:rPr>
         <w:t xml:space="preserve"> </w:t>
       </w:r>
       <w:r>
@@ -229,13 +276,23 @@
           <w:bCs/>
           <w:iCs/>
         </w:rPr>
-        <w:t>The core of the dataset is composed of all projects funded by the federal funding</w:t>
-      </w:r>
-      <w:r>
-        <w:rPr>
-          <w:bCs/>
-          <w:iCs/>
-        </w:rPr>
+        <w:t xml:space="preserve">2008 </w:t>
+      </w:r>
+      <w:r>
+        <w:rPr>
+          <w:bCs/>
+          <w:iCs/>
+        </w:rPr>
+        <w:t>to</w:t>
+      </w:r>
+      <w:r>
+        <w:rPr>
+          <w:bCs/>
+          <w:iCs/>
+        </w:rPr>
+        <w:t xml:space="preserve"> 2023.</w:t>
+      </w:r>
+      <w:r>
         <w:t xml:space="preserve"> </w:t>
       </w:r>
       <w:r>
@@ -243,7 +300,70 @@
           <w:bCs/>
           <w:iCs/>
         </w:rPr>
-        <w:t>scheme “National Climate Initiative” (NKI) between 2008 and 2023</w:t>
+        <w:t xml:space="preserve">The core of the dataset </w:t>
+      </w:r>
+      <w:r>
+        <w:rPr>
+          <w:bCs/>
+          <w:iCs/>
+        </w:rPr>
+        <w:t>comprises</w:t>
+      </w:r>
+      <w:r>
+        <w:rPr>
+          <w:bCs/>
+          <w:iCs/>
+        </w:rPr>
+        <w:t xml:space="preserve"> all projects funded by the federal funding</w:t>
+      </w:r>
+      <w:r>
+        <w:rPr>
+          <w:bCs/>
+          <w:iCs/>
+        </w:rPr>
+        <w:t xml:space="preserve"> </w:t>
+      </w:r>
+      <w:r>
+        <w:rPr>
+          <w:bCs/>
+          <w:iCs/>
+        </w:rPr>
+        <w:t xml:space="preserve">scheme </w:t>
+      </w:r>
+      <w:r>
+        <w:rPr>
+          <w:bCs/>
+          <w:iCs/>
+        </w:rPr>
+        <w:t>"</w:t>
+      </w:r>
+      <w:r>
+        <w:rPr>
+          <w:bCs/>
+          <w:iCs/>
+        </w:rPr>
+        <w:t>National Climate Initiative</w:t>
+      </w:r>
+      <w:r>
+        <w:rPr>
+          <w:bCs/>
+          <w:iCs/>
+        </w:rPr>
+        <w:t>"</w:t>
+      </w:r>
+      <w:r>
+        <w:rPr>
+          <w:bCs/>
+          <w:iCs/>
+        </w:rPr>
+        <w:t xml:space="preserve"> </w:t>
+      </w:r>
+      <w:r>
+        <w:rPr>
+          <w:bCs/>
+          <w:iCs/>
+        </w:rPr>
+        <w:t>(NKI) between 2008 and 2023</w:t>
       </w:r>
       <w:r>
         <w:rPr>
@@ -410,7 +530,23 @@
           <w:iCs/>
           <w:lang w:val="en-US"/>
         </w:rPr>
-        <w:t xml:space="preserve">Adjust „Nur </w:t>
+        <w:t xml:space="preserve">Adjust </w:t>
+      </w:r>
+      <w:r>
+        <w:rPr>
+          <w:bCs/>
+          <w:iCs/>
+          <w:lang w:val="en-US"/>
+        </w:rPr>
+        <w:t>"</w:t>
+      </w:r>
+      <w:r>
+        <w:rPr>
+          <w:bCs/>
+          <w:iCs/>
+          <w:lang w:val="en-US"/>
+        </w:rPr>
+        <w:t xml:space="preserve">Nur </w:t>
       </w:r>
       <w:proofErr w:type="spellStart"/>
       <w:r>
@@ -446,7 +582,7 @@
           <w:iCs/>
           <w:lang w:val="en-US"/>
         </w:rPr>
-        <w:t>“ (only current projects) t</w:t>
+        <w:t xml:space="preserve"> "</w:t>
       </w:r>
       <w:r>
         <w:rPr>
@@ -454,7 +590,23 @@
           <w:iCs/>
           <w:lang w:val="en-US"/>
         </w:rPr>
-        <w:t>o “</w:t>
+        <w:t>(only current projects) t</w:t>
+      </w:r>
+      <w:r>
+        <w:rPr>
+          <w:bCs/>
+          <w:iCs/>
+          <w:lang w:val="en-US"/>
+        </w:rPr>
+        <w:t xml:space="preserve">o </w:t>
+      </w:r>
+      <w:r>
+        <w:rPr>
+          <w:bCs/>
+          <w:iCs/>
+          <w:lang w:val="en-US"/>
+        </w:rPr>
+        <w:t>"</w:t>
       </w:r>
       <w:proofErr w:type="spellStart"/>
       <w:r>
@@ -472,7 +624,15 @@
           <w:iCs/>
           <w:lang w:val="en-US"/>
         </w:rPr>
-        <w:t>” (no)</w:t>
+        <w:t xml:space="preserve">" </w:t>
+      </w:r>
+      <w:r>
+        <w:rPr>
+          <w:bCs/>
+          <w:iCs/>
+          <w:lang w:val="en-US"/>
+        </w:rPr>
+        <w:t>(no)</w:t>
       </w:r>
     </w:p>
     <w:p>
@@ -730,7 +890,21 @@
                 <w:bCs/>
                 <w:iCs/>
               </w:rPr>
-              <w:t>Cooperating actor of funding body</w:t>
+              <w:t xml:space="preserve">Cooperating actor of </w:t>
+            </w:r>
+            <w:r>
+              <w:rPr>
+                <w:bCs/>
+                <w:iCs/>
+              </w:rPr>
+              <w:t xml:space="preserve">the </w:t>
+            </w:r>
+            <w:r>
+              <w:rPr>
+                <w:bCs/>
+                <w:iCs/>
+              </w:rPr>
+              <w:t>funding body</w:t>
             </w:r>
           </w:p>
         </w:tc>
@@ -884,7 +1058,21 @@
                 <w:bCs/>
                 <w:iCs/>
               </w:rPr>
-              <w:t>Municipality code of recipient</w:t>
+              <w:t xml:space="preserve">Municipality code of </w:t>
+            </w:r>
+            <w:r>
+              <w:rPr>
+                <w:bCs/>
+                <w:iCs/>
+              </w:rPr>
+              <w:t xml:space="preserve">the </w:t>
+            </w:r>
+            <w:r>
+              <w:rPr>
+                <w:bCs/>
+                <w:iCs/>
+              </w:rPr>
+              <w:t>recipient</w:t>
             </w:r>
           </w:p>
         </w:tc>
@@ -972,7 +1160,21 @@
                 <w:bCs/>
                 <w:iCs/>
               </w:rPr>
-              <w:t>Project site of recipient</w:t>
+              <w:t xml:space="preserve">Project site of </w:t>
+            </w:r>
+            <w:r>
+              <w:rPr>
+                <w:bCs/>
+                <w:iCs/>
+              </w:rPr>
+              <w:t xml:space="preserve">the </w:t>
+            </w:r>
+            <w:r>
+              <w:rPr>
+                <w:bCs/>
+                <w:iCs/>
+              </w:rPr>
+              <w:t>recipient</w:t>
             </w:r>
           </w:p>
         </w:tc>
@@ -1018,7 +1220,21 @@
                 <w:bCs/>
                 <w:iCs/>
               </w:rPr>
-              <w:t>Federal state of recipient of recipient</w:t>
+              <w:t xml:space="preserve">Federal state of </w:t>
+            </w:r>
+            <w:r>
+              <w:rPr>
+                <w:bCs/>
+                <w:iCs/>
+              </w:rPr>
+              <w:t>the</w:t>
+            </w:r>
+            <w:r>
+              <w:rPr>
+                <w:bCs/>
+                <w:iCs/>
+              </w:rPr>
+              <w:t xml:space="preserve"> recipient</w:t>
             </w:r>
           </w:p>
         </w:tc>
@@ -1036,7 +1252,6 @@
                 <w:iCs/>
               </w:rPr>
             </w:pPr>
-            <w:proofErr w:type="spellStart"/>
             <w:r>
               <w:rPr>
                 <w:bCs/>
@@ -1044,7 +1259,6 @@
               </w:rPr>
               <w:t>Staat</w:t>
             </w:r>
-            <w:proofErr w:type="spellEnd"/>
           </w:p>
         </w:tc>
         <w:tc>
@@ -1064,7 +1278,21 @@
                 <w:bCs/>
                 <w:iCs/>
               </w:rPr>
-              <w:t>Country of recipient</w:t>
+              <w:t xml:space="preserve">Country of </w:t>
+            </w:r>
+            <w:r>
+              <w:rPr>
+                <w:bCs/>
+                <w:iCs/>
+              </w:rPr>
+              <w:t xml:space="preserve">the </w:t>
+            </w:r>
+            <w:r>
+              <w:rPr>
+                <w:bCs/>
+                <w:iCs/>
+              </w:rPr>
+              <w:t>recipient</w:t>
             </w:r>
           </w:p>
         </w:tc>
@@ -1163,7 +1391,21 @@
                 <w:bCs/>
                 <w:iCs/>
               </w:rPr>
-              <w:t>Municipality code of implementing entity</w:t>
+              <w:t xml:space="preserve">Municipality code of </w:t>
+            </w:r>
+            <w:r>
+              <w:rPr>
+                <w:bCs/>
+                <w:iCs/>
+              </w:rPr>
+              <w:t xml:space="preserve">the </w:t>
+            </w:r>
+            <w:r>
+              <w:rPr>
+                <w:bCs/>
+                <w:iCs/>
+              </w:rPr>
+              <w:t>implementing entity</w:t>
             </w:r>
           </w:p>
         </w:tc>
@@ -1251,7 +1493,21 @@
                 <w:bCs/>
                 <w:iCs/>
               </w:rPr>
-              <w:t>Project site of implementing entity</w:t>
+              <w:t xml:space="preserve">Project site of </w:t>
+            </w:r>
+            <w:r>
+              <w:rPr>
+                <w:bCs/>
+                <w:iCs/>
+              </w:rPr>
+              <w:t xml:space="preserve">the </w:t>
+            </w:r>
+            <w:r>
+              <w:rPr>
+                <w:bCs/>
+                <w:iCs/>
+              </w:rPr>
+              <w:t>implementing entity</w:t>
             </w:r>
           </w:p>
         </w:tc>
@@ -1297,7 +1553,21 @@
                 <w:bCs/>
                 <w:iCs/>
               </w:rPr>
-              <w:t>Federal state of implementing entity</w:t>
+              <w:t xml:space="preserve">Federal state of </w:t>
+            </w:r>
+            <w:r>
+              <w:rPr>
+                <w:bCs/>
+                <w:iCs/>
+              </w:rPr>
+              <w:t xml:space="preserve">the </w:t>
+            </w:r>
+            <w:r>
+              <w:rPr>
+                <w:bCs/>
+                <w:iCs/>
+              </w:rPr>
+              <w:t>implementing entity</w:t>
             </w:r>
           </w:p>
         </w:tc>
@@ -1315,7 +1585,6 @@
                 <w:iCs/>
               </w:rPr>
             </w:pPr>
-            <w:proofErr w:type="spellStart"/>
             <w:r>
               <w:rPr>
                 <w:bCs/>
@@ -1323,7 +1592,6 @@
               </w:rPr>
               <w:t>Staat</w:t>
             </w:r>
-            <w:proofErr w:type="spellEnd"/>
           </w:p>
         </w:tc>
         <w:tc>
@@ -1343,7 +1611,21 @@
                 <w:bCs/>
                 <w:iCs/>
               </w:rPr>
-              <w:t>Country of implementing entity</w:t>
+              <w:t xml:space="preserve">Country of </w:t>
+            </w:r>
+            <w:r>
+              <w:rPr>
+                <w:bCs/>
+                <w:iCs/>
+              </w:rPr>
+              <w:t xml:space="preserve">the </w:t>
+            </w:r>
+            <w:r>
+              <w:rPr>
+                <w:bCs/>
+                <w:iCs/>
+              </w:rPr>
+              <w:t>implementing entity</w:t>
             </w:r>
           </w:p>
         </w:tc>
@@ -1969,21 +2251,21 @@
           <w:iCs/>
         </w:rPr>
         <w:lastRenderedPageBreak/>
-        <w:t>motions. Several sources provided by activist groups and observers were cross-checked</w:t>
-      </w:r>
-      <w:r>
-        <w:rPr>
-          <w:bCs/>
-          <w:iCs/>
-        </w:rPr>
-        <w:t xml:space="preserve"> </w:t>
-      </w:r>
-      <w:r>
-        <w:rPr>
-          <w:bCs/>
-          <w:iCs/>
-        </w:rPr>
-        <w:t>with municipal press releases to ensure the validity of the data.</w:t>
+        <w:t xml:space="preserve">motions. Several sources </w:t>
+      </w:r>
+      <w:r>
+        <w:rPr>
+          <w:bCs/>
+          <w:iCs/>
+        </w:rPr>
+        <w:t>from activist groups and observers were cross-checked with municipal press releases to ensure the data's validity</w:t>
+      </w:r>
+      <w:r>
+        <w:rPr>
+          <w:bCs/>
+          <w:iCs/>
+        </w:rPr>
+        <w:t>.</w:t>
       </w:r>
       <w:r>
         <w:rPr>
@@ -2335,7 +2617,21 @@
                 <w:bCs/>
                 <w:iCs/>
               </w:rPr>
-              <w:t>Date of formal consideration of climate emergency motion</w:t>
+              <w:t xml:space="preserve">Date of formal consideration of </w:t>
+            </w:r>
+            <w:r>
+              <w:rPr>
+                <w:bCs/>
+                <w:iCs/>
+              </w:rPr>
+              <w:t xml:space="preserve">the </w:t>
+            </w:r>
+            <w:r>
+              <w:rPr>
+                <w:bCs/>
+                <w:iCs/>
+              </w:rPr>
+              <w:t>climate emergency motion</w:t>
             </w:r>
           </w:p>
         </w:tc>
@@ -2423,7 +2719,21 @@
                 <w:bCs/>
                 <w:iCs/>
               </w:rPr>
-              <w:t>Whether motion was approved by local council</w:t>
+              <w:t xml:space="preserve">Whether </w:t>
+            </w:r>
+            <w:r>
+              <w:rPr>
+                <w:bCs/>
+                <w:iCs/>
+              </w:rPr>
+              <w:t xml:space="preserve">the </w:t>
+            </w:r>
+            <w:r>
+              <w:rPr>
+                <w:bCs/>
+                <w:iCs/>
+              </w:rPr>
+              <w:t>local council approved the motion</w:t>
             </w:r>
           </w:p>
         </w:tc>
@@ -2467,7 +2777,49 @@
                 <w:bCs/>
                 <w:iCs/>
               </w:rPr>
-              <w:t>Further notes by coder detailing process or content of climate emergency motion</w:t>
+              <w:t xml:space="preserve">Further notes by </w:t>
+            </w:r>
+            <w:r>
+              <w:rPr>
+                <w:bCs/>
+                <w:iCs/>
+              </w:rPr>
+              <w:t xml:space="preserve">the </w:t>
+            </w:r>
+            <w:r>
+              <w:rPr>
+                <w:bCs/>
+                <w:iCs/>
+              </w:rPr>
+              <w:t xml:space="preserve">coder detailing </w:t>
+            </w:r>
+            <w:r>
+              <w:rPr>
+                <w:bCs/>
+                <w:iCs/>
+              </w:rPr>
+              <w:t xml:space="preserve">the </w:t>
+            </w:r>
+            <w:r>
+              <w:rPr>
+                <w:bCs/>
+                <w:iCs/>
+              </w:rPr>
+              <w:t xml:space="preserve">process or content of </w:t>
+            </w:r>
+            <w:r>
+              <w:rPr>
+                <w:bCs/>
+                <w:iCs/>
+              </w:rPr>
+              <w:t xml:space="preserve">the </w:t>
+            </w:r>
+            <w:r>
+              <w:rPr>
+                <w:bCs/>
+                <w:iCs/>
+              </w:rPr>
+              <w:t>climate emergency motion</w:t>
             </w:r>
           </w:p>
         </w:tc>
@@ -2692,23 +3044,25 @@
         <w:jc w:val="both"/>
         <w:rPr>
           <w:bCs/>
-          <w:iCs/>
-        </w:rPr>
-      </w:pPr>
-      <w:r>
-        <w:rPr>
-          <w:bCs/>
-          <w:iCs/>
-        </w:rPr>
-        <w:t xml:space="preserve">The </w:t>
-      </w:r>
-      <w:r>
-        <w:rPr>
-          <w:bCs/>
-          <w:i/>
-          <w:iCs/>
-        </w:rPr>
-        <w:t>.</w:t>
+          <w:i/>
+          <w:iCs/>
+        </w:rPr>
+      </w:pPr>
+      <w:r>
+        <w:rPr>
+          <w:bCs/>
+          <w:i/>
+          <w:iCs/>
+        </w:rPr>
+        <w:t>./data</w:t>
+      </w:r>
+      <w:r>
+        <w:rPr>
+          <w:bCs/>
+          <w:i/>
+          <w:iCs/>
+        </w:rPr>
+        <w:t>/</w:t>
       </w:r>
       <w:proofErr w:type="spellStart"/>
       <w:r>
@@ -2717,34 +3071,1857 @@
           <w:i/>
           <w:iCs/>
         </w:rPr>
-        <w:t>rds</w:t>
+        <w:t>gesis_panel</w:t>
       </w:r>
       <w:proofErr w:type="spellEnd"/>
       <w:r>
         <w:rPr>
           <w:bCs/>
-          <w:iCs/>
-        </w:rPr>
-        <w:t>-file stores the synthetic public opinion data generated based on the GESIS Panel survey data. For details on the construction of the data, please see the description below.</w:t>
+          <w:i/>
+          <w:iCs/>
+        </w:rPr>
+        <w:t>/gp_synth.csv</w:t>
       </w:r>
     </w:p>
     <w:p>
       <w:pPr>
         <w:jc w:val="both"/>
         <w:rPr>
-          <w:b/>
-          <w:bCs/>
-          <w:iCs/>
-        </w:rPr>
-      </w:pPr>
+          <w:bCs/>
+          <w:i/>
+          <w:iCs/>
+        </w:rPr>
+      </w:pPr>
+      <w:proofErr w:type="gramStart"/>
+      <w:r>
+        <w:rPr>
+          <w:bCs/>
+          <w:i/>
+          <w:iCs/>
+        </w:rPr>
+        <w:t>(</w:t>
+      </w:r>
+      <w:r>
+        <w:rPr>
+          <w:bCs/>
+          <w:i/>
+          <w:iCs/>
+        </w:rPr>
+        <w:t>./</w:t>
+      </w:r>
+      <w:proofErr w:type="gramEnd"/>
+      <w:r>
+        <w:rPr>
+          <w:bCs/>
+          <w:i/>
+          <w:iCs/>
+        </w:rPr>
+        <w:t>scripts/</w:t>
+      </w:r>
+      <w:proofErr w:type="spellStart"/>
+      <w:r>
+        <w:rPr>
+          <w:bCs/>
+          <w:i/>
+          <w:iCs/>
+        </w:rPr>
+        <w:t>create_gp_synth.R</w:t>
+      </w:r>
+      <w:proofErr w:type="spellEnd"/>
+      <w:r>
+        <w:rPr>
+          <w:bCs/>
+          <w:i/>
+          <w:iCs/>
+        </w:rPr>
+        <w:t>)</w:t>
+      </w:r>
     </w:p>
     <w:p>
       <w:pPr>
+        <w:spacing w:before="100" w:beforeAutospacing="1" w:after="100" w:afterAutospacing="1" w:line="240" w:lineRule="auto"/>
+        <w:rPr>
+          <w:bCs/>
+          <w:iCs/>
+        </w:rPr>
+      </w:pPr>
+      <w:r>
+        <w:rPr>
+          <w:bCs/>
+          <w:iCs/>
+        </w:rPr>
+        <w:t xml:space="preserve">This dataset contains synthetic spatial point data derived from the GESIS Panel using the R package </w:t>
+      </w:r>
+      <w:proofErr w:type="spellStart"/>
+      <w:r>
+        <w:rPr>
+          <w:bCs/>
+          <w:iCs/>
+        </w:rPr>
+        <w:t>geosynth</w:t>
+      </w:r>
+      <w:proofErr w:type="spellEnd"/>
+      <w:r>
+        <w:rPr>
+          <w:bCs/>
+          <w:iCs/>
+        </w:rPr>
+        <w:t xml:space="preserve">. Each observation represents an INSPIRE-compliant 1 km² grid centroid. </w:t>
+      </w:r>
+      <w:r>
+        <w:t>The dataset is fully synthetic and does not contain direct respondent locations. INSPIRE grid identifiers and AGS codes represent spatial reference units linked to the synthesized centroid locations and should not be interpreted as observed residential information.</w:t>
+      </w:r>
+      <w:r>
+        <w:rPr>
+          <w:bCs/>
+          <w:iCs/>
+        </w:rPr>
+        <w:t xml:space="preserve"> </w:t>
+      </w:r>
+      <w:r>
+        <w:rPr>
+          <w:bCs/>
+          <w:iCs/>
+        </w:rPr>
+        <w:t>No individual-level attributes are included.</w:t>
+      </w:r>
+      <w:r>
+        <w:rPr>
+          <w:bCs/>
+          <w:iCs/>
+        </w:rPr>
+        <w:t xml:space="preserve"> </w:t>
+      </w:r>
+      <w:r>
+        <w:t xml:space="preserve">The </w:t>
+      </w:r>
+      <w:r>
+        <w:t>id</w:t>
+      </w:r>
+      <w:r>
+        <w:t xml:space="preserve"> variable is a technical identifier without substantive meaning and is included solely to ensure reproducibility and row-level referencing across formats</w:t>
+      </w:r>
+      <w:r>
+        <w:t>.</w:t>
+      </w:r>
+    </w:p>
+    <w:p>
+      <w:pPr>
+        <w:spacing w:before="100" w:beforeAutospacing="1" w:after="100" w:afterAutospacing="1" w:line="240" w:lineRule="auto"/>
+        <w:rPr>
+          <w:bCs/>
+          <w:iCs/>
+        </w:rPr>
+      </w:pPr>
+      <w:r>
+        <w:rPr>
+          <w:bCs/>
+          <w:iCs/>
+        </w:rPr>
+        <w:t>The dataset is provided in two equivalent formats:</w:t>
+      </w:r>
+    </w:p>
+    <w:p>
+      <w:pPr>
+        <w:numPr>
+          <w:ilvl w:val="0"/>
+          <w:numId w:val="2"/>
+        </w:numPr>
+        <w:spacing w:before="100" w:beforeAutospacing="1" w:after="100" w:afterAutospacing="1" w:line="240" w:lineRule="auto"/>
+        <w:rPr>
+          <w:bCs/>
+          <w:iCs/>
+        </w:rPr>
+      </w:pPr>
+      <w:r>
+        <w:rPr>
+          <w:bCs/>
+          <w:iCs/>
+        </w:rPr>
+        <w:t>R spatial object format (.</w:t>
+      </w:r>
+      <w:proofErr w:type="spellStart"/>
+      <w:r>
+        <w:rPr>
+          <w:bCs/>
+          <w:iCs/>
+        </w:rPr>
+        <w:t>rds</w:t>
+      </w:r>
+      <w:proofErr w:type="spellEnd"/>
+      <w:r>
+        <w:rPr>
+          <w:bCs/>
+          <w:iCs/>
+        </w:rPr>
+        <w:t xml:space="preserve">, sf object) </w:t>
+      </w:r>
+    </w:p>
+    <w:p>
+      <w:pPr>
+        <w:numPr>
+          <w:ilvl w:val="0"/>
+          <w:numId w:val="2"/>
+        </w:numPr>
+        <w:spacing w:before="100" w:beforeAutospacing="1" w:after="100" w:afterAutospacing="1" w:line="240" w:lineRule="auto"/>
+        <w:rPr>
+          <w:bCs/>
+          <w:iCs/>
+        </w:rPr>
+      </w:pPr>
+      <w:r>
+        <w:rPr>
+          <w:bCs/>
+          <w:iCs/>
+        </w:rPr>
+        <w:t>Tabular CSV format (.csv, explicit</w:t>
+      </w:r>
+      <w:r>
+        <w:t xml:space="preserve"> X/Y coordinates</w:t>
+      </w:r>
+      <w:r>
+        <w:rPr>
+          <w:bCs/>
+          <w:iCs/>
+        </w:rPr>
+        <w:t xml:space="preserve">) </w:t>
+      </w:r>
+    </w:p>
+    <w:p>
+      <w:pPr>
+        <w:spacing w:before="100" w:beforeAutospacing="1" w:after="100" w:afterAutospacing="1" w:line="240" w:lineRule="auto"/>
+        <w:rPr>
+          <w:bCs/>
+          <w:iCs/>
+        </w:rPr>
+      </w:pPr>
+      <w:r>
+        <w:rPr>
+          <w:bCs/>
+          <w:iCs/>
+        </w:rPr>
+        <w:lastRenderedPageBreak/>
+        <w:t>Both versions are derived from the same underlying data and are fully interchangeable for analytical purposes.</w:t>
+      </w:r>
+      <w:r>
+        <w:rPr>
+          <w:bCs/>
+          <w:iCs/>
+        </w:rPr>
+        <w:t xml:space="preserve"> The </w:t>
+      </w:r>
+      <w:r>
+        <w:rPr>
+          <w:bCs/>
+          <w:iCs/>
+        </w:rPr>
+        <w:t>code</w:t>
+      </w:r>
+      <w:r>
+        <w:rPr>
+          <w:bCs/>
+          <w:iCs/>
+        </w:rPr>
+        <w:t xml:space="preserve"> to create the dataset is documented </w:t>
+      </w:r>
+      <w:proofErr w:type="gramStart"/>
+      <w:r>
+        <w:rPr>
+          <w:bCs/>
+          <w:iCs/>
+        </w:rPr>
+        <w:t xml:space="preserve">in </w:t>
+      </w:r>
+      <w:r>
+        <w:rPr>
+          <w:bCs/>
+          <w:i/>
+          <w:iCs/>
+        </w:rPr>
+        <w:t>.</w:t>
+      </w:r>
+      <w:proofErr w:type="gramEnd"/>
+      <w:r>
+        <w:rPr>
+          <w:bCs/>
+          <w:i/>
+          <w:iCs/>
+        </w:rPr>
+        <w:t>/scripts/</w:t>
+      </w:r>
+      <w:proofErr w:type="spellStart"/>
+      <w:r>
+        <w:rPr>
+          <w:bCs/>
+          <w:i/>
+          <w:iCs/>
+        </w:rPr>
+        <w:t>create_gp_synth.R</w:t>
+      </w:r>
+      <w:proofErr w:type="spellEnd"/>
+      <w:r>
+        <w:rPr>
+          <w:bCs/>
+          <w:i/>
+          <w:iCs/>
+        </w:rPr>
+        <w:t xml:space="preserve"> </w:t>
+      </w:r>
+      <w:r>
+        <w:rPr>
+          <w:bCs/>
+          <w:iCs/>
+        </w:rPr>
+        <w:t>(see next section below</w:t>
+      </w:r>
+      <w:r>
+        <w:rPr>
+          <w:bCs/>
+        </w:rPr>
+        <w:t>)</w:t>
+      </w:r>
+      <w:r>
+        <w:rPr>
+          <w:bCs/>
+          <w:i/>
+          <w:iCs/>
+        </w:rPr>
+        <w:t>.</w:t>
+      </w:r>
+    </w:p>
+    <w:p>
+      <w:pPr>
+        <w:spacing w:before="100" w:beforeAutospacing="1" w:after="100" w:afterAutospacing="1" w:line="240" w:lineRule="auto"/>
+        <w:rPr>
+          <w:bCs/>
+          <w:iCs/>
+        </w:rPr>
+      </w:pPr>
+      <w:r>
+        <w:rPr>
+          <w:bCs/>
+          <w:iCs/>
+        </w:rPr>
+        <w:t>Variables and data formats:</w:t>
+      </w:r>
+    </w:p>
+    <w:tbl>
+      <w:tblPr>
+        <w:tblStyle w:val="Tabellenraster"/>
+        <w:tblW w:w="0" w:type="auto"/>
+        <w:tblLayout w:type="fixed"/>
+        <w:tblLook w:val="04A0" w:firstRow="1" w:lastRow="0" w:firstColumn="1" w:lastColumn="0" w:noHBand="0" w:noVBand="1"/>
+      </w:tblPr>
+      <w:tblGrid>
+        <w:gridCol w:w="1068"/>
+        <w:gridCol w:w="1000"/>
+        <w:gridCol w:w="1239"/>
+        <w:gridCol w:w="971"/>
+        <w:gridCol w:w="1271"/>
+        <w:gridCol w:w="3513"/>
+      </w:tblGrid>
+      <w:tr>
+        <w:tc>
+          <w:tcPr>
+            <w:tcW w:w="1068" w:type="dxa"/>
+          </w:tcPr>
+          <w:p>
+            <w:pPr>
+              <w:spacing w:before="100" w:beforeAutospacing="1" w:after="100" w:afterAutospacing="1"/>
+              <w:rPr>
+                <w:b/>
+                <w:iCs/>
+              </w:rPr>
+            </w:pPr>
+            <w:r>
+              <w:rPr>
+                <w:b/>
+                <w:iCs/>
+              </w:rPr>
+              <w:t>Variable</w:t>
+            </w:r>
+          </w:p>
+        </w:tc>
+        <w:tc>
+          <w:tcPr>
+            <w:tcW w:w="1000" w:type="dxa"/>
+          </w:tcPr>
+          <w:p>
+            <w:pPr>
+              <w:spacing w:before="100" w:beforeAutospacing="1" w:after="100" w:afterAutospacing="1"/>
+              <w:rPr>
+                <w:b/>
+                <w:iCs/>
+              </w:rPr>
+            </w:pPr>
+            <w:r>
+              <w:rPr>
+                <w:b/>
+                <w:iCs/>
+              </w:rPr>
+              <w:t>Type</w:t>
+            </w:r>
+          </w:p>
+        </w:tc>
+        <w:tc>
+          <w:tcPr>
+            <w:tcW w:w="1239" w:type="dxa"/>
+          </w:tcPr>
+          <w:p>
+            <w:pPr>
+              <w:spacing w:before="100" w:beforeAutospacing="1" w:after="100" w:afterAutospacing="1"/>
+              <w:rPr>
+                <w:b/>
+                <w:iCs/>
+              </w:rPr>
+            </w:pPr>
+            <w:r>
+              <w:rPr>
+                <w:b/>
+                <w:iCs/>
+              </w:rPr>
+              <w:t>RDS format (sf)</w:t>
+            </w:r>
+          </w:p>
+        </w:tc>
+        <w:tc>
+          <w:tcPr>
+            <w:tcW w:w="971" w:type="dxa"/>
+          </w:tcPr>
+          <w:p>
+            <w:pPr>
+              <w:spacing w:before="100" w:beforeAutospacing="1" w:after="100" w:afterAutospacing="1"/>
+              <w:rPr>
+                <w:b/>
+                <w:iCs/>
+              </w:rPr>
+            </w:pPr>
+            <w:r>
+              <w:rPr>
+                <w:b/>
+                <w:iCs/>
+              </w:rPr>
+              <w:t>CSV format</w:t>
+            </w:r>
+          </w:p>
+        </w:tc>
+        <w:tc>
+          <w:tcPr>
+            <w:tcW w:w="1271" w:type="dxa"/>
+          </w:tcPr>
+          <w:p>
+            <w:pPr>
+              <w:spacing w:before="100" w:beforeAutospacing="1" w:after="100" w:afterAutospacing="1"/>
+              <w:rPr>
+                <w:b/>
+                <w:iCs/>
+              </w:rPr>
+            </w:pPr>
+            <w:r>
+              <w:rPr>
+                <w:b/>
+                <w:iCs/>
+              </w:rPr>
+              <w:t>Description</w:t>
+            </w:r>
+          </w:p>
+        </w:tc>
+        <w:tc>
+          <w:tcPr>
+            <w:tcW w:w="3513" w:type="dxa"/>
+          </w:tcPr>
+          <w:p>
+            <w:pPr>
+              <w:spacing w:before="100" w:beforeAutospacing="1" w:after="100" w:afterAutospacing="1"/>
+              <w:rPr>
+                <w:b/>
+                <w:iCs/>
+              </w:rPr>
+            </w:pPr>
+            <w:r>
+              <w:rPr>
+                <w:b/>
+                <w:iCs/>
+              </w:rPr>
+              <w:t>Example</w:t>
+            </w:r>
+          </w:p>
+        </w:tc>
+      </w:tr>
+      <w:tr>
+        <w:tc>
+          <w:tcPr>
+            <w:tcW w:w="1068" w:type="dxa"/>
+          </w:tcPr>
+          <w:p>
+            <w:pPr>
+              <w:spacing w:before="100" w:beforeAutospacing="1" w:after="100" w:afterAutospacing="1"/>
+              <w:rPr>
+                <w:bCs/>
+                <w:iCs/>
+              </w:rPr>
+            </w:pPr>
+            <w:r>
+              <w:rPr>
+                <w:bCs/>
+                <w:iCs/>
+              </w:rPr>
+              <w:t>id</w:t>
+            </w:r>
+          </w:p>
+        </w:tc>
+        <w:tc>
+          <w:tcPr>
+            <w:tcW w:w="1000" w:type="dxa"/>
+          </w:tcPr>
+          <w:p>
+            <w:pPr>
+              <w:spacing w:before="100" w:beforeAutospacing="1" w:after="100" w:afterAutospacing="1"/>
+              <w:rPr>
+                <w:bCs/>
+                <w:iCs/>
+              </w:rPr>
+            </w:pPr>
+            <w:r>
+              <w:rPr>
+                <w:bCs/>
+                <w:iCs/>
+              </w:rPr>
+              <w:t>integer</w:t>
+            </w:r>
+          </w:p>
+        </w:tc>
+        <w:tc>
+          <w:tcPr>
+            <w:tcW w:w="1239" w:type="dxa"/>
+          </w:tcPr>
+          <w:p>
+            <w:pPr>
+              <w:spacing w:before="100" w:beforeAutospacing="1" w:after="100" w:afterAutospacing="1"/>
+              <w:rPr>
+                <w:bCs/>
+                <w:iCs/>
+              </w:rPr>
+            </w:pPr>
+            <w:r>
+              <w:rPr>
+                <w:bCs/>
+                <w:iCs/>
+              </w:rPr>
+              <w:t>attribute column</w:t>
+            </w:r>
+          </w:p>
+        </w:tc>
+        <w:tc>
+          <w:tcPr>
+            <w:tcW w:w="971" w:type="dxa"/>
+          </w:tcPr>
+          <w:p>
+            <w:pPr>
+              <w:spacing w:before="100" w:beforeAutospacing="1" w:after="100" w:afterAutospacing="1"/>
+              <w:rPr>
+                <w:bCs/>
+                <w:iCs/>
+              </w:rPr>
+            </w:pPr>
+            <w:r>
+              <w:rPr>
+                <w:bCs/>
+                <w:iCs/>
+              </w:rPr>
+              <w:t>column</w:t>
+            </w:r>
+          </w:p>
+        </w:tc>
+        <w:tc>
+          <w:tcPr>
+            <w:tcW w:w="1271" w:type="dxa"/>
+          </w:tcPr>
+          <w:p>
+            <w:pPr>
+              <w:spacing w:before="100" w:beforeAutospacing="1" w:after="100" w:afterAutospacing="1"/>
+              <w:rPr>
+                <w:bCs/>
+                <w:iCs/>
+              </w:rPr>
+            </w:pPr>
+            <w:r>
+              <w:t>Sequential unique observation identifier</w:t>
+            </w:r>
+          </w:p>
+        </w:tc>
+        <w:tc>
+          <w:tcPr>
+            <w:tcW w:w="3513" w:type="dxa"/>
+          </w:tcPr>
+          <w:p>
+            <w:pPr>
+              <w:spacing w:before="100" w:beforeAutospacing="1" w:after="100" w:afterAutospacing="1"/>
+              <w:rPr>
+                <w:bCs/>
+                <w:iCs/>
+              </w:rPr>
+            </w:pPr>
+            <w:r>
+              <w:rPr>
+                <w:bCs/>
+                <w:iCs/>
+              </w:rPr>
+              <w:t>1</w:t>
+            </w:r>
+          </w:p>
+        </w:tc>
+      </w:tr>
+      <w:tr>
+        <w:tc>
+          <w:tcPr>
+            <w:tcW w:w="1068" w:type="dxa"/>
+          </w:tcPr>
+          <w:p>
+            <w:pPr>
+              <w:spacing w:before="100" w:beforeAutospacing="1" w:after="100" w:afterAutospacing="1"/>
+              <w:rPr>
+                <w:bCs/>
+                <w:iCs/>
+              </w:rPr>
+            </w:pPr>
+            <w:r>
+              <w:rPr>
+                <w:bCs/>
+                <w:iCs/>
+              </w:rPr>
+              <w:t>date</w:t>
+            </w:r>
+          </w:p>
+        </w:tc>
+        <w:tc>
+          <w:tcPr>
+            <w:tcW w:w="1000" w:type="dxa"/>
+          </w:tcPr>
+          <w:p>
+            <w:pPr>
+              <w:spacing w:before="100" w:beforeAutospacing="1" w:after="100" w:afterAutospacing="1"/>
+              <w:rPr>
+                <w:bCs/>
+                <w:iCs/>
+              </w:rPr>
+            </w:pPr>
+            <w:r>
+              <w:rPr>
+                <w:bCs/>
+                <w:iCs/>
+              </w:rPr>
+              <w:t>character / Date</w:t>
+            </w:r>
+          </w:p>
+        </w:tc>
+        <w:tc>
+          <w:tcPr>
+            <w:tcW w:w="1239" w:type="dxa"/>
+          </w:tcPr>
+          <w:p>
+            <w:pPr>
+              <w:spacing w:before="100" w:beforeAutospacing="1" w:after="100" w:afterAutospacing="1"/>
+              <w:rPr>
+                <w:bCs/>
+                <w:iCs/>
+              </w:rPr>
+            </w:pPr>
+            <w:r>
+              <w:rPr>
+                <w:bCs/>
+                <w:iCs/>
+              </w:rPr>
+              <w:t>attribute column</w:t>
+            </w:r>
+          </w:p>
+        </w:tc>
+        <w:tc>
+          <w:tcPr>
+            <w:tcW w:w="971" w:type="dxa"/>
+          </w:tcPr>
+          <w:p>
+            <w:pPr>
+              <w:spacing w:before="100" w:beforeAutospacing="1" w:after="100" w:afterAutospacing="1"/>
+              <w:rPr>
+                <w:bCs/>
+                <w:iCs/>
+              </w:rPr>
+            </w:pPr>
+            <w:r>
+              <w:rPr>
+                <w:bCs/>
+                <w:iCs/>
+              </w:rPr>
+              <w:t>column</w:t>
+            </w:r>
+          </w:p>
+        </w:tc>
+        <w:tc>
+          <w:tcPr>
+            <w:tcW w:w="1271" w:type="dxa"/>
+          </w:tcPr>
+          <w:p>
+            <w:pPr>
+              <w:spacing w:before="100" w:beforeAutospacing="1" w:after="100" w:afterAutospacing="1"/>
+              <w:rPr>
+                <w:bCs/>
+                <w:iCs/>
+              </w:rPr>
+            </w:pPr>
+            <w:r>
+              <w:rPr>
+                <w:bCs/>
+                <w:iCs/>
+              </w:rPr>
+              <w:t>Constant temporal reference assigned to all observations</w:t>
+            </w:r>
+          </w:p>
+        </w:tc>
+        <w:tc>
+          <w:tcPr>
+            <w:tcW w:w="3513" w:type="dxa"/>
+          </w:tcPr>
+          <w:p>
+            <w:pPr>
+              <w:spacing w:before="100" w:beforeAutospacing="1" w:after="100" w:afterAutospacing="1"/>
+              <w:rPr>
+                <w:bCs/>
+                <w:iCs/>
+              </w:rPr>
+            </w:pPr>
+            <w:r>
+              <w:rPr>
+                <w:bCs/>
+                <w:iCs/>
+              </w:rPr>
+              <w:t>202</w:t>
+            </w:r>
+            <w:r>
+              <w:rPr>
+                <w:bCs/>
+                <w:iCs/>
+              </w:rPr>
+              <w:t>4</w:t>
+            </w:r>
+            <w:r>
+              <w:rPr>
+                <w:bCs/>
+                <w:iCs/>
+              </w:rPr>
+              <w:t>-06-01</w:t>
+            </w:r>
+          </w:p>
+        </w:tc>
+      </w:tr>
+      <w:tr>
+        <w:tc>
+          <w:tcPr>
+            <w:tcW w:w="1068" w:type="dxa"/>
+          </w:tcPr>
+          <w:p>
+            <w:pPr>
+              <w:spacing w:before="100" w:beforeAutospacing="1" w:after="100" w:afterAutospacing="1"/>
+              <w:rPr>
+                <w:bCs/>
+                <w:iCs/>
+              </w:rPr>
+            </w:pPr>
+            <w:proofErr w:type="spellStart"/>
+            <w:r>
+              <w:rPr>
+                <w:bCs/>
+                <w:iCs/>
+              </w:rPr>
+              <w:t>ags</w:t>
+            </w:r>
+            <w:proofErr w:type="spellEnd"/>
+          </w:p>
+        </w:tc>
+        <w:tc>
+          <w:tcPr>
+            <w:tcW w:w="1000" w:type="dxa"/>
+          </w:tcPr>
+          <w:p>
+            <w:pPr>
+              <w:spacing w:before="100" w:beforeAutospacing="1" w:after="100" w:afterAutospacing="1"/>
+              <w:rPr>
+                <w:bCs/>
+                <w:iCs/>
+              </w:rPr>
+            </w:pPr>
+            <w:r>
+              <w:rPr>
+                <w:bCs/>
+                <w:iCs/>
+              </w:rPr>
+              <w:t>character</w:t>
+            </w:r>
+          </w:p>
+        </w:tc>
+        <w:tc>
+          <w:tcPr>
+            <w:tcW w:w="1239" w:type="dxa"/>
+          </w:tcPr>
+          <w:p>
+            <w:pPr>
+              <w:spacing w:before="100" w:beforeAutospacing="1" w:after="100" w:afterAutospacing="1"/>
+              <w:rPr>
+                <w:bCs/>
+                <w:iCs/>
+              </w:rPr>
+            </w:pPr>
+            <w:r>
+              <w:rPr>
+                <w:bCs/>
+                <w:iCs/>
+              </w:rPr>
+              <w:t>attribute column</w:t>
+            </w:r>
+          </w:p>
+        </w:tc>
+        <w:tc>
+          <w:tcPr>
+            <w:tcW w:w="971" w:type="dxa"/>
+          </w:tcPr>
+          <w:p>
+            <w:pPr>
+              <w:spacing w:before="100" w:beforeAutospacing="1" w:after="100" w:afterAutospacing="1"/>
+              <w:rPr>
+                <w:bCs/>
+                <w:iCs/>
+              </w:rPr>
+            </w:pPr>
+            <w:r>
+              <w:rPr>
+                <w:bCs/>
+                <w:iCs/>
+              </w:rPr>
+              <w:t>column</w:t>
+            </w:r>
+          </w:p>
+        </w:tc>
+        <w:tc>
+          <w:tcPr>
+            <w:tcW w:w="1271" w:type="dxa"/>
+          </w:tcPr>
+          <w:p>
+            <w:pPr>
+              <w:spacing w:before="100" w:beforeAutospacing="1" w:after="100" w:afterAutospacing="1"/>
+              <w:rPr>
+                <w:bCs/>
+                <w:iCs/>
+              </w:rPr>
+            </w:pPr>
+            <w:r>
+              <w:t>Official German municipality code (</w:t>
+            </w:r>
+            <w:proofErr w:type="spellStart"/>
+            <w:r>
+              <w:t>Amtlicher</w:t>
+            </w:r>
+            <w:proofErr w:type="spellEnd"/>
+            <w:r>
+              <w:t xml:space="preserve"> </w:t>
+            </w:r>
+            <w:proofErr w:type="spellStart"/>
+            <w:r>
+              <w:t>Gemeindeschlüssel</w:t>
+            </w:r>
+            <w:proofErr w:type="spellEnd"/>
+            <w:r>
+              <w:t>) associated with the spatial unit</w:t>
+            </w:r>
+          </w:p>
+        </w:tc>
+        <w:tc>
+          <w:tcPr>
+            <w:tcW w:w="3513" w:type="dxa"/>
+          </w:tcPr>
+          <w:p>
+            <w:pPr>
+              <w:spacing w:before="100" w:beforeAutospacing="1" w:after="100" w:afterAutospacing="1"/>
+              <w:rPr>
+                <w:bCs/>
+                <w:iCs/>
+              </w:rPr>
+            </w:pPr>
+            <w:r>
+              <w:t>05315000</w:t>
+            </w:r>
+          </w:p>
+        </w:tc>
+      </w:tr>
+      <w:tr>
+        <w:tc>
+          <w:tcPr>
+            <w:tcW w:w="1068" w:type="dxa"/>
+          </w:tcPr>
+          <w:p>
+            <w:pPr>
+              <w:spacing w:before="100" w:beforeAutospacing="1" w:after="100" w:afterAutospacing="1"/>
+              <w:rPr>
+                <w:bCs/>
+                <w:iCs/>
+              </w:rPr>
+            </w:pPr>
+            <w:r>
+              <w:rPr>
+                <w:bCs/>
+                <w:iCs/>
+              </w:rPr>
+              <w:t>inspid1km</w:t>
+            </w:r>
+          </w:p>
+        </w:tc>
+        <w:tc>
+          <w:tcPr>
+            <w:tcW w:w="1000" w:type="dxa"/>
+          </w:tcPr>
+          <w:p>
+            <w:pPr>
+              <w:spacing w:before="100" w:beforeAutospacing="1" w:after="100" w:afterAutospacing="1"/>
+              <w:rPr>
+                <w:bCs/>
+                <w:iCs/>
+              </w:rPr>
+            </w:pPr>
+            <w:r>
+              <w:rPr>
+                <w:bCs/>
+                <w:iCs/>
+              </w:rPr>
+              <w:t>character</w:t>
+            </w:r>
+          </w:p>
+        </w:tc>
+        <w:tc>
+          <w:tcPr>
+            <w:tcW w:w="1239" w:type="dxa"/>
+          </w:tcPr>
+          <w:p>
+            <w:pPr>
+              <w:spacing w:before="100" w:beforeAutospacing="1" w:after="100" w:afterAutospacing="1"/>
+              <w:rPr>
+                <w:bCs/>
+                <w:iCs/>
+              </w:rPr>
+            </w:pPr>
+            <w:r>
+              <w:rPr>
+                <w:bCs/>
+                <w:iCs/>
+              </w:rPr>
+              <w:t>attribute column</w:t>
+            </w:r>
+          </w:p>
+        </w:tc>
+        <w:tc>
+          <w:tcPr>
+            <w:tcW w:w="971" w:type="dxa"/>
+          </w:tcPr>
+          <w:p>
+            <w:pPr>
+              <w:spacing w:before="100" w:beforeAutospacing="1" w:after="100" w:afterAutospacing="1"/>
+              <w:rPr>
+                <w:bCs/>
+                <w:iCs/>
+              </w:rPr>
+            </w:pPr>
+            <w:r>
+              <w:rPr>
+                <w:bCs/>
+                <w:iCs/>
+              </w:rPr>
+              <w:t>column</w:t>
+            </w:r>
+          </w:p>
+        </w:tc>
+        <w:tc>
+          <w:tcPr>
+            <w:tcW w:w="1271" w:type="dxa"/>
+          </w:tcPr>
+          <w:p>
+            <w:pPr>
+              <w:spacing w:before="100" w:beforeAutospacing="1" w:after="100" w:afterAutospacing="1"/>
+              <w:rPr>
+                <w:bCs/>
+                <w:iCs/>
+              </w:rPr>
+            </w:pPr>
+            <w:r>
+              <w:rPr>
+                <w:bCs/>
+                <w:iCs/>
+              </w:rPr>
+              <w:t>Unique INSPIRE 1 km² grid cell identifier associated with the centroid location</w:t>
+            </w:r>
+          </w:p>
+        </w:tc>
+        <w:tc>
+          <w:tcPr>
+            <w:tcW w:w="3513" w:type="dxa"/>
+          </w:tcPr>
+          <w:p>
+            <w:pPr>
+              <w:spacing w:before="100" w:beforeAutospacing="1" w:after="100" w:afterAutospacing="1"/>
+              <w:rPr>
+                <w:bCs/>
+                <w:iCs/>
+              </w:rPr>
+            </w:pPr>
+            <w:r>
+              <w:rPr>
+                <w:bCs/>
+                <w:iCs/>
+              </w:rPr>
+              <w:t>CRS3035RES1000mN2814000E4342000</w:t>
+            </w:r>
+          </w:p>
+        </w:tc>
+      </w:tr>
+      <w:tr>
+        <w:tc>
+          <w:tcPr>
+            <w:tcW w:w="1068" w:type="dxa"/>
+          </w:tcPr>
+          <w:p>
+            <w:pPr>
+              <w:spacing w:before="100" w:beforeAutospacing="1" w:after="100" w:afterAutospacing="1"/>
+              <w:rPr>
+                <w:bCs/>
+                <w:iCs/>
+              </w:rPr>
+            </w:pPr>
+            <w:r>
+              <w:rPr>
+                <w:bCs/>
+                <w:iCs/>
+              </w:rPr>
+              <w:t>geometry</w:t>
+            </w:r>
+          </w:p>
+        </w:tc>
+        <w:tc>
+          <w:tcPr>
+            <w:tcW w:w="1000" w:type="dxa"/>
+          </w:tcPr>
+          <w:p>
+            <w:pPr>
+              <w:spacing w:before="100" w:beforeAutospacing="1" w:after="100" w:afterAutospacing="1"/>
+              <w:rPr>
+                <w:bCs/>
+                <w:iCs/>
+              </w:rPr>
+            </w:pPr>
+            <w:r>
+              <w:rPr>
+                <w:bCs/>
+                <w:iCs/>
+              </w:rPr>
+              <w:t>geometry (POINT)</w:t>
+            </w:r>
+          </w:p>
+        </w:tc>
+        <w:tc>
+          <w:tcPr>
+            <w:tcW w:w="1239" w:type="dxa"/>
+          </w:tcPr>
+          <w:p>
+            <w:pPr>
+              <w:spacing w:before="100" w:beforeAutospacing="1" w:after="100" w:afterAutospacing="1"/>
+              <w:rPr>
+                <w:bCs/>
+                <w:iCs/>
+              </w:rPr>
+            </w:pPr>
+            <w:r>
+              <w:rPr>
+                <w:bCs/>
+                <w:iCs/>
+              </w:rPr>
+              <w:t>sf geometry column (EPSG:3035)</w:t>
+            </w:r>
+          </w:p>
+        </w:tc>
+        <w:tc>
+          <w:tcPr>
+            <w:tcW w:w="971" w:type="dxa"/>
+          </w:tcPr>
+          <w:p>
+            <w:pPr>
+              <w:spacing w:before="100" w:beforeAutospacing="1" w:after="100" w:afterAutospacing="1"/>
+              <w:rPr>
+                <w:bCs/>
+                <w:iCs/>
+              </w:rPr>
+            </w:pPr>
+            <w:r>
+              <w:rPr>
+                <w:bCs/>
+                <w:iCs/>
+              </w:rPr>
+              <w:t>/</w:t>
+            </w:r>
+          </w:p>
+        </w:tc>
+        <w:tc>
+          <w:tcPr>
+            <w:tcW w:w="1271" w:type="dxa"/>
+          </w:tcPr>
+          <w:p>
+            <w:pPr>
+              <w:spacing w:before="100" w:beforeAutospacing="1" w:after="100" w:afterAutospacing="1"/>
+              <w:rPr>
+                <w:bCs/>
+                <w:iCs/>
+              </w:rPr>
+            </w:pPr>
+            <w:r>
+              <w:rPr>
+                <w:bCs/>
+                <w:iCs/>
+              </w:rPr>
+              <w:t>Synthetic point geometry representing INSPIRE 1 km² grid centroid</w:t>
+            </w:r>
+          </w:p>
+        </w:tc>
+        <w:tc>
+          <w:tcPr>
+            <w:tcW w:w="3513" w:type="dxa"/>
+          </w:tcPr>
+          <w:p>
+            <w:pPr>
+              <w:spacing w:before="100" w:beforeAutospacing="1" w:after="100" w:afterAutospacing="1"/>
+              <w:rPr>
+                <w:bCs/>
+                <w:iCs/>
+              </w:rPr>
+            </w:pPr>
+            <w:proofErr w:type="gramStart"/>
+            <w:r>
+              <w:rPr>
+                <w:bCs/>
+                <w:iCs/>
+              </w:rPr>
+              <w:t>POINT(</w:t>
+            </w:r>
+            <w:proofErr w:type="gramEnd"/>
+            <w:r>
+              <w:rPr>
+                <w:bCs/>
+                <w:iCs/>
+              </w:rPr>
+              <w:t>4321000 3210000)</w:t>
+            </w:r>
+          </w:p>
+        </w:tc>
+      </w:tr>
+      <w:tr>
+        <w:tc>
+          <w:tcPr>
+            <w:tcW w:w="1068" w:type="dxa"/>
+          </w:tcPr>
+          <w:p>
+            <w:pPr>
+              <w:spacing w:before="100" w:beforeAutospacing="1" w:after="100" w:afterAutospacing="1"/>
+              <w:rPr>
+                <w:bCs/>
+                <w:iCs/>
+              </w:rPr>
+            </w:pPr>
+            <w:r>
+              <w:rPr>
+                <w:bCs/>
+                <w:iCs/>
+              </w:rPr>
+              <w:t>x</w:t>
+            </w:r>
+          </w:p>
+        </w:tc>
+        <w:tc>
+          <w:tcPr>
+            <w:tcW w:w="1000" w:type="dxa"/>
+          </w:tcPr>
+          <w:p>
+            <w:pPr>
+              <w:spacing w:before="100" w:beforeAutospacing="1" w:after="100" w:afterAutospacing="1"/>
+              <w:rPr>
+                <w:bCs/>
+                <w:iCs/>
+              </w:rPr>
+            </w:pPr>
+            <w:r>
+              <w:rPr>
+                <w:bCs/>
+                <w:iCs/>
+              </w:rPr>
+              <w:t>numeric</w:t>
+            </w:r>
+          </w:p>
+        </w:tc>
+        <w:tc>
+          <w:tcPr>
+            <w:tcW w:w="1239" w:type="dxa"/>
+          </w:tcPr>
+          <w:p>
+            <w:pPr>
+              <w:spacing w:before="100" w:beforeAutospacing="1" w:after="100" w:afterAutospacing="1"/>
+              <w:rPr>
+                <w:bCs/>
+                <w:iCs/>
+              </w:rPr>
+            </w:pPr>
+            <w:r>
+              <w:rPr>
+                <w:bCs/>
+                <w:iCs/>
+              </w:rPr>
+              <w:t>derived from geometry</w:t>
+            </w:r>
+          </w:p>
+        </w:tc>
+        <w:tc>
+          <w:tcPr>
+            <w:tcW w:w="971" w:type="dxa"/>
+          </w:tcPr>
+          <w:p>
+            <w:pPr>
+              <w:spacing w:before="100" w:beforeAutospacing="1" w:after="100" w:afterAutospacing="1"/>
+              <w:rPr>
+                <w:bCs/>
+                <w:iCs/>
+              </w:rPr>
+            </w:pPr>
+            <w:r>
+              <w:rPr>
+                <w:bCs/>
+                <w:iCs/>
+              </w:rPr>
+              <w:t>double precision</w:t>
+            </w:r>
+          </w:p>
+        </w:tc>
+        <w:tc>
+          <w:tcPr>
+            <w:tcW w:w="1271" w:type="dxa"/>
+          </w:tcPr>
+          <w:p>
+            <w:pPr>
+              <w:spacing w:before="100" w:beforeAutospacing="1" w:after="100" w:afterAutospacing="1"/>
+              <w:rPr>
+                <w:bCs/>
+                <w:iCs/>
+              </w:rPr>
+            </w:pPr>
+            <w:r>
+              <w:rPr>
+                <w:bCs/>
+                <w:iCs/>
+              </w:rPr>
+              <w:t>X coordinate (Easting) in projected CRS</w:t>
+            </w:r>
+          </w:p>
+        </w:tc>
+        <w:tc>
+          <w:tcPr>
+            <w:tcW w:w="3513" w:type="dxa"/>
+          </w:tcPr>
+          <w:p>
+            <w:pPr>
+              <w:spacing w:before="100" w:beforeAutospacing="1" w:after="100" w:afterAutospacing="1"/>
+              <w:rPr>
+                <w:bCs/>
+                <w:iCs/>
+              </w:rPr>
+            </w:pPr>
+            <w:r>
+              <w:rPr>
+                <w:bCs/>
+                <w:iCs/>
+              </w:rPr>
+              <w:t>4321000</w:t>
+            </w:r>
+          </w:p>
+        </w:tc>
+      </w:tr>
+      <w:tr>
+        <w:tc>
+          <w:tcPr>
+            <w:tcW w:w="1068" w:type="dxa"/>
+          </w:tcPr>
+          <w:p>
+            <w:pPr>
+              <w:spacing w:before="100" w:beforeAutospacing="1" w:after="100" w:afterAutospacing="1"/>
+              <w:rPr>
+                <w:bCs/>
+                <w:iCs/>
+              </w:rPr>
+            </w:pPr>
+            <w:r>
+              <w:rPr>
+                <w:bCs/>
+                <w:iCs/>
+              </w:rPr>
+              <w:lastRenderedPageBreak/>
+              <w:t>y</w:t>
+            </w:r>
+          </w:p>
+        </w:tc>
+        <w:tc>
+          <w:tcPr>
+            <w:tcW w:w="1000" w:type="dxa"/>
+          </w:tcPr>
+          <w:p>
+            <w:pPr>
+              <w:spacing w:before="100" w:beforeAutospacing="1" w:after="100" w:afterAutospacing="1"/>
+              <w:rPr>
+                <w:bCs/>
+                <w:iCs/>
+              </w:rPr>
+            </w:pPr>
+            <w:r>
+              <w:rPr>
+                <w:bCs/>
+                <w:iCs/>
+              </w:rPr>
+              <w:t>numeric</w:t>
+            </w:r>
+          </w:p>
+        </w:tc>
+        <w:tc>
+          <w:tcPr>
+            <w:tcW w:w="1239" w:type="dxa"/>
+          </w:tcPr>
+          <w:p>
+            <w:pPr>
+              <w:spacing w:before="100" w:beforeAutospacing="1" w:after="100" w:afterAutospacing="1"/>
+              <w:rPr>
+                <w:bCs/>
+                <w:iCs/>
+              </w:rPr>
+            </w:pPr>
+            <w:r>
+              <w:rPr>
+                <w:bCs/>
+                <w:iCs/>
+              </w:rPr>
+              <w:t>derived from geometry</w:t>
+            </w:r>
+          </w:p>
+        </w:tc>
+        <w:tc>
+          <w:tcPr>
+            <w:tcW w:w="971" w:type="dxa"/>
+          </w:tcPr>
+          <w:p>
+            <w:pPr>
+              <w:spacing w:before="100" w:beforeAutospacing="1" w:after="100" w:afterAutospacing="1"/>
+              <w:rPr>
+                <w:bCs/>
+                <w:iCs/>
+              </w:rPr>
+            </w:pPr>
+            <w:r>
+              <w:rPr>
+                <w:bCs/>
+                <w:iCs/>
+              </w:rPr>
+              <w:t>double precision</w:t>
+            </w:r>
+          </w:p>
+        </w:tc>
+        <w:tc>
+          <w:tcPr>
+            <w:tcW w:w="1271" w:type="dxa"/>
+          </w:tcPr>
+          <w:p>
+            <w:pPr>
+              <w:spacing w:before="100" w:beforeAutospacing="1" w:after="100" w:afterAutospacing="1"/>
+              <w:rPr>
+                <w:bCs/>
+                <w:iCs/>
+              </w:rPr>
+            </w:pPr>
+            <w:r>
+              <w:rPr>
+                <w:bCs/>
+                <w:iCs/>
+              </w:rPr>
+              <w:t>Y coordinate (Northing) in projected CRS</w:t>
+            </w:r>
+          </w:p>
+        </w:tc>
+        <w:tc>
+          <w:tcPr>
+            <w:tcW w:w="3513" w:type="dxa"/>
+          </w:tcPr>
+          <w:p>
+            <w:pPr>
+              <w:spacing w:before="100" w:beforeAutospacing="1" w:after="100" w:afterAutospacing="1"/>
+              <w:rPr>
+                <w:bCs/>
+                <w:iCs/>
+              </w:rPr>
+            </w:pPr>
+            <w:r>
+              <w:rPr>
+                <w:bCs/>
+                <w:iCs/>
+              </w:rPr>
+              <w:t>3210000</w:t>
+            </w:r>
+          </w:p>
+        </w:tc>
+      </w:tr>
+    </w:tbl>
+    <w:p>
+      <w:pPr>
+        <w:spacing w:before="100" w:beforeAutospacing="1" w:after="100" w:afterAutospacing="1" w:line="240" w:lineRule="auto"/>
+        <w:rPr>
+          <w:bCs/>
+          <w:iCs/>
+        </w:rPr>
+      </w:pPr>
+      <w:r>
+        <w:rPr>
+          <w:bCs/>
+          <w:iCs/>
+        </w:rPr>
+        <w:t>Data provenance:</w:t>
+      </w:r>
+    </w:p>
+    <w:tbl>
+      <w:tblPr>
+        <w:tblStyle w:val="Tabellenraster"/>
+        <w:tblW w:w="0" w:type="auto"/>
+        <w:tblLook w:val="04A0" w:firstRow="1" w:lastRow="0" w:firstColumn="1" w:lastColumn="0" w:noHBand="0" w:noVBand="1"/>
+      </w:tblPr>
+      <w:tblGrid>
+        <w:gridCol w:w="3114"/>
+        <w:gridCol w:w="5948"/>
+      </w:tblGrid>
+      <w:tr>
+        <w:tc>
+          <w:tcPr>
+            <w:tcW w:w="3114" w:type="dxa"/>
+            <w:vAlign w:val="center"/>
+          </w:tcPr>
+          <w:p>
+            <w:pPr>
+              <w:spacing w:before="100" w:beforeAutospacing="1" w:after="100" w:afterAutospacing="1"/>
+              <w:rPr>
+                <w:b/>
+                <w:iCs/>
+              </w:rPr>
+            </w:pPr>
+            <w:r>
+              <w:rPr>
+                <w:b/>
+                <w:iCs/>
+              </w:rPr>
+              <w:t>Property</w:t>
+            </w:r>
+          </w:p>
+        </w:tc>
+        <w:tc>
+          <w:tcPr>
+            <w:tcW w:w="5948" w:type="dxa"/>
+            <w:vAlign w:val="center"/>
+          </w:tcPr>
+          <w:p>
+            <w:pPr>
+              <w:spacing w:before="100" w:beforeAutospacing="1" w:after="100" w:afterAutospacing="1"/>
+              <w:rPr>
+                <w:b/>
+                <w:iCs/>
+              </w:rPr>
+            </w:pPr>
+            <w:r>
+              <w:rPr>
+                <w:b/>
+                <w:iCs/>
+              </w:rPr>
+              <w:t>Value</w:t>
+            </w:r>
+          </w:p>
+        </w:tc>
+      </w:tr>
+      <w:tr>
+        <w:tc>
+          <w:tcPr>
+            <w:tcW w:w="3114" w:type="dxa"/>
+            <w:vAlign w:val="center"/>
+          </w:tcPr>
+          <w:p>
+            <w:pPr>
+              <w:spacing w:before="100" w:beforeAutospacing="1" w:after="100" w:afterAutospacing="1"/>
+              <w:rPr>
+                <w:bCs/>
+                <w:iCs/>
+              </w:rPr>
+            </w:pPr>
+            <w:r>
+              <w:rPr>
+                <w:bCs/>
+                <w:iCs/>
+              </w:rPr>
+              <w:t>C</w:t>
+            </w:r>
+            <w:r>
+              <w:rPr>
+                <w:bCs/>
+                <w:iCs/>
+              </w:rPr>
+              <w:t>oordinate reference system</w:t>
+            </w:r>
+          </w:p>
+        </w:tc>
+        <w:tc>
+          <w:tcPr>
+            <w:tcW w:w="5948" w:type="dxa"/>
+            <w:vAlign w:val="center"/>
+          </w:tcPr>
+          <w:p>
+            <w:pPr>
+              <w:spacing w:before="100" w:beforeAutospacing="1" w:after="100" w:afterAutospacing="1"/>
+              <w:rPr>
+                <w:bCs/>
+                <w:iCs/>
+              </w:rPr>
+            </w:pPr>
+            <w:r>
+              <w:rPr>
+                <w:bCs/>
+                <w:iCs/>
+              </w:rPr>
+              <w:t>ETRS89 / LAEA Europe</w:t>
+            </w:r>
+          </w:p>
+        </w:tc>
+      </w:tr>
+      <w:tr>
+        <w:tc>
+          <w:tcPr>
+            <w:tcW w:w="3114" w:type="dxa"/>
+            <w:vAlign w:val="center"/>
+          </w:tcPr>
+          <w:p>
+            <w:pPr>
+              <w:spacing w:before="100" w:beforeAutospacing="1" w:after="100" w:afterAutospacing="1"/>
+              <w:rPr>
+                <w:bCs/>
+                <w:iCs/>
+              </w:rPr>
+            </w:pPr>
+            <w:r>
+              <w:rPr>
+                <w:bCs/>
+                <w:iCs/>
+              </w:rPr>
+              <w:t>EPSG code</w:t>
+            </w:r>
+          </w:p>
+        </w:tc>
+        <w:tc>
+          <w:tcPr>
+            <w:tcW w:w="5948" w:type="dxa"/>
+            <w:vAlign w:val="center"/>
+          </w:tcPr>
+          <w:p>
+            <w:pPr>
+              <w:spacing w:before="100" w:beforeAutospacing="1" w:after="100" w:afterAutospacing="1"/>
+              <w:rPr>
+                <w:bCs/>
+                <w:iCs/>
+              </w:rPr>
+            </w:pPr>
+            <w:r>
+              <w:rPr>
+                <w:bCs/>
+                <w:iCs/>
+              </w:rPr>
+              <w:t>3035</w:t>
+            </w:r>
+          </w:p>
+        </w:tc>
+      </w:tr>
+      <w:tr>
+        <w:tc>
+          <w:tcPr>
+            <w:tcW w:w="3114" w:type="dxa"/>
+            <w:vAlign w:val="center"/>
+          </w:tcPr>
+          <w:p>
+            <w:pPr>
+              <w:spacing w:before="100" w:beforeAutospacing="1" w:after="100" w:afterAutospacing="1"/>
+              <w:rPr>
+                <w:bCs/>
+                <w:iCs/>
+              </w:rPr>
+            </w:pPr>
+            <w:r>
+              <w:rPr>
+                <w:bCs/>
+                <w:iCs/>
+              </w:rPr>
+              <w:t>Unit</w:t>
+            </w:r>
+          </w:p>
+        </w:tc>
+        <w:tc>
+          <w:tcPr>
+            <w:tcW w:w="5948" w:type="dxa"/>
+            <w:vAlign w:val="center"/>
+          </w:tcPr>
+          <w:p>
+            <w:pPr>
+              <w:spacing w:before="100" w:beforeAutospacing="1" w:after="100" w:afterAutospacing="1"/>
+              <w:rPr>
+                <w:bCs/>
+                <w:iCs/>
+              </w:rPr>
+            </w:pPr>
+            <w:r>
+              <w:rPr>
+                <w:bCs/>
+                <w:iCs/>
+              </w:rPr>
+              <w:t>meters</w:t>
+            </w:r>
+          </w:p>
+        </w:tc>
+      </w:tr>
+      <w:tr>
+        <w:tc>
+          <w:tcPr>
+            <w:tcW w:w="3114" w:type="dxa"/>
+            <w:vAlign w:val="center"/>
+          </w:tcPr>
+          <w:p>
+            <w:pPr>
+              <w:spacing w:before="100" w:beforeAutospacing="1" w:after="100" w:afterAutospacing="1"/>
+              <w:rPr>
+                <w:bCs/>
+                <w:iCs/>
+              </w:rPr>
+            </w:pPr>
+            <w:r>
+              <w:rPr>
+                <w:bCs/>
+                <w:iCs/>
+              </w:rPr>
+              <w:t xml:space="preserve">Spatial </w:t>
+            </w:r>
+            <w:r>
+              <w:rPr>
+                <w:bCs/>
+                <w:iCs/>
+              </w:rPr>
+              <w:t>compa</w:t>
+            </w:r>
+            <w:r>
+              <w:rPr>
+                <w:bCs/>
+                <w:iCs/>
+              </w:rPr>
+              <w:t>ti</w:t>
+            </w:r>
+            <w:r>
+              <w:rPr>
+                <w:bCs/>
+                <w:iCs/>
+              </w:rPr>
+              <w:t>bility</w:t>
+            </w:r>
+          </w:p>
+        </w:tc>
+        <w:tc>
+          <w:tcPr>
+            <w:tcW w:w="5948" w:type="dxa"/>
+            <w:vAlign w:val="center"/>
+          </w:tcPr>
+          <w:p>
+            <w:pPr>
+              <w:spacing w:before="100" w:beforeAutospacing="1" w:after="100" w:afterAutospacing="1"/>
+              <w:rPr>
+                <w:bCs/>
+                <w:iCs/>
+              </w:rPr>
+            </w:pPr>
+            <w:r>
+              <w:t>INSPIRE 1 km² grid centroids with associated administrative municipality identifiers (AGS)</w:t>
+            </w:r>
+          </w:p>
+        </w:tc>
+      </w:tr>
+      <w:tr>
+        <w:tc>
+          <w:tcPr>
+            <w:tcW w:w="3114" w:type="dxa"/>
+            <w:vAlign w:val="center"/>
+          </w:tcPr>
+          <w:p>
+            <w:pPr>
+              <w:spacing w:before="100" w:beforeAutospacing="1" w:after="100" w:afterAutospacing="1"/>
+              <w:rPr>
+                <w:bCs/>
+                <w:iCs/>
+              </w:rPr>
+            </w:pPr>
+            <w:r>
+              <w:rPr>
+                <w:bCs/>
+                <w:iCs/>
+              </w:rPr>
+              <w:t>Geometry derivation</w:t>
+            </w:r>
+          </w:p>
+        </w:tc>
+        <w:tc>
+          <w:tcPr>
+            <w:tcW w:w="5948" w:type="dxa"/>
+            <w:vAlign w:val="center"/>
+          </w:tcPr>
+          <w:p>
+            <w:pPr>
+              <w:spacing w:before="100" w:beforeAutospacing="1" w:after="100" w:afterAutospacing="1"/>
+              <w:rPr>
+                <w:bCs/>
+                <w:iCs/>
+              </w:rPr>
+            </w:pPr>
+            <w:r>
+              <w:rPr>
+                <w:bCs/>
+                <w:iCs/>
+              </w:rPr>
+              <w:t xml:space="preserve">Extraction of grid centroids and synthetic reconstruction via </w:t>
+            </w:r>
+            <w:proofErr w:type="spellStart"/>
+            <w:r>
+              <w:rPr>
+                <w:bCs/>
+                <w:iCs/>
+              </w:rPr>
+              <w:t>geosynth</w:t>
+            </w:r>
+            <w:proofErr w:type="spellEnd"/>
+            <w:r>
+              <w:rPr>
+                <w:bCs/>
+                <w:iCs/>
+              </w:rPr>
+              <w:t xml:space="preserve"> R package</w:t>
+            </w:r>
+          </w:p>
+        </w:tc>
+      </w:tr>
+      <w:tr>
+        <w:tc>
+          <w:tcPr>
+            <w:tcW w:w="3114" w:type="dxa"/>
+            <w:vAlign w:val="center"/>
+          </w:tcPr>
+          <w:p>
+            <w:pPr>
+              <w:spacing w:before="100" w:beforeAutospacing="1" w:after="100" w:afterAutospacing="1"/>
+              <w:rPr>
+                <w:bCs/>
+                <w:iCs/>
+              </w:rPr>
+            </w:pPr>
+            <w:r>
+              <w:rPr>
+                <w:bCs/>
+                <w:iCs/>
+              </w:rPr>
+              <w:t>Temporal structure</w:t>
+            </w:r>
+          </w:p>
+        </w:tc>
+        <w:tc>
+          <w:tcPr>
+            <w:tcW w:w="5948" w:type="dxa"/>
+            <w:vAlign w:val="center"/>
+          </w:tcPr>
+          <w:p>
+            <w:pPr>
+              <w:spacing w:before="100" w:beforeAutospacing="1" w:after="100" w:afterAutospacing="1"/>
+              <w:rPr>
+                <w:bCs/>
+                <w:iCs/>
+              </w:rPr>
+            </w:pPr>
+            <w:r>
+              <w:rPr>
+                <w:bCs/>
+                <w:iCs/>
+              </w:rPr>
+              <w:t>Static (single date applied to all observations)</w:t>
+            </w:r>
+          </w:p>
+        </w:tc>
+      </w:tr>
+      <w:tr>
+        <w:tc>
+          <w:tcPr>
+            <w:tcW w:w="3114" w:type="dxa"/>
+            <w:vAlign w:val="center"/>
+          </w:tcPr>
+          <w:p>
+            <w:pPr>
+              <w:spacing w:before="100" w:beforeAutospacing="1" w:after="100" w:afterAutospacing="1"/>
+              <w:rPr>
+                <w:bCs/>
+                <w:iCs/>
+              </w:rPr>
+            </w:pPr>
+            <w:r>
+              <w:rPr>
+                <w:bCs/>
+                <w:iCs/>
+              </w:rPr>
+              <w:t xml:space="preserve">Data </w:t>
+            </w:r>
+            <w:r>
+              <w:rPr>
+                <w:bCs/>
+                <w:iCs/>
+              </w:rPr>
+              <w:t>interpretation</w:t>
+            </w:r>
+          </w:p>
+        </w:tc>
+        <w:tc>
+          <w:tcPr>
+            <w:tcW w:w="5948" w:type="dxa"/>
+            <w:vAlign w:val="center"/>
+          </w:tcPr>
+          <w:p>
+            <w:pPr>
+              <w:spacing w:before="100" w:beforeAutospacing="1" w:after="100" w:afterAutospacing="1"/>
+              <w:rPr>
+                <w:bCs/>
+                <w:iCs/>
+              </w:rPr>
+            </w:pPr>
+            <w:r>
+              <w:rPr>
+                <w:bCs/>
+                <w:iCs/>
+              </w:rPr>
+              <w:t>Fully synthetic; no direct geolocation of respondents</w:t>
+            </w:r>
+          </w:p>
+        </w:tc>
+      </w:tr>
+    </w:tbl>
+    <w:p>
+      <w:pPr>
         <w:jc w:val="both"/>
         <w:rPr>
-          <w:b/>
-          <w:bCs/>
-          <w:iCs/>
+          <w:lang w:val="en-US"/>
         </w:rPr>
       </w:pPr>
     </w:p>
@@ -2832,7 +5009,7 @@
           <w:i/>
           <w:iCs/>
         </w:rPr>
-        <w:t>extract_inspire_coordinates.R</w:t>
+        <w:t>create_gp_synth.R</w:t>
       </w:r>
       <w:proofErr w:type="spellEnd"/>
     </w:p>
@@ -2870,15 +5047,7 @@
           <w:i/>
           <w:iCs/>
         </w:rPr>
-        <w:t>gesis_panel_linking</w:t>
-      </w:r>
-      <w:r>
-        <w:rPr>
-          <w:bCs/>
-          <w:i/>
-          <w:iCs/>
-        </w:rPr>
-        <w:t>.R</w:t>
+        <w:t>gesis_panel_linking.R</w:t>
       </w:r>
       <w:proofErr w:type="spellEnd"/>
     </w:p>
@@ -2916,15 +5085,25 @@
           <w:i/>
           <w:iCs/>
         </w:rPr>
-        <w:t>gxc_link_dwd</w:t>
-      </w:r>
-      <w:r>
-        <w:rPr>
-          <w:bCs/>
-          <w:i/>
-          <w:iCs/>
-        </w:rPr>
-        <w:t>.R</w:t>
+        <w:t>geosynth</w:t>
+      </w:r>
+      <w:proofErr w:type="spellEnd"/>
+      <w:r>
+        <w:rPr>
+          <w:bCs/>
+          <w:i/>
+          <w:iCs/>
+        </w:rPr>
+        <w:t>/</w:t>
+      </w:r>
+      <w:proofErr w:type="spellStart"/>
+      <w:r>
+        <w:rPr>
+          <w:bCs/>
+          <w:i/>
+          <w:iCs/>
+        </w:rPr>
+        <w:t>create_sample_frame.R</w:t>
       </w:r>
       <w:proofErr w:type="spellEnd"/>
     </w:p>
@@ -2955,6 +5134,14 @@
         </w:rPr>
         <w:t>scripts/</w:t>
       </w:r>
+      <w:r>
+        <w:rPr>
+          <w:bCs/>
+          <w:i/>
+          <w:iCs/>
+        </w:rPr>
+        <w:t xml:space="preserve"> </w:t>
+      </w:r>
       <w:proofErr w:type="spellStart"/>
       <w:r>
         <w:rPr>
@@ -2962,23 +5149,25 @@
           <w:i/>
           <w:iCs/>
         </w:rPr>
-        <w:t>link_dwd</w:t>
-      </w:r>
-      <w:r>
-        <w:rPr>
-          <w:bCs/>
-          <w:i/>
-          <w:iCs/>
-        </w:rPr>
-        <w:t>_modules</w:t>
-      </w:r>
-      <w:r>
-        <w:rPr>
-          <w:bCs/>
-          <w:i/>
-          <w:iCs/>
-        </w:rPr>
-        <w:t>.R</w:t>
+        <w:t>geosynth</w:t>
+      </w:r>
+      <w:proofErr w:type="spellEnd"/>
+      <w:r>
+        <w:rPr>
+          <w:bCs/>
+          <w:i/>
+          <w:iCs/>
+        </w:rPr>
+        <w:t xml:space="preserve"> /</w:t>
+      </w:r>
+      <w:proofErr w:type="spellStart"/>
+      <w:r>
+        <w:rPr>
+          <w:bCs/>
+          <w:i/>
+          <w:iCs/>
+        </w:rPr>
+        <w:t>draw_sample.R</w:t>
       </w:r>
       <w:proofErr w:type="spellEnd"/>
     </w:p>
@@ -2987,207 +5176,120 @@
         <w:jc w:val="both"/>
         <w:rPr>
           <w:bCs/>
-          <w:iCs/>
-        </w:rPr>
-      </w:pPr>
+          <w:i/>
+          <w:iCs/>
+        </w:rPr>
+      </w:pPr>
+      <w:proofErr w:type="gramStart"/>
+      <w:r>
+        <w:rPr>
+          <w:bCs/>
+          <w:i/>
+          <w:iCs/>
+        </w:rPr>
+        <w:t>./</w:t>
+      </w:r>
+      <w:proofErr w:type="gramEnd"/>
+      <w:r>
+        <w:rPr>
+          <w:bCs/>
+          <w:i/>
+          <w:iCs/>
+        </w:rPr>
+        <w:t>scripts/</w:t>
+      </w:r>
+      <w:r>
+        <w:rPr>
+          <w:bCs/>
+          <w:i/>
+          <w:iCs/>
+        </w:rPr>
+        <w:t xml:space="preserve"> </w:t>
+      </w:r>
+      <w:proofErr w:type="spellStart"/>
+      <w:r>
+        <w:rPr>
+          <w:bCs/>
+          <w:i/>
+          <w:iCs/>
+        </w:rPr>
+        <w:t>geosynth</w:t>
+      </w:r>
+      <w:proofErr w:type="spellEnd"/>
+      <w:r>
+        <w:rPr>
+          <w:bCs/>
+          <w:i/>
+          <w:iCs/>
+        </w:rPr>
+        <w:t xml:space="preserve"> /</w:t>
+      </w:r>
+      <w:proofErr w:type="spellStart"/>
+      <w:r>
+        <w:rPr>
+          <w:bCs/>
+          <w:i/>
+          <w:iCs/>
+        </w:rPr>
+        <w:t>shuffle_min_distance.R</w:t>
+      </w:r>
+      <w:proofErr w:type="spellEnd"/>
     </w:p>
     <w:p>
       <w:pPr>
         <w:jc w:val="both"/>
         <w:rPr>
           <w:bCs/>
-          <w:iCs/>
-        </w:rPr>
-      </w:pPr>
-      <w:r>
-        <w:rPr>
-          <w:bCs/>
-          <w:iCs/>
-        </w:rPr>
-        <w:lastRenderedPageBreak/>
-        <w:t>W</w:t>
-      </w:r>
-      <w:r>
-        <w:rPr>
-          <w:bCs/>
-          <w:iCs/>
-        </w:rPr>
-        <w:t>e have developed linking workflows to the georeferenced survey programs German</w:t>
-      </w:r>
-      <w:r>
-        <w:rPr>
-          <w:bCs/>
-          <w:iCs/>
-        </w:rPr>
-        <w:t xml:space="preserve"> </w:t>
-      </w:r>
-      <w:r>
-        <w:rPr>
-          <w:bCs/>
-          <w:iCs/>
-        </w:rPr>
-        <w:t>Longitudinal Election Study (GLES) Panel (GLES, 2023) and GESIS Panel (GESIS, 2024)</w:t>
-      </w:r>
-      <w:r>
-        <w:rPr>
-          <w:bCs/>
-          <w:iCs/>
-        </w:rPr>
-        <w:t xml:space="preserve"> </w:t>
-      </w:r>
-      <w:r>
-        <w:rPr>
-          <w:bCs/>
-          <w:iCs/>
-        </w:rPr>
-        <w:t>based on synthetic datasets derived from these products. These survey programs, hosted by</w:t>
-      </w:r>
-      <w:r>
-        <w:rPr>
-          <w:bCs/>
-          <w:iCs/>
-        </w:rPr>
-        <w:t xml:space="preserve"> </w:t>
-      </w:r>
-      <w:r>
-        <w:rPr>
-          <w:bCs/>
-          <w:iCs/>
-        </w:rPr>
-        <w:t>the “GESIS - Leibniz Institute for the Social Sciences” in Germany, offer access to crucial</w:t>
-      </w:r>
-      <w:r>
-        <w:rPr>
-          <w:bCs/>
-          <w:iCs/>
-        </w:rPr>
-        <w:t xml:space="preserve"> </w:t>
-      </w:r>
-      <w:r>
-        <w:rPr>
-          <w:bCs/>
-          <w:iCs/>
-        </w:rPr>
-        <w:t xml:space="preserve">items on environmental and climate attitudes and </w:t>
+          <w:i/>
+          <w:iCs/>
+        </w:rPr>
+      </w:pPr>
+      <w:proofErr w:type="gramStart"/>
+      <w:r>
+        <w:rPr>
+          <w:bCs/>
+          <w:i/>
+          <w:iCs/>
+        </w:rPr>
+        <w:t>./</w:t>
+      </w:r>
+      <w:proofErr w:type="gramEnd"/>
+      <w:r>
+        <w:rPr>
+          <w:bCs/>
+          <w:i/>
+          <w:iCs/>
+        </w:rPr>
+        <w:t>scripts/</w:t>
       </w:r>
       <w:proofErr w:type="spellStart"/>
       <w:r>
         <w:rPr>
           <w:bCs/>
-          <w:iCs/>
-        </w:rPr>
-        <w:t>behavior</w:t>
+          <w:i/>
+          <w:iCs/>
+        </w:rPr>
+        <w:t>gxc_link_dwd</w:t>
       </w:r>
       <w:proofErr w:type="spellEnd"/>
       <w:r>
         <w:rPr>
           <w:bCs/>
-          <w:iCs/>
-        </w:rPr>
-        <w:t>, political and institutional trust,</w:t>
-      </w:r>
-      <w:r>
-        <w:rPr>
-          <w:bCs/>
-          <w:iCs/>
-        </w:rPr>
-        <w:t xml:space="preserve"> </w:t>
-      </w:r>
-      <w:r>
-        <w:rPr>
-          <w:bCs/>
-          <w:iCs/>
-        </w:rPr>
-        <w:t xml:space="preserve">policy preferences, and voting </w:t>
+          <w:i/>
+          <w:iCs/>
+        </w:rPr>
+        <w:t>/</w:t>
       </w:r>
       <w:proofErr w:type="spellStart"/>
       <w:r>
         <w:rPr>
           <w:bCs/>
-          <w:iCs/>
-        </w:rPr>
-        <w:t>behavior</w:t>
+          <w:i/>
+          <w:iCs/>
+        </w:rPr>
+        <w:t>gxc_link_dwd.R</w:t>
       </w:r>
       <w:proofErr w:type="spellEnd"/>
-      <w:r>
-        <w:rPr>
-          <w:bCs/>
-          <w:iCs/>
-        </w:rPr>
-        <w:t>. These panel programs have a fine-grained spatial</w:t>
-      </w:r>
-      <w:r>
-        <w:rPr>
-          <w:bCs/>
-          <w:iCs/>
-        </w:rPr>
-        <w:t xml:space="preserve"> </w:t>
-      </w:r>
-      <w:r>
-        <w:rPr>
-          <w:bCs/>
-          <w:iCs/>
-        </w:rPr>
-        <w:t>and temporal resolution. Given that georeferenced survey data are highly sensitive, the data can only be accessed via GESIS’ secure data facilities. Our workflows for linking the policy database to these survey programs offer users easy and flexible data integration options</w:t>
-      </w:r>
-      <w:r>
-        <w:rPr>
-          <w:bCs/>
-          <w:iCs/>
-        </w:rPr>
-        <w:t xml:space="preserve"> </w:t>
-      </w:r>
-      <w:r>
-        <w:rPr>
-          <w:bCs/>
-          <w:iCs/>
-        </w:rPr>
-        <w:t xml:space="preserve">that facilitate otherwise complex and burdensome data preparation </w:t>
-      </w:r>
-      <w:proofErr w:type="spellStart"/>
-      <w:r>
-        <w:rPr>
-          <w:bCs/>
-          <w:iCs/>
-        </w:rPr>
-        <w:t>endeavors</w:t>
-      </w:r>
-      <w:proofErr w:type="spellEnd"/>
-      <w:r>
-        <w:rPr>
-          <w:bCs/>
-          <w:iCs/>
-        </w:rPr>
-        <w:t xml:space="preserve"> preceding the</w:t>
-      </w:r>
-      <w:r>
-        <w:rPr>
-          <w:bCs/>
-          <w:iCs/>
-        </w:rPr>
-        <w:t xml:space="preserve"> </w:t>
-      </w:r>
-      <w:r>
-        <w:rPr>
-          <w:bCs/>
-          <w:iCs/>
-        </w:rPr>
-        <w:t>analysis of sensitive data. The dataset contains a set of synthetic datasets which simulate</w:t>
-      </w:r>
-      <w:r>
-        <w:rPr>
-          <w:bCs/>
-          <w:iCs/>
-        </w:rPr>
-        <w:t xml:space="preserve"> </w:t>
-      </w:r>
-      <w:r>
-        <w:rPr>
-          <w:bCs/>
-          <w:iCs/>
-        </w:rPr>
-        <w:t>the georeferenced survey data without revealing sensitive information.</w:t>
-      </w:r>
     </w:p>
     <w:p>
       <w:pPr>
@@ -3197,26 +5299,80 @@
           <w:iCs/>
         </w:rPr>
       </w:pPr>
-      <w:r>
-        <w:rPr>
-          <w:bCs/>
-          <w:iCs/>
-        </w:rPr>
-        <w:t>All derived attributes of linking should nearly mirror the distribution, like</w:t>
-      </w:r>
-      <w:r>
-        <w:rPr>
-          <w:bCs/>
+      <w:proofErr w:type="gramStart"/>
+      <w:r>
+        <w:rPr>
+          <w:bCs/>
+          <w:i/>
+          <w:iCs/>
+        </w:rPr>
+        <w:t>./</w:t>
+      </w:r>
+      <w:proofErr w:type="gramEnd"/>
+      <w:r>
+        <w:rPr>
+          <w:bCs/>
+          <w:i/>
+          <w:iCs/>
+        </w:rPr>
+        <w:t>scripts/</w:t>
+      </w:r>
+      <w:r>
+        <w:rPr>
+          <w:bCs/>
+          <w:i/>
           <w:iCs/>
         </w:rPr>
         <w:t xml:space="preserve"> </w:t>
       </w:r>
-      <w:r>
-        <w:rPr>
-          <w:bCs/>
-          <w:iCs/>
-        </w:rPr>
-        <w:t>conducting the linking with the original data. To reproduce the linking workflow presented</w:t>
+      <w:proofErr w:type="spellStart"/>
+      <w:r>
+        <w:rPr>
+          <w:bCs/>
+          <w:i/>
+          <w:iCs/>
+        </w:rPr>
+        <w:t>gxc_link_dwd</w:t>
+      </w:r>
+      <w:proofErr w:type="spellEnd"/>
+      <w:r>
+        <w:rPr>
+          <w:bCs/>
+          <w:i/>
+          <w:iCs/>
+        </w:rPr>
+        <w:t xml:space="preserve"> /</w:t>
+      </w:r>
+      <w:proofErr w:type="spellStart"/>
+      <w:r>
+        <w:rPr>
+          <w:bCs/>
+          <w:i/>
+          <w:iCs/>
+        </w:rPr>
+        <w:t>link_dwd_modules.R</w:t>
+      </w:r>
+      <w:r>
+        <w:rPr>
+          <w:bCs/>
+          <w:iCs/>
+        </w:rPr>
+        <w:t>W</w:t>
+      </w:r>
+      <w:r>
+        <w:rPr>
+          <w:bCs/>
+          <w:iCs/>
+        </w:rPr>
+        <w:t>e</w:t>
+      </w:r>
+      <w:proofErr w:type="spellEnd"/>
+      <w:r>
+        <w:rPr>
+          <w:bCs/>
+          <w:iCs/>
+        </w:rPr>
+        <w:t xml:space="preserve"> have developed linking workflows to the georeferenced survey programs German</w:t>
       </w:r>
       <w:r>
         <w:rPr>
@@ -3230,7 +5386,7 @@
           <w:bCs/>
           <w:iCs/>
         </w:rPr>
-        <w:t>in this paper, we provide a synthetic dataset of the GESIS Panel geocoordinates comprising</w:t>
+        <w:t>Longitudinal Election Study (GLES) Panel (GLES, 2023) and GESIS Panel (GESIS, 2024)</w:t>
       </w:r>
       <w:r>
         <w:rPr>
@@ -3244,7 +5400,70 @@
           <w:bCs/>
           <w:iCs/>
         </w:rPr>
-        <w:t xml:space="preserve">1 </w:t>
+        <w:t>based on synthetic datasets derived from these products. These survey programs, hosted by</w:t>
+      </w:r>
+      <w:r>
+        <w:rPr>
+          <w:bCs/>
+          <w:iCs/>
+        </w:rPr>
+        <w:t xml:space="preserve"> </w:t>
+      </w:r>
+      <w:r>
+        <w:rPr>
+          <w:bCs/>
+          <w:iCs/>
+        </w:rPr>
+        <w:t xml:space="preserve">the </w:t>
+      </w:r>
+      <w:r>
+        <w:rPr>
+          <w:bCs/>
+          <w:iCs/>
+        </w:rPr>
+        <w:t>"</w:t>
+      </w:r>
+      <w:r>
+        <w:rPr>
+          <w:bCs/>
+          <w:iCs/>
+        </w:rPr>
+        <w:t>GESIS - Leibniz Institute for the Social Sciences</w:t>
+      </w:r>
+      <w:r>
+        <w:rPr>
+          <w:bCs/>
+          <w:iCs/>
+        </w:rPr>
+        <w:t>"</w:t>
+      </w:r>
+      <w:r>
+        <w:rPr>
+          <w:bCs/>
+          <w:iCs/>
+        </w:rPr>
+        <w:t xml:space="preserve"> </w:t>
+      </w:r>
+      <w:r>
+        <w:rPr>
+          <w:bCs/>
+          <w:iCs/>
+        </w:rPr>
+        <w:t>in Germany, offer access to crucial</w:t>
+      </w:r>
+      <w:r>
+        <w:rPr>
+          <w:bCs/>
+          <w:iCs/>
+        </w:rPr>
+        <w:t xml:space="preserve"> </w:t>
+      </w:r>
+      <w:r>
+        <w:rPr>
+          <w:bCs/>
+          <w:iCs/>
+        </w:rPr>
+        <w:t xml:space="preserve">items on environmental and climate attitudes and </w:t>
       </w:r>
       <w:proofErr w:type="spellStart"/>
       <w:r>
@@ -3252,7 +5471,7 @@
           <w:bCs/>
           <w:iCs/>
         </w:rPr>
-        <w:t>sq</w:t>
+        <w:t>behavior</w:t>
       </w:r>
       <w:proofErr w:type="spellEnd"/>
       <w:r>
@@ -3260,7 +5479,7 @@
           <w:bCs/>
           <w:iCs/>
         </w:rPr>
-        <w:t xml:space="preserve"> km grid centroids.</w:t>
+        <w:t>, political and institutional trust,</w:t>
       </w:r>
       <w:r>
         <w:rPr>
@@ -3274,7 +5493,23 @@
           <w:bCs/>
           <w:iCs/>
         </w:rPr>
-        <w:t>We synthesized the original data in 4 steps: 1.) We segmented the dataset by the 16</w:t>
+        <w:t xml:space="preserve">policy preferences, and voting </w:t>
+      </w:r>
+      <w:proofErr w:type="spellStart"/>
+      <w:r>
+        <w:rPr>
+          <w:bCs/>
+          <w:iCs/>
+        </w:rPr>
+        <w:t>behavior</w:t>
+      </w:r>
+      <w:proofErr w:type="spellEnd"/>
+      <w:r>
+        <w:rPr>
+          <w:bCs/>
+          <w:iCs/>
+        </w:rPr>
+        <w:t>. These panel programs have a fine-grained spatial</w:t>
       </w:r>
       <w:r>
         <w:rPr>
@@ -3288,7 +5523,42 @@
           <w:bCs/>
           <w:iCs/>
         </w:rPr>
-        <w:t>German federal states and identified how many municipality types according to the regional statistical spatial typology (</w:t>
+        <w:t xml:space="preserve">and temporal resolution. Given that georeferenced survey data are highly sensitive, the data can only be accessed via </w:t>
+      </w:r>
+      <w:r>
+        <w:rPr>
+          <w:bCs/>
+          <w:iCs/>
+        </w:rPr>
+        <w:t>GESIS</w:t>
+      </w:r>
+      <w:r>
+        <w:rPr>
+          <w:bCs/>
+          <w:iCs/>
+        </w:rPr>
+        <w:t>'</w:t>
+      </w:r>
+      <w:r>
+        <w:rPr>
+          <w:bCs/>
+          <w:iCs/>
+        </w:rPr>
+        <w:t xml:space="preserve"> </w:t>
+      </w:r>
+      <w:r>
+        <w:rPr>
+          <w:bCs/>
+          <w:iCs/>
+        </w:rPr>
+        <w:t>secure data facilities. Our workflows for linking the policy database to these survey programs offer users easy</w:t>
+      </w:r>
+      <w:r>
+        <w:rPr>
+          <w:bCs/>
+          <w:iCs/>
+        </w:rPr>
+        <w:t xml:space="preserve">, flexible data integration options that facilitate otherwise complex and burdensome data preparation before </w:t>
       </w:r>
       <w:proofErr w:type="spellStart"/>
       <w:r>
@@ -3296,7 +5566,7 @@
           <w:bCs/>
           <w:iCs/>
         </w:rPr>
-        <w:t>RegioStaR</w:t>
+        <w:t>analyzing</w:t>
       </w:r>
       <w:proofErr w:type="spellEnd"/>
       <w:r>
@@ -3304,123 +5574,21 @@
           <w:bCs/>
           <w:iCs/>
         </w:rPr>
-        <w:t xml:space="preserve">) are in each state; 2.) We counted how many respondents </w:t>
-      </w:r>
-      <w:proofErr w:type="gramStart"/>
-      <w:r>
-        <w:rPr>
-          <w:bCs/>
-          <w:iCs/>
-        </w:rPr>
-        <w:t>are located in</w:t>
-      </w:r>
-      <w:proofErr w:type="gramEnd"/>
-      <w:r>
-        <w:rPr>
-          <w:bCs/>
-          <w:iCs/>
-        </w:rPr>
-        <w:t xml:space="preserve"> each of these typologies; 3.) We created a sampling frame of potential</w:t>
-      </w:r>
-      <w:r>
-        <w:rPr>
-          <w:bCs/>
-          <w:iCs/>
-        </w:rPr>
-        <w:t xml:space="preserve"> </w:t>
-      </w:r>
-      <w:r>
-        <w:rPr>
-          <w:bCs/>
-          <w:iCs/>
-        </w:rPr>
-        <w:t xml:space="preserve">municipalities from which we can draw a sample; 4.) We sampled as many 1 </w:t>
-      </w:r>
-      <w:proofErr w:type="spellStart"/>
-      <w:r>
-        <w:rPr>
-          <w:bCs/>
-          <w:iCs/>
-        </w:rPr>
-        <w:t>sqkm</w:t>
-      </w:r>
-      <w:proofErr w:type="spellEnd"/>
-      <w:r>
-        <w:rPr>
-          <w:bCs/>
-          <w:iCs/>
-        </w:rPr>
-        <w:t xml:space="preserve"> grid centroids as in the original data based on their population density. Several additional measures</w:t>
-      </w:r>
-      <w:r>
-        <w:rPr>
-          <w:bCs/>
-          <w:iCs/>
-        </w:rPr>
-        <w:t xml:space="preserve"> </w:t>
-      </w:r>
-      <w:r>
-        <w:rPr>
-          <w:bCs/>
-          <w:iCs/>
-        </w:rPr>
-        <w:t>were taken to ensure the anonymity of the original survey respondents, such as re-using only</w:t>
-      </w:r>
-      <w:r>
-        <w:rPr>
-          <w:bCs/>
-          <w:iCs/>
-        </w:rPr>
-        <w:t xml:space="preserve"> </w:t>
-      </w:r>
-      <w:r>
-        <w:rPr>
-          <w:bCs/>
-          <w:iCs/>
-        </w:rPr>
-        <w:t>municipalities of the original data with at least 100,000 inhabitants, making sure that at</w:t>
-      </w:r>
-      <w:r>
-        <w:rPr>
-          <w:bCs/>
-          <w:iCs/>
-        </w:rPr>
-        <w:t xml:space="preserve"> </w:t>
-      </w:r>
-      <w:r>
-        <w:rPr>
-          <w:bCs/>
-          <w:iCs/>
-        </w:rPr>
-        <w:t>least 10 municipalities can be drawn from each spatial typology, and row-wise shuffling of</w:t>
-      </w:r>
-      <w:r>
-        <w:rPr>
-          <w:bCs/>
-          <w:iCs/>
-        </w:rPr>
-        <w:t xml:space="preserve"> </w:t>
-      </w:r>
-      <w:r>
-        <w:rPr>
-          <w:bCs/>
-          <w:iCs/>
-        </w:rPr>
-        <w:t>all geocoordinates. We also deleted cases whose geographic distance between the synthetic</w:t>
-      </w:r>
-      <w:r>
-        <w:rPr>
-          <w:bCs/>
-          <w:iCs/>
-        </w:rPr>
-        <w:t xml:space="preserve"> </w:t>
-      </w:r>
-      <w:r>
-        <w:rPr>
-          <w:bCs/>
-          <w:iCs/>
-        </w:rPr>
-        <w:t>and original data is less than 10 km.</w:t>
+        <w:t xml:space="preserve"> sensitive data. The dataset contains </w:t>
+      </w:r>
+      <w:r>
+        <w:rPr>
+          <w:bCs/>
+          <w:iCs/>
+        </w:rPr>
+        <w:t>synthetic datasets that simulat</w:t>
+      </w:r>
+      <w:r>
+        <w:rPr>
+          <w:bCs/>
+          <w:iCs/>
+        </w:rPr>
+        <w:t>e georeferenced survey data without revealing sensitive information.</w:t>
       </w:r>
     </w:p>
     <w:p>
@@ -3436,7 +5604,270 @@
           <w:bCs/>
           <w:iCs/>
         </w:rPr>
-        <w:t xml:space="preserve">The generation of the synthetic data has been implemented with the </w:t>
+        <w:t>All derived attributes of linking should nearly mirror the distribution, like</w:t>
+      </w:r>
+      <w:r>
+        <w:rPr>
+          <w:bCs/>
+          <w:iCs/>
+        </w:rPr>
+        <w:t xml:space="preserve"> </w:t>
+      </w:r>
+      <w:r>
+        <w:rPr>
+          <w:bCs/>
+          <w:iCs/>
+        </w:rPr>
+        <w:t>conducting the linking with the original data. To reproduce the linking workflow presented</w:t>
+      </w:r>
+      <w:r>
+        <w:rPr>
+          <w:bCs/>
+          <w:iCs/>
+        </w:rPr>
+        <w:t xml:space="preserve"> </w:t>
+      </w:r>
+      <w:r>
+        <w:rPr>
+          <w:bCs/>
+          <w:iCs/>
+        </w:rPr>
+        <w:t>in this paper, we provide a synthetic dataset of the GESIS Panel geocoordinates comprising</w:t>
+      </w:r>
+      <w:r>
+        <w:rPr>
+          <w:bCs/>
+          <w:iCs/>
+        </w:rPr>
+        <w:t xml:space="preserve"> </w:t>
+      </w:r>
+      <w:r>
+        <w:rPr>
+          <w:bCs/>
+          <w:iCs/>
+        </w:rPr>
+        <w:t xml:space="preserve">1 </w:t>
+      </w:r>
+      <w:proofErr w:type="spellStart"/>
+      <w:r>
+        <w:rPr>
+          <w:bCs/>
+          <w:iCs/>
+        </w:rPr>
+        <w:t>sq</w:t>
+      </w:r>
+      <w:proofErr w:type="spellEnd"/>
+      <w:r>
+        <w:rPr>
+          <w:bCs/>
+          <w:iCs/>
+        </w:rPr>
+        <w:t xml:space="preserve"> km grid centroids.</w:t>
+      </w:r>
+      <w:r>
+        <w:rPr>
+          <w:bCs/>
+          <w:iCs/>
+        </w:rPr>
+        <w:t xml:space="preserve"> </w:t>
+      </w:r>
+      <w:r>
+        <w:rPr>
+          <w:bCs/>
+          <w:iCs/>
+        </w:rPr>
+        <w:t>We synthesized the original data in 4 steps: 1.) We segmented the dataset by the 16</w:t>
+      </w:r>
+      <w:r>
+        <w:rPr>
+          <w:bCs/>
+          <w:iCs/>
+        </w:rPr>
+        <w:t xml:space="preserve"> </w:t>
+      </w:r>
+      <w:r>
+        <w:rPr>
+          <w:bCs/>
+          <w:iCs/>
+        </w:rPr>
+        <w:t xml:space="preserve">German federal </w:t>
+      </w:r>
+      <w:r>
+        <w:rPr>
+          <w:bCs/>
+          <w:iCs/>
+        </w:rPr>
+        <w:lastRenderedPageBreak/>
+        <w:t>states and identified how many municipality types according to the regional statistical spatial typology (</w:t>
+      </w:r>
+      <w:proofErr w:type="spellStart"/>
+      <w:r>
+        <w:rPr>
+          <w:bCs/>
+          <w:iCs/>
+        </w:rPr>
+        <w:t>RegioStaR</w:t>
+      </w:r>
+      <w:proofErr w:type="spellEnd"/>
+      <w:r>
+        <w:rPr>
+          <w:bCs/>
+          <w:iCs/>
+        </w:rPr>
+        <w:t xml:space="preserve">) are in each state; 2.) We counted how many respondents </w:t>
+      </w:r>
+      <w:proofErr w:type="gramStart"/>
+      <w:r>
+        <w:rPr>
+          <w:bCs/>
+          <w:iCs/>
+        </w:rPr>
+        <w:t>are located in</w:t>
+      </w:r>
+      <w:proofErr w:type="gramEnd"/>
+      <w:r>
+        <w:rPr>
+          <w:bCs/>
+          <w:iCs/>
+        </w:rPr>
+        <w:t xml:space="preserve"> each of these typologies; 3.) We created a sampling frame of potential</w:t>
+      </w:r>
+      <w:r>
+        <w:rPr>
+          <w:bCs/>
+          <w:iCs/>
+        </w:rPr>
+        <w:t xml:space="preserve"> </w:t>
+      </w:r>
+      <w:r>
+        <w:rPr>
+          <w:bCs/>
+          <w:iCs/>
+        </w:rPr>
+        <w:t xml:space="preserve">municipalities from which we can draw a sample; 4.) We sampled as many 1 </w:t>
+      </w:r>
+      <w:proofErr w:type="spellStart"/>
+      <w:r>
+        <w:rPr>
+          <w:bCs/>
+          <w:iCs/>
+        </w:rPr>
+        <w:t>sq</w:t>
+      </w:r>
+      <w:proofErr w:type="spellEnd"/>
+      <w:r>
+        <w:rPr>
+          <w:bCs/>
+          <w:iCs/>
+        </w:rPr>
+        <w:t xml:space="preserve"> </w:t>
+      </w:r>
+      <w:r>
+        <w:rPr>
+          <w:bCs/>
+          <w:iCs/>
+        </w:rPr>
+        <w:t>km grid centroids as in the original data based on their population density. Several additional measures</w:t>
+      </w:r>
+      <w:r>
+        <w:rPr>
+          <w:bCs/>
+          <w:iCs/>
+        </w:rPr>
+        <w:t xml:space="preserve"> </w:t>
+      </w:r>
+      <w:r>
+        <w:rPr>
+          <w:bCs/>
+          <w:iCs/>
+        </w:rPr>
+        <w:t>were taken to ensure the anonymity of the original survey respondents, such as re-using only</w:t>
+      </w:r>
+      <w:r>
+        <w:rPr>
+          <w:bCs/>
+          <w:iCs/>
+        </w:rPr>
+        <w:t xml:space="preserve"> </w:t>
+      </w:r>
+      <w:r>
+        <w:rPr>
+          <w:bCs/>
+          <w:iCs/>
+        </w:rPr>
+        <w:t>municipalities of the original data with at least 100,000 inhabitants, making sure that at</w:t>
+      </w:r>
+      <w:r>
+        <w:rPr>
+          <w:bCs/>
+          <w:iCs/>
+        </w:rPr>
+        <w:t xml:space="preserve"> </w:t>
+      </w:r>
+      <w:r>
+        <w:rPr>
+          <w:bCs/>
+          <w:iCs/>
+        </w:rPr>
+        <w:t>least 10 municipalities can be drawn from each spatial typology, and row-wise shuffling of</w:t>
+      </w:r>
+      <w:r>
+        <w:rPr>
+          <w:bCs/>
+          <w:iCs/>
+        </w:rPr>
+        <w:t xml:space="preserve"> </w:t>
+      </w:r>
+      <w:r>
+        <w:rPr>
+          <w:bCs/>
+          <w:iCs/>
+        </w:rPr>
+        <w:t>all geocoordinates. We also deleted cases whose geographic distance between the synthetic</w:t>
+      </w:r>
+      <w:r>
+        <w:rPr>
+          <w:bCs/>
+          <w:iCs/>
+        </w:rPr>
+        <w:t xml:space="preserve"> </w:t>
+      </w:r>
+      <w:r>
+        <w:rPr>
+          <w:bCs/>
+          <w:iCs/>
+        </w:rPr>
+        <w:t>and original data is less than 10 km.</w:t>
+      </w:r>
+    </w:p>
+    <w:p>
+      <w:pPr>
+        <w:jc w:val="both"/>
+        <w:rPr>
+          <w:bCs/>
+          <w:iCs/>
+        </w:rPr>
+      </w:pPr>
+      <w:r>
+        <w:rPr>
+          <w:bCs/>
+          <w:iCs/>
+        </w:rPr>
+        <w:t xml:space="preserve">The generation of synthetic data has been implemented </w:t>
+      </w:r>
+      <w:r>
+        <w:rPr>
+          <w:bCs/>
+          <w:iCs/>
+        </w:rPr>
+        <w:t xml:space="preserve">using </w:t>
+      </w:r>
+      <w:r>
+        <w:rPr>
+          <w:bCs/>
+          <w:iCs/>
+        </w:rPr>
+        <w:t xml:space="preserve">the </w:t>
       </w:r>
       <w:proofErr w:type="spellStart"/>
       <w:r>
@@ -3470,14 +5901,56 @@
           <w:bCs/>
           <w:iCs/>
         </w:rPr>
-        <w:t xml:space="preserve">), which has been programmed for this project. </w:t>
-      </w:r>
-      <w:r>
-        <w:rPr>
-          <w:bCs/>
-          <w:iCs/>
-        </w:rPr>
-        <w:t>This R package provides tools to create synthetic versions of geospatial survey data that mimic the spatial structure of the original dataset without exposing confidential coordinates. It is designed to support spatial linking workflows–such as joining survey data to contextual geographic information–by ensuring the synthetic data produces results that closely resemble the original data. This enables testing, prototyping, and methodological development without accessing restricted location data.</w:t>
+        <w:t xml:space="preserve">), which </w:t>
+      </w:r>
+      <w:r>
+        <w:rPr>
+          <w:bCs/>
+          <w:iCs/>
+        </w:rPr>
+        <w:t xml:space="preserve">was developed </w:t>
+      </w:r>
+      <w:r>
+        <w:rPr>
+          <w:bCs/>
+          <w:iCs/>
+        </w:rPr>
+        <w:t xml:space="preserve">for this project. </w:t>
+      </w:r>
+      <w:r>
+        <w:rPr>
+          <w:bCs/>
+          <w:iCs/>
+        </w:rPr>
+        <w:t xml:space="preserve">This R package provides tools </w:t>
+      </w:r>
+      <w:r>
+        <w:rPr>
+          <w:bCs/>
+          <w:iCs/>
+        </w:rPr>
+        <w:t>for creating synthetic versions of geospatial survey data that mimic the spatial structure of the original dataset while preserving the confidentiality of</w:t>
+      </w:r>
+      <w:r>
+        <w:rPr>
+          <w:bCs/>
+          <w:iCs/>
+        </w:rPr>
+        <w:t xml:space="preserve"> coordinates. It is designed to support spatial linking workflows–such as joining survey data to contextual geographic information–by ensuring the synthetic data produces results that closely resemble the original data. This</w:t>
+      </w:r>
+      <w:r>
+        <w:rPr>
+          <w:bCs/>
+          <w:iCs/>
+        </w:rPr>
+        <w:t xml:space="preserve"> workflow</w:t>
+      </w:r>
+      <w:r>
+        <w:rPr>
+          <w:bCs/>
+          <w:iCs/>
+        </w:rPr>
+        <w:t xml:space="preserve"> enables testing, prototyping, and methodological development without accessing restricted location data.</w:t>
       </w:r>
     </w:p>
     <w:p>
@@ -3538,13 +6011,19 @@
           <w:bCs/>
           <w:iCs/>
         </w:rPr>
-        <w:t xml:space="preserve"> constructs a sample frame based on municipalities and population thresholds while ensuring a minimum number of sampling points; </w:t>
+        <w:t xml:space="preserve"> constructs a sample frame based on municipalities and population thresholds</w:t>
+      </w:r>
+      <w:r>
+        <w:rPr>
+          <w:bCs/>
+          <w:iCs/>
+        </w:rPr>
+        <w:t xml:space="preserve">, ensuring a minimum number of sampling points; </w:t>
       </w:r>
       <w:proofErr w:type="spellStart"/>
       <w:r>
         <w:rPr>
           <w:bCs/>
-          <w:i/>
           <w:iCs/>
         </w:rPr>
         <w:t>geosynth</w:t>
@@ -3553,7 +6032,6 @@
       <w:r>
         <w:rPr>
           <w:bCs/>
-          <w:i/>
           <w:iCs/>
         </w:rPr>
         <w:t>::</w:t>
@@ -3562,7 +6040,6 @@
       <w:r>
         <w:rPr>
           <w:bCs/>
-          <w:i/>
           <w:iCs/>
         </w:rPr>
         <w:t>draw_sample</w:t>
@@ -3571,24 +6048,29 @@
       <w:r>
         <w:rPr>
           <w:bCs/>
-          <w:i/>
-          <w:iCs/>
-        </w:rPr>
-        <w:t>()</w:t>
-      </w:r>
-      <w:r>
-        <w:rPr>
-          <w:bCs/>
-          <w:iCs/>
-        </w:rPr>
-        <w:t xml:space="preserve"> selects a sample of INSPIRE grid cells from a pre-defined sample frame, considering population data for weighting with built-in census data. Additionally, if one has access to the original geocoordinates and not only the municipality information, </w:t>
+          <w:iCs/>
+        </w:rPr>
+        <w:t>() selects a sample of INSPIRE grid cells from a predefined sample frame, weighting them</w:t>
+      </w:r>
+      <w:r>
+        <w:rPr>
+          <w:bCs/>
+          <w:iCs/>
+        </w:rPr>
+        <w:t xml:space="preserve"> with built-in census data. Additionally, if one has access to the original geocoordinates </w:t>
+      </w:r>
+      <w:r>
+        <w:rPr>
+          <w:bCs/>
+          <w:iCs/>
+        </w:rPr>
+        <w:t xml:space="preserve">rather than only the municipality information, </w:t>
       </w:r>
       <w:proofErr w:type="spellStart"/>
       <w:proofErr w:type="gramStart"/>
       <w:r>
         <w:rPr>
           <w:bCs/>
-          <w:i/>
           <w:iCs/>
         </w:rPr>
         <w:t>geosynth</w:t>
@@ -3597,7 +6079,6 @@
       <w:r>
         <w:rPr>
           <w:bCs/>
-          <w:i/>
           <w:iCs/>
         </w:rPr>
         <w:t>::</w:t>
@@ -3607,7 +6088,6 @@
       <w:r>
         <w:rPr>
           <w:bCs/>
-          <w:i/>
           <w:iCs/>
         </w:rPr>
         <w:t>shuffle_min_distance</w:t>
@@ -3616,17 +6096,16 @@
       <w:r>
         <w:rPr>
           <w:bCs/>
-          <w:i/>
-          <w:iCs/>
-        </w:rPr>
-        <w:t>()</w:t>
-      </w:r>
-      <w:r>
-        <w:rPr>
-          <w:bCs/>
-          <w:iCs/>
-        </w:rPr>
-        <w:t xml:space="preserve"> ensures shuffling rows in the synthetic dataset so that each point is at least a pre-defined threshold of x </w:t>
+          <w:iCs/>
+        </w:rPr>
+        <w:t>() ensures that rows in the synthetic dataset are shuffled so that each point is at least a pre</w:t>
+      </w:r>
+      <w:r>
+        <w:rPr>
+          <w:bCs/>
+          <w:iCs/>
+        </w:rPr>
+        <w:t xml:space="preserve">defined threshold of x </w:t>
       </w:r>
       <w:proofErr w:type="spellStart"/>
       <w:r>
@@ -3643,6 +6122,34 @@
           <w:iCs/>
         </w:rPr>
         <w:t xml:space="preserve"> away from its corresponding point in the original dataset.</w:t>
+      </w:r>
+      <w:r>
+        <w:rPr>
+          <w:bCs/>
+          <w:iCs/>
+        </w:rPr>
+        <w:t xml:space="preserve"> In the following, we outline the details of </w:t>
+      </w:r>
+      <w:r>
+        <w:rPr>
+          <w:bCs/>
+          <w:iCs/>
+        </w:rPr>
+        <w:t xml:space="preserve">each </w:t>
+      </w:r>
+      <w:r>
+        <w:rPr>
+          <w:bCs/>
+          <w:iCs/>
+        </w:rPr>
+        <w:t>step</w:t>
+      </w:r>
+      <w:r>
+        <w:rPr>
+          <w:bCs/>
+          <w:iCs/>
+        </w:rPr>
+        <w:t>.</w:t>
       </w:r>
     </w:p>
     <w:p>
@@ -3653,6 +6160,763 @@
           <w:iCs/>
         </w:rPr>
       </w:pPr>
+      <w:r>
+        <w:rPr>
+          <w:b/>
+          <w:iCs/>
+        </w:rPr>
+        <w:t>Step 1</w:t>
+      </w:r>
+      <w:r>
+        <w:rPr>
+          <w:b/>
+          <w:iCs/>
+        </w:rPr>
+        <w:t xml:space="preserve"> -</w:t>
+      </w:r>
+      <w:r>
+        <w:rPr>
+          <w:b/>
+          <w:iCs/>
+        </w:rPr>
+        <w:t xml:space="preserve"> </w:t>
+      </w:r>
+      <w:r>
+        <w:rPr>
+          <w:b/>
+          <w:iCs/>
+        </w:rPr>
+        <w:t>Constructing a sample frame</w:t>
+      </w:r>
+      <w:r>
+        <w:rPr>
+          <w:bCs/>
+          <w:iCs/>
+        </w:rPr>
+        <w:t>:</w:t>
+      </w:r>
+      <w:r>
+        <w:rPr>
+          <w:bCs/>
+          <w:iCs/>
+        </w:rPr>
+        <w:t xml:space="preserve"> </w:t>
+      </w:r>
+      <w:r>
+        <w:rPr>
+          <w:bCs/>
+          <w:iCs/>
+        </w:rPr>
+        <w:t xml:space="preserve">The first step in the synthetic data generation workflow is the construction of a sample frame that defines the set of municipalities eligible for synthetic sampling. This is accomplished by the function </w:t>
+      </w:r>
+      <w:proofErr w:type="spellStart"/>
+      <w:proofErr w:type="gramStart"/>
+      <w:r>
+        <w:rPr>
+          <w:bCs/>
+          <w:iCs/>
+        </w:rPr>
+        <w:t>geosynth</w:t>
+      </w:r>
+      <w:proofErr w:type="spellEnd"/>
+      <w:r>
+        <w:rPr>
+          <w:bCs/>
+          <w:iCs/>
+        </w:rPr>
+        <w:t>::</w:t>
+      </w:r>
+      <w:proofErr w:type="spellStart"/>
+      <w:proofErr w:type="gramEnd"/>
+      <w:r>
+        <w:rPr>
+          <w:bCs/>
+          <w:iCs/>
+        </w:rPr>
+        <w:t>create_sample_frame</w:t>
+      </w:r>
+      <w:proofErr w:type="spellEnd"/>
+      <w:r>
+        <w:rPr>
+          <w:bCs/>
+          <w:iCs/>
+        </w:rPr>
+        <w:t>(), which accepts as its primary input a data frame containing the municipality identifiers</w:t>
+      </w:r>
+      <w:r>
+        <w:rPr>
+          <w:bCs/>
+          <w:iCs/>
+        </w:rPr>
+        <w:t>—</w:t>
+      </w:r>
+      <w:r>
+        <w:rPr>
+          <w:bCs/>
+          <w:iCs/>
+        </w:rPr>
+        <w:t>referred</w:t>
+      </w:r>
+      <w:r>
+        <w:rPr>
+          <w:bCs/>
+          <w:iCs/>
+        </w:rPr>
+        <w:t xml:space="preserve"> </w:t>
+      </w:r>
+      <w:r>
+        <w:rPr>
+          <w:bCs/>
+          <w:iCs/>
+        </w:rPr>
+        <w:t xml:space="preserve">to as AGS, the </w:t>
+      </w:r>
+      <w:proofErr w:type="spellStart"/>
+      <w:r>
+        <w:rPr>
+          <w:bCs/>
+          <w:iCs/>
+        </w:rPr>
+        <w:t>Amtlicher</w:t>
+      </w:r>
+      <w:proofErr w:type="spellEnd"/>
+      <w:r>
+        <w:rPr>
+          <w:bCs/>
+          <w:iCs/>
+        </w:rPr>
+        <w:t xml:space="preserve"> </w:t>
+      </w:r>
+      <w:proofErr w:type="spellStart"/>
+      <w:r>
+        <w:rPr>
+          <w:bCs/>
+          <w:iCs/>
+        </w:rPr>
+        <w:t>Gemeindeschlüssel</w:t>
+      </w:r>
+      <w:proofErr w:type="spellEnd"/>
+      <w:r>
+        <w:rPr>
+          <w:bCs/>
+          <w:iCs/>
+        </w:rPr>
+        <w:t>, or official municipal key</w:t>
+      </w:r>
+      <w:r>
+        <w:rPr>
+          <w:bCs/>
+          <w:iCs/>
+        </w:rPr>
+        <w:t>—</w:t>
+      </w:r>
+      <w:r>
+        <w:rPr>
+          <w:bCs/>
+          <w:iCs/>
+        </w:rPr>
+        <w:t>of</w:t>
+      </w:r>
+      <w:r>
+        <w:rPr>
+          <w:bCs/>
+          <w:iCs/>
+        </w:rPr>
+        <w:t xml:space="preserve"> </w:t>
+      </w:r>
+      <w:r>
+        <w:rPr>
+          <w:bCs/>
+          <w:iCs/>
+        </w:rPr>
+        <w:t xml:space="preserve">the original survey respondents. The function then enriches this input with internal municipality-level data, including population counts and regional classification scores </w:t>
+      </w:r>
+      <w:r>
+        <w:rPr>
+          <w:bCs/>
+          <w:iCs/>
+        </w:rPr>
+        <w:t xml:space="preserve">based on the </w:t>
+      </w:r>
+      <w:proofErr w:type="spellStart"/>
+      <w:r>
+        <w:rPr>
+          <w:bCs/>
+          <w:iCs/>
+        </w:rPr>
+        <w:t>RegioStaR</w:t>
+      </w:r>
+      <w:proofErr w:type="spellEnd"/>
+      <w:r>
+        <w:rPr>
+          <w:bCs/>
+          <w:iCs/>
+        </w:rPr>
+        <w:t xml:space="preserve"> typology, a standard federal classification of municipalities by degree of urbaniz</w:t>
+      </w:r>
+      <w:r>
+        <w:rPr>
+          <w:bCs/>
+          <w:iCs/>
+        </w:rPr>
+        <w:t>ation maintained by the German Federal Ministry for Digital and Transport Affairs.</w:t>
+      </w:r>
+      <w:r>
+        <w:rPr>
+          <w:bCs/>
+          <w:iCs/>
+        </w:rPr>
+        <w:t xml:space="preserve"> </w:t>
+      </w:r>
+      <w:r>
+        <w:rPr>
+          <w:bCs/>
+          <w:iCs/>
+        </w:rPr>
+        <w:t>Two substantive filtering criteria govern which municipalities are retained in the sample frame. First, municipalities below a user-specified population threshold (</w:t>
+      </w:r>
+      <w:proofErr w:type="spellStart"/>
+      <w:r>
+        <w:rPr>
+          <w:bCs/>
+          <w:iCs/>
+        </w:rPr>
+        <w:t>inhabitants_threshold</w:t>
+      </w:r>
+      <w:proofErr w:type="spellEnd"/>
+      <w:r>
+        <w:rPr>
+          <w:bCs/>
+          <w:iCs/>
+        </w:rPr>
+        <w:t>) are excluded</w:t>
+      </w:r>
+      <w:r>
+        <w:rPr>
+          <w:bCs/>
+          <w:iCs/>
+        </w:rPr>
+        <w:t xml:space="preserve"> because very small municipalities pose</w:t>
+      </w:r>
+      <w:r>
+        <w:rPr>
+          <w:bCs/>
+          <w:iCs/>
+        </w:rPr>
+        <w:t xml:space="preserve"> </w:t>
+      </w:r>
+      <w:r>
+        <w:rPr>
+          <w:bCs/>
+          <w:iCs/>
+        </w:rPr>
+        <w:t>a high risk of re-identifying survey respondents</w:t>
+      </w:r>
+      <w:r>
+        <w:rPr>
+          <w:bCs/>
+          <w:iCs/>
+        </w:rPr>
+        <w:t xml:space="preserve">. Second, geographic units within which the original survey contains fewer than a minimum number of </w:t>
+      </w:r>
+      <w:r>
+        <w:rPr>
+          <w:bCs/>
+          <w:iCs/>
+        </w:rPr>
+        <w:t>sampling points</w:t>
+      </w:r>
+      <w:r>
+        <w:rPr>
+          <w:bCs/>
+          <w:iCs/>
+        </w:rPr>
+        <w:t xml:space="preserve"> (</w:t>
+      </w:r>
+      <w:proofErr w:type="spellStart"/>
+      <w:r>
+        <w:rPr>
+          <w:bCs/>
+          <w:iCs/>
+        </w:rPr>
+        <w:t>minimum_sample_points</w:t>
+      </w:r>
+      <w:proofErr w:type="spellEnd"/>
+      <w:r>
+        <w:rPr>
+          <w:bCs/>
+          <w:iCs/>
+        </w:rPr>
+        <w:t>) are flagged</w:t>
+      </w:r>
+      <w:r>
+        <w:rPr>
+          <w:bCs/>
+          <w:iCs/>
+        </w:rPr>
+        <w:t>,</w:t>
+      </w:r>
+      <w:r>
+        <w:rPr>
+          <w:bCs/>
+          <w:iCs/>
+        </w:rPr>
+        <w:t xml:space="preserve"> and their regional classification is adjusted upward or downward to a </w:t>
+      </w:r>
+      <w:proofErr w:type="spellStart"/>
+      <w:r>
+        <w:rPr>
+          <w:bCs/>
+          <w:iCs/>
+        </w:rPr>
+        <w:t>neighboring</w:t>
+      </w:r>
+      <w:proofErr w:type="spellEnd"/>
+      <w:r>
+        <w:rPr>
+          <w:bCs/>
+          <w:iCs/>
+        </w:rPr>
+        <w:t xml:space="preserve"> category, so that the resulting synthetic sampling units </w:t>
+      </w:r>
+      <w:r>
+        <w:rPr>
+          <w:bCs/>
+          <w:iCs/>
+        </w:rPr>
+        <w:t xml:space="preserve">do not impose unique cases (again increasing the risk of re-identifying </w:t>
+      </w:r>
+      <w:r>
+        <w:rPr>
+          <w:bCs/>
+          <w:iCs/>
+        </w:rPr>
+        <w:t>survey respondents)</w:t>
+      </w:r>
+      <w:r>
+        <w:rPr>
+          <w:bCs/>
+          <w:iCs/>
+        </w:rPr>
+        <w:t xml:space="preserve">. The function accepts a year argument that </w:t>
+      </w:r>
+      <w:r>
+        <w:rPr>
+          <w:bCs/>
+          <w:iCs/>
+        </w:rPr>
+        <w:t>determines which vintage of the internal population data is used for thresholding, ensuring the procedure remains</w:t>
+      </w:r>
+      <w:r>
+        <w:rPr>
+          <w:bCs/>
+          <w:iCs/>
+        </w:rPr>
+        <w:t xml:space="preserve"> consistent with the reference year of the underlying survey. The output is a </w:t>
+      </w:r>
+      <w:proofErr w:type="spellStart"/>
+      <w:r>
+        <w:rPr>
+          <w:bCs/>
+          <w:iCs/>
+        </w:rPr>
+        <w:t>tibble</w:t>
+      </w:r>
+      <w:proofErr w:type="spellEnd"/>
+      <w:r>
+        <w:rPr>
+          <w:bCs/>
+          <w:iCs/>
+        </w:rPr>
+        <w:t xml:space="preserve"> with one row per municipality, augmented with the regional classification, population figures, and the respondent counts used in the subsequent sampling step.</w:t>
+      </w:r>
+    </w:p>
+    <w:p>
+      <w:pPr>
+        <w:jc w:val="both"/>
+        <w:rPr>
+          <w:bCs/>
+          <w:iCs/>
+        </w:rPr>
+      </w:pPr>
+      <w:r>
+        <w:rPr>
+          <w:b/>
+          <w:iCs/>
+        </w:rPr>
+        <w:lastRenderedPageBreak/>
+        <w:t xml:space="preserve">Step 2 - </w:t>
+      </w:r>
+      <w:r>
+        <w:rPr>
+          <w:b/>
+          <w:iCs/>
+        </w:rPr>
+        <w:t>Drawing a Population-Weighted Sample:</w:t>
+      </w:r>
+      <w:r>
+        <w:rPr>
+          <w:bCs/>
+          <w:iCs/>
+        </w:rPr>
+        <w:t xml:space="preserve"> </w:t>
+      </w:r>
+      <w:r>
+        <w:rPr>
+          <w:bCs/>
+          <w:iCs/>
+        </w:rPr>
+        <w:t xml:space="preserve">Given a sample frame constructed in Step 1, the function </w:t>
+      </w:r>
+      <w:proofErr w:type="spellStart"/>
+      <w:proofErr w:type="gramStart"/>
+      <w:r>
+        <w:rPr>
+          <w:bCs/>
+          <w:iCs/>
+        </w:rPr>
+        <w:t>geosynth</w:t>
+      </w:r>
+      <w:proofErr w:type="spellEnd"/>
+      <w:r>
+        <w:rPr>
+          <w:bCs/>
+          <w:iCs/>
+        </w:rPr>
+        <w:t>::</w:t>
+      </w:r>
+      <w:proofErr w:type="spellStart"/>
+      <w:proofErr w:type="gramEnd"/>
+      <w:r>
+        <w:rPr>
+          <w:bCs/>
+          <w:iCs/>
+        </w:rPr>
+        <w:t>draw_sample</w:t>
+      </w:r>
+      <w:proofErr w:type="spellEnd"/>
+      <w:r>
+        <w:rPr>
+          <w:bCs/>
+          <w:iCs/>
+        </w:rPr>
+        <w:t>() selects a set of synthetic point coordinates by drawing from the INSPIRE reference grid</w:t>
+      </w:r>
+      <w:r>
+        <w:rPr>
+          <w:bCs/>
+          <w:iCs/>
+        </w:rPr>
+        <w:t>—</w:t>
+      </w:r>
+      <w:r>
+        <w:rPr>
+          <w:bCs/>
+          <w:iCs/>
+        </w:rPr>
+        <w:t>the</w:t>
+      </w:r>
+      <w:r>
+        <w:rPr>
+          <w:bCs/>
+          <w:iCs/>
+        </w:rPr>
+        <w:t xml:space="preserve"> </w:t>
+      </w:r>
+      <w:r>
+        <w:rPr>
+          <w:bCs/>
+          <w:iCs/>
+        </w:rPr>
+        <w:t>pan-European hierarchical grid system established under the Infrastructure for Spatial Information in the European Community (INSPIRE) Directive. Each 1 km² grid cell intersecting the eligible municipalities is assigned a sampling weight proportional to the number of residents it contains, as derived from built-in census data. Cells with higher population densities are therefore more likely to receive a synthetic sampling point, ensuring that the spatial distribution of the resulting synthetic dataset mirrors that of the original survey in its broad demographic and geographic contours.</w:t>
+      </w:r>
+      <w:r>
+        <w:rPr>
+          <w:bCs/>
+          <w:iCs/>
+        </w:rPr>
+        <w:t xml:space="preserve"> </w:t>
+      </w:r>
+      <w:r>
+        <w:rPr>
+          <w:bCs/>
+          <w:iCs/>
+        </w:rPr>
+        <w:t xml:space="preserve">The output of </w:t>
+      </w:r>
+      <w:proofErr w:type="spellStart"/>
+      <w:proofErr w:type="gramStart"/>
+      <w:r>
+        <w:rPr>
+          <w:bCs/>
+          <w:iCs/>
+        </w:rPr>
+        <w:t>geosynth</w:t>
+      </w:r>
+      <w:proofErr w:type="spellEnd"/>
+      <w:r>
+        <w:rPr>
+          <w:bCs/>
+          <w:iCs/>
+        </w:rPr>
+        <w:t>::</w:t>
+      </w:r>
+      <w:proofErr w:type="spellStart"/>
+      <w:proofErr w:type="gramEnd"/>
+      <w:r>
+        <w:rPr>
+          <w:bCs/>
+          <w:iCs/>
+        </w:rPr>
+        <w:t>draw_sample</w:t>
+      </w:r>
+      <w:proofErr w:type="spellEnd"/>
+      <w:r>
+        <w:rPr>
+          <w:bCs/>
+          <w:iCs/>
+        </w:rPr>
+        <w:t>() is a georeferenced data frame of class sf, containing the synthetic point coordinates alongside the municipality and grid cell identifiers. At this stage, the synthetic dataset already constitutes a plausible spatial footprint that can be linked to external geospatial contextual data</w:t>
+      </w:r>
+      <w:r>
+        <w:rPr>
+          <w:bCs/>
+          <w:iCs/>
+        </w:rPr>
+        <w:t>—</w:t>
+      </w:r>
+      <w:r>
+        <w:rPr>
+          <w:bCs/>
+          <w:iCs/>
+        </w:rPr>
+        <w:t>such</w:t>
+      </w:r>
+      <w:r>
+        <w:rPr>
+          <w:bCs/>
+          <w:iCs/>
+        </w:rPr>
+        <w:t xml:space="preserve"> </w:t>
+      </w:r>
+      <w:r>
+        <w:rPr>
+          <w:bCs/>
+          <w:iCs/>
+        </w:rPr>
+        <w:t xml:space="preserve">as land-use classifications, environmental exposure surfaces, or </w:t>
+      </w:r>
+      <w:proofErr w:type="spellStart"/>
+      <w:r>
+        <w:rPr>
+          <w:bCs/>
+          <w:iCs/>
+        </w:rPr>
+        <w:t>neighborhood</w:t>
+      </w:r>
+      <w:proofErr w:type="spellEnd"/>
+      <w:r>
+        <w:rPr>
+          <w:bCs/>
+          <w:iCs/>
+        </w:rPr>
+        <w:t xml:space="preserve"> deprivation indices</w:t>
+      </w:r>
+      <w:r>
+        <w:rPr>
+          <w:bCs/>
+          <w:iCs/>
+        </w:rPr>
+        <w:t>—</w:t>
+      </w:r>
+      <w:r>
+        <w:rPr>
+          <w:bCs/>
+          <w:iCs/>
+        </w:rPr>
+        <w:t>using</w:t>
+      </w:r>
+      <w:r>
+        <w:rPr>
+          <w:bCs/>
+          <w:iCs/>
+        </w:rPr>
+        <w:t xml:space="preserve"> </w:t>
+      </w:r>
+      <w:r>
+        <w:rPr>
+          <w:bCs/>
+          <w:iCs/>
+        </w:rPr>
+        <w:t>the same spatial linking procedures that would be applied to the original, restricted respondent coordinates. The coordinates are, however, entirely artificial: they reflect where, in probabilistic terms, a survey respondent with the observed municipality-level distribution could have resided, but they do not correspond to any actual individual or address.</w:t>
+      </w:r>
+    </w:p>
+    <w:p>
+      <w:pPr>
+        <w:jc w:val="both"/>
+        <w:rPr>
+          <w:bCs/>
+          <w:iCs/>
+        </w:rPr>
+      </w:pPr>
+      <w:r>
+        <w:rPr>
+          <w:b/>
+          <w:iCs/>
+        </w:rPr>
+        <w:t>Step 3 - Enforcing a Minimum Distance from Original Coordinates:</w:t>
+      </w:r>
+      <w:r>
+        <w:rPr>
+          <w:bCs/>
+          <w:iCs/>
+        </w:rPr>
+        <w:t xml:space="preserve"> </w:t>
+      </w:r>
+      <w:r>
+        <w:rPr>
+          <w:bCs/>
+          <w:iCs/>
+        </w:rPr>
+        <w:t xml:space="preserve">For researchers who have access to the original geocoordinates and wish to introduce an additional layer of spatial privacy protection before sharing synthetic data outside of a secure environment, </w:t>
+      </w:r>
+      <w:proofErr w:type="spellStart"/>
+      <w:r>
+        <w:rPr>
+          <w:bCs/>
+          <w:iCs/>
+        </w:rPr>
+        <w:t>geosynth</w:t>
+      </w:r>
+      <w:proofErr w:type="spellEnd"/>
+      <w:r>
+        <w:rPr>
+          <w:bCs/>
+          <w:iCs/>
+        </w:rPr>
+        <w:t xml:space="preserve"> provides a third function, </w:t>
+      </w:r>
+      <w:proofErr w:type="spellStart"/>
+      <w:proofErr w:type="gramStart"/>
+      <w:r>
+        <w:rPr>
+          <w:bCs/>
+          <w:iCs/>
+        </w:rPr>
+        <w:t>geosynth</w:t>
+      </w:r>
+      <w:proofErr w:type="spellEnd"/>
+      <w:r>
+        <w:rPr>
+          <w:bCs/>
+          <w:iCs/>
+        </w:rPr>
+        <w:t>::</w:t>
+      </w:r>
+      <w:proofErr w:type="spellStart"/>
+      <w:proofErr w:type="gramEnd"/>
+      <w:r>
+        <w:rPr>
+          <w:bCs/>
+          <w:iCs/>
+        </w:rPr>
+        <w:t>shuffle_min_distance</w:t>
+      </w:r>
+      <w:proofErr w:type="spellEnd"/>
+      <w:r>
+        <w:rPr>
+          <w:bCs/>
+          <w:iCs/>
+        </w:rPr>
+        <w:t>(). This function permutes the rows of the synthetic dataset s</w:t>
+      </w:r>
+      <w:r>
+        <w:rPr>
+          <w:bCs/>
+          <w:iCs/>
+        </w:rPr>
+        <w:t>o that the Euclidean distance between each synthetic point and its matched counterpart in the original dataset is guaranteed to exceed a user-specified threshold (</w:t>
+      </w:r>
+      <w:proofErr w:type="spellStart"/>
+      <w:r>
+        <w:rPr>
+          <w:bCs/>
+          <w:iCs/>
+        </w:rPr>
+        <w:t>min_km</w:t>
+      </w:r>
+      <w:proofErr w:type="spellEnd"/>
+      <w:r>
+        <w:rPr>
+          <w:bCs/>
+          <w:iCs/>
+        </w:rPr>
+        <w:t xml:space="preserve">) in </w:t>
+      </w:r>
+      <w:proofErr w:type="spellStart"/>
+      <w:r>
+        <w:rPr>
+          <w:bCs/>
+          <w:iCs/>
+        </w:rPr>
+        <w:t>kilometers</w:t>
+      </w:r>
+      <w:proofErr w:type="spellEnd"/>
+      <w:r>
+        <w:rPr>
+          <w:bCs/>
+          <w:iCs/>
+        </w:rPr>
+        <w:t>. The permutation is carried out iteratively until the distance constraint is satisfied for all point pairs, or until a fallback assignment is made for pairs that cannot be resolved within the constraint.</w:t>
+      </w:r>
+      <w:r>
+        <w:rPr>
+          <w:bCs/>
+          <w:iCs/>
+        </w:rPr>
+        <w:t xml:space="preserve"> </w:t>
+      </w:r>
+      <w:r>
+        <w:rPr>
+          <w:bCs/>
+          <w:iCs/>
+        </w:rPr>
+        <w:t xml:space="preserve">The rationale for this additional step is that, even though the synthetic coordinates are generated independently of individual respondent addresses, spatial proximity between a synthetic point and its corresponding original point could, under certain conditions, provide residual information about the original respondent's location. By enforcing a hard minimum distance, </w:t>
+      </w:r>
+      <w:proofErr w:type="spellStart"/>
+      <w:proofErr w:type="gramStart"/>
+      <w:r>
+        <w:rPr>
+          <w:bCs/>
+          <w:iCs/>
+        </w:rPr>
+        <w:t>geosynth</w:t>
+      </w:r>
+      <w:proofErr w:type="spellEnd"/>
+      <w:r>
+        <w:rPr>
+          <w:bCs/>
+          <w:iCs/>
+        </w:rPr>
+        <w:t>::</w:t>
+      </w:r>
+      <w:proofErr w:type="spellStart"/>
+      <w:proofErr w:type="gramEnd"/>
+      <w:r>
+        <w:rPr>
+          <w:bCs/>
+          <w:iCs/>
+        </w:rPr>
+        <w:t>shuffle_min_distance</w:t>
+      </w:r>
+      <w:proofErr w:type="spellEnd"/>
+      <w:r>
+        <w:rPr>
+          <w:bCs/>
+          <w:iCs/>
+        </w:rPr>
+        <w:t>() eliminates this residual risk. Because this function requires access to the original geocoordinates, it must be executed within the secure data access environment; the shuffled synthetic output can then be exported for unrestricted use. The function returns an sf object of the same structure as the input synthetic dataset, with row assignments permuted to satisfy the distance constraint.</w:t>
+      </w:r>
     </w:p>
     <w:p>
       <w:pPr>
@@ -3754,7 +7018,6 @@
           <w:i/>
           <w:iCs/>
         </w:rPr>
-        <w:lastRenderedPageBreak/>
         <w:t>./</w:t>
       </w:r>
       <w:proofErr w:type="gramEnd"/>
@@ -3841,35 +7104,19 @@
           <w:iCs/>
         </w:rPr>
       </w:pPr>
-      <w:proofErr w:type="gramStart"/>
-      <w:r>
-        <w:rPr>
-          <w:bCs/>
-          <w:iCs/>
-        </w:rPr>
-        <w:t>In order to</w:t>
-      </w:r>
-      <w:proofErr w:type="gramEnd"/>
-      <w:r>
-        <w:rPr>
-          <w:bCs/>
-          <w:iCs/>
-        </w:rPr>
-        <w:t xml:space="preserve"> capture </w:t>
-      </w:r>
-      <w:r>
-        <w:rPr>
-          <w:bCs/>
-          <w:iCs/>
-        </w:rPr>
-        <w:t>climate</w:t>
-      </w:r>
-      <w:r>
-        <w:rPr>
-          <w:bCs/>
-          <w:iCs/>
-        </w:rPr>
-        <w:t xml:space="preserve"> mitigation and adaptation variables, we access data from national and European atmosphere and climate monitoring institutions. In particular, the German Weather Service (DWD), the Copernicus data services on Climate Change (C3S)</w:t>
+      <w:r>
+        <w:rPr>
+          <w:bCs/>
+          <w:iCs/>
+        </w:rPr>
+        <w:t>To capture climate mitigation and adaptation variables, we access data from national and European atmospheric</w:t>
+      </w:r>
+      <w:r>
+        <w:rPr>
+          <w:bCs/>
+          <w:iCs/>
+        </w:rPr>
+        <w:t xml:space="preserve"> and climate monitoring institutions. In particular, the German Weather Service (DWD), the Copernicus data services on Climate Change (C3S)</w:t>
       </w:r>
       <w:r>
         <w:rPr>
@@ -3883,7 +7130,29 @@
           <w:bCs/>
           <w:iCs/>
         </w:rPr>
-        <w:t>and Atmosphere Monitoring (CAMS) are integrated. Given that researchers require custom-made indicators depending on their specific research question, we have created the R package [reference removed to ensure blinded review] for automated linkage between these data</w:t>
+        <w:t xml:space="preserve">and Atmosphere </w:t>
+      </w:r>
+      <w:r>
+        <w:rPr>
+          <w:bCs/>
+          <w:iCs/>
+        </w:rPr>
+        <w:lastRenderedPageBreak/>
+        <w:t>Monitoring (CAMS) are integrated. Given that researchers require custom</w:t>
+      </w:r>
+      <w:r>
+        <w:rPr>
+          <w:bCs/>
+          <w:iCs/>
+        </w:rPr>
+        <w:t xml:space="preserve"> indicators tailored to their specific research question, we have created the R package [reference removed to ensure blinded review] to automate the</w:t>
+      </w:r>
+      <w:r>
+        <w:rPr>
+          <w:bCs/>
+          <w:iCs/>
+        </w:rPr>
+        <w:t xml:space="preserve"> linkage between these data</w:t>
       </w:r>
       <w:r>
         <w:rPr>
@@ -3913,21 +7182,21 @@
           <w:bCs/>
           <w:iCs/>
         </w:rPr>
-        <w:t>-GER. It offers users high flexibility in terms of indicator choice as well</w:t>
-      </w:r>
-      <w:r>
-        <w:rPr>
-          <w:bCs/>
-          <w:iCs/>
-        </w:rPr>
-        <w:t xml:space="preserve"> </w:t>
-      </w:r>
-      <w:r>
-        <w:rPr>
-          <w:bCs/>
-          <w:iCs/>
-        </w:rPr>
-        <w:t>as spatial and temporal coverage and resolution. To exemplify and validate these indicators,</w:t>
+        <w:t xml:space="preserve">-GER. It offers users high flexibility in </w:t>
+      </w:r>
+      <w:r>
+        <w:rPr>
+          <w:bCs/>
+          <w:iCs/>
+        </w:rPr>
+        <w:t>choosing indicators, as well as in</w:t>
+      </w:r>
+      <w:r>
+        <w:rPr>
+          <w:bCs/>
+          <w:iCs/>
+        </w:rPr>
+        <w:t xml:space="preserve"> spatial and temporal coverage and resolution. To exemplify and validate these indicators,</w:t>
       </w:r>
       <w:r>
         <w:rPr>
@@ -4112,7 +7381,7 @@
 </file>
 
 <file path=word/endnotes.xml><?xml version="1.0" encoding="utf-8"?>
-<w:endnotes xmlns:wpc="http://schemas.microsoft.com/office/word/2010/wordprocessingCanvas" xmlns:cx="http://schemas.microsoft.com/office/drawing/2014/chartex" xmlns:cx1="http://schemas.microsoft.com/office/drawing/2015/9/8/chartex" xmlns:cx2="http://schemas.microsoft.com/office/drawing/2015/10/21/chartex" xmlns:cx3="http://schemas.microsoft.com/office/drawing/2016/5/9/chartex" xmlns:cx4="http://schemas.microsoft.com/office/drawing/2016/5/10/chartex" xmlns:cx5="http://schemas.microsoft.com/office/drawing/2016/5/11/chartex" xmlns:cx6="http://schemas.microsoft.com/office/drawing/2016/5/12/chartex" xmlns:cx7="http://schemas.microsoft.com/office/drawing/2016/5/13/chartex" xmlns:cx8="http://schemas.microsoft.com/office/drawing/2016/5/14/chartex" xmlns:mc="http://schemas.openxmlformats.org/markup-compatibility/2006" xmlns:aink="http://schemas.microsoft.com/office/drawing/2016/ink" xmlns:am3d="http://schemas.microsoft.com/office/drawing/2017/model3d" xmlns:o="urn:schemas-microsoft-com:office:office" xmlns:oel="http://schemas.microsoft.com/office/2019/extlst" xmlns:r="http://schemas.openxmlformats.org/officeDocument/2006/relationships" xmlns:m="http://schemas.openxmlformats.org/officeDocument/2006/math" xmlns:v="urn:schemas-microsoft-com:vml" xmlns:wp14="http://schemas.microsoft.com/office/word/2010/wordprocessingDrawing" xmlns:wp="http://schemas.openxmlformats.org/drawingml/2006/wordprocessingDrawing" xmlns:w10="urn:schemas-microsoft-com:office:word" xmlns:w="http://schemas.openxmlformats.org/wordprocessingml/2006/main" xmlns:w14="http://schemas.microsoft.com/office/word/2010/wordml" xmlns:w15="http://schemas.microsoft.com/office/word/2012/wordml" xmlns:w16cex="http://schemas.microsoft.com/office/word/2018/wordml/cex" xmlns:w16cid="http://schemas.microsoft.com/office/word/2016/wordml/cid" xmlns:w16="http://schemas.microsoft.com/office/word/2018/wordml" xmlns:w16sdtdh="http://schemas.microsoft.com/office/word/2020/wordml/sdtdatahash" xmlns:w16se="http://schemas.microsoft.com/office/word/2015/wordml/symex" xmlns:wpg="http://schemas.microsoft.com/office/word/2010/wordprocessingGroup" xmlns:wpi="http://schemas.microsoft.com/office/word/2010/wordprocessingInk" xmlns:wne="http://schemas.microsoft.com/office/word/2006/wordml" xmlns:wps="http://schemas.microsoft.com/office/word/2010/wordprocessingShape" mc:Ignorable="w14 w15 w16se w16cid w16 w16cex w16sdtdh wp14">
+<w:endnotes xmlns:wpc="http://schemas.microsoft.com/office/word/2010/wordprocessingCanvas" xmlns:cx="http://schemas.microsoft.com/office/drawing/2014/chartex" xmlns:cx1="http://schemas.microsoft.com/office/drawing/2015/9/8/chartex" xmlns:cx2="http://schemas.microsoft.com/office/drawing/2015/10/21/chartex" xmlns:cx3="http://schemas.microsoft.com/office/drawing/2016/5/9/chartex" xmlns:cx4="http://schemas.microsoft.com/office/drawing/2016/5/10/chartex" xmlns:cx5="http://schemas.microsoft.com/office/drawing/2016/5/11/chartex" xmlns:cx6="http://schemas.microsoft.com/office/drawing/2016/5/12/chartex" xmlns:cx7="http://schemas.microsoft.com/office/drawing/2016/5/13/chartex" xmlns:cx8="http://schemas.microsoft.com/office/drawing/2016/5/14/chartex" xmlns:mc="http://schemas.openxmlformats.org/markup-compatibility/2006" xmlns:aink="http://schemas.microsoft.com/office/drawing/2016/ink" xmlns:am3d="http://schemas.microsoft.com/office/drawing/2017/model3d" xmlns:o="urn:schemas-microsoft-com:office:office" xmlns:oel="http://schemas.microsoft.com/office/2019/extlst" xmlns:r="http://schemas.openxmlformats.org/officeDocument/2006/relationships" xmlns:m="http://schemas.openxmlformats.org/officeDocument/2006/math" xmlns:v="urn:schemas-microsoft-com:vml" xmlns:wp14="http://schemas.microsoft.com/office/word/2010/wordprocessingDrawing" xmlns:wp="http://schemas.openxmlformats.org/drawingml/2006/wordprocessingDrawing" xmlns:w10="urn:schemas-microsoft-com:office:word" xmlns:w="http://schemas.openxmlformats.org/wordprocessingml/2006/main" xmlns:w14="http://schemas.microsoft.com/office/word/2010/wordml" xmlns:w15="http://schemas.microsoft.com/office/word/2012/wordml" xmlns:w16cex="http://schemas.microsoft.com/office/word/2018/wordml/cex" xmlns:w16cid="http://schemas.microsoft.com/office/word/2016/wordml/cid" xmlns:w16="http://schemas.microsoft.com/office/word/2018/wordml" xmlns:w16du="http://schemas.microsoft.com/office/word/2023/wordml/word16du" xmlns:w16sdtdh="http://schemas.microsoft.com/office/word/2020/wordml/sdtdatahash" xmlns:w16sdtfl="http://schemas.microsoft.com/office/word/2024/wordml/sdtformatlock" xmlns:w16se="http://schemas.microsoft.com/office/word/2015/wordml/symex" xmlns:wpg="http://schemas.microsoft.com/office/word/2010/wordprocessingGroup" xmlns:wpi="http://schemas.microsoft.com/office/word/2010/wordprocessingInk" xmlns:wne="http://schemas.microsoft.com/office/word/2006/wordml" xmlns:wps="http://schemas.microsoft.com/office/word/2010/wordprocessingShape" mc:Ignorable="w14 w15 w16se w16cid w16 w16cex w16sdtdh w16sdtfl w16du wp14">
   <w:endnote w:type="separator" w:id="-1">
     <w:p>
       <w:pPr>
@@ -4137,7 +7406,7 @@
 </file>
 
 <file path=word/footer1.xml><?xml version="1.0" encoding="utf-8"?>
-<w:ftr xmlns:wpc="http://schemas.microsoft.com/office/word/2010/wordprocessingCanvas" xmlns:cx="http://schemas.microsoft.com/office/drawing/2014/chartex" xmlns:cx1="http://schemas.microsoft.com/office/drawing/2015/9/8/chartex" xmlns:cx2="http://schemas.microsoft.com/office/drawing/2015/10/21/chartex" xmlns:cx3="http://schemas.microsoft.com/office/drawing/2016/5/9/chartex" xmlns:cx4="http://schemas.microsoft.com/office/drawing/2016/5/10/chartex" xmlns:cx5="http://schemas.microsoft.com/office/drawing/2016/5/11/chartex" xmlns:cx6="http://schemas.microsoft.com/office/drawing/2016/5/12/chartex" xmlns:cx7="http://schemas.microsoft.com/office/drawing/2016/5/13/chartex" xmlns:cx8="http://schemas.microsoft.com/office/drawing/2016/5/14/chartex" xmlns:mc="http://schemas.openxmlformats.org/markup-compatibility/2006" xmlns:aink="http://schemas.microsoft.com/office/drawing/2016/ink" xmlns:am3d="http://schemas.microsoft.com/office/drawing/2017/model3d" xmlns:o="urn:schemas-microsoft-com:office:office" xmlns:oel="http://schemas.microsoft.com/office/2019/extlst" xmlns:r="http://schemas.openxmlformats.org/officeDocument/2006/relationships" xmlns:m="http://schemas.openxmlformats.org/officeDocument/2006/math" xmlns:v="urn:schemas-microsoft-com:vml" xmlns:wp14="http://schemas.microsoft.com/office/word/2010/wordprocessingDrawing" xmlns:wp="http://schemas.openxmlformats.org/drawingml/2006/wordprocessingDrawing" xmlns:w10="urn:schemas-microsoft-com:office:word" xmlns:w="http://schemas.openxmlformats.org/wordprocessingml/2006/main" xmlns:w14="http://schemas.microsoft.com/office/word/2010/wordml" xmlns:w15="http://schemas.microsoft.com/office/word/2012/wordml" xmlns:w16cex="http://schemas.microsoft.com/office/word/2018/wordml/cex" xmlns:w16cid="http://schemas.microsoft.com/office/word/2016/wordml/cid" xmlns:w16="http://schemas.microsoft.com/office/word/2018/wordml" xmlns:w16sdtdh="http://schemas.microsoft.com/office/word/2020/wordml/sdtdatahash" xmlns:w16se="http://schemas.microsoft.com/office/word/2015/wordml/symex" xmlns:wpg="http://schemas.microsoft.com/office/word/2010/wordprocessingGroup" xmlns:wpi="http://schemas.microsoft.com/office/word/2010/wordprocessingInk" xmlns:wne="http://schemas.microsoft.com/office/word/2006/wordml" xmlns:wps="http://schemas.microsoft.com/office/word/2010/wordprocessingShape" mc:Ignorable="w14 w15 w16se w16cid w16 w16cex w16sdtdh wp14">
+<w:ftr xmlns:wpc="http://schemas.microsoft.com/office/word/2010/wordprocessingCanvas" xmlns:cx="http://schemas.microsoft.com/office/drawing/2014/chartex" xmlns:cx1="http://schemas.microsoft.com/office/drawing/2015/9/8/chartex" xmlns:cx2="http://schemas.microsoft.com/office/drawing/2015/10/21/chartex" xmlns:cx3="http://schemas.microsoft.com/office/drawing/2016/5/9/chartex" xmlns:cx4="http://schemas.microsoft.com/office/drawing/2016/5/10/chartex" xmlns:cx5="http://schemas.microsoft.com/office/drawing/2016/5/11/chartex" xmlns:cx6="http://schemas.microsoft.com/office/drawing/2016/5/12/chartex" xmlns:cx7="http://schemas.microsoft.com/office/drawing/2016/5/13/chartex" xmlns:cx8="http://schemas.microsoft.com/office/drawing/2016/5/14/chartex" xmlns:mc="http://schemas.openxmlformats.org/markup-compatibility/2006" xmlns:aink="http://schemas.microsoft.com/office/drawing/2016/ink" xmlns:am3d="http://schemas.microsoft.com/office/drawing/2017/model3d" xmlns:o="urn:schemas-microsoft-com:office:office" xmlns:oel="http://schemas.microsoft.com/office/2019/extlst" xmlns:r="http://schemas.openxmlformats.org/officeDocument/2006/relationships" xmlns:m="http://schemas.openxmlformats.org/officeDocument/2006/math" xmlns:v="urn:schemas-microsoft-com:vml" xmlns:wp14="http://schemas.microsoft.com/office/word/2010/wordprocessingDrawing" xmlns:wp="http://schemas.openxmlformats.org/drawingml/2006/wordprocessingDrawing" xmlns:w10="urn:schemas-microsoft-com:office:word" xmlns:w="http://schemas.openxmlformats.org/wordprocessingml/2006/main" xmlns:w14="http://schemas.microsoft.com/office/word/2010/wordml" xmlns:w15="http://schemas.microsoft.com/office/word/2012/wordml" xmlns:w16cex="http://schemas.microsoft.com/office/word/2018/wordml/cex" xmlns:w16cid="http://schemas.microsoft.com/office/word/2016/wordml/cid" xmlns:w16="http://schemas.microsoft.com/office/word/2018/wordml" xmlns:w16du="http://schemas.microsoft.com/office/word/2023/wordml/word16du" xmlns:w16sdtdh="http://schemas.microsoft.com/office/word/2020/wordml/sdtdatahash" xmlns:w16sdtfl="http://schemas.microsoft.com/office/word/2024/wordml/sdtformatlock" xmlns:w16se="http://schemas.microsoft.com/office/word/2015/wordml/symex" xmlns:wpg="http://schemas.microsoft.com/office/word/2010/wordprocessingGroup" xmlns:wpi="http://schemas.microsoft.com/office/word/2010/wordprocessingInk" xmlns:wne="http://schemas.microsoft.com/office/word/2006/wordml" xmlns:wps="http://schemas.microsoft.com/office/word/2010/wordprocessingShape" mc:Ignorable="w14 w15 w16se w16cid w16 w16cex w16sdtdh w16sdtfl w16du wp14">
   <w:sdt>
     <w:sdtPr>
       <w:id w:val="-388652739"/>
@@ -4146,6 +7415,7 @@
         <w:docPartUnique/>
       </w:docPartObj>
     </w:sdtPr>
+    <w:sdtEndPr/>
     <w:sdtContent>
       <w:p>
         <w:pPr>
@@ -4182,7 +7452,7 @@
 </file>
 
 <file path=word/footnotes.xml><?xml version="1.0" encoding="utf-8"?>
-<w:footnotes xmlns:wpc="http://schemas.microsoft.com/office/word/2010/wordprocessingCanvas" xmlns:cx="http://schemas.microsoft.com/office/drawing/2014/chartex" xmlns:cx1="http://schemas.microsoft.com/office/drawing/2015/9/8/chartex" xmlns:cx2="http://schemas.microsoft.com/office/drawing/2015/10/21/chartex" xmlns:cx3="http://schemas.microsoft.com/office/drawing/2016/5/9/chartex" xmlns:cx4="http://schemas.microsoft.com/office/drawing/2016/5/10/chartex" xmlns:cx5="http://schemas.microsoft.com/office/drawing/2016/5/11/chartex" xmlns:cx6="http://schemas.microsoft.com/office/drawing/2016/5/12/chartex" xmlns:cx7="http://schemas.microsoft.com/office/drawing/2016/5/13/chartex" xmlns:cx8="http://schemas.microsoft.com/office/drawing/2016/5/14/chartex" xmlns:mc="http://schemas.openxmlformats.org/markup-compatibility/2006" xmlns:aink="http://schemas.microsoft.com/office/drawing/2016/ink" xmlns:am3d="http://schemas.microsoft.com/office/drawing/2017/model3d" xmlns:o="urn:schemas-microsoft-com:office:office" xmlns:oel="http://schemas.microsoft.com/office/2019/extlst" xmlns:r="http://schemas.openxmlformats.org/officeDocument/2006/relationships" xmlns:m="http://schemas.openxmlformats.org/officeDocument/2006/math" xmlns:v="urn:schemas-microsoft-com:vml" xmlns:wp14="http://schemas.microsoft.com/office/word/2010/wordprocessingDrawing" xmlns:wp="http://schemas.openxmlformats.org/drawingml/2006/wordprocessingDrawing" xmlns:w10="urn:schemas-microsoft-com:office:word" xmlns:w="http://schemas.openxmlformats.org/wordprocessingml/2006/main" xmlns:w14="http://schemas.microsoft.com/office/word/2010/wordml" xmlns:w15="http://schemas.microsoft.com/office/word/2012/wordml" xmlns:w16cex="http://schemas.microsoft.com/office/word/2018/wordml/cex" xmlns:w16cid="http://schemas.microsoft.com/office/word/2016/wordml/cid" xmlns:w16="http://schemas.microsoft.com/office/word/2018/wordml" xmlns:w16sdtdh="http://schemas.microsoft.com/office/word/2020/wordml/sdtdatahash" xmlns:w16se="http://schemas.microsoft.com/office/word/2015/wordml/symex" xmlns:wpg="http://schemas.microsoft.com/office/word/2010/wordprocessingGroup" xmlns:wpi="http://schemas.microsoft.com/office/word/2010/wordprocessingInk" xmlns:wne="http://schemas.microsoft.com/office/word/2006/wordml" xmlns:wps="http://schemas.microsoft.com/office/word/2010/wordprocessingShape" mc:Ignorable="w14 w15 w16se w16cid w16 w16cex w16sdtdh wp14">
+<w:footnotes xmlns:wpc="http://schemas.microsoft.com/office/word/2010/wordprocessingCanvas" xmlns:cx="http://schemas.microsoft.com/office/drawing/2014/chartex" xmlns:cx1="http://schemas.microsoft.com/office/drawing/2015/9/8/chartex" xmlns:cx2="http://schemas.microsoft.com/office/drawing/2015/10/21/chartex" xmlns:cx3="http://schemas.microsoft.com/office/drawing/2016/5/9/chartex" xmlns:cx4="http://schemas.microsoft.com/office/drawing/2016/5/10/chartex" xmlns:cx5="http://schemas.microsoft.com/office/drawing/2016/5/11/chartex" xmlns:cx6="http://schemas.microsoft.com/office/drawing/2016/5/12/chartex" xmlns:cx7="http://schemas.microsoft.com/office/drawing/2016/5/13/chartex" xmlns:cx8="http://schemas.microsoft.com/office/drawing/2016/5/14/chartex" xmlns:mc="http://schemas.openxmlformats.org/markup-compatibility/2006" xmlns:aink="http://schemas.microsoft.com/office/drawing/2016/ink" xmlns:am3d="http://schemas.microsoft.com/office/drawing/2017/model3d" xmlns:o="urn:schemas-microsoft-com:office:office" xmlns:oel="http://schemas.microsoft.com/office/2019/extlst" xmlns:r="http://schemas.openxmlformats.org/officeDocument/2006/relationships" xmlns:m="http://schemas.openxmlformats.org/officeDocument/2006/math" xmlns:v="urn:schemas-microsoft-com:vml" xmlns:wp14="http://schemas.microsoft.com/office/word/2010/wordprocessingDrawing" xmlns:wp="http://schemas.openxmlformats.org/drawingml/2006/wordprocessingDrawing" xmlns:w10="urn:schemas-microsoft-com:office:word" xmlns:w="http://schemas.openxmlformats.org/wordprocessingml/2006/main" xmlns:w14="http://schemas.microsoft.com/office/word/2010/wordml" xmlns:w15="http://schemas.microsoft.com/office/word/2012/wordml" xmlns:w16cex="http://schemas.microsoft.com/office/word/2018/wordml/cex" xmlns:w16cid="http://schemas.microsoft.com/office/word/2016/wordml/cid" xmlns:w16="http://schemas.microsoft.com/office/word/2018/wordml" xmlns:w16du="http://schemas.microsoft.com/office/word/2023/wordml/word16du" xmlns:w16sdtdh="http://schemas.microsoft.com/office/word/2020/wordml/sdtdatahash" xmlns:w16sdtfl="http://schemas.microsoft.com/office/word/2024/wordml/sdtformatlock" xmlns:w16se="http://schemas.microsoft.com/office/word/2015/wordml/symex" xmlns:wpg="http://schemas.microsoft.com/office/word/2010/wordprocessingGroup" xmlns:wpi="http://schemas.microsoft.com/office/word/2010/wordprocessingInk" xmlns:wne="http://schemas.microsoft.com/office/word/2006/wordml" xmlns:wps="http://schemas.microsoft.com/office/word/2010/wordprocessingShape" mc:Ignorable="w14 w15 w16se w16cid w16 w16cex w16sdtdh w16sdtfl w16du wp14">
   <w:footnote w:type="separator" w:id="-1">
     <w:p>
       <w:pPr>
@@ -4207,7 +7477,7 @@
 </file>
 
 <file path=word/numbering.xml><?xml version="1.0" encoding="utf-8"?>
-<w:numbering xmlns:wpc="http://schemas.microsoft.com/office/word/2010/wordprocessingCanvas" xmlns:cx="http://schemas.microsoft.com/office/drawing/2014/chartex" xmlns:cx1="http://schemas.microsoft.com/office/drawing/2015/9/8/chartex" xmlns:cx2="http://schemas.microsoft.com/office/drawing/2015/10/21/chartex" xmlns:cx3="http://schemas.microsoft.com/office/drawing/2016/5/9/chartex" xmlns:cx4="http://schemas.microsoft.com/office/drawing/2016/5/10/chartex" xmlns:cx5="http://schemas.microsoft.com/office/drawing/2016/5/11/chartex" xmlns:cx6="http://schemas.microsoft.com/office/drawing/2016/5/12/chartex" xmlns:cx7="http://schemas.microsoft.com/office/drawing/2016/5/13/chartex" xmlns:cx8="http://schemas.microsoft.com/office/drawing/2016/5/14/chartex" xmlns:mc="http://schemas.openxmlformats.org/markup-compatibility/2006" xmlns:aink="http://schemas.microsoft.com/office/drawing/2016/ink" xmlns:am3d="http://schemas.microsoft.com/office/drawing/2017/model3d" xmlns:o="urn:schemas-microsoft-com:office:office" xmlns:oel="http://schemas.microsoft.com/office/2019/extlst" xmlns:r="http://schemas.openxmlformats.org/officeDocument/2006/relationships" xmlns:m="http://schemas.openxmlformats.org/officeDocument/2006/math" xmlns:v="urn:schemas-microsoft-com:vml" xmlns:wp14="http://schemas.microsoft.com/office/word/2010/wordprocessingDrawing" xmlns:wp="http://schemas.openxmlformats.org/drawingml/2006/wordprocessingDrawing" xmlns:w10="urn:schemas-microsoft-com:office:word" xmlns:w="http://schemas.openxmlformats.org/wordprocessingml/2006/main" xmlns:w14="http://schemas.microsoft.com/office/word/2010/wordml" xmlns:w15="http://schemas.microsoft.com/office/word/2012/wordml" xmlns:w16cex="http://schemas.microsoft.com/office/word/2018/wordml/cex" xmlns:w16cid="http://schemas.microsoft.com/office/word/2016/wordml/cid" xmlns:w16="http://schemas.microsoft.com/office/word/2018/wordml" xmlns:w16sdtdh="http://schemas.microsoft.com/office/word/2020/wordml/sdtdatahash" xmlns:w16se="http://schemas.microsoft.com/office/word/2015/wordml/symex" xmlns:wpg="http://schemas.microsoft.com/office/word/2010/wordprocessingGroup" xmlns:wpi="http://schemas.microsoft.com/office/word/2010/wordprocessingInk" xmlns:wne="http://schemas.microsoft.com/office/word/2006/wordml" xmlns:wps="http://schemas.microsoft.com/office/word/2010/wordprocessingShape" mc:Ignorable="w14 w15 w16se w16cid w16 w16cex w16sdtdh wp14">
+<w:numbering xmlns:wpc="http://schemas.microsoft.com/office/word/2010/wordprocessingCanvas" xmlns:cx="http://schemas.microsoft.com/office/drawing/2014/chartex" xmlns:cx1="http://schemas.microsoft.com/office/drawing/2015/9/8/chartex" xmlns:cx2="http://schemas.microsoft.com/office/drawing/2015/10/21/chartex" xmlns:cx3="http://schemas.microsoft.com/office/drawing/2016/5/9/chartex" xmlns:cx4="http://schemas.microsoft.com/office/drawing/2016/5/10/chartex" xmlns:cx5="http://schemas.microsoft.com/office/drawing/2016/5/11/chartex" xmlns:cx6="http://schemas.microsoft.com/office/drawing/2016/5/12/chartex" xmlns:cx7="http://schemas.microsoft.com/office/drawing/2016/5/13/chartex" xmlns:cx8="http://schemas.microsoft.com/office/drawing/2016/5/14/chartex" xmlns:mc="http://schemas.openxmlformats.org/markup-compatibility/2006" xmlns:aink="http://schemas.microsoft.com/office/drawing/2016/ink" xmlns:am3d="http://schemas.microsoft.com/office/drawing/2017/model3d" xmlns:o="urn:schemas-microsoft-com:office:office" xmlns:oel="http://schemas.microsoft.com/office/2019/extlst" xmlns:r="http://schemas.openxmlformats.org/officeDocument/2006/relationships" xmlns:m="http://schemas.openxmlformats.org/officeDocument/2006/math" xmlns:v="urn:schemas-microsoft-com:vml" xmlns:wp14="http://schemas.microsoft.com/office/word/2010/wordprocessingDrawing" xmlns:wp="http://schemas.openxmlformats.org/drawingml/2006/wordprocessingDrawing" xmlns:w10="urn:schemas-microsoft-com:office:word" xmlns:w="http://schemas.openxmlformats.org/wordprocessingml/2006/main" xmlns:w14="http://schemas.microsoft.com/office/word/2010/wordml" xmlns:w15="http://schemas.microsoft.com/office/word/2012/wordml" xmlns:w16cex="http://schemas.microsoft.com/office/word/2018/wordml/cex" xmlns:w16cid="http://schemas.microsoft.com/office/word/2016/wordml/cid" xmlns:w16="http://schemas.microsoft.com/office/word/2018/wordml" xmlns:w16du="http://schemas.microsoft.com/office/word/2023/wordml/word16du" xmlns:w16sdtdh="http://schemas.microsoft.com/office/word/2020/wordml/sdtdatahash" xmlns:w16sdtfl="http://schemas.microsoft.com/office/word/2024/wordml/sdtformatlock" xmlns:w16se="http://schemas.microsoft.com/office/word/2015/wordml/symex" xmlns:wpg="http://schemas.microsoft.com/office/word/2010/wordprocessingGroup" xmlns:wpi="http://schemas.microsoft.com/office/word/2010/wordprocessingInk" xmlns:wne="http://schemas.microsoft.com/office/word/2006/wordml" xmlns:wps="http://schemas.microsoft.com/office/word/2010/wordprocessingShape" mc:Ignorable="w14 w15 w16se w16cid w16 w16cex w16sdtdh w16sdtfl w16du wp14">
   <w:abstractNum w:abstractNumId="0" w15:restartNumberingAfterBreak="0">
     <w:nsid w:val="09397BD9"/>
     <w:multiLevelType w:val="hybridMultilevel"/>
@@ -4320,14 +7590,130 @@
       </w:rPr>
     </w:lvl>
   </w:abstractNum>
+  <w:abstractNum w:abstractNumId="1" w15:restartNumberingAfterBreak="0">
+    <w:nsid w:val="367A1F40"/>
+    <w:multiLevelType w:val="multilevel"/>
+    <w:tmpl w:val="32902654"/>
+    <w:lvl w:ilvl="0">
+      <w:start w:val="1"/>
+      <w:numFmt w:val="decimal"/>
+      <w:lvlText w:val="%1."/>
+      <w:lvlJc w:val="left"/>
+      <w:pPr>
+        <w:tabs>
+          <w:tab w:val="num" w:pos="720"/>
+        </w:tabs>
+        <w:ind w:left="720" w:hanging="360"/>
+      </w:pPr>
+    </w:lvl>
+    <w:lvl w:ilvl="1" w:tentative="1">
+      <w:start w:val="1"/>
+      <w:numFmt w:val="decimal"/>
+      <w:lvlText w:val="%2."/>
+      <w:lvlJc w:val="left"/>
+      <w:pPr>
+        <w:tabs>
+          <w:tab w:val="num" w:pos="1440"/>
+        </w:tabs>
+        <w:ind w:left="1440" w:hanging="360"/>
+      </w:pPr>
+    </w:lvl>
+    <w:lvl w:ilvl="2" w:tentative="1">
+      <w:start w:val="1"/>
+      <w:numFmt w:val="decimal"/>
+      <w:lvlText w:val="%3."/>
+      <w:lvlJc w:val="left"/>
+      <w:pPr>
+        <w:tabs>
+          <w:tab w:val="num" w:pos="2160"/>
+        </w:tabs>
+        <w:ind w:left="2160" w:hanging="360"/>
+      </w:pPr>
+    </w:lvl>
+    <w:lvl w:ilvl="3" w:tentative="1">
+      <w:start w:val="1"/>
+      <w:numFmt w:val="decimal"/>
+      <w:lvlText w:val="%4."/>
+      <w:lvlJc w:val="left"/>
+      <w:pPr>
+        <w:tabs>
+          <w:tab w:val="num" w:pos="2880"/>
+        </w:tabs>
+        <w:ind w:left="2880" w:hanging="360"/>
+      </w:pPr>
+    </w:lvl>
+    <w:lvl w:ilvl="4" w:tentative="1">
+      <w:start w:val="1"/>
+      <w:numFmt w:val="decimal"/>
+      <w:lvlText w:val="%5."/>
+      <w:lvlJc w:val="left"/>
+      <w:pPr>
+        <w:tabs>
+          <w:tab w:val="num" w:pos="3600"/>
+        </w:tabs>
+        <w:ind w:left="3600" w:hanging="360"/>
+      </w:pPr>
+    </w:lvl>
+    <w:lvl w:ilvl="5" w:tentative="1">
+      <w:start w:val="1"/>
+      <w:numFmt w:val="decimal"/>
+      <w:lvlText w:val="%6."/>
+      <w:lvlJc w:val="left"/>
+      <w:pPr>
+        <w:tabs>
+          <w:tab w:val="num" w:pos="4320"/>
+        </w:tabs>
+        <w:ind w:left="4320" w:hanging="360"/>
+      </w:pPr>
+    </w:lvl>
+    <w:lvl w:ilvl="6" w:tentative="1">
+      <w:start w:val="1"/>
+      <w:numFmt w:val="decimal"/>
+      <w:lvlText w:val="%7."/>
+      <w:lvlJc w:val="left"/>
+      <w:pPr>
+        <w:tabs>
+          <w:tab w:val="num" w:pos="5040"/>
+        </w:tabs>
+        <w:ind w:left="5040" w:hanging="360"/>
+      </w:pPr>
+    </w:lvl>
+    <w:lvl w:ilvl="7" w:tentative="1">
+      <w:start w:val="1"/>
+      <w:numFmt w:val="decimal"/>
+      <w:lvlText w:val="%8."/>
+      <w:lvlJc w:val="left"/>
+      <w:pPr>
+        <w:tabs>
+          <w:tab w:val="num" w:pos="5760"/>
+        </w:tabs>
+        <w:ind w:left="5760" w:hanging="360"/>
+      </w:pPr>
+    </w:lvl>
+    <w:lvl w:ilvl="8" w:tentative="1">
+      <w:start w:val="1"/>
+      <w:numFmt w:val="decimal"/>
+      <w:lvlText w:val="%9."/>
+      <w:lvlJc w:val="left"/>
+      <w:pPr>
+        <w:tabs>
+          <w:tab w:val="num" w:pos="6480"/>
+        </w:tabs>
+        <w:ind w:left="6480" w:hanging="360"/>
+      </w:pPr>
+    </w:lvl>
+  </w:abstractNum>
   <w:num w:numId="1" w16cid:durableId="2133161496">
     <w:abstractNumId w:val="0"/>
+  </w:num>
+  <w:num w:numId="2" w16cid:durableId="1681272790">
+    <w:abstractNumId w:val="1"/>
   </w:num>
 </w:numbering>
 </file>
 
 <file path=word/styles.xml><?xml version="1.0" encoding="utf-8"?>
-<w:styles xmlns:mc="http://schemas.openxmlformats.org/markup-compatibility/2006" xmlns:r="http://schemas.openxmlformats.org/officeDocument/2006/relationships" xmlns:w="http://schemas.openxmlformats.org/wordprocessingml/2006/main" xmlns:w14="http://schemas.microsoft.com/office/word/2010/wordml" xmlns:w15="http://schemas.microsoft.com/office/word/2012/wordml" xmlns:w16cex="http://schemas.microsoft.com/office/word/2018/wordml/cex" xmlns:w16cid="http://schemas.microsoft.com/office/word/2016/wordml/cid" xmlns:w16="http://schemas.microsoft.com/office/word/2018/wordml" xmlns:w16sdtdh="http://schemas.microsoft.com/office/word/2020/wordml/sdtdatahash" xmlns:w16se="http://schemas.microsoft.com/office/word/2015/wordml/symex" mc:Ignorable="w14 w15 w16se w16cid w16 w16cex w16sdtdh">
+<w:styles xmlns:mc="http://schemas.openxmlformats.org/markup-compatibility/2006" xmlns:r="http://schemas.openxmlformats.org/officeDocument/2006/relationships" xmlns:w="http://schemas.openxmlformats.org/wordprocessingml/2006/main" xmlns:w14="http://schemas.microsoft.com/office/word/2010/wordml" xmlns:w15="http://schemas.microsoft.com/office/word/2012/wordml" xmlns:w16cex="http://schemas.microsoft.com/office/word/2018/wordml/cex" xmlns:w16cid="http://schemas.microsoft.com/office/word/2016/wordml/cid" xmlns:w16="http://schemas.microsoft.com/office/word/2018/wordml" xmlns:w16du="http://schemas.microsoft.com/office/word/2023/wordml/word16du" xmlns:w16sdtdh="http://schemas.microsoft.com/office/word/2020/wordml/sdtdatahash" xmlns:w16sdtfl="http://schemas.microsoft.com/office/word/2024/wordml/sdtformatlock" xmlns:w16se="http://schemas.microsoft.com/office/word/2015/wordml/symex" mc:Ignorable="w14 w15 w16se w16cid w16 w16cex w16sdtdh w16sdtfl w16du">
   <w:docDefaults>
     <w:rPrDefault>
       <w:rPr>
@@ -4932,6 +8318,7 @@
   <w:style w:type="character" w:default="1" w:styleId="Absatz-Standardschriftart">
     <w:name w:val="Default Paragraph Font"/>
     <w:uiPriority w:val="1"/>
+    <w:semiHidden/>
     <w:unhideWhenUsed/>
   </w:style>
   <w:style w:type="table" w:default="1" w:styleId="NormaleTabelle">
@@ -5390,6 +8777,62 @@
       </w:tblBorders>
     </w:tblPr>
   </w:style>
+  <w:style w:type="paragraph" w:styleId="berarbeitung">
+    <w:name w:val="Revision"/>
+    <w:hidden/>
+    <w:uiPriority w:val="99"/>
+    <w:semiHidden/>
+    <w:rsid w:val="00A27197"/>
+    <w:pPr>
+      <w:spacing w:after="0" w:line="240" w:lineRule="auto"/>
+    </w:pPr>
+    <w:rPr>
+      <w:lang w:val="en-GB"/>
+    </w:rPr>
+  </w:style>
+  <w:style w:type="character" w:styleId="HTMLCode">
+    <w:name w:val="HTML Code"/>
+    <w:basedOn w:val="Absatz-Standardschriftart"/>
+    <w:uiPriority w:val="99"/>
+    <w:semiHidden/>
+    <w:unhideWhenUsed/>
+    <w:rsid w:val="00A27197"/>
+    <w:rPr>
+      <w:rFonts w:ascii="Courier New" w:eastAsia="Times New Roman" w:hAnsi="Courier New" w:cs="Courier New"/>
+      <w:sz w:val="20"/>
+      <w:szCs w:val="20"/>
+    </w:rPr>
+  </w:style>
+  <w:style w:type="paragraph" w:styleId="StandardWeb">
+    <w:name w:val="Normal (Web)"/>
+    <w:basedOn w:val="Standard"/>
+    <w:uiPriority w:val="99"/>
+    <w:semiHidden/>
+    <w:unhideWhenUsed/>
+    <w:rsid w:val="006D0F64"/>
+    <w:pPr>
+      <w:spacing w:before="100" w:beforeAutospacing="1" w:after="100" w:afterAutospacing="1" w:line="240" w:lineRule="auto"/>
+    </w:pPr>
+    <w:rPr>
+      <w:rFonts w:ascii="Times New Roman" w:eastAsia="Times New Roman" w:hAnsi="Times New Roman" w:cs="Times New Roman"/>
+      <w:kern w:val="0"/>
+      <w:sz w:val="24"/>
+      <w:szCs w:val="24"/>
+      <w:lang w:val="de-DE" w:eastAsia="de-DE"/>
+      <w14:ligatures w14:val="none"/>
+    </w:rPr>
+  </w:style>
+  <w:style w:type="character" w:styleId="Fett">
+    <w:name w:val="Strong"/>
+    <w:basedOn w:val="Absatz-Standardschriftart"/>
+    <w:uiPriority w:val="22"/>
+    <w:qFormat/>
+    <w:rsid w:val="006D0F64"/>
+    <w:rPr>
+      <w:b/>
+      <w:bCs/>
+    </w:rPr>
+  </w:style>
 </w:styles>
 </file>
 

--- a/DOCUMENTATION.docx
+++ b/DOCUMENTATION.docx
@@ -30,7 +30,6 @@
         </w:rPr>
         <w:t>"</w:t>
       </w:r>
-      <w:proofErr w:type="spellStart"/>
       <w:r>
         <w:rPr>
           <w:b/>
@@ -38,9 +37,8 @@
           <w:sz w:val="28"/>
           <w:szCs w:val="28"/>
         </w:rPr>
-        <w:t>GeoCliP</w:t>
-      </w:r>
-      <w:proofErr w:type="spellEnd"/>
+        <w:t>LOCC</w:t>
+      </w:r>
       <w:r>
         <w:rPr>
           <w:b/>
@@ -471,43 +469,7 @@
           <w:iCs/>
           <w:lang w:val="de-DE"/>
         </w:rPr>
-        <w:t>Leistungsplansystematik (</w:t>
-      </w:r>
-      <w:proofErr w:type="spellStart"/>
-      <w:r>
-        <w:rPr>
-          <w:bCs/>
-          <w:iCs/>
-          <w:lang w:val="de-DE"/>
-        </w:rPr>
-        <w:t>policy</w:t>
-      </w:r>
-      <w:proofErr w:type="spellEnd"/>
-      <w:r>
-        <w:rPr>
-          <w:bCs/>
-          <w:iCs/>
-          <w:lang w:val="de-DE"/>
-        </w:rPr>
-        <w:t xml:space="preserve"> </w:t>
-      </w:r>
-      <w:proofErr w:type="spellStart"/>
-      <w:r>
-        <w:rPr>
-          <w:bCs/>
-          <w:iCs/>
-          <w:lang w:val="de-DE"/>
-        </w:rPr>
-        <w:t>field</w:t>
-      </w:r>
-      <w:proofErr w:type="spellEnd"/>
-      <w:r>
-        <w:rPr>
-          <w:bCs/>
-          <w:iCs/>
-          <w:lang w:val="de-DE"/>
-        </w:rPr>
-        <w:t xml:space="preserve"> code): FA19*</w:t>
+        <w:t>Leistungsplansystematik (policy field code): FA19*</w:t>
       </w:r>
     </w:p>
     <w:p>
@@ -546,43 +508,39 @@
           <w:iCs/>
           <w:lang w:val="en-US"/>
         </w:rPr>
-        <w:t xml:space="preserve">Nur </w:t>
-      </w:r>
-      <w:proofErr w:type="spellStart"/>
+        <w:t xml:space="preserve">Nur lfd. </w:t>
+      </w:r>
       <w:r>
         <w:rPr>
           <w:bCs/>
           <w:iCs/>
           <w:lang w:val="en-US"/>
         </w:rPr>
-        <w:t>lfd</w:t>
-      </w:r>
-      <w:proofErr w:type="spellEnd"/>
+        <w:t>Vorhaben</w:t>
+      </w:r>
       <w:r>
         <w:rPr>
           <w:bCs/>
           <w:iCs/>
           <w:lang w:val="en-US"/>
         </w:rPr>
-        <w:t xml:space="preserve">. </w:t>
-      </w:r>
-      <w:proofErr w:type="spellStart"/>
+        <w:t xml:space="preserve"> "</w:t>
+      </w:r>
       <w:r>
         <w:rPr>
           <w:bCs/>
           <w:iCs/>
           <w:lang w:val="en-US"/>
         </w:rPr>
-        <w:t>Vorhaben</w:t>
-      </w:r>
-      <w:proofErr w:type="spellEnd"/>
+        <w:t>(only current projects) t</w:t>
+      </w:r>
       <w:r>
         <w:rPr>
           <w:bCs/>
           <w:iCs/>
           <w:lang w:val="en-US"/>
         </w:rPr>
-        <w:t xml:space="preserve"> "</w:t>
+        <w:t xml:space="preserve">o </w:t>
       </w:r>
       <w:r>
         <w:rPr>
@@ -590,7 +548,7 @@
           <w:iCs/>
           <w:lang w:val="en-US"/>
         </w:rPr>
-        <w:t>(only current projects) t</w:t>
+        <w:t>"</w:t>
       </w:r>
       <w:r>
         <w:rPr>
@@ -598,26 +556,8 @@
           <w:iCs/>
           <w:lang w:val="en-US"/>
         </w:rPr>
-        <w:t xml:space="preserve">o </w:t>
-      </w:r>
-      <w:r>
-        <w:rPr>
-          <w:bCs/>
-          <w:iCs/>
-          <w:lang w:val="en-US"/>
-        </w:rPr>
-        <w:t>"</w:t>
-      </w:r>
-      <w:proofErr w:type="spellStart"/>
-      <w:r>
-        <w:rPr>
-          <w:bCs/>
-          <w:iCs/>
-          <w:lang w:val="en-US"/>
-        </w:rPr>
         <w:t>nein</w:t>
       </w:r>
-      <w:proofErr w:type="spellEnd"/>
       <w:r>
         <w:rPr>
           <w:bCs/>
@@ -772,7 +712,6 @@
                 <w:iCs/>
               </w:rPr>
             </w:pPr>
-            <w:proofErr w:type="spellStart"/>
             <w:r>
               <w:rPr>
                 <w:bCs/>
@@ -780,7 +719,6 @@
               </w:rPr>
               <w:t>Ressort</w:t>
             </w:r>
-            <w:proofErr w:type="spellEnd"/>
           </w:p>
         </w:tc>
         <w:tc>
@@ -818,7 +756,6 @@
                 <w:iCs/>
               </w:rPr>
             </w:pPr>
-            <w:proofErr w:type="spellStart"/>
             <w:r>
               <w:rPr>
                 <w:bCs/>
@@ -826,7 +763,6 @@
               </w:rPr>
               <w:t>Referat</w:t>
             </w:r>
-            <w:proofErr w:type="spellEnd"/>
           </w:p>
         </w:tc>
         <w:tc>
@@ -930,22 +866,13 @@
               </w:rPr>
               <w:t>Arb.-</w:t>
             </w:r>
-            <w:proofErr w:type="spellStart"/>
             <w:proofErr w:type="gramEnd"/>
             <w:r>
               <w:rPr>
                 <w:bCs/>
                 <w:iCs/>
               </w:rPr>
-              <w:t>Einh</w:t>
-            </w:r>
-            <w:proofErr w:type="spellEnd"/>
-            <w:r>
-              <w:rPr>
-                <w:bCs/>
-                <w:iCs/>
-              </w:rPr>
-              <w:t>.</w:t>
+              <w:t>Einh.</w:t>
             </w:r>
           </w:p>
         </w:tc>
@@ -984,7 +911,6 @@
                 <w:iCs/>
               </w:rPr>
             </w:pPr>
-            <w:proofErr w:type="spellStart"/>
             <w:r>
               <w:rPr>
                 <w:bCs/>
@@ -992,7 +918,6 @@
               </w:rPr>
               <w:t>Zuwendungsempfänger</w:t>
             </w:r>
-            <w:proofErr w:type="spellEnd"/>
           </w:p>
         </w:tc>
         <w:tc>
@@ -1030,7 +955,6 @@
                 <w:iCs/>
               </w:rPr>
             </w:pPr>
-            <w:proofErr w:type="spellStart"/>
             <w:r>
               <w:rPr>
                 <w:bCs/>
@@ -1038,7 +962,6 @@
               </w:rPr>
               <w:t>Gemeindekennziffer</w:t>
             </w:r>
-            <w:proofErr w:type="spellEnd"/>
           </w:p>
         </w:tc>
         <w:tc>
@@ -1192,7 +1115,6 @@
                 <w:iCs/>
               </w:rPr>
             </w:pPr>
-            <w:proofErr w:type="spellStart"/>
             <w:r>
               <w:rPr>
                 <w:bCs/>
@@ -1200,7 +1122,6 @@
               </w:rPr>
               <w:t>Bundesland</w:t>
             </w:r>
-            <w:proofErr w:type="spellEnd"/>
           </w:p>
         </w:tc>
         <w:tc>
@@ -1310,21 +1231,12 @@
                 <w:iCs/>
               </w:rPr>
             </w:pPr>
-            <w:proofErr w:type="spellStart"/>
-            <w:r>
-              <w:rPr>
-                <w:bCs/>
-                <w:iCs/>
-              </w:rPr>
-              <w:t>Ausführende</w:t>
-            </w:r>
-            <w:proofErr w:type="spellEnd"/>
-            <w:r>
-              <w:rPr>
-                <w:bCs/>
-                <w:iCs/>
-              </w:rPr>
-              <w:t xml:space="preserve"> Stelle</w:t>
+            <w:r>
+              <w:rPr>
+                <w:bCs/>
+                <w:iCs/>
+              </w:rPr>
+              <w:t>Ausführende Stelle</w:t>
             </w:r>
           </w:p>
         </w:tc>
@@ -1363,7 +1275,6 @@
                 <w:iCs/>
               </w:rPr>
             </w:pPr>
-            <w:proofErr w:type="spellStart"/>
             <w:r>
               <w:rPr>
                 <w:bCs/>
@@ -1371,7 +1282,6 @@
               </w:rPr>
               <w:t>Gemeindekennziffer</w:t>
             </w:r>
-            <w:proofErr w:type="spellEnd"/>
           </w:p>
         </w:tc>
         <w:tc>
@@ -1525,7 +1435,6 @@
                 <w:iCs/>
               </w:rPr>
             </w:pPr>
-            <w:proofErr w:type="spellStart"/>
             <w:r>
               <w:rPr>
                 <w:bCs/>
@@ -1533,7 +1442,6 @@
               </w:rPr>
               <w:t>Bundesland</w:t>
             </w:r>
-            <w:proofErr w:type="spellEnd"/>
           </w:p>
         </w:tc>
         <w:tc>
@@ -1687,7 +1595,6 @@
                 <w:iCs/>
               </w:rPr>
             </w:pPr>
-            <w:proofErr w:type="spellStart"/>
             <w:r>
               <w:rPr>
                 <w:bCs/>
@@ -1695,7 +1602,6 @@
               </w:rPr>
               <w:t>Leistungsplansystematik</w:t>
             </w:r>
-            <w:proofErr w:type="spellEnd"/>
           </w:p>
         </w:tc>
         <w:tc>
@@ -1733,31 +1639,13 @@
                 <w:iCs/>
               </w:rPr>
             </w:pPr>
-            <w:proofErr w:type="spellStart"/>
-            <w:r>
-              <w:rPr>
-                <w:bCs/>
-                <w:iCs/>
-              </w:rPr>
-              <w:t>Klartext</w:t>
-            </w:r>
-            <w:proofErr w:type="spellEnd"/>
-            <w:r>
-              <w:rPr>
-                <w:bCs/>
-                <w:iCs/>
-              </w:rPr>
-              <w:t xml:space="preserve"> </w:t>
-            </w:r>
-            <w:proofErr w:type="spellStart"/>
-            <w:r>
-              <w:rPr>
-                <w:bCs/>
-                <w:iCs/>
-              </w:rPr>
-              <w:t>Leistungsplansystematik</w:t>
-            </w:r>
-            <w:proofErr w:type="spellEnd"/>
+            <w:r>
+              <w:rPr>
+                <w:bCs/>
+                <w:iCs/>
+              </w:rPr>
+              <w:t>Klartext Leistungsplansystematik</w:t>
+            </w:r>
           </w:p>
         </w:tc>
         <w:tc>
@@ -1795,21 +1683,12 @@
                 <w:iCs/>
               </w:rPr>
             </w:pPr>
-            <w:proofErr w:type="spellStart"/>
-            <w:r>
-              <w:rPr>
-                <w:bCs/>
-                <w:iCs/>
-              </w:rPr>
-              <w:t>Laufzeit</w:t>
-            </w:r>
-            <w:proofErr w:type="spellEnd"/>
-            <w:r>
-              <w:rPr>
-                <w:bCs/>
-                <w:iCs/>
-              </w:rPr>
-              <w:t xml:space="preserve"> von</w:t>
+            <w:r>
+              <w:rPr>
+                <w:bCs/>
+                <w:iCs/>
+              </w:rPr>
+              <w:t>Laufzeit von</w:t>
             </w:r>
           </w:p>
         </w:tc>
@@ -1848,21 +1727,12 @@
                 <w:iCs/>
               </w:rPr>
             </w:pPr>
-            <w:proofErr w:type="spellStart"/>
-            <w:r>
-              <w:rPr>
-                <w:bCs/>
-                <w:iCs/>
-              </w:rPr>
-              <w:t>Laufzeit</w:t>
-            </w:r>
-            <w:proofErr w:type="spellEnd"/>
-            <w:r>
-              <w:rPr>
-                <w:bCs/>
-                <w:iCs/>
-              </w:rPr>
-              <w:t xml:space="preserve"> bis</w:t>
+            <w:r>
+              <w:rPr>
+                <w:bCs/>
+                <w:iCs/>
+              </w:rPr>
+              <w:t>Laufzeit bis</w:t>
             </w:r>
           </w:p>
         </w:tc>
@@ -1901,21 +1771,12 @@
                 <w:iCs/>
               </w:rPr>
             </w:pPr>
-            <w:proofErr w:type="spellStart"/>
-            <w:r>
-              <w:rPr>
-                <w:bCs/>
-                <w:iCs/>
-              </w:rPr>
-              <w:t>Fördersumme</w:t>
-            </w:r>
-            <w:proofErr w:type="spellEnd"/>
-            <w:r>
-              <w:rPr>
-                <w:bCs/>
-                <w:iCs/>
-              </w:rPr>
-              <w:t xml:space="preserve"> in EUR</w:t>
+            <w:r>
+              <w:rPr>
+                <w:bCs/>
+                <w:iCs/>
+              </w:rPr>
+              <w:t>Fördersumme in EUR</w:t>
             </w:r>
           </w:p>
         </w:tc>
@@ -1954,7 +1815,6 @@
                 <w:iCs/>
               </w:rPr>
             </w:pPr>
-            <w:proofErr w:type="spellStart"/>
             <w:r>
               <w:rPr>
                 <w:bCs/>
@@ -1962,7 +1822,6 @@
               </w:rPr>
               <w:t>Förderprofil</w:t>
             </w:r>
-            <w:proofErr w:type="spellEnd"/>
           </w:p>
         </w:tc>
         <w:tc>
@@ -2000,7 +1859,6 @@
                 <w:iCs/>
               </w:rPr>
             </w:pPr>
-            <w:proofErr w:type="spellStart"/>
             <w:r>
               <w:rPr>
                 <w:bCs/>
@@ -2008,7 +1866,6 @@
               </w:rPr>
               <w:t>Verbundprojekt</w:t>
             </w:r>
-            <w:proofErr w:type="spellEnd"/>
           </w:p>
         </w:tc>
         <w:tc>
@@ -2046,7 +1903,6 @@
                 <w:iCs/>
               </w:rPr>
             </w:pPr>
-            <w:proofErr w:type="spellStart"/>
             <w:r>
               <w:rPr>
                 <w:bCs/>
@@ -2054,7 +1910,6 @@
               </w:rPr>
               <w:t>Förderart</w:t>
             </w:r>
-            <w:proofErr w:type="spellEnd"/>
           </w:p>
         </w:tc>
         <w:tc>
@@ -2407,7 +2262,6 @@
                 <w:iCs/>
               </w:rPr>
             </w:pPr>
-            <w:proofErr w:type="spellStart"/>
             <w:r>
               <w:rPr>
                 <w:bCs/>
@@ -2415,7 +2269,6 @@
               </w:rPr>
               <w:t>ags</w:t>
             </w:r>
-            <w:proofErr w:type="spellEnd"/>
           </w:p>
         </w:tc>
         <w:tc>
@@ -2453,7 +2306,6 @@
                 <w:iCs/>
               </w:rPr>
             </w:pPr>
-            <w:proofErr w:type="spellStart"/>
             <w:r>
               <w:rPr>
                 <w:bCs/>
@@ -2461,7 +2313,6 @@
               </w:rPr>
               <w:t>municipality_name</w:t>
             </w:r>
-            <w:proofErr w:type="spellEnd"/>
           </w:p>
         </w:tc>
         <w:tc>
@@ -2499,7 +2350,6 @@
                 <w:iCs/>
               </w:rPr>
             </w:pPr>
-            <w:proofErr w:type="spellStart"/>
             <w:r>
               <w:rPr>
                 <w:bCs/>
@@ -2507,7 +2357,6 @@
               </w:rPr>
               <w:t>ce_jurisdiction</w:t>
             </w:r>
-            <w:proofErr w:type="spellEnd"/>
           </w:p>
         </w:tc>
         <w:tc>
@@ -2545,7 +2394,6 @@
                 <w:iCs/>
               </w:rPr>
             </w:pPr>
-            <w:proofErr w:type="spellStart"/>
             <w:r>
               <w:rPr>
                 <w:bCs/>
@@ -2553,7 +2401,6 @@
               </w:rPr>
               <w:t>ce_level</w:t>
             </w:r>
-            <w:proofErr w:type="spellEnd"/>
           </w:p>
         </w:tc>
         <w:tc>
@@ -3008,36 +2855,8 @@
           <w:i/>
           <w:iCs/>
         </w:rPr>
-        <w:t>/</w:t>
-      </w:r>
-      <w:proofErr w:type="spellStart"/>
-      <w:r>
-        <w:rPr>
-          <w:bCs/>
-          <w:i/>
-          <w:iCs/>
-        </w:rPr>
-        <w:t>gesis_panel</w:t>
-      </w:r>
-      <w:proofErr w:type="spellEnd"/>
-      <w:r>
-        <w:rPr>
-          <w:bCs/>
-          <w:i/>
-          <w:iCs/>
-        </w:rPr>
-        <w:t>/</w:t>
-      </w:r>
-      <w:proofErr w:type="spellStart"/>
-      <w:r>
-        <w:rPr>
-          <w:bCs/>
-          <w:i/>
-          <w:iCs/>
-        </w:rPr>
-        <w:t>gp_synth.rds</w:t>
-      </w:r>
-      <w:proofErr w:type="spellEnd"/>
+        <w:t>/gesis_panel/gp_synth.rds</w:t>
+      </w:r>
     </w:p>
     <w:p>
       <w:pPr>
@@ -3062,25 +2881,7 @@
           <w:i/>
           <w:iCs/>
         </w:rPr>
-        <w:t>/</w:t>
-      </w:r>
-      <w:proofErr w:type="spellStart"/>
-      <w:r>
-        <w:rPr>
-          <w:bCs/>
-          <w:i/>
-          <w:iCs/>
-        </w:rPr>
-        <w:t>gesis_panel</w:t>
-      </w:r>
-      <w:proofErr w:type="spellEnd"/>
-      <w:r>
-        <w:rPr>
-          <w:bCs/>
-          <w:i/>
-          <w:iCs/>
-        </w:rPr>
-        <w:t>/gp_synth.csv</w:t>
+        <w:t>/gesis_panel/gp_synth.csv</w:t>
       </w:r>
     </w:p>
     <w:p>
@@ -3118,7 +2919,6 @@
         </w:rPr>
         <w:t>scripts/</w:t>
       </w:r>
-      <w:proofErr w:type="spellStart"/>
       <w:r>
         <w:rPr>
           <w:bCs/>
@@ -3127,7 +2927,6 @@
         </w:rPr>
         <w:t>create_gp_synth.R</w:t>
       </w:r>
-      <w:proofErr w:type="spellEnd"/>
       <w:r>
         <w:rPr>
           <w:bCs/>
@@ -3150,23 +2949,7 @@
           <w:bCs/>
           <w:iCs/>
         </w:rPr>
-        <w:t xml:space="preserve">This dataset contains synthetic spatial point data derived from the GESIS Panel using the R package </w:t>
-      </w:r>
-      <w:proofErr w:type="spellStart"/>
-      <w:r>
-        <w:rPr>
-          <w:bCs/>
-          <w:iCs/>
-        </w:rPr>
-        <w:t>geosynth</w:t>
-      </w:r>
-      <w:proofErr w:type="spellEnd"/>
-      <w:r>
-        <w:rPr>
-          <w:bCs/>
-          <w:iCs/>
-        </w:rPr>
-        <w:t xml:space="preserve">. Each observation represents an INSPIRE-compliant 1 km² grid centroid. </w:t>
+        <w:t xml:space="preserve">This dataset contains synthetic spatial point data derived from the GESIS Panel using the R package geosynth. Each observation represents an INSPIRE-compliant 1 km² grid centroid. </w:t>
       </w:r>
       <w:r>
         <w:t>The dataset is fully synthetic and does not contain direct respondent locations. INSPIRE grid identifiers and AGS codes represent spatial reference units linked to the synthesized centroid locations and should not be interpreted as observed residential information.</w:t>
@@ -3238,23 +3021,7 @@
           <w:bCs/>
           <w:iCs/>
         </w:rPr>
-        <w:t>R spatial object format (.</w:t>
-      </w:r>
-      <w:proofErr w:type="spellStart"/>
-      <w:r>
-        <w:rPr>
-          <w:bCs/>
-          <w:iCs/>
-        </w:rPr>
-        <w:t>rds</w:t>
-      </w:r>
-      <w:proofErr w:type="spellEnd"/>
-      <w:r>
-        <w:rPr>
-          <w:bCs/>
-          <w:iCs/>
-        </w:rPr>
-        <w:t xml:space="preserve">, sf object) </w:t>
+        <w:t xml:space="preserve">R spatial object format (.rds, sf object) </w:t>
       </w:r>
     </w:p>
     <w:p>
@@ -3347,18 +3114,8 @@
           <w:i/>
           <w:iCs/>
         </w:rPr>
-        <w:t>/scripts/</w:t>
-      </w:r>
-      <w:proofErr w:type="spellStart"/>
-      <w:r>
-        <w:rPr>
-          <w:bCs/>
-          <w:i/>
-          <w:iCs/>
-        </w:rPr>
-        <w:t>create_gp_synth.R</w:t>
-      </w:r>
-      <w:proofErr w:type="spellEnd"/>
+        <w:t>/scripts/create_gp_synth.R</w:t>
+      </w:r>
       <w:r>
         <w:rPr>
           <w:bCs/>
@@ -3827,7 +3584,6 @@
                 <w:iCs/>
               </w:rPr>
             </w:pPr>
-            <w:proofErr w:type="spellStart"/>
             <w:r>
               <w:rPr>
                 <w:bCs/>
@@ -3835,7 +3591,6 @@
               </w:rPr>
               <w:t>ags</w:t>
             </w:r>
-            <w:proofErr w:type="spellEnd"/>
           </w:p>
         </w:tc>
         <w:tc>
@@ -3914,23 +3669,7 @@
               </w:rPr>
             </w:pPr>
             <w:r>
-              <w:t>Official German municipality code (</w:t>
-            </w:r>
-            <w:proofErr w:type="spellStart"/>
-            <w:r>
-              <w:t>Amtlicher</w:t>
-            </w:r>
-            <w:proofErr w:type="spellEnd"/>
-            <w:r>
-              <w:t xml:space="preserve"> </w:t>
-            </w:r>
-            <w:proofErr w:type="spellStart"/>
-            <w:r>
-              <w:t>Gemeindeschlüssel</w:t>
-            </w:r>
-            <w:proofErr w:type="spellEnd"/>
-            <w:r>
-              <w:t>) associated with the spatial unit</w:t>
+              <w:t>Official German municipality code (Amtlicher Gemeindeschlüssel) associated with the spatial unit</w:t>
             </w:r>
           </w:p>
         </w:tc>
@@ -4796,17 +4535,8 @@
                 <w:bCs/>
                 <w:iCs/>
               </w:rPr>
-              <w:t xml:space="preserve">Extraction of grid centroids and synthetic reconstruction via </w:t>
-            </w:r>
-            <w:proofErr w:type="spellStart"/>
-            <w:r>
-              <w:rPr>
-                <w:bCs/>
-                <w:iCs/>
-              </w:rPr>
-              <w:t>geosynth</w:t>
-            </w:r>
-            <w:proofErr w:type="spellEnd"/>
+              <w:t>Extraction of grid centroids and synthetic reconstruction via geosynth</w:t>
+            </w:r>
             <w:r>
               <w:rPr>
                 <w:bCs/>
@@ -5000,18 +4730,8 @@
           <w:i/>
           <w:iCs/>
         </w:rPr>
-        <w:t>scripts/</w:t>
-      </w:r>
-      <w:proofErr w:type="spellStart"/>
-      <w:r>
-        <w:rPr>
-          <w:bCs/>
-          <w:i/>
-          <w:iCs/>
-        </w:rPr>
-        <w:t>create_gp_synth.R</w:t>
-      </w:r>
-      <w:proofErr w:type="spellEnd"/>
+        <w:t>scripts/create_gp_synth.R</w:t>
+      </w:r>
     </w:p>
     <w:p>
       <w:pPr>
@@ -5040,7 +4760,6 @@
         </w:rPr>
         <w:t>scripts/</w:t>
       </w:r>
-      <w:proofErr w:type="spellStart"/>
       <w:r>
         <w:rPr>
           <w:bCs/>
@@ -5049,7 +4768,6 @@
         </w:rPr>
         <w:t>gesis_panel_linking.R</w:t>
       </w:r>
-      <w:proofErr w:type="spellEnd"/>
     </w:p>
     <w:p>
       <w:pPr>
@@ -5078,34 +4796,14 @@
         </w:rPr>
         <w:t>scripts/</w:t>
       </w:r>
-      <w:proofErr w:type="spellStart"/>
-      <w:r>
-        <w:rPr>
-          <w:bCs/>
-          <w:i/>
-          <w:iCs/>
-        </w:rPr>
-        <w:t>geosynth</w:t>
-      </w:r>
-      <w:proofErr w:type="spellEnd"/>
-      <w:r>
-        <w:rPr>
-          <w:bCs/>
-          <w:i/>
-          <w:iCs/>
-        </w:rPr>
-        <w:t>/</w:t>
-      </w:r>
-      <w:proofErr w:type="spellStart"/>
-      <w:r>
-        <w:rPr>
-          <w:bCs/>
-          <w:i/>
-          <w:iCs/>
-        </w:rPr>
-        <w:t>create_sample_frame.R</w:t>
-      </w:r>
-      <w:proofErr w:type="spellEnd"/>
+      <w:r>
+        <w:rPr>
+          <w:bCs/>
+          <w:i/>
+          <w:iCs/>
+        </w:rPr>
+        <w:t>geosynth/create_sample_frame.R</w:t>
+      </w:r>
     </w:p>
     <w:p>
       <w:pPr>
@@ -5142,34 +4840,14 @@
         </w:rPr>
         <w:t xml:space="preserve"> </w:t>
       </w:r>
-      <w:proofErr w:type="spellStart"/>
-      <w:r>
-        <w:rPr>
-          <w:bCs/>
-          <w:i/>
-          <w:iCs/>
-        </w:rPr>
-        <w:t>geosynth</w:t>
-      </w:r>
-      <w:proofErr w:type="spellEnd"/>
-      <w:r>
-        <w:rPr>
-          <w:bCs/>
-          <w:i/>
-          <w:iCs/>
-        </w:rPr>
-        <w:t xml:space="preserve"> /</w:t>
-      </w:r>
-      <w:proofErr w:type="spellStart"/>
-      <w:r>
-        <w:rPr>
-          <w:bCs/>
-          <w:i/>
-          <w:iCs/>
-        </w:rPr>
-        <w:t>draw_sample.R</w:t>
-      </w:r>
-      <w:proofErr w:type="spellEnd"/>
+      <w:r>
+        <w:rPr>
+          <w:bCs/>
+          <w:i/>
+          <w:iCs/>
+        </w:rPr>
+        <w:t>geosynth /draw_sample.R</w:t>
+      </w:r>
     </w:p>
     <w:p>
       <w:pPr>
@@ -5206,34 +4884,14 @@
         </w:rPr>
         <w:t xml:space="preserve"> </w:t>
       </w:r>
-      <w:proofErr w:type="spellStart"/>
-      <w:r>
-        <w:rPr>
-          <w:bCs/>
-          <w:i/>
-          <w:iCs/>
-        </w:rPr>
-        <w:t>geosynth</w:t>
-      </w:r>
-      <w:proofErr w:type="spellEnd"/>
-      <w:r>
-        <w:rPr>
-          <w:bCs/>
-          <w:i/>
-          <w:iCs/>
-        </w:rPr>
-        <w:t xml:space="preserve"> /</w:t>
-      </w:r>
-      <w:proofErr w:type="spellStart"/>
-      <w:r>
-        <w:rPr>
-          <w:bCs/>
-          <w:i/>
-          <w:iCs/>
-        </w:rPr>
-        <w:t>shuffle_min_distance.R</w:t>
-      </w:r>
-      <w:proofErr w:type="spellEnd"/>
+      <w:r>
+        <w:rPr>
+          <w:bCs/>
+          <w:i/>
+          <w:iCs/>
+        </w:rPr>
+        <w:t>geosynth /shuffle_min_distance.R</w:t>
+      </w:r>
     </w:p>
     <w:p>
       <w:pPr>
@@ -5262,25 +4920,14 @@
         </w:rPr>
         <w:t>scripts/</w:t>
       </w:r>
-      <w:proofErr w:type="spellStart"/>
-      <w:r>
-        <w:rPr>
-          <w:bCs/>
-          <w:i/>
-          <w:iCs/>
-        </w:rPr>
-        <w:t>gxc_link_dwd</w:t>
-      </w:r>
-      <w:proofErr w:type="spellEnd"/>
-      <w:r>
-        <w:rPr>
-          <w:bCs/>
-          <w:i/>
-          <w:iCs/>
-        </w:rPr>
-        <w:t>/</w:t>
-      </w:r>
-      <w:proofErr w:type="spellStart"/>
+      <w:r>
+        <w:rPr>
+          <w:bCs/>
+          <w:i/>
+          <w:iCs/>
+        </w:rPr>
+        <w:t>gxc_link_dwd/</w:t>
+      </w:r>
       <w:r>
         <w:rPr>
           <w:bCs/>
@@ -5289,7 +4936,6 @@
         </w:rPr>
         <w:t>gxc_link_dwd.R</w:t>
       </w:r>
-      <w:proofErr w:type="spellEnd"/>
     </w:p>
     <w:p>
       <w:pPr>
@@ -5325,25 +4971,14 @@
         </w:rPr>
         <w:t xml:space="preserve"> </w:t>
       </w:r>
-      <w:proofErr w:type="spellStart"/>
-      <w:r>
-        <w:rPr>
-          <w:bCs/>
-          <w:i/>
-          <w:iCs/>
-        </w:rPr>
-        <w:t>gxc_link_dwd</w:t>
-      </w:r>
-      <w:proofErr w:type="spellEnd"/>
-      <w:r>
-        <w:rPr>
-          <w:bCs/>
-          <w:i/>
-          <w:iCs/>
-        </w:rPr>
-        <w:t xml:space="preserve"> /</w:t>
-      </w:r>
-      <w:proofErr w:type="spellStart"/>
+      <w:r>
+        <w:rPr>
+          <w:bCs/>
+          <w:i/>
+          <w:iCs/>
+        </w:rPr>
+        <w:t>gxc_link_dwd /</w:t>
+      </w:r>
       <w:r>
         <w:rPr>
           <w:bCs/>
@@ -5364,15 +4999,7 @@
           <w:bCs/>
           <w:iCs/>
         </w:rPr>
-        <w:t>e</w:t>
-      </w:r>
-      <w:proofErr w:type="spellEnd"/>
-      <w:r>
-        <w:rPr>
-          <w:bCs/>
-          <w:iCs/>
-        </w:rPr>
-        <w:t xml:space="preserve"> have developed linking workflows to the georeferenced survey programs German</w:t>
+        <w:t>e have developed linking workflows to the georeferenced survey programs German</w:t>
       </w:r>
       <w:r>
         <w:rPr>
@@ -5463,23 +5090,7 @@
           <w:bCs/>
           <w:iCs/>
         </w:rPr>
-        <w:t xml:space="preserve">items on environmental and climate attitudes and </w:t>
-      </w:r>
-      <w:proofErr w:type="spellStart"/>
-      <w:r>
-        <w:rPr>
-          <w:bCs/>
-          <w:iCs/>
-        </w:rPr>
-        <w:t>behavior</w:t>
-      </w:r>
-      <w:proofErr w:type="spellEnd"/>
-      <w:r>
-        <w:rPr>
-          <w:bCs/>
-          <w:iCs/>
-        </w:rPr>
-        <w:t>, political and institutional trust,</w:t>
+        <w:t>items on environmental and climate attitudes and behavior, political and institutional trust,</w:t>
       </w:r>
       <w:r>
         <w:rPr>
@@ -5493,23 +5104,7 @@
           <w:bCs/>
           <w:iCs/>
         </w:rPr>
-        <w:t xml:space="preserve">policy preferences, and voting </w:t>
-      </w:r>
-      <w:proofErr w:type="spellStart"/>
-      <w:r>
-        <w:rPr>
-          <w:bCs/>
-          <w:iCs/>
-        </w:rPr>
-        <w:t>behavior</w:t>
-      </w:r>
-      <w:proofErr w:type="spellEnd"/>
-      <w:r>
-        <w:rPr>
-          <w:bCs/>
-          <w:iCs/>
-        </w:rPr>
-        <w:t>. These panel programs have a fine-grained spatial</w:t>
+        <w:t>policy preferences, and voting behavior. These panel programs have a fine-grained spatial</w:t>
       </w:r>
       <w:r>
         <w:rPr>
@@ -5558,17 +5153,8 @@
           <w:bCs/>
           <w:iCs/>
         </w:rPr>
-        <w:t xml:space="preserve">, flexible data integration options that facilitate otherwise complex and burdensome data preparation before </w:t>
-      </w:r>
-      <w:proofErr w:type="spellStart"/>
-      <w:r>
-        <w:rPr>
-          <w:bCs/>
-          <w:iCs/>
-        </w:rPr>
-        <w:t>analyzing</w:t>
-      </w:r>
-      <w:proofErr w:type="spellEnd"/>
+        <w:t>, flexible data integration options that facilitate otherwise complex and burdensome data preparation before analyzing</w:t>
+      </w:r>
       <w:r>
         <w:rPr>
           <w:bCs/>
@@ -5646,23 +5232,7 @@
           <w:bCs/>
           <w:iCs/>
         </w:rPr>
-        <w:t xml:space="preserve">1 </w:t>
-      </w:r>
-      <w:proofErr w:type="spellStart"/>
-      <w:r>
-        <w:rPr>
-          <w:bCs/>
-          <w:iCs/>
-        </w:rPr>
-        <w:t>sq</w:t>
-      </w:r>
-      <w:proofErr w:type="spellEnd"/>
-      <w:r>
-        <w:rPr>
-          <w:bCs/>
-          <w:iCs/>
-        </w:rPr>
-        <w:t xml:space="preserve"> km grid centroids.</w:t>
+        <w:t>1 sq km grid centroids.</w:t>
       </w:r>
       <w:r>
         <w:rPr>
@@ -5698,23 +5268,7 @@
           <w:iCs/>
         </w:rPr>
         <w:lastRenderedPageBreak/>
-        <w:t>states and identified how many municipality types according to the regional statistical spatial typology (</w:t>
-      </w:r>
-      <w:proofErr w:type="spellStart"/>
-      <w:r>
-        <w:rPr>
-          <w:bCs/>
-          <w:iCs/>
-        </w:rPr>
-        <w:t>RegioStaR</w:t>
-      </w:r>
-      <w:proofErr w:type="spellEnd"/>
-      <w:r>
-        <w:rPr>
-          <w:bCs/>
-          <w:iCs/>
-        </w:rPr>
-        <w:t xml:space="preserve">) are in each state; 2.) We counted how many respondents </w:t>
+        <w:t xml:space="preserve">states and identified how many municipality types according to the regional statistical spatial typology (RegioStaR) are in each state; 2.) We counted how many respondents </w:t>
       </w:r>
       <w:proofErr w:type="gramStart"/>
       <w:r>
@@ -5744,17 +5298,8 @@
           <w:bCs/>
           <w:iCs/>
         </w:rPr>
-        <w:t xml:space="preserve">municipalities from which we can draw a sample; 4.) We sampled as many 1 </w:t>
-      </w:r>
-      <w:proofErr w:type="spellStart"/>
-      <w:r>
-        <w:rPr>
-          <w:bCs/>
-          <w:iCs/>
-        </w:rPr>
-        <w:t>sq</w:t>
-      </w:r>
-      <w:proofErr w:type="spellEnd"/>
+        <w:t>municipalities from which we can draw a sample; 4.) We sampled as many 1 sq</w:t>
+      </w:r>
       <w:r>
         <w:rPr>
           <w:bCs/>
@@ -5869,7 +5414,6 @@
         </w:rPr>
         <w:t xml:space="preserve">the </w:t>
       </w:r>
-      <w:proofErr w:type="spellStart"/>
       <w:r>
         <w:rPr>
           <w:bCs/>
@@ -5878,7 +5422,6 @@
         </w:rPr>
         <w:t>geosynth</w:t>
       </w:r>
-      <w:proofErr w:type="spellEnd"/>
       <w:r>
         <w:rPr>
           <w:bCs/>
@@ -5968,7 +5511,6 @@
         </w:rPr>
         <w:t xml:space="preserve">At the heart of the package are two functions: </w:t>
       </w:r>
-      <w:proofErr w:type="spellStart"/>
       <w:proofErr w:type="gramStart"/>
       <w:r>
         <w:rPr>
@@ -5976,18 +5518,8 @@
           <w:i/>
           <w:iCs/>
         </w:rPr>
-        <w:t>geosynth</w:t>
-      </w:r>
-      <w:proofErr w:type="spellEnd"/>
-      <w:r>
-        <w:rPr>
-          <w:bCs/>
-          <w:i/>
-          <w:iCs/>
-        </w:rPr>
-        <w:t>::</w:t>
-      </w:r>
-      <w:proofErr w:type="spellStart"/>
+        <w:t>geosynth::</w:t>
+      </w:r>
       <w:proofErr w:type="gramEnd"/>
       <w:r>
         <w:rPr>
@@ -5995,16 +5527,7 @@
           <w:i/>
           <w:iCs/>
         </w:rPr>
-        <w:t>create_sample_frame</w:t>
-      </w:r>
-      <w:proofErr w:type="spellEnd"/>
-      <w:r>
-        <w:rPr>
-          <w:bCs/>
-          <w:i/>
-          <w:iCs/>
-        </w:rPr>
-        <w:t>()</w:t>
+        <w:t>create_sample_frame()</w:t>
       </w:r>
       <w:r>
         <w:rPr>
@@ -6018,39 +5541,7 @@
           <w:bCs/>
           <w:iCs/>
         </w:rPr>
-        <w:t xml:space="preserve">, ensuring a minimum number of sampling points; </w:t>
-      </w:r>
-      <w:proofErr w:type="spellStart"/>
-      <w:r>
-        <w:rPr>
-          <w:bCs/>
-          <w:iCs/>
-        </w:rPr>
-        <w:t>geosynth</w:t>
-      </w:r>
-      <w:proofErr w:type="spellEnd"/>
-      <w:r>
-        <w:rPr>
-          <w:bCs/>
-          <w:iCs/>
-        </w:rPr>
-        <w:t>::</w:t>
-      </w:r>
-      <w:proofErr w:type="spellStart"/>
-      <w:r>
-        <w:rPr>
-          <w:bCs/>
-          <w:iCs/>
-        </w:rPr>
-        <w:t>draw_sample</w:t>
-      </w:r>
-      <w:proofErr w:type="spellEnd"/>
-      <w:r>
-        <w:rPr>
-          <w:bCs/>
-          <w:iCs/>
-        </w:rPr>
-        <w:t>() selects a sample of INSPIRE grid cells from a predefined sample frame, weighting them</w:t>
+        <w:t>, ensuring a minimum number of sampling points; geosynth::draw_sample() selects a sample of INSPIRE grid cells from a predefined sample frame, weighting them</w:t>
       </w:r>
       <w:r>
         <w:rPr>
@@ -6066,62 +5557,28 @@
         </w:rPr>
         <w:t xml:space="preserve">rather than only the municipality information, </w:t>
       </w:r>
-      <w:proofErr w:type="spellStart"/>
       <w:proofErr w:type="gramStart"/>
       <w:r>
         <w:rPr>
           <w:bCs/>
           <w:iCs/>
         </w:rPr>
-        <w:t>geosynth</w:t>
-      </w:r>
-      <w:proofErr w:type="spellEnd"/>
-      <w:r>
-        <w:rPr>
-          <w:bCs/>
-          <w:iCs/>
-        </w:rPr>
-        <w:t>::</w:t>
-      </w:r>
-      <w:proofErr w:type="spellStart"/>
+        <w:t>geosynth::</w:t>
+      </w:r>
       <w:proofErr w:type="gramEnd"/>
       <w:r>
         <w:rPr>
           <w:bCs/>
           <w:iCs/>
         </w:rPr>
-        <w:t>shuffle_min_distance</w:t>
-      </w:r>
-      <w:proofErr w:type="spellEnd"/>
-      <w:r>
-        <w:rPr>
-          <w:bCs/>
-          <w:iCs/>
-        </w:rPr>
-        <w:t>() ensures that rows in the synthetic dataset are shuffled so that each point is at least a pre</w:t>
-      </w:r>
-      <w:r>
-        <w:rPr>
-          <w:bCs/>
-          <w:iCs/>
-        </w:rPr>
-        <w:t xml:space="preserve">defined threshold of x </w:t>
-      </w:r>
-      <w:proofErr w:type="spellStart"/>
-      <w:r>
-        <w:rPr>
-          <w:bCs/>
-          <w:iCs/>
-        </w:rPr>
-        <w:t>kilometers</w:t>
-      </w:r>
-      <w:proofErr w:type="spellEnd"/>
-      <w:r>
-        <w:rPr>
-          <w:bCs/>
-          <w:iCs/>
-        </w:rPr>
-        <w:t xml:space="preserve"> away from its corresponding point in the original dataset.</w:t>
+        <w:t>shuffle_min_distance() ensures that rows in the synthetic dataset are shuffled so that each point is at least a pre</w:t>
+      </w:r>
+      <w:r>
+        <w:rPr>
+          <w:bCs/>
+          <w:iCs/>
+        </w:rPr>
+        <w:t>defined threshold of x kilometers away from its corresponding point in the original dataset.</w:t>
       </w:r>
       <w:r>
         <w:rPr>
@@ -6209,39 +5666,21 @@
         </w:rPr>
         <w:t xml:space="preserve">The first step in the synthetic data generation workflow is the construction of a sample frame that defines the set of municipalities eligible for synthetic sampling. This is accomplished by the function </w:t>
       </w:r>
-      <w:proofErr w:type="spellStart"/>
       <w:proofErr w:type="gramStart"/>
       <w:r>
         <w:rPr>
           <w:bCs/>
           <w:iCs/>
         </w:rPr>
-        <w:t>geosynth</w:t>
-      </w:r>
-      <w:proofErr w:type="spellEnd"/>
-      <w:r>
-        <w:rPr>
-          <w:bCs/>
-          <w:iCs/>
-        </w:rPr>
-        <w:t>::</w:t>
-      </w:r>
-      <w:proofErr w:type="spellStart"/>
+        <w:t>geosynth::</w:t>
+      </w:r>
       <w:proofErr w:type="gramEnd"/>
       <w:r>
         <w:rPr>
           <w:bCs/>
           <w:iCs/>
         </w:rPr>
-        <w:t>create_sample_frame</w:t>
-      </w:r>
-      <w:proofErr w:type="spellEnd"/>
-      <w:r>
-        <w:rPr>
-          <w:bCs/>
-          <w:iCs/>
-        </w:rPr>
-        <w:t>(), which accepts as its primary input a data frame containing the municipality identifiers</w:t>
+        <w:t>create_sample_frame(), which accepts as its primary input a data frame containing the municipality identifiers</w:t>
       </w:r>
       <w:r>
         <w:rPr>
@@ -6269,17 +5708,22 @@
           <w:bCs/>
           <w:iCs/>
         </w:rPr>
-        <w:t xml:space="preserve">to as AGS, the </w:t>
-      </w:r>
-      <w:proofErr w:type="spellStart"/>
-      <w:r>
-        <w:rPr>
-          <w:bCs/>
-          <w:iCs/>
-        </w:rPr>
-        <w:t>Amtlicher</w:t>
-      </w:r>
-      <w:proofErr w:type="spellEnd"/>
+        <w:t>to as AGS, the Amtlicher Gemeindeschlüssel, or official municipal key</w:t>
+      </w:r>
+      <w:r>
+        <w:rPr>
+          <w:bCs/>
+          <w:iCs/>
+        </w:rPr>
+        <w:t>—</w:t>
+      </w:r>
+      <w:r>
+        <w:rPr>
+          <w:bCs/>
+          <w:iCs/>
+        </w:rPr>
+        <w:t>of</w:t>
+      </w:r>
       <w:r>
         <w:rPr>
           <w:bCs/>
@@ -6287,35 +5731,26 @@
         </w:rPr>
         <w:t xml:space="preserve"> </w:t>
       </w:r>
-      <w:proofErr w:type="spellStart"/>
-      <w:r>
-        <w:rPr>
-          <w:bCs/>
-          <w:iCs/>
-        </w:rPr>
-        <w:t>Gemeindeschlüssel</w:t>
-      </w:r>
-      <w:proofErr w:type="spellEnd"/>
-      <w:r>
-        <w:rPr>
-          <w:bCs/>
-          <w:iCs/>
-        </w:rPr>
-        <w:t>, or official municipal key</w:t>
-      </w:r>
-      <w:r>
-        <w:rPr>
-          <w:bCs/>
-          <w:iCs/>
-        </w:rPr>
-        <w:t>—</w:t>
-      </w:r>
-      <w:r>
-        <w:rPr>
-          <w:bCs/>
-          <w:iCs/>
-        </w:rPr>
-        <w:t>of</w:t>
+      <w:r>
+        <w:rPr>
+          <w:bCs/>
+          <w:iCs/>
+        </w:rPr>
+        <w:t xml:space="preserve">the original survey respondents. The function then enriches this input with internal municipality-level data, including population counts and regional classification scores </w:t>
+      </w:r>
+      <w:r>
+        <w:rPr>
+          <w:bCs/>
+          <w:iCs/>
+        </w:rPr>
+        <w:t>based on the RegioStaR typology, a standard federal classification of municipalities by degree of urbaniz</w:t>
+      </w:r>
+      <w:r>
+        <w:rPr>
+          <w:bCs/>
+          <w:iCs/>
+        </w:rPr>
+        <w:t>ation maintained by the German Federal Ministry for Digital and Transport Affairs.</w:t>
       </w:r>
       <w:r>
         <w:rPr>
@@ -6329,37 +5764,14 @@
           <w:bCs/>
           <w:iCs/>
         </w:rPr>
-        <w:t xml:space="preserve">the original survey respondents. The function then enriches this input with internal municipality-level data, including population counts and regional classification scores </w:t>
-      </w:r>
-      <w:r>
-        <w:rPr>
-          <w:bCs/>
-          <w:iCs/>
-        </w:rPr>
-        <w:t xml:space="preserve">based on the </w:t>
-      </w:r>
-      <w:proofErr w:type="spellStart"/>
-      <w:r>
-        <w:rPr>
-          <w:bCs/>
-          <w:iCs/>
-        </w:rPr>
-        <w:t>RegioStaR</w:t>
-      </w:r>
-      <w:proofErr w:type="spellEnd"/>
-      <w:r>
-        <w:rPr>
-          <w:bCs/>
-          <w:iCs/>
-        </w:rPr>
-        <w:t xml:space="preserve"> typology, a standard federal classification of municipalities by degree of urbaniz</w:t>
-      </w:r>
-      <w:r>
-        <w:rPr>
-          <w:bCs/>
-          <w:iCs/>
-        </w:rPr>
-        <w:t>ation maintained by the German Federal Ministry for Digital and Transport Affairs.</w:t>
+        <w:t>Two substantive filtering criteria govern which municipalities are retained in the sample frame. First, municipalities below a user-specified population threshold (inhabitants_threshold) are excluded</w:t>
+      </w:r>
+      <w:r>
+        <w:rPr>
+          <w:bCs/>
+          <w:iCs/>
+        </w:rPr>
+        <w:t xml:space="preserve"> because very small municipalities pose</w:t>
       </w:r>
       <w:r>
         <w:rPr>
@@ -6373,43 +5785,6 @@
           <w:bCs/>
           <w:iCs/>
         </w:rPr>
-        <w:t>Two substantive filtering criteria govern which municipalities are retained in the sample frame. First, municipalities below a user-specified population threshold (</w:t>
-      </w:r>
-      <w:proofErr w:type="spellStart"/>
-      <w:r>
-        <w:rPr>
-          <w:bCs/>
-          <w:iCs/>
-        </w:rPr>
-        <w:t>inhabitants_threshold</w:t>
-      </w:r>
-      <w:proofErr w:type="spellEnd"/>
-      <w:r>
-        <w:rPr>
-          <w:bCs/>
-          <w:iCs/>
-        </w:rPr>
-        <w:t>) are excluded</w:t>
-      </w:r>
-      <w:r>
-        <w:rPr>
-          <w:bCs/>
-          <w:iCs/>
-        </w:rPr>
-        <w:t xml:space="preserve"> because very small municipalities pose</w:t>
-      </w:r>
-      <w:r>
-        <w:rPr>
-          <w:bCs/>
-          <w:iCs/>
-        </w:rPr>
-        <w:t xml:space="preserve"> </w:t>
-      </w:r>
-      <w:r>
-        <w:rPr>
-          <w:bCs/>
-          <w:iCs/>
-        </w:rPr>
         <w:t>a high risk of re-identifying survey respondents</w:t>
       </w:r>
       <w:r>
@@ -6431,23 +5806,7 @@
           <w:bCs/>
           <w:iCs/>
         </w:rPr>
-        <w:t xml:space="preserve"> (</w:t>
-      </w:r>
-      <w:proofErr w:type="spellStart"/>
-      <w:r>
-        <w:rPr>
-          <w:bCs/>
-          <w:iCs/>
-        </w:rPr>
-        <w:t>minimum_sample_points</w:t>
-      </w:r>
-      <w:proofErr w:type="spellEnd"/>
-      <w:r>
-        <w:rPr>
-          <w:bCs/>
-          <w:iCs/>
-        </w:rPr>
-        <w:t>) are flagged</w:t>
+        <w:t xml:space="preserve"> (minimum_sample_points) are flagged</w:t>
       </w:r>
       <w:r>
         <w:rPr>
@@ -6461,23 +5820,7 @@
           <w:bCs/>
           <w:iCs/>
         </w:rPr>
-        <w:t xml:space="preserve"> and their regional classification is adjusted upward or downward to a </w:t>
-      </w:r>
-      <w:proofErr w:type="spellStart"/>
-      <w:r>
-        <w:rPr>
-          <w:bCs/>
-          <w:iCs/>
-        </w:rPr>
-        <w:t>neighboring</w:t>
-      </w:r>
-      <w:proofErr w:type="spellEnd"/>
-      <w:r>
-        <w:rPr>
-          <w:bCs/>
-          <w:iCs/>
-        </w:rPr>
-        <w:t xml:space="preserve"> category, so that the resulting synthetic sampling units </w:t>
+        <w:t xml:space="preserve"> and their regional classification is adjusted upward or downward to a neighboring category, so that the resulting synthetic sampling units </w:t>
       </w:r>
       <w:r>
         <w:rPr>
@@ -6512,23 +5855,7 @@
           <w:bCs/>
           <w:iCs/>
         </w:rPr>
-        <w:t xml:space="preserve"> consistent with the reference year of the underlying survey. The output is a </w:t>
-      </w:r>
-      <w:proofErr w:type="spellStart"/>
-      <w:r>
-        <w:rPr>
-          <w:bCs/>
-          <w:iCs/>
-        </w:rPr>
-        <w:t>tibble</w:t>
-      </w:r>
-      <w:proofErr w:type="spellEnd"/>
-      <w:r>
-        <w:rPr>
-          <w:bCs/>
-          <w:iCs/>
-        </w:rPr>
-        <w:t xml:space="preserve"> with one row per municipality, augmented with the regional classification, population figures, and the respondent counts used in the subsequent sampling step.</w:t>
+        <w:t xml:space="preserve"> consistent with the reference year of the underlying survey. The output is a tibble with one row per municipality, augmented with the regional classification, population figures, and the respondent counts used in the subsequent sampling step.</w:t>
       </w:r>
     </w:p>
     <w:p>
@@ -6568,39 +5895,21 @@
         </w:rPr>
         <w:t xml:space="preserve">Given a sample frame constructed in Step 1, the function </w:t>
       </w:r>
-      <w:proofErr w:type="spellStart"/>
       <w:proofErr w:type="gramStart"/>
       <w:r>
         <w:rPr>
           <w:bCs/>
           <w:iCs/>
         </w:rPr>
-        <w:t>geosynth</w:t>
-      </w:r>
-      <w:proofErr w:type="spellEnd"/>
-      <w:r>
-        <w:rPr>
-          <w:bCs/>
-          <w:iCs/>
-        </w:rPr>
-        <w:t>::</w:t>
-      </w:r>
-      <w:proofErr w:type="spellStart"/>
+        <w:t>geosynth::</w:t>
+      </w:r>
       <w:proofErr w:type="gramEnd"/>
       <w:r>
         <w:rPr>
           <w:bCs/>
           <w:iCs/>
         </w:rPr>
-        <w:t>draw_sample</w:t>
-      </w:r>
-      <w:proofErr w:type="spellEnd"/>
-      <w:r>
-        <w:rPr>
-          <w:bCs/>
-          <w:iCs/>
-        </w:rPr>
-        <w:t>() selects a set of synthetic point coordinates by drawing from the INSPIRE reference grid</w:t>
+        <w:t>draw_sample() selects a set of synthetic point coordinates by drawing from the INSPIRE reference grid</w:t>
       </w:r>
       <w:r>
         <w:rPr>
@@ -6644,39 +5953,21 @@
         </w:rPr>
         <w:t xml:space="preserve">The output of </w:t>
       </w:r>
-      <w:proofErr w:type="spellStart"/>
       <w:proofErr w:type="gramStart"/>
       <w:r>
         <w:rPr>
           <w:bCs/>
           <w:iCs/>
         </w:rPr>
-        <w:t>geosynth</w:t>
-      </w:r>
-      <w:proofErr w:type="spellEnd"/>
-      <w:r>
-        <w:rPr>
-          <w:bCs/>
-          <w:iCs/>
-        </w:rPr>
-        <w:t>::</w:t>
-      </w:r>
-      <w:proofErr w:type="spellStart"/>
+        <w:t>geosynth::</w:t>
+      </w:r>
       <w:proofErr w:type="gramEnd"/>
       <w:r>
         <w:rPr>
           <w:bCs/>
           <w:iCs/>
         </w:rPr>
-        <w:t>draw_sample</w:t>
-      </w:r>
-      <w:proofErr w:type="spellEnd"/>
-      <w:r>
-        <w:rPr>
-          <w:bCs/>
-          <w:iCs/>
-        </w:rPr>
-        <w:t>() is a georeferenced data frame of class sf, containing the synthetic point coordinates alongside the municipality and grid cell identifiers. At this stage, the synthetic dataset already constitutes a plausible spatial footprint that can be linked to external geospatial contextual data</w:t>
+        <w:t>draw_sample() is a georeferenced data frame of class sf, containing the synthetic point coordinates alongside the municipality and grid cell identifiers. At this stage, the synthetic dataset already constitutes a plausible spatial footprint that can be linked to external geospatial contextual data</w:t>
       </w:r>
       <w:r>
         <w:rPr>
@@ -6704,23 +5995,7 @@
           <w:bCs/>
           <w:iCs/>
         </w:rPr>
-        <w:t xml:space="preserve">as land-use classifications, environmental exposure surfaces, or </w:t>
-      </w:r>
-      <w:proofErr w:type="spellStart"/>
-      <w:r>
-        <w:rPr>
-          <w:bCs/>
-          <w:iCs/>
-        </w:rPr>
-        <w:t>neighborhood</w:t>
-      </w:r>
-      <w:proofErr w:type="spellEnd"/>
-      <w:r>
-        <w:rPr>
-          <w:bCs/>
-          <w:iCs/>
-        </w:rPr>
-        <w:t xml:space="preserve"> deprivation indices</w:t>
+        <w:t>as land-use classifications, environmental exposure surfaces, or neighborhood deprivation indices</w:t>
       </w:r>
       <w:r>
         <w:rPr>
@@ -6778,90 +6053,31 @@
           <w:bCs/>
           <w:iCs/>
         </w:rPr>
-        <w:t xml:space="preserve">For researchers who have access to the original geocoordinates and wish to introduce an additional layer of spatial privacy protection before sharing synthetic data outside of a secure environment, </w:t>
-      </w:r>
-      <w:proofErr w:type="spellStart"/>
-      <w:r>
-        <w:rPr>
-          <w:bCs/>
-          <w:iCs/>
-        </w:rPr>
-        <w:t>geosynth</w:t>
-      </w:r>
-      <w:proofErr w:type="spellEnd"/>
-      <w:r>
-        <w:rPr>
-          <w:bCs/>
-          <w:iCs/>
-        </w:rPr>
-        <w:t xml:space="preserve"> provides a third function, </w:t>
-      </w:r>
-      <w:proofErr w:type="spellStart"/>
+        <w:t xml:space="preserve">For researchers who have access to the original geocoordinates and wish to introduce an additional layer of spatial privacy protection before sharing synthetic data outside of a secure environment, geosynth provides a third function, </w:t>
+      </w:r>
       <w:proofErr w:type="gramStart"/>
       <w:r>
         <w:rPr>
           <w:bCs/>
           <w:iCs/>
         </w:rPr>
-        <w:t>geosynth</w:t>
-      </w:r>
-      <w:proofErr w:type="spellEnd"/>
-      <w:r>
-        <w:rPr>
-          <w:bCs/>
-          <w:iCs/>
-        </w:rPr>
-        <w:t>::</w:t>
-      </w:r>
-      <w:proofErr w:type="spellStart"/>
+        <w:t>geosynth::</w:t>
+      </w:r>
       <w:proofErr w:type="gramEnd"/>
       <w:r>
         <w:rPr>
           <w:bCs/>
           <w:iCs/>
         </w:rPr>
-        <w:t>shuffle_min_distance</w:t>
-      </w:r>
-      <w:proofErr w:type="spellEnd"/>
-      <w:r>
-        <w:rPr>
-          <w:bCs/>
-          <w:iCs/>
-        </w:rPr>
-        <w:t>(). This function permutes the rows of the synthetic dataset s</w:t>
-      </w:r>
-      <w:r>
-        <w:rPr>
-          <w:bCs/>
-          <w:iCs/>
-        </w:rPr>
-        <w:t>o that the Euclidean distance between each synthetic point and its matched counterpart in the original dataset is guaranteed to exceed a user-specified threshold (</w:t>
-      </w:r>
-      <w:proofErr w:type="spellStart"/>
-      <w:r>
-        <w:rPr>
-          <w:bCs/>
-          <w:iCs/>
-        </w:rPr>
-        <w:t>min_km</w:t>
-      </w:r>
-      <w:proofErr w:type="spellEnd"/>
-      <w:r>
-        <w:rPr>
-          <w:bCs/>
-          <w:iCs/>
-        </w:rPr>
-        <w:t xml:space="preserve">) in </w:t>
-      </w:r>
-      <w:proofErr w:type="spellStart"/>
-      <w:r>
-        <w:rPr>
-          <w:bCs/>
-          <w:iCs/>
-        </w:rPr>
-        <w:t>kilometers</w:t>
-      </w:r>
-      <w:proofErr w:type="spellEnd"/>
+        <w:t>shuffle_min_distance(). This function permutes the rows of the synthetic dataset s</w:t>
+      </w:r>
+      <w:r>
+        <w:rPr>
+          <w:bCs/>
+          <w:iCs/>
+        </w:rPr>
+        <w:t>o that the Euclidean distance between each synthetic point and its matched counterpart in the original dataset is guaranteed to exceed a user-specified threshold (min_km) in kilometers</w:t>
+      </w:r>
       <w:r>
         <w:rPr>
           <w:bCs/>
@@ -6883,39 +6099,21 @@
         </w:rPr>
         <w:t xml:space="preserve">The rationale for this additional step is that, even though the synthetic coordinates are generated independently of individual respondent addresses, spatial proximity between a synthetic point and its corresponding original point could, under certain conditions, provide residual information about the original respondent's location. By enforcing a hard minimum distance, </w:t>
       </w:r>
-      <w:proofErr w:type="spellStart"/>
       <w:proofErr w:type="gramStart"/>
       <w:r>
         <w:rPr>
           <w:bCs/>
           <w:iCs/>
         </w:rPr>
-        <w:t>geosynth</w:t>
-      </w:r>
-      <w:proofErr w:type="spellEnd"/>
-      <w:r>
-        <w:rPr>
-          <w:bCs/>
-          <w:iCs/>
-        </w:rPr>
-        <w:t>::</w:t>
-      </w:r>
-      <w:proofErr w:type="spellStart"/>
+        <w:t>geosynth::</w:t>
+      </w:r>
       <w:proofErr w:type="gramEnd"/>
       <w:r>
         <w:rPr>
           <w:bCs/>
           <w:iCs/>
         </w:rPr>
-        <w:t>shuffle_min_distance</w:t>
-      </w:r>
-      <w:proofErr w:type="spellEnd"/>
-      <w:r>
-        <w:rPr>
-          <w:bCs/>
-          <w:iCs/>
-        </w:rPr>
-        <w:t>() eliminates this residual risk. Because this function requires access to the original geocoordinates, it must be executed within the secure data access environment; the shuffled synthetic output can then be exported for unrestricted use. The function returns an sf object of the same structure as the input synthetic dataset, with row assignments permuted to satisfy the distance constraint.</w:t>
+        <w:t>shuffle_min_distance() eliminates this residual risk. Because this function requires access to the original geocoordinates, it must be executed within the secure data access environment; the shuffled synthetic output can then be exported for unrestricted use. The function returns an sf object of the same structure as the input synthetic dataset, with row assignments permuted to satisfy the distance constraint.</w:t>
       </w:r>
     </w:p>
     <w:p>
@@ -6963,7 +6161,6 @@
         </w:rPr>
         <w:t>scripts/</w:t>
       </w:r>
-      <w:proofErr w:type="spellStart"/>
       <w:r>
         <w:rPr>
           <w:bCs/>
@@ -6972,7 +6169,6 @@
         </w:rPr>
         <w:t>EO_linking.R</w:t>
       </w:r>
-      <w:proofErr w:type="spellEnd"/>
     </w:p>
     <w:p>
       <w:pPr>
@@ -7166,23 +6362,7 @@
           <w:bCs/>
           <w:iCs/>
         </w:rPr>
-        <w:t xml:space="preserve">sources and </w:t>
-      </w:r>
-      <w:proofErr w:type="spellStart"/>
-      <w:r>
-        <w:rPr>
-          <w:bCs/>
-          <w:iCs/>
-        </w:rPr>
-        <w:t>GeoCliP</w:t>
-      </w:r>
-      <w:proofErr w:type="spellEnd"/>
-      <w:r>
-        <w:rPr>
-          <w:bCs/>
-          <w:iCs/>
-        </w:rPr>
-        <w:t xml:space="preserve">-GER. It offers users high flexibility in </w:t>
+        <w:t xml:space="preserve">sources and GeoCliP-GER. It offers users high flexibility in </w:t>
       </w:r>
       <w:r>
         <w:rPr>
@@ -7271,18 +6451,8 @@
           <w:i/>
           <w:iCs/>
         </w:rPr>
-        <w:t>/</w:t>
-      </w:r>
-      <w:proofErr w:type="spellStart"/>
-      <w:r>
-        <w:rPr>
-          <w:bCs/>
-          <w:i/>
-          <w:iCs/>
-        </w:rPr>
-        <w:t>policy_data_descriptives.R</w:t>
-      </w:r>
-      <w:proofErr w:type="spellEnd"/>
+        <w:t>/policy_data_descriptives.R</w:t>
+      </w:r>
     </w:p>
     <w:p>
       <w:pPr>
@@ -7415,7 +6585,6 @@
         <w:docPartUnique/>
       </w:docPartObj>
     </w:sdtPr>
-    <w:sdtEndPr/>
     <w:sdtContent>
       <w:p>
         <w:pPr>

--- a/DOCUMENTATION.docx
+++ b/DOCUMENTATION.docx
@@ -229,7 +229,25 @@
           <w:i/>
           <w:iCs/>
         </w:rPr>
-        <w:t>./data/NKI/</w:t>
+        <w:t>./data/</w:t>
+      </w:r>
+      <w:proofErr w:type="spellStart"/>
+      <w:r>
+        <w:rPr>
+          <w:bCs/>
+          <w:i/>
+          <w:iCs/>
+        </w:rPr>
+        <w:t>local_policy</w:t>
+      </w:r>
+      <w:proofErr w:type="spellEnd"/>
+      <w:r>
+        <w:rPr>
+          <w:bCs/>
+          <w:i/>
+          <w:iCs/>
+        </w:rPr>
+        <w:t>/</w:t>
       </w:r>
       <w:r>
         <w:rPr>
@@ -469,7 +487,43 @@
           <w:iCs/>
           <w:lang w:val="de-DE"/>
         </w:rPr>
-        <w:t>Leistungsplansystematik (policy field code): FA19*</w:t>
+        <w:t>Leistungsplansystematik (</w:t>
+      </w:r>
+      <w:proofErr w:type="spellStart"/>
+      <w:r>
+        <w:rPr>
+          <w:bCs/>
+          <w:iCs/>
+          <w:lang w:val="de-DE"/>
+        </w:rPr>
+        <w:t>policy</w:t>
+      </w:r>
+      <w:proofErr w:type="spellEnd"/>
+      <w:r>
+        <w:rPr>
+          <w:bCs/>
+          <w:iCs/>
+          <w:lang w:val="de-DE"/>
+        </w:rPr>
+        <w:t xml:space="preserve"> </w:t>
+      </w:r>
+      <w:proofErr w:type="spellStart"/>
+      <w:r>
+        <w:rPr>
+          <w:bCs/>
+          <w:iCs/>
+          <w:lang w:val="de-DE"/>
+        </w:rPr>
+        <w:t>field</w:t>
+      </w:r>
+      <w:proofErr w:type="spellEnd"/>
+      <w:r>
+        <w:rPr>
+          <w:bCs/>
+          <w:iCs/>
+          <w:lang w:val="de-DE"/>
+        </w:rPr>
+        <w:t xml:space="preserve"> code): FA19*</w:t>
       </w:r>
     </w:p>
     <w:p>
@@ -508,16 +562,36 @@
           <w:iCs/>
           <w:lang w:val="en-US"/>
         </w:rPr>
-        <w:t xml:space="preserve">Nur lfd. </w:t>
-      </w:r>
+        <w:t xml:space="preserve">Nur </w:t>
+      </w:r>
+      <w:proofErr w:type="spellStart"/>
       <w:r>
         <w:rPr>
           <w:bCs/>
           <w:iCs/>
           <w:lang w:val="en-US"/>
         </w:rPr>
+        <w:t>lfd</w:t>
+      </w:r>
+      <w:proofErr w:type="spellEnd"/>
+      <w:r>
+        <w:rPr>
+          <w:bCs/>
+          <w:iCs/>
+          <w:lang w:val="en-US"/>
+        </w:rPr>
+        <w:t xml:space="preserve">. </w:t>
+      </w:r>
+      <w:proofErr w:type="spellStart"/>
+      <w:r>
+        <w:rPr>
+          <w:bCs/>
+          <w:iCs/>
+          <w:lang w:val="en-US"/>
+        </w:rPr>
         <w:t>Vorhaben</w:t>
       </w:r>
+      <w:proofErr w:type="spellEnd"/>
       <w:r>
         <w:rPr>
           <w:bCs/>
@@ -550,6 +624,7 @@
         </w:rPr>
         <w:t>"</w:t>
       </w:r>
+      <w:proofErr w:type="spellStart"/>
       <w:r>
         <w:rPr>
           <w:bCs/>
@@ -558,6 +633,7 @@
         </w:rPr>
         <w:t>nein</w:t>
       </w:r>
+      <w:proofErr w:type="spellEnd"/>
       <w:r>
         <w:rPr>
           <w:bCs/>
@@ -712,6 +788,7 @@
                 <w:iCs/>
               </w:rPr>
             </w:pPr>
+            <w:proofErr w:type="spellStart"/>
             <w:r>
               <w:rPr>
                 <w:bCs/>
@@ -719,6 +796,7 @@
               </w:rPr>
               <w:t>Ressort</w:t>
             </w:r>
+            <w:proofErr w:type="spellEnd"/>
           </w:p>
         </w:tc>
         <w:tc>
@@ -756,6 +834,7 @@
                 <w:iCs/>
               </w:rPr>
             </w:pPr>
+            <w:proofErr w:type="spellStart"/>
             <w:r>
               <w:rPr>
                 <w:bCs/>
@@ -763,6 +842,7 @@
               </w:rPr>
               <w:t>Referat</w:t>
             </w:r>
+            <w:proofErr w:type="spellEnd"/>
           </w:p>
         </w:tc>
         <w:tc>
@@ -866,13 +946,22 @@
               </w:rPr>
               <w:t>Arb.-</w:t>
             </w:r>
+            <w:proofErr w:type="spellStart"/>
             <w:proofErr w:type="gramEnd"/>
             <w:r>
               <w:rPr>
                 <w:bCs/>
                 <w:iCs/>
               </w:rPr>
-              <w:t>Einh.</w:t>
+              <w:t>Einh</w:t>
+            </w:r>
+            <w:proofErr w:type="spellEnd"/>
+            <w:r>
+              <w:rPr>
+                <w:bCs/>
+                <w:iCs/>
+              </w:rPr>
+              <w:t>.</w:t>
             </w:r>
           </w:p>
         </w:tc>
@@ -911,6 +1000,7 @@
                 <w:iCs/>
               </w:rPr>
             </w:pPr>
+            <w:proofErr w:type="spellStart"/>
             <w:r>
               <w:rPr>
                 <w:bCs/>
@@ -918,6 +1008,7 @@
               </w:rPr>
               <w:t>Zuwendungsempfänger</w:t>
             </w:r>
+            <w:proofErr w:type="spellEnd"/>
           </w:p>
         </w:tc>
         <w:tc>
@@ -955,6 +1046,7 @@
                 <w:iCs/>
               </w:rPr>
             </w:pPr>
+            <w:proofErr w:type="spellStart"/>
             <w:r>
               <w:rPr>
                 <w:bCs/>
@@ -962,6 +1054,7 @@
               </w:rPr>
               <w:t>Gemeindekennziffer</w:t>
             </w:r>
+            <w:proofErr w:type="spellEnd"/>
           </w:p>
         </w:tc>
         <w:tc>
@@ -1115,6 +1208,7 @@
                 <w:iCs/>
               </w:rPr>
             </w:pPr>
+            <w:proofErr w:type="spellStart"/>
             <w:r>
               <w:rPr>
                 <w:bCs/>
@@ -1122,6 +1216,7 @@
               </w:rPr>
               <w:t>Bundesland</w:t>
             </w:r>
+            <w:proofErr w:type="spellEnd"/>
           </w:p>
         </w:tc>
         <w:tc>
@@ -1231,12 +1326,21 @@
                 <w:iCs/>
               </w:rPr>
             </w:pPr>
-            <w:r>
-              <w:rPr>
-                <w:bCs/>
-                <w:iCs/>
-              </w:rPr>
-              <w:t>Ausführende Stelle</w:t>
+            <w:proofErr w:type="spellStart"/>
+            <w:r>
+              <w:rPr>
+                <w:bCs/>
+                <w:iCs/>
+              </w:rPr>
+              <w:t>Ausführende</w:t>
+            </w:r>
+            <w:proofErr w:type="spellEnd"/>
+            <w:r>
+              <w:rPr>
+                <w:bCs/>
+                <w:iCs/>
+              </w:rPr>
+              <w:t xml:space="preserve"> Stelle</w:t>
             </w:r>
           </w:p>
         </w:tc>
@@ -1275,6 +1379,7 @@
                 <w:iCs/>
               </w:rPr>
             </w:pPr>
+            <w:proofErr w:type="spellStart"/>
             <w:r>
               <w:rPr>
                 <w:bCs/>
@@ -1282,6 +1387,7 @@
               </w:rPr>
               <w:t>Gemeindekennziffer</w:t>
             </w:r>
+            <w:proofErr w:type="spellEnd"/>
           </w:p>
         </w:tc>
         <w:tc>
@@ -1435,6 +1541,7 @@
                 <w:iCs/>
               </w:rPr>
             </w:pPr>
+            <w:proofErr w:type="spellStart"/>
             <w:r>
               <w:rPr>
                 <w:bCs/>
@@ -1442,6 +1549,7 @@
               </w:rPr>
               <w:t>Bundesland</w:t>
             </w:r>
+            <w:proofErr w:type="spellEnd"/>
           </w:p>
         </w:tc>
         <w:tc>
@@ -1595,6 +1703,7 @@
                 <w:iCs/>
               </w:rPr>
             </w:pPr>
+            <w:proofErr w:type="spellStart"/>
             <w:r>
               <w:rPr>
                 <w:bCs/>
@@ -1602,6 +1711,7 @@
               </w:rPr>
               <w:t>Leistungsplansystematik</w:t>
             </w:r>
+            <w:proofErr w:type="spellEnd"/>
           </w:p>
         </w:tc>
         <w:tc>
@@ -1639,13 +1749,31 @@
                 <w:iCs/>
               </w:rPr>
             </w:pPr>
-            <w:r>
-              <w:rPr>
-                <w:bCs/>
-                <w:iCs/>
-              </w:rPr>
-              <w:t>Klartext Leistungsplansystematik</w:t>
-            </w:r>
+            <w:proofErr w:type="spellStart"/>
+            <w:r>
+              <w:rPr>
+                <w:bCs/>
+                <w:iCs/>
+              </w:rPr>
+              <w:t>Klartext</w:t>
+            </w:r>
+            <w:proofErr w:type="spellEnd"/>
+            <w:r>
+              <w:rPr>
+                <w:bCs/>
+                <w:iCs/>
+              </w:rPr>
+              <w:t xml:space="preserve"> </w:t>
+            </w:r>
+            <w:proofErr w:type="spellStart"/>
+            <w:r>
+              <w:rPr>
+                <w:bCs/>
+                <w:iCs/>
+              </w:rPr>
+              <w:t>Leistungsplansystematik</w:t>
+            </w:r>
+            <w:proofErr w:type="spellEnd"/>
           </w:p>
         </w:tc>
         <w:tc>
@@ -1683,12 +1811,21 @@
                 <w:iCs/>
               </w:rPr>
             </w:pPr>
-            <w:r>
-              <w:rPr>
-                <w:bCs/>
-                <w:iCs/>
-              </w:rPr>
-              <w:t>Laufzeit von</w:t>
+            <w:proofErr w:type="spellStart"/>
+            <w:r>
+              <w:rPr>
+                <w:bCs/>
+                <w:iCs/>
+              </w:rPr>
+              <w:t>Laufzeit</w:t>
+            </w:r>
+            <w:proofErr w:type="spellEnd"/>
+            <w:r>
+              <w:rPr>
+                <w:bCs/>
+                <w:iCs/>
+              </w:rPr>
+              <w:t xml:space="preserve"> von</w:t>
             </w:r>
           </w:p>
         </w:tc>
@@ -1727,12 +1864,21 @@
                 <w:iCs/>
               </w:rPr>
             </w:pPr>
-            <w:r>
-              <w:rPr>
-                <w:bCs/>
-                <w:iCs/>
-              </w:rPr>
-              <w:t>Laufzeit bis</w:t>
+            <w:proofErr w:type="spellStart"/>
+            <w:r>
+              <w:rPr>
+                <w:bCs/>
+                <w:iCs/>
+              </w:rPr>
+              <w:t>Laufzeit</w:t>
+            </w:r>
+            <w:proofErr w:type="spellEnd"/>
+            <w:r>
+              <w:rPr>
+                <w:bCs/>
+                <w:iCs/>
+              </w:rPr>
+              <w:t xml:space="preserve"> bis</w:t>
             </w:r>
           </w:p>
         </w:tc>
@@ -1771,12 +1917,21 @@
                 <w:iCs/>
               </w:rPr>
             </w:pPr>
-            <w:r>
-              <w:rPr>
-                <w:bCs/>
-                <w:iCs/>
-              </w:rPr>
-              <w:t>Fördersumme in EUR</w:t>
+            <w:proofErr w:type="spellStart"/>
+            <w:r>
+              <w:rPr>
+                <w:bCs/>
+                <w:iCs/>
+              </w:rPr>
+              <w:t>Fördersumme</w:t>
+            </w:r>
+            <w:proofErr w:type="spellEnd"/>
+            <w:r>
+              <w:rPr>
+                <w:bCs/>
+                <w:iCs/>
+              </w:rPr>
+              <w:t xml:space="preserve"> in EUR</w:t>
             </w:r>
           </w:p>
         </w:tc>
@@ -1815,6 +1970,7 @@
                 <w:iCs/>
               </w:rPr>
             </w:pPr>
+            <w:proofErr w:type="spellStart"/>
             <w:r>
               <w:rPr>
                 <w:bCs/>
@@ -1822,6 +1978,7 @@
               </w:rPr>
               <w:t>Förderprofil</w:t>
             </w:r>
+            <w:proofErr w:type="spellEnd"/>
           </w:p>
         </w:tc>
         <w:tc>
@@ -1859,6 +2016,7 @@
                 <w:iCs/>
               </w:rPr>
             </w:pPr>
+            <w:proofErr w:type="spellStart"/>
             <w:r>
               <w:rPr>
                 <w:bCs/>
@@ -1866,6 +2024,7 @@
               </w:rPr>
               <w:t>Verbundprojekt</w:t>
             </w:r>
+            <w:proofErr w:type="spellEnd"/>
           </w:p>
         </w:tc>
         <w:tc>
@@ -1903,6 +2062,7 @@
                 <w:iCs/>
               </w:rPr>
             </w:pPr>
+            <w:proofErr w:type="spellStart"/>
             <w:r>
               <w:rPr>
                 <w:bCs/>
@@ -1910,6 +2070,7 @@
               </w:rPr>
               <w:t>Förderart</w:t>
             </w:r>
+            <w:proofErr w:type="spellEnd"/>
           </w:p>
         </w:tc>
         <w:tc>
@@ -2026,7 +2187,33 @@
           <w:i/>
           <w:iCs/>
         </w:rPr>
-        <w:t>/climate_emergency.xlsx</w:t>
+        <w:t>/</w:t>
+      </w:r>
+      <w:proofErr w:type="spellStart"/>
+      <w:r>
+        <w:rPr>
+          <w:bCs/>
+          <w:i/>
+          <w:iCs/>
+        </w:rPr>
+        <w:t>climate_emergency</w:t>
+      </w:r>
+      <w:proofErr w:type="spellEnd"/>
+      <w:r>
+        <w:rPr>
+          <w:bCs/>
+          <w:i/>
+          <w:iCs/>
+        </w:rPr>
+        <w:t>/</w:t>
+      </w:r>
+      <w:r>
+        <w:rPr>
+          <w:bCs/>
+          <w:i/>
+          <w:iCs/>
+        </w:rPr>
+        <w:t>climate_emergency.xlsx</w:t>
       </w:r>
     </w:p>
     <w:p>
@@ -2262,6 +2449,7 @@
                 <w:iCs/>
               </w:rPr>
             </w:pPr>
+            <w:proofErr w:type="spellStart"/>
             <w:r>
               <w:rPr>
                 <w:bCs/>
@@ -2269,6 +2457,7 @@
               </w:rPr>
               <w:t>ags</w:t>
             </w:r>
+            <w:proofErr w:type="spellEnd"/>
           </w:p>
         </w:tc>
         <w:tc>
@@ -2306,6 +2495,7 @@
                 <w:iCs/>
               </w:rPr>
             </w:pPr>
+            <w:proofErr w:type="spellStart"/>
             <w:r>
               <w:rPr>
                 <w:bCs/>
@@ -2313,6 +2503,7 @@
               </w:rPr>
               <w:t>municipality_name</w:t>
             </w:r>
+            <w:proofErr w:type="spellEnd"/>
           </w:p>
         </w:tc>
         <w:tc>
@@ -2350,6 +2541,7 @@
                 <w:iCs/>
               </w:rPr>
             </w:pPr>
+            <w:proofErr w:type="spellStart"/>
             <w:r>
               <w:rPr>
                 <w:bCs/>
@@ -2357,6 +2549,7 @@
               </w:rPr>
               <w:t>ce_jurisdiction</w:t>
             </w:r>
+            <w:proofErr w:type="spellEnd"/>
           </w:p>
         </w:tc>
         <w:tc>
@@ -2394,6 +2587,7 @@
                 <w:iCs/>
               </w:rPr>
             </w:pPr>
+            <w:proofErr w:type="spellStart"/>
             <w:r>
               <w:rPr>
                 <w:bCs/>
@@ -2401,6 +2595,7 @@
               </w:rPr>
               <w:t>ce_level</w:t>
             </w:r>
+            <w:proofErr w:type="spellEnd"/>
           </w:p>
         </w:tc>
         <w:tc>
@@ -2855,8 +3050,36 @@
           <w:i/>
           <w:iCs/>
         </w:rPr>
-        <w:t>/gesis_panel/gp_synth.rds</w:t>
-      </w:r>
+        <w:t>/</w:t>
+      </w:r>
+      <w:proofErr w:type="spellStart"/>
+      <w:r>
+        <w:rPr>
+          <w:bCs/>
+          <w:i/>
+          <w:iCs/>
+        </w:rPr>
+        <w:t>gesis_panel</w:t>
+      </w:r>
+      <w:proofErr w:type="spellEnd"/>
+      <w:r>
+        <w:rPr>
+          <w:bCs/>
+          <w:i/>
+          <w:iCs/>
+        </w:rPr>
+        <w:t>/</w:t>
+      </w:r>
+      <w:proofErr w:type="spellStart"/>
+      <w:r>
+        <w:rPr>
+          <w:bCs/>
+          <w:i/>
+          <w:iCs/>
+        </w:rPr>
+        <w:t>gp_synth.rds</w:t>
+      </w:r>
+      <w:proofErr w:type="spellEnd"/>
     </w:p>
     <w:p>
       <w:pPr>
@@ -2881,7 +3104,25 @@
           <w:i/>
           <w:iCs/>
         </w:rPr>
-        <w:t>/gesis_panel/gp_synth.csv</w:t>
+        <w:t>/</w:t>
+      </w:r>
+      <w:proofErr w:type="spellStart"/>
+      <w:r>
+        <w:rPr>
+          <w:bCs/>
+          <w:i/>
+          <w:iCs/>
+        </w:rPr>
+        <w:t>gesis_panel</w:t>
+      </w:r>
+      <w:proofErr w:type="spellEnd"/>
+      <w:r>
+        <w:rPr>
+          <w:bCs/>
+          <w:i/>
+          <w:iCs/>
+        </w:rPr>
+        <w:t>/gp_synth.csv</w:t>
       </w:r>
     </w:p>
     <w:p>
@@ -2919,6 +3160,7 @@
         </w:rPr>
         <w:t>scripts/</w:t>
       </w:r>
+      <w:proofErr w:type="spellStart"/>
       <w:r>
         <w:rPr>
           <w:bCs/>
@@ -2927,6 +3169,7 @@
         </w:rPr>
         <w:t>create_gp_synth.R</w:t>
       </w:r>
+      <w:proofErr w:type="spellEnd"/>
       <w:r>
         <w:rPr>
           <w:bCs/>
@@ -2949,7 +3192,23 @@
           <w:bCs/>
           <w:iCs/>
         </w:rPr>
-        <w:t xml:space="preserve">This dataset contains synthetic spatial point data derived from the GESIS Panel using the R package geosynth. Each observation represents an INSPIRE-compliant 1 km² grid centroid. </w:t>
+        <w:t xml:space="preserve">This dataset contains synthetic spatial point data derived from the GESIS Panel using the R package </w:t>
+      </w:r>
+      <w:proofErr w:type="spellStart"/>
+      <w:r>
+        <w:rPr>
+          <w:bCs/>
+          <w:iCs/>
+        </w:rPr>
+        <w:t>geosynth</w:t>
+      </w:r>
+      <w:proofErr w:type="spellEnd"/>
+      <w:r>
+        <w:rPr>
+          <w:bCs/>
+          <w:iCs/>
+        </w:rPr>
+        <w:t xml:space="preserve">. Each observation represents an INSPIRE-compliant 1 km² grid centroid. </w:t>
       </w:r>
       <w:r>
         <w:t>The dataset is fully synthetic and does not contain direct respondent locations. INSPIRE grid identifiers and AGS codes represent spatial reference units linked to the synthesized centroid locations and should not be interpreted as observed residential information.</w:t>
@@ -3021,7 +3280,23 @@
           <w:bCs/>
           <w:iCs/>
         </w:rPr>
-        <w:t xml:space="preserve">R spatial object format (.rds, sf object) </w:t>
+        <w:t>R spatial object format (.</w:t>
+      </w:r>
+      <w:proofErr w:type="spellStart"/>
+      <w:r>
+        <w:rPr>
+          <w:bCs/>
+          <w:iCs/>
+        </w:rPr>
+        <w:t>rds</w:t>
+      </w:r>
+      <w:proofErr w:type="spellEnd"/>
+      <w:r>
+        <w:rPr>
+          <w:bCs/>
+          <w:iCs/>
+        </w:rPr>
+        <w:t xml:space="preserve">, sf object) </w:t>
       </w:r>
     </w:p>
     <w:p>
@@ -3114,8 +3389,18 @@
           <w:i/>
           <w:iCs/>
         </w:rPr>
-        <w:t>/scripts/create_gp_synth.R</w:t>
-      </w:r>
+        <w:t>/scripts/</w:t>
+      </w:r>
+      <w:proofErr w:type="spellStart"/>
+      <w:r>
+        <w:rPr>
+          <w:bCs/>
+          <w:i/>
+          <w:iCs/>
+        </w:rPr>
+        <w:t>create_gp_synth.R</w:t>
+      </w:r>
+      <w:proofErr w:type="spellEnd"/>
       <w:r>
         <w:rPr>
           <w:bCs/>
@@ -3584,6 +3869,7 @@
                 <w:iCs/>
               </w:rPr>
             </w:pPr>
+            <w:proofErr w:type="spellStart"/>
             <w:r>
               <w:rPr>
                 <w:bCs/>
@@ -3591,6 +3877,7 @@
               </w:rPr>
               <w:t>ags</w:t>
             </w:r>
+            <w:proofErr w:type="spellEnd"/>
           </w:p>
         </w:tc>
         <w:tc>
@@ -3669,7 +3956,23 @@
               </w:rPr>
             </w:pPr>
             <w:r>
-              <w:t>Official German municipality code (Amtlicher Gemeindeschlüssel) associated with the spatial unit</w:t>
+              <w:t>Official German municipality code (</w:t>
+            </w:r>
+            <w:proofErr w:type="spellStart"/>
+            <w:r>
+              <w:t>Amtlicher</w:t>
+            </w:r>
+            <w:proofErr w:type="spellEnd"/>
+            <w:r>
+              <w:t xml:space="preserve"> </w:t>
+            </w:r>
+            <w:proofErr w:type="spellStart"/>
+            <w:r>
+              <w:t>Gemeindeschlüssel</w:t>
+            </w:r>
+            <w:proofErr w:type="spellEnd"/>
+            <w:r>
+              <w:t>) associated with the spatial unit</w:t>
             </w:r>
           </w:p>
         </w:tc>
@@ -4535,8 +4838,17 @@
                 <w:bCs/>
                 <w:iCs/>
               </w:rPr>
-              <w:t>Extraction of grid centroids and synthetic reconstruction via geosynth</w:t>
-            </w:r>
+              <w:t xml:space="preserve">Extraction of grid centroids and synthetic reconstruction via </w:t>
+            </w:r>
+            <w:proofErr w:type="spellStart"/>
+            <w:r>
+              <w:rPr>
+                <w:bCs/>
+                <w:iCs/>
+              </w:rPr>
+              <w:t>geosynth</w:t>
+            </w:r>
+            <w:proofErr w:type="spellEnd"/>
             <w:r>
               <w:rPr>
                 <w:bCs/>
@@ -4730,8 +5042,18 @@
           <w:i/>
           <w:iCs/>
         </w:rPr>
-        <w:t>scripts/create_gp_synth.R</w:t>
-      </w:r>
+        <w:t>scripts/</w:t>
+      </w:r>
+      <w:proofErr w:type="spellStart"/>
+      <w:r>
+        <w:rPr>
+          <w:bCs/>
+          <w:i/>
+          <w:iCs/>
+        </w:rPr>
+        <w:t>create_gp_synth.R</w:t>
+      </w:r>
+      <w:proofErr w:type="spellEnd"/>
     </w:p>
     <w:p>
       <w:pPr>
@@ -4760,6 +5082,7 @@
         </w:rPr>
         <w:t>scripts/</w:t>
       </w:r>
+      <w:proofErr w:type="spellStart"/>
       <w:r>
         <w:rPr>
           <w:bCs/>
@@ -4768,6 +5091,7 @@
         </w:rPr>
         <w:t>gesis_panel_linking.R</w:t>
       </w:r>
+      <w:proofErr w:type="spellEnd"/>
     </w:p>
     <w:p>
       <w:pPr>
@@ -4796,14 +5120,34 @@
         </w:rPr>
         <w:t>scripts/</w:t>
       </w:r>
-      <w:r>
-        <w:rPr>
-          <w:bCs/>
-          <w:i/>
-          <w:iCs/>
-        </w:rPr>
-        <w:t>geosynth/create_sample_frame.R</w:t>
-      </w:r>
+      <w:proofErr w:type="spellStart"/>
+      <w:r>
+        <w:rPr>
+          <w:bCs/>
+          <w:i/>
+          <w:iCs/>
+        </w:rPr>
+        <w:t>geosynth</w:t>
+      </w:r>
+      <w:proofErr w:type="spellEnd"/>
+      <w:r>
+        <w:rPr>
+          <w:bCs/>
+          <w:i/>
+          <w:iCs/>
+        </w:rPr>
+        <w:t>/</w:t>
+      </w:r>
+      <w:proofErr w:type="spellStart"/>
+      <w:r>
+        <w:rPr>
+          <w:bCs/>
+          <w:i/>
+          <w:iCs/>
+        </w:rPr>
+        <w:t>create_sample_frame.R</w:t>
+      </w:r>
+      <w:proofErr w:type="spellEnd"/>
     </w:p>
     <w:p>
       <w:pPr>
@@ -4840,14 +5184,34 @@
         </w:rPr>
         <w:t xml:space="preserve"> </w:t>
       </w:r>
-      <w:r>
-        <w:rPr>
-          <w:bCs/>
-          <w:i/>
-          <w:iCs/>
-        </w:rPr>
-        <w:t>geosynth /draw_sample.R</w:t>
-      </w:r>
+      <w:proofErr w:type="spellStart"/>
+      <w:r>
+        <w:rPr>
+          <w:bCs/>
+          <w:i/>
+          <w:iCs/>
+        </w:rPr>
+        <w:t>geosynth</w:t>
+      </w:r>
+      <w:proofErr w:type="spellEnd"/>
+      <w:r>
+        <w:rPr>
+          <w:bCs/>
+          <w:i/>
+          <w:iCs/>
+        </w:rPr>
+        <w:t xml:space="preserve"> /</w:t>
+      </w:r>
+      <w:proofErr w:type="spellStart"/>
+      <w:r>
+        <w:rPr>
+          <w:bCs/>
+          <w:i/>
+          <w:iCs/>
+        </w:rPr>
+        <w:t>draw_sample.R</w:t>
+      </w:r>
+      <w:proofErr w:type="spellEnd"/>
     </w:p>
     <w:p>
       <w:pPr>
@@ -4884,14 +5248,34 @@
         </w:rPr>
         <w:t xml:space="preserve"> </w:t>
       </w:r>
-      <w:r>
-        <w:rPr>
-          <w:bCs/>
-          <w:i/>
-          <w:iCs/>
-        </w:rPr>
-        <w:t>geosynth /shuffle_min_distance.R</w:t>
-      </w:r>
+      <w:proofErr w:type="spellStart"/>
+      <w:r>
+        <w:rPr>
+          <w:bCs/>
+          <w:i/>
+          <w:iCs/>
+        </w:rPr>
+        <w:t>geosynth</w:t>
+      </w:r>
+      <w:proofErr w:type="spellEnd"/>
+      <w:r>
+        <w:rPr>
+          <w:bCs/>
+          <w:i/>
+          <w:iCs/>
+        </w:rPr>
+        <w:t xml:space="preserve"> /</w:t>
+      </w:r>
+      <w:proofErr w:type="spellStart"/>
+      <w:r>
+        <w:rPr>
+          <w:bCs/>
+          <w:i/>
+          <w:iCs/>
+        </w:rPr>
+        <w:t>shuffle_min_distance.R</w:t>
+      </w:r>
+      <w:proofErr w:type="spellEnd"/>
     </w:p>
     <w:p>
       <w:pPr>
@@ -4920,14 +5304,25 @@
         </w:rPr>
         <w:t>scripts/</w:t>
       </w:r>
-      <w:r>
-        <w:rPr>
-          <w:bCs/>
-          <w:i/>
-          <w:iCs/>
-        </w:rPr>
-        <w:t>gxc_link_dwd/</w:t>
-      </w:r>
+      <w:proofErr w:type="spellStart"/>
+      <w:r>
+        <w:rPr>
+          <w:bCs/>
+          <w:i/>
+          <w:iCs/>
+        </w:rPr>
+        <w:t>gxc_link_dwd</w:t>
+      </w:r>
+      <w:proofErr w:type="spellEnd"/>
+      <w:r>
+        <w:rPr>
+          <w:bCs/>
+          <w:i/>
+          <w:iCs/>
+        </w:rPr>
+        <w:t>/</w:t>
+      </w:r>
+      <w:proofErr w:type="spellStart"/>
       <w:r>
         <w:rPr>
           <w:bCs/>
@@ -4936,12 +5331,14 @@
         </w:rPr>
         <w:t>gxc_link_dwd.R</w:t>
       </w:r>
+      <w:proofErr w:type="spellEnd"/>
     </w:p>
     <w:p>
       <w:pPr>
         <w:jc w:val="both"/>
         <w:rPr>
           <w:bCs/>
+          <w:i/>
           <w:iCs/>
         </w:rPr>
       </w:pPr>
@@ -4971,14 +5368,25 @@
         </w:rPr>
         <w:t xml:space="preserve"> </w:t>
       </w:r>
-      <w:r>
-        <w:rPr>
-          <w:bCs/>
-          <w:i/>
-          <w:iCs/>
-        </w:rPr>
-        <w:t>gxc_link_dwd /</w:t>
-      </w:r>
+      <w:proofErr w:type="spellStart"/>
+      <w:r>
+        <w:rPr>
+          <w:bCs/>
+          <w:i/>
+          <w:iCs/>
+        </w:rPr>
+        <w:t>gxc_link_dwd</w:t>
+      </w:r>
+      <w:proofErr w:type="spellEnd"/>
+      <w:r>
+        <w:rPr>
+          <w:bCs/>
+          <w:i/>
+          <w:iCs/>
+        </w:rPr>
+        <w:t xml:space="preserve"> /</w:t>
+      </w:r>
+      <w:proofErr w:type="spellStart"/>
       <w:r>
         <w:rPr>
           <w:bCs/>
@@ -4987,195 +5395,7 @@
         </w:rPr>
         <w:t>link_dwd_modules.R</w:t>
       </w:r>
-      <w:r>
-        <w:rPr>
-          <w:bCs/>
-          <w:iCs/>
-        </w:rPr>
-        <w:t>W</w:t>
-      </w:r>
-      <w:r>
-        <w:rPr>
-          <w:bCs/>
-          <w:iCs/>
-        </w:rPr>
-        <w:t>e have developed linking workflows to the georeferenced survey programs German</w:t>
-      </w:r>
-      <w:r>
-        <w:rPr>
-          <w:bCs/>
-          <w:iCs/>
-        </w:rPr>
-        <w:t xml:space="preserve"> </w:t>
-      </w:r>
-      <w:r>
-        <w:rPr>
-          <w:bCs/>
-          <w:iCs/>
-        </w:rPr>
-        <w:t>Longitudinal Election Study (GLES) Panel (GLES, 2023) and GESIS Panel (GESIS, 2024)</w:t>
-      </w:r>
-      <w:r>
-        <w:rPr>
-          <w:bCs/>
-          <w:iCs/>
-        </w:rPr>
-        <w:t xml:space="preserve"> </w:t>
-      </w:r>
-      <w:r>
-        <w:rPr>
-          <w:bCs/>
-          <w:iCs/>
-        </w:rPr>
-        <w:t>based on synthetic datasets derived from these products. These survey programs, hosted by</w:t>
-      </w:r>
-      <w:r>
-        <w:rPr>
-          <w:bCs/>
-          <w:iCs/>
-        </w:rPr>
-        <w:t xml:space="preserve"> </w:t>
-      </w:r>
-      <w:r>
-        <w:rPr>
-          <w:bCs/>
-          <w:iCs/>
-        </w:rPr>
-        <w:t xml:space="preserve">the </w:t>
-      </w:r>
-      <w:r>
-        <w:rPr>
-          <w:bCs/>
-          <w:iCs/>
-        </w:rPr>
-        <w:t>"</w:t>
-      </w:r>
-      <w:r>
-        <w:rPr>
-          <w:bCs/>
-          <w:iCs/>
-        </w:rPr>
-        <w:t>GESIS - Leibniz Institute for the Social Sciences</w:t>
-      </w:r>
-      <w:r>
-        <w:rPr>
-          <w:bCs/>
-          <w:iCs/>
-        </w:rPr>
-        <w:t>"</w:t>
-      </w:r>
-      <w:r>
-        <w:rPr>
-          <w:bCs/>
-          <w:iCs/>
-        </w:rPr>
-        <w:t xml:space="preserve"> </w:t>
-      </w:r>
-      <w:r>
-        <w:rPr>
-          <w:bCs/>
-          <w:iCs/>
-        </w:rPr>
-        <w:t>in Germany, offer access to crucial</w:t>
-      </w:r>
-      <w:r>
-        <w:rPr>
-          <w:bCs/>
-          <w:iCs/>
-        </w:rPr>
-        <w:t xml:space="preserve"> </w:t>
-      </w:r>
-      <w:r>
-        <w:rPr>
-          <w:bCs/>
-          <w:iCs/>
-        </w:rPr>
-        <w:t>items on environmental and climate attitudes and behavior, political and institutional trust,</w:t>
-      </w:r>
-      <w:r>
-        <w:rPr>
-          <w:bCs/>
-          <w:iCs/>
-        </w:rPr>
-        <w:t xml:space="preserve"> </w:t>
-      </w:r>
-      <w:r>
-        <w:rPr>
-          <w:bCs/>
-          <w:iCs/>
-        </w:rPr>
-        <w:t>policy preferences, and voting behavior. These panel programs have a fine-grained spatial</w:t>
-      </w:r>
-      <w:r>
-        <w:rPr>
-          <w:bCs/>
-          <w:iCs/>
-        </w:rPr>
-        <w:t xml:space="preserve"> </w:t>
-      </w:r>
-      <w:r>
-        <w:rPr>
-          <w:bCs/>
-          <w:iCs/>
-        </w:rPr>
-        <w:t xml:space="preserve">and temporal resolution. Given that georeferenced survey data are highly sensitive, the data can only be accessed via </w:t>
-      </w:r>
-      <w:r>
-        <w:rPr>
-          <w:bCs/>
-          <w:iCs/>
-        </w:rPr>
-        <w:t>GESIS</w:t>
-      </w:r>
-      <w:r>
-        <w:rPr>
-          <w:bCs/>
-          <w:iCs/>
-        </w:rPr>
-        <w:t>'</w:t>
-      </w:r>
-      <w:r>
-        <w:rPr>
-          <w:bCs/>
-          <w:iCs/>
-        </w:rPr>
-        <w:t xml:space="preserve"> </w:t>
-      </w:r>
-      <w:r>
-        <w:rPr>
-          <w:bCs/>
-          <w:iCs/>
-        </w:rPr>
-        <w:t>secure data facilities. Our workflows for linking the policy database to these survey programs offer users easy</w:t>
-      </w:r>
-      <w:r>
-        <w:rPr>
-          <w:bCs/>
-          <w:iCs/>
-        </w:rPr>
-        <w:t>, flexible data integration options that facilitate otherwise complex and burdensome data preparation before analyzing</w:t>
-      </w:r>
-      <w:r>
-        <w:rPr>
-          <w:bCs/>
-          <w:iCs/>
-        </w:rPr>
-        <w:t xml:space="preserve"> sensitive data. The dataset contains </w:t>
-      </w:r>
-      <w:r>
-        <w:rPr>
-          <w:bCs/>
-          <w:iCs/>
-        </w:rPr>
-        <w:t>synthetic datasets that simulat</w:t>
-      </w:r>
-      <w:r>
-        <w:rPr>
-          <w:bCs/>
-          <w:iCs/>
-        </w:rPr>
-        <w:t>e georeferenced survey data without revealing sensitive information.</w:t>
-      </w:r>
+      <w:proofErr w:type="spellEnd"/>
     </w:p>
     <w:p>
       <w:pPr>
@@ -5190,7 +5410,14 @@
           <w:bCs/>
           <w:iCs/>
         </w:rPr>
-        <w:t>All derived attributes of linking should nearly mirror the distribution, like</w:t>
+        <w:t>W</w:t>
+      </w:r>
+      <w:r>
+        <w:rPr>
+          <w:bCs/>
+          <w:iCs/>
+        </w:rPr>
+        <w:t>e have developed linking workflows to the georeferenced survey programs German</w:t>
       </w:r>
       <w:r>
         <w:rPr>
@@ -5204,7 +5431,7 @@
           <w:bCs/>
           <w:iCs/>
         </w:rPr>
-        <w:t>conducting the linking with the original data. To reproduce the linking workflow presented</w:t>
+        <w:t>Longitudinal Election Study (GLES) Panel (GLES, 2023) and GESIS Panel (GESIS, 2024)</w:t>
       </w:r>
       <w:r>
         <w:rPr>
@@ -5218,7 +5445,7 @@
           <w:bCs/>
           <w:iCs/>
         </w:rPr>
-        <w:t>in this paper, we provide a synthetic dataset of the GESIS Panel geocoordinates comprising</w:t>
+        <w:t>based on synthetic datasets derived from these products. These survey programs, hosted by</w:t>
       </w:r>
       <w:r>
         <w:rPr>
@@ -5232,7 +5459,28 @@
           <w:bCs/>
           <w:iCs/>
         </w:rPr>
-        <w:t>1 sq km grid centroids.</w:t>
+        <w:t xml:space="preserve">the </w:t>
+      </w:r>
+      <w:r>
+        <w:rPr>
+          <w:bCs/>
+          <w:iCs/>
+        </w:rPr>
+        <w:t>"</w:t>
+      </w:r>
+      <w:r>
+        <w:rPr>
+          <w:bCs/>
+          <w:iCs/>
+        </w:rPr>
+        <w:t>GESIS - Leibniz Institute for the Social Sciences</w:t>
+      </w:r>
+      <w:r>
+        <w:rPr>
+          <w:bCs/>
+          <w:iCs/>
+        </w:rPr>
+        <w:t>"</w:t>
       </w:r>
       <w:r>
         <w:rPr>
@@ -5246,7 +5494,7 @@
           <w:bCs/>
           <w:iCs/>
         </w:rPr>
-        <w:t>We synthesized the original data in 4 steps: 1.) We segmented the dataset by the 16</w:t>
+        <w:t>in Germany, offer access to crucial</w:t>
       </w:r>
       <w:r>
         <w:rPr>
@@ -5260,31 +5508,23 @@
           <w:bCs/>
           <w:iCs/>
         </w:rPr>
-        <w:t xml:space="preserve">German federal </w:t>
-      </w:r>
-      <w:r>
-        <w:rPr>
-          <w:bCs/>
-          <w:iCs/>
-        </w:rPr>
-        <w:lastRenderedPageBreak/>
-        <w:t xml:space="preserve">states and identified how many municipality types according to the regional statistical spatial typology (RegioStaR) are in each state; 2.) We counted how many respondents </w:t>
-      </w:r>
-      <w:proofErr w:type="gramStart"/>
-      <w:r>
-        <w:rPr>
-          <w:bCs/>
-          <w:iCs/>
-        </w:rPr>
-        <w:t>are located in</w:t>
-      </w:r>
-      <w:proofErr w:type="gramEnd"/>
-      <w:r>
-        <w:rPr>
-          <w:bCs/>
-          <w:iCs/>
-        </w:rPr>
-        <w:t xml:space="preserve"> each of these typologies; 3.) We created a sampling frame of potential</w:t>
+        <w:t xml:space="preserve">items on environmental and climate attitudes and </w:t>
+      </w:r>
+      <w:proofErr w:type="spellStart"/>
+      <w:r>
+        <w:rPr>
+          <w:bCs/>
+          <w:iCs/>
+        </w:rPr>
+        <w:t>behavior</w:t>
+      </w:r>
+      <w:proofErr w:type="spellEnd"/>
+      <w:r>
+        <w:rPr>
+          <w:bCs/>
+          <w:iCs/>
+        </w:rPr>
+        <w:t>, political and institutional trust,</w:t>
       </w:r>
       <w:r>
         <w:rPr>
@@ -5298,7 +5538,23 @@
           <w:bCs/>
           <w:iCs/>
         </w:rPr>
-        <w:t>municipalities from which we can draw a sample; 4.) We sampled as many 1 sq</w:t>
+        <w:t xml:space="preserve">policy preferences, and voting </w:t>
+      </w:r>
+      <w:proofErr w:type="spellStart"/>
+      <w:r>
+        <w:rPr>
+          <w:bCs/>
+          <w:iCs/>
+        </w:rPr>
+        <w:t>behavior</w:t>
+      </w:r>
+      <w:proofErr w:type="spellEnd"/>
+      <w:r>
+        <w:rPr>
+          <w:bCs/>
+          <w:iCs/>
+        </w:rPr>
+        <w:t>. These panel programs have a fine-grained spatial</w:t>
       </w:r>
       <w:r>
         <w:rPr>
@@ -5312,7 +5568,21 @@
           <w:bCs/>
           <w:iCs/>
         </w:rPr>
-        <w:t>km grid centroids as in the original data based on their population density. Several additional measures</w:t>
+        <w:t xml:space="preserve">and temporal resolution. Given that georeferenced survey data are highly sensitive, the data can only be accessed via </w:t>
+      </w:r>
+      <w:r>
+        <w:rPr>
+          <w:bCs/>
+          <w:iCs/>
+        </w:rPr>
+        <w:t>GESIS</w:t>
+      </w:r>
+      <w:r>
+        <w:rPr>
+          <w:bCs/>
+          <w:iCs/>
+        </w:rPr>
+        <w:t>'</w:t>
       </w:r>
       <w:r>
         <w:rPr>
@@ -5326,63 +5596,44 @@
           <w:bCs/>
           <w:iCs/>
         </w:rPr>
-        <w:t>were taken to ensure the anonymity of the original survey respondents, such as re-using only</w:t>
-      </w:r>
-      <w:r>
-        <w:rPr>
-          <w:bCs/>
-          <w:iCs/>
-        </w:rPr>
-        <w:t xml:space="preserve"> </w:t>
-      </w:r>
-      <w:r>
-        <w:rPr>
-          <w:bCs/>
-          <w:iCs/>
-        </w:rPr>
-        <w:t>municipalities of the original data with at least 100,000 inhabitants, making sure that at</w:t>
-      </w:r>
-      <w:r>
-        <w:rPr>
-          <w:bCs/>
-          <w:iCs/>
-        </w:rPr>
-        <w:t xml:space="preserve"> </w:t>
-      </w:r>
-      <w:r>
-        <w:rPr>
-          <w:bCs/>
-          <w:iCs/>
-        </w:rPr>
-        <w:t>least 10 municipalities can be drawn from each spatial typology, and row-wise shuffling of</w:t>
-      </w:r>
-      <w:r>
-        <w:rPr>
-          <w:bCs/>
-          <w:iCs/>
-        </w:rPr>
-        <w:t xml:space="preserve"> </w:t>
-      </w:r>
-      <w:r>
-        <w:rPr>
-          <w:bCs/>
-          <w:iCs/>
-        </w:rPr>
-        <w:t>all geocoordinates. We also deleted cases whose geographic distance between the synthetic</w:t>
-      </w:r>
-      <w:r>
-        <w:rPr>
-          <w:bCs/>
-          <w:iCs/>
-        </w:rPr>
-        <w:t xml:space="preserve"> </w:t>
-      </w:r>
-      <w:r>
-        <w:rPr>
-          <w:bCs/>
-          <w:iCs/>
-        </w:rPr>
-        <w:t>and original data is less than 10 km.</w:t>
+        <w:t>secure data facilities. Our workflows for linking the policy database to these survey programs offer users easy</w:t>
+      </w:r>
+      <w:r>
+        <w:rPr>
+          <w:bCs/>
+          <w:iCs/>
+        </w:rPr>
+        <w:t xml:space="preserve">, flexible data integration options that facilitate otherwise complex and burdensome data preparation before </w:t>
+      </w:r>
+      <w:proofErr w:type="spellStart"/>
+      <w:r>
+        <w:rPr>
+          <w:bCs/>
+          <w:iCs/>
+        </w:rPr>
+        <w:t>analyzing</w:t>
+      </w:r>
+      <w:proofErr w:type="spellEnd"/>
+      <w:r>
+        <w:rPr>
+          <w:bCs/>
+          <w:iCs/>
+        </w:rPr>
+        <w:t xml:space="preserve"> sensitive data. The dataset contains </w:t>
+      </w:r>
+      <w:r>
+        <w:rPr>
+          <w:bCs/>
+          <w:iCs/>
+        </w:rPr>
+        <w:t>synthetic datasets that simulat</w:t>
+      </w:r>
+      <w:r>
+        <w:rPr>
+          <w:bCs/>
+          <w:iCs/>
+        </w:rPr>
+        <w:t>e georeferenced survey data without revealing sensitive information.</w:t>
       </w:r>
     </w:p>
     <w:p>
@@ -5398,6 +5649,255 @@
           <w:bCs/>
           <w:iCs/>
         </w:rPr>
+        <w:t>All derived attributes of linking should nearly mirror the distribution, like</w:t>
+      </w:r>
+      <w:r>
+        <w:rPr>
+          <w:bCs/>
+          <w:iCs/>
+        </w:rPr>
+        <w:t xml:space="preserve"> </w:t>
+      </w:r>
+      <w:r>
+        <w:rPr>
+          <w:bCs/>
+          <w:iCs/>
+        </w:rPr>
+        <w:t>conducting the linking with the original data. To reproduce the linking workflow presented</w:t>
+      </w:r>
+      <w:r>
+        <w:rPr>
+          <w:bCs/>
+          <w:iCs/>
+        </w:rPr>
+        <w:t xml:space="preserve"> </w:t>
+      </w:r>
+      <w:r>
+        <w:rPr>
+          <w:bCs/>
+          <w:iCs/>
+        </w:rPr>
+        <w:t>in this paper, we provide a synthetic dataset of the GESIS Panel geocoordinates comprising</w:t>
+      </w:r>
+      <w:r>
+        <w:rPr>
+          <w:bCs/>
+          <w:iCs/>
+        </w:rPr>
+        <w:t xml:space="preserve"> </w:t>
+      </w:r>
+      <w:r>
+        <w:rPr>
+          <w:bCs/>
+          <w:iCs/>
+        </w:rPr>
+        <w:t xml:space="preserve">1 </w:t>
+      </w:r>
+      <w:proofErr w:type="spellStart"/>
+      <w:r>
+        <w:rPr>
+          <w:bCs/>
+          <w:iCs/>
+        </w:rPr>
+        <w:t>sq</w:t>
+      </w:r>
+      <w:proofErr w:type="spellEnd"/>
+      <w:r>
+        <w:rPr>
+          <w:bCs/>
+          <w:iCs/>
+        </w:rPr>
+        <w:t xml:space="preserve"> km grid centroids.</w:t>
+      </w:r>
+      <w:r>
+        <w:rPr>
+          <w:bCs/>
+          <w:iCs/>
+        </w:rPr>
+        <w:t xml:space="preserve"> </w:t>
+      </w:r>
+      <w:r>
+        <w:rPr>
+          <w:bCs/>
+          <w:iCs/>
+        </w:rPr>
+        <w:t xml:space="preserve">We </w:t>
+      </w:r>
+      <w:r>
+        <w:rPr>
+          <w:bCs/>
+          <w:iCs/>
+        </w:rPr>
+        <w:lastRenderedPageBreak/>
+        <w:t>synthesized the original data in 4 steps: 1.) We segmented the dataset by the 16</w:t>
+      </w:r>
+      <w:r>
+        <w:rPr>
+          <w:bCs/>
+          <w:iCs/>
+        </w:rPr>
+        <w:t xml:space="preserve"> </w:t>
+      </w:r>
+      <w:r>
+        <w:rPr>
+          <w:bCs/>
+          <w:iCs/>
+        </w:rPr>
+        <w:t>German federal states and identified how many municipality types according to the regional statistical spatial typology (</w:t>
+      </w:r>
+      <w:proofErr w:type="spellStart"/>
+      <w:r>
+        <w:rPr>
+          <w:bCs/>
+          <w:iCs/>
+        </w:rPr>
+        <w:t>RegioStaR</w:t>
+      </w:r>
+      <w:proofErr w:type="spellEnd"/>
+      <w:r>
+        <w:rPr>
+          <w:bCs/>
+          <w:iCs/>
+        </w:rPr>
+        <w:t xml:space="preserve">) are in each state; 2.) We counted how many respondents </w:t>
+      </w:r>
+      <w:proofErr w:type="gramStart"/>
+      <w:r>
+        <w:rPr>
+          <w:bCs/>
+          <w:iCs/>
+        </w:rPr>
+        <w:t>are located in</w:t>
+      </w:r>
+      <w:proofErr w:type="gramEnd"/>
+      <w:r>
+        <w:rPr>
+          <w:bCs/>
+          <w:iCs/>
+        </w:rPr>
+        <w:t xml:space="preserve"> each of these typologies; 3.) We created a sampling frame of potential</w:t>
+      </w:r>
+      <w:r>
+        <w:rPr>
+          <w:bCs/>
+          <w:iCs/>
+        </w:rPr>
+        <w:t xml:space="preserve"> </w:t>
+      </w:r>
+      <w:r>
+        <w:rPr>
+          <w:bCs/>
+          <w:iCs/>
+        </w:rPr>
+        <w:t xml:space="preserve">municipalities from which we can draw a sample; 4.) We sampled as many 1 </w:t>
+      </w:r>
+      <w:proofErr w:type="spellStart"/>
+      <w:r>
+        <w:rPr>
+          <w:bCs/>
+          <w:iCs/>
+        </w:rPr>
+        <w:t>sq</w:t>
+      </w:r>
+      <w:proofErr w:type="spellEnd"/>
+      <w:r>
+        <w:rPr>
+          <w:bCs/>
+          <w:iCs/>
+        </w:rPr>
+        <w:t xml:space="preserve"> </w:t>
+      </w:r>
+      <w:r>
+        <w:rPr>
+          <w:bCs/>
+          <w:iCs/>
+        </w:rPr>
+        <w:t>km grid centroids as in the original data based on their population density. Several additional measures</w:t>
+      </w:r>
+      <w:r>
+        <w:rPr>
+          <w:bCs/>
+          <w:iCs/>
+        </w:rPr>
+        <w:t xml:space="preserve"> </w:t>
+      </w:r>
+      <w:r>
+        <w:rPr>
+          <w:bCs/>
+          <w:iCs/>
+        </w:rPr>
+        <w:t>were taken to ensure the anonymity of the original survey respondents, such as re-using only</w:t>
+      </w:r>
+      <w:r>
+        <w:rPr>
+          <w:bCs/>
+          <w:iCs/>
+        </w:rPr>
+        <w:t xml:space="preserve"> </w:t>
+      </w:r>
+      <w:r>
+        <w:rPr>
+          <w:bCs/>
+          <w:iCs/>
+        </w:rPr>
+        <w:t>municipalities of the original data with at least 100,000 inhabitants, making sure that at</w:t>
+      </w:r>
+      <w:r>
+        <w:rPr>
+          <w:bCs/>
+          <w:iCs/>
+        </w:rPr>
+        <w:t xml:space="preserve"> </w:t>
+      </w:r>
+      <w:r>
+        <w:rPr>
+          <w:bCs/>
+          <w:iCs/>
+        </w:rPr>
+        <w:t>least 10 municipalities can be drawn from each spatial typology, and row-wise shuffling of</w:t>
+      </w:r>
+      <w:r>
+        <w:rPr>
+          <w:bCs/>
+          <w:iCs/>
+        </w:rPr>
+        <w:t xml:space="preserve"> </w:t>
+      </w:r>
+      <w:r>
+        <w:rPr>
+          <w:bCs/>
+          <w:iCs/>
+        </w:rPr>
+        <w:t>all geocoordinates. We also deleted cases whose geographic distance between the synthetic</w:t>
+      </w:r>
+      <w:r>
+        <w:rPr>
+          <w:bCs/>
+          <w:iCs/>
+        </w:rPr>
+        <w:t xml:space="preserve"> </w:t>
+      </w:r>
+      <w:r>
+        <w:rPr>
+          <w:bCs/>
+          <w:iCs/>
+        </w:rPr>
+        <w:t>and original data is less than 10 km.</w:t>
+      </w:r>
+    </w:p>
+    <w:p>
+      <w:pPr>
+        <w:jc w:val="both"/>
+        <w:rPr>
+          <w:bCs/>
+          <w:iCs/>
+        </w:rPr>
+      </w:pPr>
+      <w:r>
+        <w:rPr>
+          <w:bCs/>
+          <w:iCs/>
+        </w:rPr>
         <w:t xml:space="preserve">The generation of synthetic data has been implemented </w:t>
       </w:r>
       <w:r>
@@ -5414,6 +5914,7 @@
         </w:rPr>
         <w:t xml:space="preserve">the </w:t>
       </w:r>
+      <w:proofErr w:type="spellStart"/>
       <w:r>
         <w:rPr>
           <w:bCs/>
@@ -5422,6 +5923,7 @@
         </w:rPr>
         <w:t>geosynth</w:t>
       </w:r>
+      <w:proofErr w:type="spellEnd"/>
       <w:r>
         <w:rPr>
           <w:bCs/>
@@ -5511,6 +6013,7 @@
         </w:rPr>
         <w:t xml:space="preserve">At the heart of the package are two functions: </w:t>
       </w:r>
+      <w:proofErr w:type="spellStart"/>
       <w:proofErr w:type="gramStart"/>
       <w:r>
         <w:rPr>
@@ -5518,8 +6021,18 @@
           <w:i/>
           <w:iCs/>
         </w:rPr>
-        <w:t>geosynth::</w:t>
-      </w:r>
+        <w:t>geosynth</w:t>
+      </w:r>
+      <w:proofErr w:type="spellEnd"/>
+      <w:r>
+        <w:rPr>
+          <w:bCs/>
+          <w:i/>
+          <w:iCs/>
+        </w:rPr>
+        <w:t>::</w:t>
+      </w:r>
+      <w:proofErr w:type="spellStart"/>
       <w:proofErr w:type="gramEnd"/>
       <w:r>
         <w:rPr>
@@ -5527,7 +6040,16 @@
           <w:i/>
           <w:iCs/>
         </w:rPr>
-        <w:t>create_sample_frame()</w:t>
+        <w:t>create_sample_frame</w:t>
+      </w:r>
+      <w:proofErr w:type="spellEnd"/>
+      <w:r>
+        <w:rPr>
+          <w:bCs/>
+          <w:i/>
+          <w:iCs/>
+        </w:rPr>
+        <w:t>()</w:t>
       </w:r>
       <w:r>
         <w:rPr>
@@ -5541,7 +6063,39 @@
           <w:bCs/>
           <w:iCs/>
         </w:rPr>
-        <w:t>, ensuring a minimum number of sampling points; geosynth::draw_sample() selects a sample of INSPIRE grid cells from a predefined sample frame, weighting them</w:t>
+        <w:t xml:space="preserve">, ensuring a minimum number of sampling points; </w:t>
+      </w:r>
+      <w:proofErr w:type="spellStart"/>
+      <w:r>
+        <w:rPr>
+          <w:bCs/>
+          <w:iCs/>
+        </w:rPr>
+        <w:t>geosynth</w:t>
+      </w:r>
+      <w:proofErr w:type="spellEnd"/>
+      <w:r>
+        <w:rPr>
+          <w:bCs/>
+          <w:iCs/>
+        </w:rPr>
+        <w:t>::</w:t>
+      </w:r>
+      <w:proofErr w:type="spellStart"/>
+      <w:r>
+        <w:rPr>
+          <w:bCs/>
+          <w:iCs/>
+        </w:rPr>
+        <w:t>draw_sample</w:t>
+      </w:r>
+      <w:proofErr w:type="spellEnd"/>
+      <w:r>
+        <w:rPr>
+          <w:bCs/>
+          <w:iCs/>
+        </w:rPr>
+        <w:t>() selects a sample of INSPIRE grid cells from a predefined sample frame, weighting them</w:t>
       </w:r>
       <w:r>
         <w:rPr>
@@ -5557,28 +6111,62 @@
         </w:rPr>
         <w:t xml:space="preserve">rather than only the municipality information, </w:t>
       </w:r>
+      <w:proofErr w:type="spellStart"/>
       <w:proofErr w:type="gramStart"/>
       <w:r>
         <w:rPr>
           <w:bCs/>
           <w:iCs/>
         </w:rPr>
-        <w:t>geosynth::</w:t>
-      </w:r>
+        <w:t>geosynth</w:t>
+      </w:r>
+      <w:proofErr w:type="spellEnd"/>
+      <w:r>
+        <w:rPr>
+          <w:bCs/>
+          <w:iCs/>
+        </w:rPr>
+        <w:t>::</w:t>
+      </w:r>
+      <w:proofErr w:type="spellStart"/>
       <w:proofErr w:type="gramEnd"/>
       <w:r>
         <w:rPr>
           <w:bCs/>
           <w:iCs/>
         </w:rPr>
-        <w:t>shuffle_min_distance() ensures that rows in the synthetic dataset are shuffled so that each point is at least a pre</w:t>
-      </w:r>
-      <w:r>
-        <w:rPr>
-          <w:bCs/>
-          <w:iCs/>
-        </w:rPr>
-        <w:t>defined threshold of x kilometers away from its corresponding point in the original dataset.</w:t>
+        <w:t>shuffle_min_distance</w:t>
+      </w:r>
+      <w:proofErr w:type="spellEnd"/>
+      <w:r>
+        <w:rPr>
+          <w:bCs/>
+          <w:iCs/>
+        </w:rPr>
+        <w:t>() ensures that rows in the synthetic dataset are shuffled so that each point is at least a pre</w:t>
+      </w:r>
+      <w:r>
+        <w:rPr>
+          <w:bCs/>
+          <w:iCs/>
+        </w:rPr>
+        <w:t xml:space="preserve">defined threshold of x </w:t>
+      </w:r>
+      <w:proofErr w:type="spellStart"/>
+      <w:r>
+        <w:rPr>
+          <w:bCs/>
+          <w:iCs/>
+        </w:rPr>
+        <w:t>kilometers</w:t>
+      </w:r>
+      <w:proofErr w:type="spellEnd"/>
+      <w:r>
+        <w:rPr>
+          <w:bCs/>
+          <w:iCs/>
+        </w:rPr>
+        <w:t xml:space="preserve"> away from its corresponding point in the original dataset.</w:t>
       </w:r>
       <w:r>
         <w:rPr>
@@ -5666,21 +6254,39 @@
         </w:rPr>
         <w:t xml:space="preserve">The first step in the synthetic data generation workflow is the construction of a sample frame that defines the set of municipalities eligible for synthetic sampling. This is accomplished by the function </w:t>
       </w:r>
+      <w:proofErr w:type="spellStart"/>
       <w:proofErr w:type="gramStart"/>
       <w:r>
         <w:rPr>
           <w:bCs/>
           <w:iCs/>
         </w:rPr>
-        <w:t>geosynth::</w:t>
-      </w:r>
+        <w:t>geosynth</w:t>
+      </w:r>
+      <w:proofErr w:type="spellEnd"/>
+      <w:r>
+        <w:rPr>
+          <w:bCs/>
+          <w:iCs/>
+        </w:rPr>
+        <w:t>::</w:t>
+      </w:r>
+      <w:proofErr w:type="spellStart"/>
       <w:proofErr w:type="gramEnd"/>
       <w:r>
         <w:rPr>
           <w:bCs/>
           <w:iCs/>
         </w:rPr>
-        <w:t>create_sample_frame(), which accepts as its primary input a data frame containing the municipality identifiers</w:t>
+        <w:t>create_sample_frame</w:t>
+      </w:r>
+      <w:proofErr w:type="spellEnd"/>
+      <w:r>
+        <w:rPr>
+          <w:bCs/>
+          <w:iCs/>
+        </w:rPr>
+        <w:t>(), which accepts as its primary input a data frame containing the municipality identifiers</w:t>
       </w:r>
       <w:r>
         <w:rPr>
@@ -5708,7 +6314,39 @@
           <w:bCs/>
           <w:iCs/>
         </w:rPr>
-        <w:t>to as AGS, the Amtlicher Gemeindeschlüssel, or official municipal key</w:t>
+        <w:t xml:space="preserve">to as AGS, the </w:t>
+      </w:r>
+      <w:proofErr w:type="spellStart"/>
+      <w:r>
+        <w:rPr>
+          <w:bCs/>
+          <w:iCs/>
+        </w:rPr>
+        <w:t>Amtlicher</w:t>
+      </w:r>
+      <w:proofErr w:type="spellEnd"/>
+      <w:r>
+        <w:rPr>
+          <w:bCs/>
+          <w:iCs/>
+        </w:rPr>
+        <w:t xml:space="preserve"> </w:t>
+      </w:r>
+      <w:proofErr w:type="spellStart"/>
+      <w:r>
+        <w:rPr>
+          <w:bCs/>
+          <w:iCs/>
+        </w:rPr>
+        <w:t>Gemeindeschlüssel</w:t>
+      </w:r>
+      <w:proofErr w:type="spellEnd"/>
+      <w:r>
+        <w:rPr>
+          <w:bCs/>
+          <w:iCs/>
+        </w:rPr>
+        <w:t>, or official municipal key</w:t>
       </w:r>
       <w:r>
         <w:rPr>
@@ -5743,7 +6381,23 @@
           <w:bCs/>
           <w:iCs/>
         </w:rPr>
-        <w:t>based on the RegioStaR typology, a standard federal classification of municipalities by degree of urbaniz</w:t>
+        <w:t xml:space="preserve">based on the </w:t>
+      </w:r>
+      <w:proofErr w:type="spellStart"/>
+      <w:r>
+        <w:rPr>
+          <w:bCs/>
+          <w:iCs/>
+        </w:rPr>
+        <w:t>RegioStaR</w:t>
+      </w:r>
+      <w:proofErr w:type="spellEnd"/>
+      <w:r>
+        <w:rPr>
+          <w:bCs/>
+          <w:iCs/>
+        </w:rPr>
+        <w:t xml:space="preserve"> typology, a standard federal classification of municipalities by degree of urbaniz</w:t>
       </w:r>
       <w:r>
         <w:rPr>
@@ -5764,7 +6418,23 @@
           <w:bCs/>
           <w:iCs/>
         </w:rPr>
-        <w:t>Two substantive filtering criteria govern which municipalities are retained in the sample frame. First, municipalities below a user-specified population threshold (inhabitants_threshold) are excluded</w:t>
+        <w:t>Two substantive filtering criteria govern which municipalities are retained in the sample frame. First, municipalities below a user-specified population threshold (</w:t>
+      </w:r>
+      <w:proofErr w:type="spellStart"/>
+      <w:r>
+        <w:rPr>
+          <w:bCs/>
+          <w:iCs/>
+        </w:rPr>
+        <w:t>inhabitants_threshold</w:t>
+      </w:r>
+      <w:proofErr w:type="spellEnd"/>
+      <w:r>
+        <w:rPr>
+          <w:bCs/>
+          <w:iCs/>
+        </w:rPr>
+        <w:t>) are excluded</w:t>
       </w:r>
       <w:r>
         <w:rPr>
@@ -5806,7 +6476,23 @@
           <w:bCs/>
           <w:iCs/>
         </w:rPr>
-        <w:t xml:space="preserve"> (minimum_sample_points) are flagged</w:t>
+        <w:t xml:space="preserve"> (</w:t>
+      </w:r>
+      <w:proofErr w:type="spellStart"/>
+      <w:r>
+        <w:rPr>
+          <w:bCs/>
+          <w:iCs/>
+        </w:rPr>
+        <w:t>minimum_sample_points</w:t>
+      </w:r>
+      <w:proofErr w:type="spellEnd"/>
+      <w:r>
+        <w:rPr>
+          <w:bCs/>
+          <w:iCs/>
+        </w:rPr>
+        <w:t>) are flagged</w:t>
       </w:r>
       <w:r>
         <w:rPr>
@@ -5820,7 +6506,23 @@
           <w:bCs/>
           <w:iCs/>
         </w:rPr>
-        <w:t xml:space="preserve"> and their regional classification is adjusted upward or downward to a neighboring category, so that the resulting synthetic sampling units </w:t>
+        <w:t xml:space="preserve"> and their regional classification is adjusted upward or downward to a </w:t>
+      </w:r>
+      <w:proofErr w:type="spellStart"/>
+      <w:r>
+        <w:rPr>
+          <w:bCs/>
+          <w:iCs/>
+        </w:rPr>
+        <w:t>neighboring</w:t>
+      </w:r>
+      <w:proofErr w:type="spellEnd"/>
+      <w:r>
+        <w:rPr>
+          <w:bCs/>
+          <w:iCs/>
+        </w:rPr>
+        <w:t xml:space="preserve"> category, so that the resulting synthetic sampling units </w:t>
       </w:r>
       <w:r>
         <w:rPr>
@@ -5855,7 +6557,23 @@
           <w:bCs/>
           <w:iCs/>
         </w:rPr>
-        <w:t xml:space="preserve"> consistent with the reference year of the underlying survey. The output is a tibble with one row per municipality, augmented with the regional classification, population figures, and the respondent counts used in the subsequent sampling step.</w:t>
+        <w:t xml:space="preserve"> consistent with the reference year of the underlying survey. The output is a </w:t>
+      </w:r>
+      <w:proofErr w:type="spellStart"/>
+      <w:r>
+        <w:rPr>
+          <w:bCs/>
+          <w:iCs/>
+        </w:rPr>
+        <w:t>tibble</w:t>
+      </w:r>
+      <w:proofErr w:type="spellEnd"/>
+      <w:r>
+        <w:rPr>
+          <w:bCs/>
+          <w:iCs/>
+        </w:rPr>
+        <w:t xml:space="preserve"> with one row per municipality, augmented with the regional classification, population figures, and the respondent counts used in the subsequent sampling step.</w:t>
       </w:r>
     </w:p>
     <w:p>
@@ -5895,21 +6613,39 @@
         </w:rPr>
         <w:t xml:space="preserve">Given a sample frame constructed in Step 1, the function </w:t>
       </w:r>
+      <w:proofErr w:type="spellStart"/>
       <w:proofErr w:type="gramStart"/>
       <w:r>
         <w:rPr>
           <w:bCs/>
           <w:iCs/>
         </w:rPr>
-        <w:t>geosynth::</w:t>
-      </w:r>
+        <w:t>geosynth</w:t>
+      </w:r>
+      <w:proofErr w:type="spellEnd"/>
+      <w:r>
+        <w:rPr>
+          <w:bCs/>
+          <w:iCs/>
+        </w:rPr>
+        <w:t>::</w:t>
+      </w:r>
+      <w:proofErr w:type="spellStart"/>
       <w:proofErr w:type="gramEnd"/>
       <w:r>
         <w:rPr>
           <w:bCs/>
           <w:iCs/>
         </w:rPr>
-        <w:t>draw_sample() selects a set of synthetic point coordinates by drawing from the INSPIRE reference grid</w:t>
+        <w:t>draw_sample</w:t>
+      </w:r>
+      <w:proofErr w:type="spellEnd"/>
+      <w:r>
+        <w:rPr>
+          <w:bCs/>
+          <w:iCs/>
+        </w:rPr>
+        <w:t>() selects a set of synthetic point coordinates by drawing from the INSPIRE reference grid</w:t>
       </w:r>
       <w:r>
         <w:rPr>
@@ -5953,21 +6689,39 @@
         </w:rPr>
         <w:t xml:space="preserve">The output of </w:t>
       </w:r>
+      <w:proofErr w:type="spellStart"/>
       <w:proofErr w:type="gramStart"/>
       <w:r>
         <w:rPr>
           <w:bCs/>
           <w:iCs/>
         </w:rPr>
-        <w:t>geosynth::</w:t>
-      </w:r>
+        <w:t>geosynth</w:t>
+      </w:r>
+      <w:proofErr w:type="spellEnd"/>
+      <w:r>
+        <w:rPr>
+          <w:bCs/>
+          <w:iCs/>
+        </w:rPr>
+        <w:t>::</w:t>
+      </w:r>
+      <w:proofErr w:type="spellStart"/>
       <w:proofErr w:type="gramEnd"/>
       <w:r>
         <w:rPr>
           <w:bCs/>
           <w:iCs/>
         </w:rPr>
-        <w:t>draw_sample() is a georeferenced data frame of class sf, containing the synthetic point coordinates alongside the municipality and grid cell identifiers. At this stage, the synthetic dataset already constitutes a plausible spatial footprint that can be linked to external geospatial contextual data</w:t>
+        <w:t>draw_sample</w:t>
+      </w:r>
+      <w:proofErr w:type="spellEnd"/>
+      <w:r>
+        <w:rPr>
+          <w:bCs/>
+          <w:iCs/>
+        </w:rPr>
+        <w:t>() is a georeferenced data frame of class sf, containing the synthetic point coordinates alongside the municipality and grid cell identifiers. At this stage, the synthetic dataset already constitutes a plausible spatial footprint that can be linked to external geospatial contextual data</w:t>
       </w:r>
       <w:r>
         <w:rPr>
@@ -5995,7 +6749,23 @@
           <w:bCs/>
           <w:iCs/>
         </w:rPr>
-        <w:t>as land-use classifications, environmental exposure surfaces, or neighborhood deprivation indices</w:t>
+        <w:t xml:space="preserve">as land-use classifications, environmental exposure surfaces, or </w:t>
+      </w:r>
+      <w:proofErr w:type="spellStart"/>
+      <w:r>
+        <w:rPr>
+          <w:bCs/>
+          <w:iCs/>
+        </w:rPr>
+        <w:t>neighborhood</w:t>
+      </w:r>
+      <w:proofErr w:type="spellEnd"/>
+      <w:r>
+        <w:rPr>
+          <w:bCs/>
+          <w:iCs/>
+        </w:rPr>
+        <w:t xml:space="preserve"> deprivation indices</w:t>
       </w:r>
       <w:r>
         <w:rPr>
@@ -6053,31 +6823,90 @@
           <w:bCs/>
           <w:iCs/>
         </w:rPr>
-        <w:t xml:space="preserve">For researchers who have access to the original geocoordinates and wish to introduce an additional layer of spatial privacy protection before sharing synthetic data outside of a secure environment, geosynth provides a third function, </w:t>
-      </w:r>
+        <w:t xml:space="preserve">For researchers who have access to the original geocoordinates and wish to introduce an additional layer of spatial privacy protection before sharing synthetic data outside of a secure environment, </w:t>
+      </w:r>
+      <w:proofErr w:type="spellStart"/>
+      <w:r>
+        <w:rPr>
+          <w:bCs/>
+          <w:iCs/>
+        </w:rPr>
+        <w:t>geosynth</w:t>
+      </w:r>
+      <w:proofErr w:type="spellEnd"/>
+      <w:r>
+        <w:rPr>
+          <w:bCs/>
+          <w:iCs/>
+        </w:rPr>
+        <w:t xml:space="preserve"> provides a third function, </w:t>
+      </w:r>
+      <w:proofErr w:type="spellStart"/>
       <w:proofErr w:type="gramStart"/>
       <w:r>
         <w:rPr>
           <w:bCs/>
           <w:iCs/>
         </w:rPr>
-        <w:t>geosynth::</w:t>
-      </w:r>
+        <w:t>geosynth</w:t>
+      </w:r>
+      <w:proofErr w:type="spellEnd"/>
+      <w:r>
+        <w:rPr>
+          <w:bCs/>
+          <w:iCs/>
+        </w:rPr>
+        <w:t>::</w:t>
+      </w:r>
+      <w:proofErr w:type="spellStart"/>
       <w:proofErr w:type="gramEnd"/>
       <w:r>
         <w:rPr>
           <w:bCs/>
           <w:iCs/>
         </w:rPr>
-        <w:t>shuffle_min_distance(). This function permutes the rows of the synthetic dataset s</w:t>
-      </w:r>
-      <w:r>
-        <w:rPr>
-          <w:bCs/>
-          <w:iCs/>
-        </w:rPr>
-        <w:t>o that the Euclidean distance between each synthetic point and its matched counterpart in the original dataset is guaranteed to exceed a user-specified threshold (min_km) in kilometers</w:t>
-      </w:r>
+        <w:t>shuffle_min_distance</w:t>
+      </w:r>
+      <w:proofErr w:type="spellEnd"/>
+      <w:r>
+        <w:rPr>
+          <w:bCs/>
+          <w:iCs/>
+        </w:rPr>
+        <w:t>(). This function permutes the rows of the synthetic dataset s</w:t>
+      </w:r>
+      <w:r>
+        <w:rPr>
+          <w:bCs/>
+          <w:iCs/>
+        </w:rPr>
+        <w:t>o that the Euclidean distance between each synthetic point and its matched counterpart in the original dataset is guaranteed to exceed a user-specified threshold (</w:t>
+      </w:r>
+      <w:proofErr w:type="spellStart"/>
+      <w:r>
+        <w:rPr>
+          <w:bCs/>
+          <w:iCs/>
+        </w:rPr>
+        <w:t>min_km</w:t>
+      </w:r>
+      <w:proofErr w:type="spellEnd"/>
+      <w:r>
+        <w:rPr>
+          <w:bCs/>
+          <w:iCs/>
+        </w:rPr>
+        <w:t xml:space="preserve">) in </w:t>
+      </w:r>
+      <w:proofErr w:type="spellStart"/>
+      <w:r>
+        <w:rPr>
+          <w:bCs/>
+          <w:iCs/>
+        </w:rPr>
+        <w:t>kilometers</w:t>
+      </w:r>
+      <w:proofErr w:type="spellEnd"/>
       <w:r>
         <w:rPr>
           <w:bCs/>
@@ -6099,21 +6928,39 @@
         </w:rPr>
         <w:t xml:space="preserve">The rationale for this additional step is that, even though the synthetic coordinates are generated independently of individual respondent addresses, spatial proximity between a synthetic point and its corresponding original point could, under certain conditions, provide residual information about the original respondent's location. By enforcing a hard minimum distance, </w:t>
       </w:r>
+      <w:proofErr w:type="spellStart"/>
       <w:proofErr w:type="gramStart"/>
       <w:r>
         <w:rPr>
           <w:bCs/>
           <w:iCs/>
         </w:rPr>
-        <w:t>geosynth::</w:t>
-      </w:r>
+        <w:t>geosynth</w:t>
+      </w:r>
+      <w:proofErr w:type="spellEnd"/>
+      <w:r>
+        <w:rPr>
+          <w:bCs/>
+          <w:iCs/>
+        </w:rPr>
+        <w:t>::</w:t>
+      </w:r>
+      <w:proofErr w:type="spellStart"/>
       <w:proofErr w:type="gramEnd"/>
       <w:r>
         <w:rPr>
           <w:bCs/>
           <w:iCs/>
         </w:rPr>
-        <w:t>shuffle_min_distance() eliminates this residual risk. Because this function requires access to the original geocoordinates, it must be executed within the secure data access environment; the shuffled synthetic output can then be exported for unrestricted use. The function returns an sf object of the same structure as the input synthetic dataset, with row assignments permuted to satisfy the distance constraint.</w:t>
+        <w:t>shuffle_min_distance</w:t>
+      </w:r>
+      <w:proofErr w:type="spellEnd"/>
+      <w:r>
+        <w:rPr>
+          <w:bCs/>
+          <w:iCs/>
+        </w:rPr>
+        <w:t>() eliminates this residual risk. Because this function requires access to the original geocoordinates, it must be executed within the secure data access environment; the shuffled synthetic output can then be exported for unrestricted use. The function returns an sf object of the same structure as the input synthetic dataset, with row assignments permuted to satisfy the distance constraint.</w:t>
       </w:r>
     </w:p>
     <w:p>
@@ -6125,49 +6972,23 @@
           <w:iCs/>
         </w:rPr>
       </w:pPr>
-      <w:r>
-        <w:rPr>
-          <w:b/>
-          <w:bCs/>
-          <w:iCs/>
-        </w:rPr>
-        <w:t>Earth observation data linking</w:t>
-      </w:r>
     </w:p>
     <w:p>
       <w:pPr>
         <w:jc w:val="both"/>
         <w:rPr>
-          <w:bCs/>
-          <w:i/>
-          <w:iCs/>
-        </w:rPr>
-      </w:pPr>
-      <w:proofErr w:type="gramStart"/>
-      <w:r>
-        <w:rPr>
-          <w:bCs/>
-          <w:i/>
-          <w:iCs/>
-        </w:rPr>
-        <w:t>./</w:t>
-      </w:r>
-      <w:proofErr w:type="gramEnd"/>
-      <w:r>
-        <w:rPr>
-          <w:bCs/>
-          <w:i/>
-          <w:iCs/>
-        </w:rPr>
-        <w:t>scripts/</w:t>
-      </w:r>
-      <w:r>
-        <w:rPr>
-          <w:bCs/>
-          <w:i/>
-          <w:iCs/>
-        </w:rPr>
-        <w:t>EO_linking.R</w:t>
+          <w:b/>
+          <w:bCs/>
+          <w:iCs/>
+        </w:rPr>
+      </w:pPr>
+      <w:r>
+        <w:rPr>
+          <w:b/>
+          <w:bCs/>
+          <w:iCs/>
+        </w:rPr>
+        <w:t>Earth observation data linking</w:t>
       </w:r>
     </w:p>
     <w:p>
@@ -6195,8 +7016,36 @@
           <w:i/>
           <w:iCs/>
         </w:rPr>
-        <w:t>scripts/p_validate_DWD.py</w:t>
-      </w:r>
+        <w:t>scripts/</w:t>
+      </w:r>
+      <w:proofErr w:type="spellStart"/>
+      <w:r>
+        <w:rPr>
+          <w:bCs/>
+          <w:i/>
+          <w:iCs/>
+        </w:rPr>
+        <w:t>EO_linking</w:t>
+      </w:r>
+      <w:proofErr w:type="spellEnd"/>
+      <w:r>
+        <w:rPr>
+          <w:bCs/>
+          <w:i/>
+          <w:iCs/>
+        </w:rPr>
+        <w:t>/</w:t>
+      </w:r>
+      <w:proofErr w:type="spellStart"/>
+      <w:r>
+        <w:rPr>
+          <w:bCs/>
+          <w:i/>
+          <w:iCs/>
+        </w:rPr>
+        <w:t>EO_linking.R</w:t>
+      </w:r>
+      <w:proofErr w:type="spellEnd"/>
     </w:p>
     <w:p>
       <w:pPr>
@@ -6223,7 +7072,23 @@
           <w:i/>
           <w:iCs/>
         </w:rPr>
-        <w:t>scripts/p00_download_stationdata_dwd.py</w:t>
+        <w:t>scripts/</w:t>
+      </w:r>
+      <w:r>
+        <w:rPr>
+          <w:bCs/>
+          <w:i/>
+          <w:iCs/>
+        </w:rPr>
+        <w:t>EO_linking/</w:t>
+      </w:r>
+      <w:r>
+        <w:rPr>
+          <w:bCs/>
+          <w:i/>
+          <w:iCs/>
+        </w:rPr>
+        <w:t>p_validate_DWD.py</w:t>
       </w:r>
     </w:p>
     <w:p>
@@ -6251,7 +7116,23 @@
           <w:i/>
           <w:iCs/>
         </w:rPr>
-        <w:t>scripts/p01_impute_stationdata.py</w:t>
+        <w:t>scripts/</w:t>
+      </w:r>
+      <w:r>
+        <w:rPr>
+          <w:bCs/>
+          <w:i/>
+          <w:iCs/>
+        </w:rPr>
+        <w:t>EO_linking/</w:t>
+      </w:r>
+      <w:r>
+        <w:rPr>
+          <w:bCs/>
+          <w:i/>
+          <w:iCs/>
+        </w:rPr>
+        <w:t>p00_download_stationdata_dwd.py</w:t>
       </w:r>
     </w:p>
     <w:p>
@@ -6279,7 +7160,23 @@
           <w:i/>
           <w:iCs/>
         </w:rPr>
-        <w:t>scripts/p02_aggregate_invdist_stationdata.py</w:t>
+        <w:t>scripts/</w:t>
+      </w:r>
+      <w:r>
+        <w:rPr>
+          <w:bCs/>
+          <w:i/>
+          <w:iCs/>
+        </w:rPr>
+        <w:t>EO_linking/</w:t>
+      </w:r>
+      <w:r>
+        <w:rPr>
+          <w:bCs/>
+          <w:i/>
+          <w:iCs/>
+        </w:rPr>
+        <w:t>p01_impute_stationdata.py</w:t>
       </w:r>
     </w:p>
     <w:p>
@@ -6291,107 +7188,58 @@
           <w:iCs/>
         </w:rPr>
       </w:pPr>
+      <w:proofErr w:type="gramStart"/>
+      <w:r>
+        <w:rPr>
+          <w:bCs/>
+          <w:i/>
+          <w:iCs/>
+        </w:rPr>
+        <w:t>./</w:t>
+      </w:r>
+      <w:proofErr w:type="gramEnd"/>
+      <w:r>
+        <w:rPr>
+          <w:bCs/>
+          <w:i/>
+          <w:iCs/>
+        </w:rPr>
+        <w:t>scripts</w:t>
+      </w:r>
+      <w:r>
+        <w:rPr>
+          <w:bCs/>
+          <w:i/>
+          <w:iCs/>
+        </w:rPr>
+        <w:t>/</w:t>
+      </w:r>
+      <w:r>
+        <w:rPr>
+          <w:bCs/>
+          <w:i/>
+          <w:iCs/>
+        </w:rPr>
+        <w:t>EO_linking/</w:t>
+      </w:r>
+      <w:r>
+        <w:rPr>
+          <w:bCs/>
+          <w:i/>
+          <w:iCs/>
+        </w:rPr>
+        <w:t>p02_aggregate_invdist_stationdata.py</w:t>
+      </w:r>
     </w:p>
     <w:p>
       <w:pPr>
         <w:jc w:val="both"/>
         <w:rPr>
           <w:bCs/>
-          <w:iCs/>
-        </w:rPr>
-      </w:pPr>
-      <w:r>
-        <w:rPr>
-          <w:bCs/>
-          <w:iCs/>
-        </w:rPr>
-        <w:t>To capture climate mitigation and adaptation variables, we access data from national and European atmospheric</w:t>
-      </w:r>
-      <w:r>
-        <w:rPr>
-          <w:bCs/>
-          <w:iCs/>
-        </w:rPr>
-        <w:t xml:space="preserve"> and climate monitoring institutions. In particular, the German Weather Service (DWD), the Copernicus data services on Climate Change (C3S)</w:t>
-      </w:r>
-      <w:r>
-        <w:rPr>
-          <w:bCs/>
-          <w:iCs/>
-        </w:rPr>
-        <w:t xml:space="preserve"> </w:t>
-      </w:r>
-      <w:r>
-        <w:rPr>
-          <w:bCs/>
-          <w:iCs/>
-        </w:rPr>
-        <w:t xml:space="preserve">and Atmosphere </w:t>
-      </w:r>
-      <w:r>
-        <w:rPr>
-          <w:bCs/>
-          <w:iCs/>
-        </w:rPr>
-        <w:lastRenderedPageBreak/>
-        <w:t>Monitoring (CAMS) are integrated. Given that researchers require custom</w:t>
-      </w:r>
-      <w:r>
-        <w:rPr>
-          <w:bCs/>
-          <w:iCs/>
-        </w:rPr>
-        <w:t xml:space="preserve"> indicators tailored to their specific research question, we have created the R package [reference removed to ensure blinded review] to automate the</w:t>
-      </w:r>
-      <w:r>
-        <w:rPr>
-          <w:bCs/>
-          <w:iCs/>
-        </w:rPr>
-        <w:t xml:space="preserve"> linkage between these data</w:t>
-      </w:r>
-      <w:r>
-        <w:rPr>
-          <w:bCs/>
-          <w:iCs/>
-        </w:rPr>
-        <w:t xml:space="preserve"> </w:t>
-      </w:r>
-      <w:r>
-        <w:rPr>
-          <w:bCs/>
-          <w:iCs/>
-        </w:rPr>
-        <w:t xml:space="preserve">sources and GeoCliP-GER. It offers users high flexibility in </w:t>
-      </w:r>
-      <w:r>
-        <w:rPr>
-          <w:bCs/>
-          <w:iCs/>
-        </w:rPr>
-        <w:t>choosing indicators, as well as in</w:t>
-      </w:r>
-      <w:r>
-        <w:rPr>
-          <w:bCs/>
-          <w:iCs/>
-        </w:rPr>
-        <w:t xml:space="preserve"> spatial and temporal coverage and resolution. To exemplify and validate these indicators,</w:t>
-      </w:r>
-      <w:r>
-        <w:rPr>
-          <w:bCs/>
-          <w:iCs/>
-        </w:rPr>
-        <w:t xml:space="preserve"> </w:t>
-      </w:r>
-      <w:r>
-        <w:rPr>
-          <w:bCs/>
-          <w:iCs/>
-        </w:rPr>
-        <w:t>we have created and provided a sample version of monthly weather indicators for temperature, precipitation, and wind based on data from the German Weather Service (DWD).</w:t>
-      </w:r>
+          <w:i/>
+          <w:iCs/>
+        </w:rPr>
+      </w:pPr>
     </w:p>
     <w:p>
       <w:pPr>
@@ -6401,57 +7249,131 @@
           <w:iCs/>
         </w:rPr>
       </w:pPr>
+      <w:r>
+        <w:rPr>
+          <w:bCs/>
+          <w:iCs/>
+        </w:rPr>
+        <w:lastRenderedPageBreak/>
+        <w:t>To capture climate mitigation and adaptation variables, we access data from national and European atmospheric</w:t>
+      </w:r>
+      <w:r>
+        <w:rPr>
+          <w:bCs/>
+          <w:iCs/>
+        </w:rPr>
+        <w:t xml:space="preserve"> and climate monitoring institutions. In particular, the German Weather Service (DWD), the Copernicus data services on Climate Change (C3S)</w:t>
+      </w:r>
+      <w:r>
+        <w:rPr>
+          <w:bCs/>
+          <w:iCs/>
+        </w:rPr>
+        <w:t xml:space="preserve"> </w:t>
+      </w:r>
+      <w:r>
+        <w:rPr>
+          <w:bCs/>
+          <w:iCs/>
+        </w:rPr>
+        <w:t>and Atmosphere Monitoring (CAMS) are integrated. Given that researchers require custom</w:t>
+      </w:r>
+      <w:r>
+        <w:rPr>
+          <w:bCs/>
+          <w:iCs/>
+        </w:rPr>
+        <w:t xml:space="preserve"> indicators tailored to their specific research question, we have created the R package [reference removed to ensure blinded review] to automate the</w:t>
+      </w:r>
+      <w:r>
+        <w:rPr>
+          <w:bCs/>
+          <w:iCs/>
+        </w:rPr>
+        <w:t xml:space="preserve"> linkage between these data</w:t>
+      </w:r>
+      <w:r>
+        <w:rPr>
+          <w:bCs/>
+          <w:iCs/>
+        </w:rPr>
+        <w:t xml:space="preserve"> </w:t>
+      </w:r>
+      <w:r>
+        <w:rPr>
+          <w:bCs/>
+          <w:iCs/>
+        </w:rPr>
+        <w:t xml:space="preserve">sources and </w:t>
+      </w:r>
+      <w:proofErr w:type="spellStart"/>
+      <w:r>
+        <w:rPr>
+          <w:bCs/>
+          <w:iCs/>
+        </w:rPr>
+        <w:t>GeoCliP</w:t>
+      </w:r>
+      <w:proofErr w:type="spellEnd"/>
+      <w:r>
+        <w:rPr>
+          <w:bCs/>
+          <w:iCs/>
+        </w:rPr>
+        <w:t xml:space="preserve">-GER. It offers users high flexibility in </w:t>
+      </w:r>
+      <w:r>
+        <w:rPr>
+          <w:bCs/>
+          <w:iCs/>
+        </w:rPr>
+        <w:t>choosing indicators, as well as in</w:t>
+      </w:r>
+      <w:r>
+        <w:rPr>
+          <w:bCs/>
+          <w:iCs/>
+        </w:rPr>
+        <w:t xml:space="preserve"> spatial and temporal coverage and resolution. To exemplify and validate these indicators,</w:t>
+      </w:r>
+      <w:r>
+        <w:rPr>
+          <w:bCs/>
+          <w:iCs/>
+        </w:rPr>
+        <w:t xml:space="preserve"> </w:t>
+      </w:r>
+      <w:r>
+        <w:rPr>
+          <w:bCs/>
+          <w:iCs/>
+        </w:rPr>
+        <w:t>we have created and provided a sample version of monthly weather indicators for temperature, precipitation, and wind based on data from the German Weather Service (DWD).</w:t>
+      </w:r>
     </w:p>
     <w:p>
       <w:pPr>
         <w:jc w:val="both"/>
         <w:rPr>
-          <w:b/>
-          <w:iCs/>
-        </w:rPr>
-      </w:pPr>
-      <w:r>
-        <w:rPr>
-          <w:b/>
-          <w:iCs/>
-        </w:rPr>
-        <w:t>Replication of descriptive analysis in usage notes</w:t>
-      </w:r>
+          <w:bCs/>
+          <w:iCs/>
+        </w:rPr>
+      </w:pPr>
     </w:p>
     <w:p>
       <w:pPr>
         <w:jc w:val="both"/>
         <w:rPr>
-          <w:bCs/>
-          <w:i/>
-          <w:iCs/>
-        </w:rPr>
-      </w:pPr>
-      <w:proofErr w:type="gramStart"/>
-      <w:r>
-        <w:rPr>
-          <w:bCs/>
-          <w:i/>
-          <w:iCs/>
-        </w:rPr>
-        <w:t>./</w:t>
-      </w:r>
-      <w:proofErr w:type="gramEnd"/>
-      <w:r>
-        <w:rPr>
-          <w:bCs/>
-          <w:i/>
-          <w:iCs/>
-        </w:rPr>
-        <w:t>scripts</w:t>
-      </w:r>
-      <w:r>
-        <w:rPr>
-          <w:bCs/>
-          <w:i/>
-          <w:iCs/>
-        </w:rPr>
-        <w:t>/policy_data_descriptives.R</w:t>
+          <w:b/>
+          <w:iCs/>
+        </w:rPr>
+      </w:pPr>
+      <w:r>
+        <w:rPr>
+          <w:b/>
+          <w:iCs/>
+        </w:rPr>
+        <w:t>Replication of descriptive analysis in usage notes</w:t>
       </w:r>
     </w:p>
     <w:p>
@@ -6479,8 +7401,44 @@
           <w:i/>
           <w:iCs/>
         </w:rPr>
-        <w:t>scripts/p_plot_descriptive_figures_NKI.py</w:t>
-      </w:r>
+        <w:t>scripts</w:t>
+      </w:r>
+      <w:r>
+        <w:rPr>
+          <w:bCs/>
+          <w:i/>
+          <w:iCs/>
+        </w:rPr>
+        <w:t>/</w:t>
+      </w:r>
+      <w:proofErr w:type="spellStart"/>
+      <w:r>
+        <w:rPr>
+          <w:bCs/>
+          <w:i/>
+          <w:iCs/>
+        </w:rPr>
+        <w:t>descriptive_statistics</w:t>
+      </w:r>
+      <w:proofErr w:type="spellEnd"/>
+      <w:r>
+        <w:rPr>
+          <w:bCs/>
+          <w:i/>
+          <w:iCs/>
+        </w:rPr>
+        <w:t>/</w:t>
+      </w:r>
+      <w:proofErr w:type="spellStart"/>
+      <w:r>
+        <w:rPr>
+          <w:bCs/>
+          <w:i/>
+          <w:iCs/>
+        </w:rPr>
+        <w:t>policy_data_descriptives.R</w:t>
+      </w:r>
+      <w:proofErr w:type="spellEnd"/>
     </w:p>
     <w:p>
       <w:pPr>
@@ -6507,7 +7465,67 @@
           <w:i/>
           <w:iCs/>
         </w:rPr>
-        <w:t>scripts/p_plot_sequences_NKI.py</w:t>
+        <w:t>scripts/</w:t>
+      </w:r>
+      <w:r>
+        <w:rPr>
+          <w:bCs/>
+          <w:i/>
+          <w:iCs/>
+        </w:rPr>
+        <w:t>descriptive_statistics/</w:t>
+      </w:r>
+      <w:r>
+        <w:rPr>
+          <w:bCs/>
+          <w:i/>
+          <w:iCs/>
+        </w:rPr>
+        <w:t>p_plot_descriptive_figures_NKI.py</w:t>
+      </w:r>
+    </w:p>
+    <w:p>
+      <w:pPr>
+        <w:jc w:val="both"/>
+        <w:rPr>
+          <w:bCs/>
+          <w:i/>
+          <w:iCs/>
+        </w:rPr>
+      </w:pPr>
+      <w:proofErr w:type="gramStart"/>
+      <w:r>
+        <w:rPr>
+          <w:bCs/>
+          <w:i/>
+          <w:iCs/>
+        </w:rPr>
+        <w:t>./</w:t>
+      </w:r>
+      <w:proofErr w:type="gramEnd"/>
+      <w:r>
+        <w:rPr>
+          <w:bCs/>
+          <w:i/>
+          <w:iCs/>
+        </w:rPr>
+        <w:t>scripts/</w:t>
+      </w:r>
+      <w:r>
+        <w:rPr>
+          <w:bCs/>
+          <w:i/>
+          <w:iCs/>
+        </w:rPr>
+        <w:t>descriptive_statistics/</w:t>
+      </w:r>
+      <w:r>
+        <w:rPr>
+          <w:bCs/>
+          <w:i/>
+          <w:iCs/>
+        </w:rPr>
+        <w:t>p_plot_sequences_NKI.py</w:t>
       </w:r>
     </w:p>
     <w:p>

--- a/DOCUMENTATION.docx
+++ b/DOCUMENTATION.docx
@@ -120,10 +120,10 @@
           <w:noProof/>
         </w:rPr>
         <w:drawing>
-          <wp:inline distT="0" distB="0" distL="0" distR="0" wp14:anchorId="4F8F9B40" wp14:editId="29EB9A1E">
-            <wp:extent cx="5760720" cy="5008245"/>
-            <wp:effectExtent l="0" t="0" r="0" b="1905"/>
-            <wp:docPr id="980910082" name="Grafik 1"/>
+          <wp:inline distT="0" distB="0" distL="0" distR="0" wp14:anchorId="5C1C10F0" wp14:editId="7845DCC4">
+            <wp:extent cx="5760720" cy="4132580"/>
+            <wp:effectExtent l="0" t="0" r="0" b="1270"/>
+            <wp:docPr id="1048239320" name="Grafik 1" descr="Ein Bild, das Text, Screenshot, Diagramm, Karte enthält.&#10;&#10;KI-generierte Inhalte können fehlerhaft sein."/>
             <wp:cNvGraphicFramePr>
               <a:graphicFrameLocks xmlns:a="http://schemas.openxmlformats.org/drawingml/2006/main" noChangeAspect="1"/>
             </wp:cNvGraphicFramePr>
@@ -131,7 +131,7 @@
               <a:graphicData uri="http://schemas.openxmlformats.org/drawingml/2006/picture">
                 <pic:pic xmlns:pic="http://schemas.openxmlformats.org/drawingml/2006/picture">
                   <pic:nvPicPr>
-                    <pic:cNvPr id="980910082" name="Grafik 980910082"/>
+                    <pic:cNvPr id="1048239320" name="Grafik 1" descr="Ein Bild, das Text, Screenshot, Diagramm, Karte enthält.&#10;&#10;KI-generierte Inhalte können fehlerhaft sein."/>
                     <pic:cNvPicPr/>
                   </pic:nvPicPr>
                   <pic:blipFill>
@@ -149,7 +149,7 @@
                   <pic:spPr>
                     <a:xfrm>
                       <a:off x="0" y="0"/>
-                      <a:ext cx="5760720" cy="5008245"/>
+                      <a:ext cx="5760720" cy="4132580"/>
                     </a:xfrm>
                     <a:prstGeom prst="rect">
                       <a:avLst/>
@@ -174,14 +174,6 @@
       <w:pPr>
         <w:jc w:val="both"/>
         <w:rPr>
-          <w:bCs/>
-        </w:rPr>
-      </w:pPr>
-    </w:p>
-    <w:p>
-      <w:pPr>
-        <w:jc w:val="both"/>
-        <w:rPr>
           <w:b/>
           <w:sz w:val="24"/>
           <w:szCs w:val="24"/>
@@ -426,7 +418,6 @@
           <w:bCs/>
           <w:iCs/>
         </w:rPr>
-        <w:lastRenderedPageBreak/>
         <w:t xml:space="preserve">The data was accessed via the funding portal of the federal government of Germany. The query to access all projects of the National Climate Initiative </w:t>
       </w:r>
       <w:r>
@@ -674,6 +665,7 @@
           <w:bCs/>
           <w:iCs/>
         </w:rPr>
+        <w:lastRenderedPageBreak/>
         <w:t>Variable list:</w:t>
       </w:r>
     </w:p>
@@ -2285,15 +2277,7 @@
           <w:bCs/>
           <w:iCs/>
         </w:rPr>
-        <w:t xml:space="preserve">Extensive desk research was conducted from June to August 2024 to identify all submitted </w:t>
-      </w:r>
-      <w:r>
-        <w:rPr>
-          <w:bCs/>
-          <w:iCs/>
-        </w:rPr>
-        <w:lastRenderedPageBreak/>
-        <w:t xml:space="preserve">motions. Several sources </w:t>
+        <w:t xml:space="preserve">Extensive desk research was conducted from June to August 2024 to identify all submitted motions. Several sources </w:t>
       </w:r>
       <w:r>
         <w:rPr>
@@ -2374,11 +2358,30 @@
           <w:iCs/>
         </w:rPr>
       </w:pPr>
-      <w:r>
-        <w:rPr>
-          <w:bCs/>
-          <w:iCs/>
-        </w:rPr>
+    </w:p>
+    <w:p>
+      <w:pPr>
+        <w:jc w:val="both"/>
+        <w:rPr>
+          <w:bCs/>
+          <w:iCs/>
+        </w:rPr>
+      </w:pPr>
+    </w:p>
+    <w:p>
+      <w:pPr>
+        <w:jc w:val="both"/>
+        <w:rPr>
+          <w:bCs/>
+          <w:iCs/>
+        </w:rPr>
+      </w:pPr>
+      <w:r>
+        <w:rPr>
+          <w:bCs/>
+          <w:iCs/>
+        </w:rPr>
+        <w:lastRenderedPageBreak/>
         <w:t>Variable list:</w:t>
       </w:r>
     </w:p>
@@ -3342,7 +3345,6 @@
           <w:bCs/>
           <w:iCs/>
         </w:rPr>
-        <w:lastRenderedPageBreak/>
         <w:t>Both versions are derived from the same underlying data and are fully interchangeable for analytical purposes.</w:t>
       </w:r>
       <w:r>
@@ -3480,6 +3482,7 @@
                 <w:b/>
                 <w:iCs/>
               </w:rPr>
+              <w:lastRenderedPageBreak/>
               <w:t>Variable</w:t>
             </w:r>
           </w:p>
@@ -4405,7 +4408,6 @@
                 <w:bCs/>
                 <w:iCs/>
               </w:rPr>
-              <w:lastRenderedPageBreak/>
               <w:t>y</w:t>
             </w:r>
           </w:p>
@@ -4530,6 +4532,7 @@
           <w:bCs/>
           <w:iCs/>
         </w:rPr>
+        <w:lastRenderedPageBreak/>
         <w:t>Data provenance:</w:t>
       </w:r>
     </w:p>
@@ -5721,7 +5724,118 @@
           <w:bCs/>
           <w:iCs/>
         </w:rPr>
-        <w:t xml:space="preserve">We </w:t>
+        <w:t>We synthesized the original data in 4 steps: 1.) We segmented the dataset by the 16</w:t>
+      </w:r>
+      <w:r>
+        <w:rPr>
+          <w:bCs/>
+          <w:iCs/>
+        </w:rPr>
+        <w:t xml:space="preserve"> </w:t>
+      </w:r>
+      <w:r>
+        <w:rPr>
+          <w:bCs/>
+          <w:iCs/>
+        </w:rPr>
+        <w:t>German federal states and identified how many municipality types according to the regional statistical spatial typology (</w:t>
+      </w:r>
+      <w:proofErr w:type="spellStart"/>
+      <w:r>
+        <w:rPr>
+          <w:bCs/>
+          <w:iCs/>
+        </w:rPr>
+        <w:t>RegioStaR</w:t>
+      </w:r>
+      <w:proofErr w:type="spellEnd"/>
+      <w:r>
+        <w:rPr>
+          <w:bCs/>
+          <w:iCs/>
+        </w:rPr>
+        <w:t xml:space="preserve">) are in each state; 2.) We counted how many respondents </w:t>
+      </w:r>
+      <w:proofErr w:type="gramStart"/>
+      <w:r>
+        <w:rPr>
+          <w:bCs/>
+          <w:iCs/>
+        </w:rPr>
+        <w:t>are located in</w:t>
+      </w:r>
+      <w:proofErr w:type="gramEnd"/>
+      <w:r>
+        <w:rPr>
+          <w:bCs/>
+          <w:iCs/>
+        </w:rPr>
+        <w:t xml:space="preserve"> each of these typologies; 3.) We created a sampling frame of potential</w:t>
+      </w:r>
+      <w:r>
+        <w:rPr>
+          <w:bCs/>
+          <w:iCs/>
+        </w:rPr>
+        <w:t xml:space="preserve"> </w:t>
+      </w:r>
+      <w:r>
+        <w:rPr>
+          <w:bCs/>
+          <w:iCs/>
+        </w:rPr>
+        <w:t xml:space="preserve">municipalities from which we can draw a sample; 4.) We sampled as many 1 </w:t>
+      </w:r>
+      <w:proofErr w:type="spellStart"/>
+      <w:r>
+        <w:rPr>
+          <w:bCs/>
+          <w:iCs/>
+        </w:rPr>
+        <w:t>sq</w:t>
+      </w:r>
+      <w:proofErr w:type="spellEnd"/>
+      <w:r>
+        <w:rPr>
+          <w:bCs/>
+          <w:iCs/>
+        </w:rPr>
+        <w:t xml:space="preserve"> </w:t>
+      </w:r>
+      <w:r>
+        <w:rPr>
+          <w:bCs/>
+          <w:iCs/>
+        </w:rPr>
+        <w:t>km grid centroids as in the original data based on their population density. Several additional measures</w:t>
+      </w:r>
+      <w:r>
+        <w:rPr>
+          <w:bCs/>
+          <w:iCs/>
+        </w:rPr>
+        <w:t xml:space="preserve"> </w:t>
+      </w:r>
+      <w:r>
+        <w:rPr>
+          <w:bCs/>
+          <w:iCs/>
+        </w:rPr>
+        <w:t>were taken to ensure the anonymity of the original survey respondents, such as re-using only</w:t>
+      </w:r>
+      <w:r>
+        <w:rPr>
+          <w:bCs/>
+          <w:iCs/>
+        </w:rPr>
+        <w:t xml:space="preserve"> </w:t>
+      </w:r>
+      <w:r>
+        <w:rPr>
+          <w:bCs/>
+          <w:iCs/>
+        </w:rPr>
+        <w:t xml:space="preserve">municipalities of the original data with at </w:t>
       </w:r>
       <w:r>
         <w:rPr>
@@ -5729,118 +5843,7 @@
           <w:iCs/>
         </w:rPr>
         <w:lastRenderedPageBreak/>
-        <w:t>synthesized the original data in 4 steps: 1.) We segmented the dataset by the 16</w:t>
-      </w:r>
-      <w:r>
-        <w:rPr>
-          <w:bCs/>
-          <w:iCs/>
-        </w:rPr>
-        <w:t xml:space="preserve"> </w:t>
-      </w:r>
-      <w:r>
-        <w:rPr>
-          <w:bCs/>
-          <w:iCs/>
-        </w:rPr>
-        <w:t>German federal states and identified how many municipality types according to the regional statistical spatial typology (</w:t>
-      </w:r>
-      <w:proofErr w:type="spellStart"/>
-      <w:r>
-        <w:rPr>
-          <w:bCs/>
-          <w:iCs/>
-        </w:rPr>
-        <w:t>RegioStaR</w:t>
-      </w:r>
-      <w:proofErr w:type="spellEnd"/>
-      <w:r>
-        <w:rPr>
-          <w:bCs/>
-          <w:iCs/>
-        </w:rPr>
-        <w:t xml:space="preserve">) are in each state; 2.) We counted how many respondents </w:t>
-      </w:r>
-      <w:proofErr w:type="gramStart"/>
-      <w:r>
-        <w:rPr>
-          <w:bCs/>
-          <w:iCs/>
-        </w:rPr>
-        <w:t>are located in</w:t>
-      </w:r>
-      <w:proofErr w:type="gramEnd"/>
-      <w:r>
-        <w:rPr>
-          <w:bCs/>
-          <w:iCs/>
-        </w:rPr>
-        <w:t xml:space="preserve"> each of these typologies; 3.) We created a sampling frame of potential</w:t>
-      </w:r>
-      <w:r>
-        <w:rPr>
-          <w:bCs/>
-          <w:iCs/>
-        </w:rPr>
-        <w:t xml:space="preserve"> </w:t>
-      </w:r>
-      <w:r>
-        <w:rPr>
-          <w:bCs/>
-          <w:iCs/>
-        </w:rPr>
-        <w:t xml:space="preserve">municipalities from which we can draw a sample; 4.) We sampled as many 1 </w:t>
-      </w:r>
-      <w:proofErr w:type="spellStart"/>
-      <w:r>
-        <w:rPr>
-          <w:bCs/>
-          <w:iCs/>
-        </w:rPr>
-        <w:t>sq</w:t>
-      </w:r>
-      <w:proofErr w:type="spellEnd"/>
-      <w:r>
-        <w:rPr>
-          <w:bCs/>
-          <w:iCs/>
-        </w:rPr>
-        <w:t xml:space="preserve"> </w:t>
-      </w:r>
-      <w:r>
-        <w:rPr>
-          <w:bCs/>
-          <w:iCs/>
-        </w:rPr>
-        <w:t>km grid centroids as in the original data based on their population density. Several additional measures</w:t>
-      </w:r>
-      <w:r>
-        <w:rPr>
-          <w:bCs/>
-          <w:iCs/>
-        </w:rPr>
-        <w:t xml:space="preserve"> </w:t>
-      </w:r>
-      <w:r>
-        <w:rPr>
-          <w:bCs/>
-          <w:iCs/>
-        </w:rPr>
-        <w:t>were taken to ensure the anonymity of the original survey respondents, such as re-using only</w:t>
-      </w:r>
-      <w:r>
-        <w:rPr>
-          <w:bCs/>
-          <w:iCs/>
-        </w:rPr>
-        <w:t xml:space="preserve"> </w:t>
-      </w:r>
-      <w:r>
-        <w:rPr>
-          <w:bCs/>
-          <w:iCs/>
-        </w:rPr>
-        <w:t>municipalities of the original data with at least 100,000 inhabitants, making sure that at</w:t>
+        <w:t>least 100,000 inhabitants, making sure that at</w:t>
       </w:r>
       <w:r>
         <w:rPr>
@@ -6589,7 +6592,6 @@
           <w:b/>
           <w:iCs/>
         </w:rPr>
-        <w:lastRenderedPageBreak/>
         <w:t xml:space="preserve">Step 2 - </w:t>
       </w:r>
       <w:r>
@@ -6673,7 +6675,15 @@
           <w:bCs/>
           <w:iCs/>
         </w:rPr>
-        <w:t>pan-European hierarchical grid system established under the Infrastructure for Spatial Information in the European Community (INSPIRE) Directive. Each 1 km² grid cell intersecting the eligible municipalities is assigned a sampling weight proportional to the number of residents it contains, as derived from built-in census data. Cells with higher population densities are therefore more likely to receive a synthetic sampling point, ensuring that the spatial distribution of the resulting synthetic dataset mirrors that of the original survey in its broad demographic and geographic contours.</w:t>
+        <w:t xml:space="preserve">pan-European hierarchical grid system established under the Infrastructure for Spatial Information in the European Community (INSPIRE) Directive. Each 1 km² grid cell intersecting the eligible municipalities is assigned a sampling weight proportional to the number of residents it contains, as derived from built-in census data. Cells with higher </w:t>
+      </w:r>
+      <w:r>
+        <w:rPr>
+          <w:bCs/>
+          <w:iCs/>
+        </w:rPr>
+        <w:lastRenderedPageBreak/>
+        <w:t>population densities are therefore more likely to receive a synthetic sampling point, ensuring that the spatial distribution of the resulting synthetic dataset mirrors that of the original survey in its broad demographic and geographic contours.</w:t>
       </w:r>
       <w:r>
         <w:rPr>
@@ -7212,15 +7222,7 @@
           <w:i/>
           <w:iCs/>
         </w:rPr>
-        <w:t>/</w:t>
-      </w:r>
-      <w:r>
-        <w:rPr>
-          <w:bCs/>
-          <w:i/>
-          <w:iCs/>
-        </w:rPr>
-        <w:t>EO_linking/</w:t>
+        <w:t>/EO_linking/</w:t>
       </w:r>
       <w:r>
         <w:rPr>
@@ -7254,87 +7256,94 @@
           <w:bCs/>
           <w:iCs/>
         </w:rPr>
+        <w:t>To capture climate mitigation and adaptation variables, we access data from national and European atmospheric</w:t>
+      </w:r>
+      <w:r>
+        <w:rPr>
+          <w:bCs/>
+          <w:iCs/>
+        </w:rPr>
+        <w:t xml:space="preserve"> and climate monitoring institutions. In particular, the German Weather Service (DWD), the Copernicus data services on Climate Change (C3S)</w:t>
+      </w:r>
+      <w:r>
+        <w:rPr>
+          <w:bCs/>
+          <w:iCs/>
+        </w:rPr>
+        <w:t xml:space="preserve"> </w:t>
+      </w:r>
+      <w:r>
+        <w:rPr>
+          <w:bCs/>
+          <w:iCs/>
+        </w:rPr>
+        <w:t>and Atmosphere Monitoring (CAMS) are integrated. Given that researchers require custom</w:t>
+      </w:r>
+      <w:r>
+        <w:rPr>
+          <w:bCs/>
+          <w:iCs/>
+        </w:rPr>
+        <w:t xml:space="preserve"> indicators tailored to their specific research question, we have created the R package [reference removed to ensure blinded review] to automate the</w:t>
+      </w:r>
+      <w:r>
+        <w:rPr>
+          <w:bCs/>
+          <w:iCs/>
+        </w:rPr>
+        <w:t xml:space="preserve"> linkage between these data</w:t>
+      </w:r>
+      <w:r>
+        <w:rPr>
+          <w:bCs/>
+          <w:iCs/>
+        </w:rPr>
+        <w:t xml:space="preserve"> </w:t>
+      </w:r>
+      <w:r>
+        <w:rPr>
+          <w:bCs/>
+          <w:iCs/>
+        </w:rPr>
+        <w:t xml:space="preserve">sources and </w:t>
+      </w:r>
+      <w:proofErr w:type="spellStart"/>
+      <w:r>
+        <w:rPr>
+          <w:bCs/>
+          <w:iCs/>
+        </w:rPr>
+        <w:t>GeoCliP</w:t>
+      </w:r>
+      <w:proofErr w:type="spellEnd"/>
+      <w:r>
+        <w:rPr>
+          <w:bCs/>
+          <w:iCs/>
+        </w:rPr>
+        <w:t xml:space="preserve">-GER. It offers users high flexibility in </w:t>
+      </w:r>
+      <w:r>
+        <w:rPr>
+          <w:bCs/>
+          <w:iCs/>
+        </w:rPr>
+        <w:t>choosing indicators, as well as in</w:t>
+      </w:r>
+      <w:r>
+        <w:rPr>
+          <w:bCs/>
+          <w:iCs/>
+        </w:rPr>
+        <w:t xml:space="preserve"> spatial and temporal coverage and </w:t>
+      </w:r>
+      <w:r>
+        <w:rPr>
+          <w:bCs/>
+          <w:iCs/>
+        </w:rPr>
         <w:lastRenderedPageBreak/>
-        <w:t>To capture climate mitigation and adaptation variables, we access data from national and European atmospheric</w:t>
-      </w:r>
-      <w:r>
-        <w:rPr>
-          <w:bCs/>
-          <w:iCs/>
-        </w:rPr>
-        <w:t xml:space="preserve"> and climate monitoring institutions. In particular, the German Weather Service (DWD), the Copernicus data services on Climate Change (C3S)</w:t>
-      </w:r>
-      <w:r>
-        <w:rPr>
-          <w:bCs/>
-          <w:iCs/>
-        </w:rPr>
-        <w:t xml:space="preserve"> </w:t>
-      </w:r>
-      <w:r>
-        <w:rPr>
-          <w:bCs/>
-          <w:iCs/>
-        </w:rPr>
-        <w:t>and Atmosphere Monitoring (CAMS) are integrated. Given that researchers require custom</w:t>
-      </w:r>
-      <w:r>
-        <w:rPr>
-          <w:bCs/>
-          <w:iCs/>
-        </w:rPr>
-        <w:t xml:space="preserve"> indicators tailored to their specific research question, we have created the R package [reference removed to ensure blinded review] to automate the</w:t>
-      </w:r>
-      <w:r>
-        <w:rPr>
-          <w:bCs/>
-          <w:iCs/>
-        </w:rPr>
-        <w:t xml:space="preserve"> linkage between these data</w:t>
-      </w:r>
-      <w:r>
-        <w:rPr>
-          <w:bCs/>
-          <w:iCs/>
-        </w:rPr>
-        <w:t xml:space="preserve"> </w:t>
-      </w:r>
-      <w:r>
-        <w:rPr>
-          <w:bCs/>
-          <w:iCs/>
-        </w:rPr>
-        <w:t xml:space="preserve">sources and </w:t>
-      </w:r>
-      <w:proofErr w:type="spellStart"/>
-      <w:r>
-        <w:rPr>
-          <w:bCs/>
-          <w:iCs/>
-        </w:rPr>
-        <w:t>GeoCliP</w:t>
-      </w:r>
-      <w:proofErr w:type="spellEnd"/>
-      <w:r>
-        <w:rPr>
-          <w:bCs/>
-          <w:iCs/>
-        </w:rPr>
-        <w:t xml:space="preserve">-GER. It offers users high flexibility in </w:t>
-      </w:r>
-      <w:r>
-        <w:rPr>
-          <w:bCs/>
-          <w:iCs/>
-        </w:rPr>
-        <w:t>choosing indicators, as well as in</w:t>
-      </w:r>
-      <w:r>
-        <w:rPr>
-          <w:bCs/>
-          <w:iCs/>
-        </w:rPr>
-        <w:t xml:space="preserve"> spatial and temporal coverage and resolution. To exemplify and validate these indicators,</w:t>
+        <w:t>resolution. To exemplify and validate these indicators,</w:t>
       </w:r>
       <w:r>
         <w:rPr>

--- a/DOCUMENTATION.docx
+++ b/DOCUMENTATION.docx
@@ -223,7 +223,6 @@
         </w:rPr>
         <w:t>./data/</w:t>
       </w:r>
-      <w:proofErr w:type="spellStart"/>
       <w:r>
         <w:rPr>
           <w:bCs/>
@@ -232,7 +231,6 @@
         </w:rPr>
         <w:t>local_policy</w:t>
       </w:r>
-      <w:proofErr w:type="spellEnd"/>
       <w:r>
         <w:rPr>
           <w:bCs/>
@@ -248,6 +246,32 @@
           <w:iCs/>
         </w:rPr>
         <w:t>NKI_full_list_21022024.xlsx</w:t>
+      </w:r>
+    </w:p>
+    <w:p>
+      <w:pPr>
+        <w:jc w:val="both"/>
+        <w:rPr>
+          <w:bCs/>
+          <w:i/>
+          <w:iCs/>
+        </w:rPr>
+      </w:pPr>
+      <w:r>
+        <w:rPr>
+          <w:bCs/>
+          <w:i/>
+          <w:iCs/>
+        </w:rPr>
+        <w:t>./</w:t>
+      </w:r>
+      <w:r>
+        <w:rPr>
+          <w:bCs/>
+          <w:i/>
+          <w:iCs/>
+        </w:rPr>
+        <w:t>scripts/local_policy_sf.R</w:t>
       </w:r>
     </w:p>
     <w:p>
@@ -404,6 +428,13 @@
         </w:rPr>
         <w:t>.</w:t>
       </w:r>
+      <w:r>
+        <w:rPr>
+          <w:bCs/>
+          <w:iCs/>
+        </w:rPr>
+        <w:t xml:space="preserve"> The accompanying R script describes the data cleaning and georeferencing process.</w:t>
+      </w:r>
     </w:p>
     <w:p>
       <w:pPr>
@@ -446,17 +477,8 @@
           <w:bCs/>
           <w:iCs/>
         </w:rPr>
-        <w:t xml:space="preserve">Thema (policy field): </w:t>
-      </w:r>
-      <w:proofErr w:type="gramStart"/>
-      <w:r>
-        <w:rPr>
-          <w:bCs/>
-          <w:iCs/>
-        </w:rPr>
-        <w:t>KSI:*</w:t>
-      </w:r>
-      <w:proofErr w:type="gramEnd"/>
+        <w:t>Thema (policy field): KSI:*</w:t>
+      </w:r>
     </w:p>
     <w:p>
       <w:pPr>
@@ -478,43 +500,7 @@
           <w:iCs/>
           <w:lang w:val="de-DE"/>
         </w:rPr>
-        <w:t>Leistungsplansystematik (</w:t>
-      </w:r>
-      <w:proofErr w:type="spellStart"/>
-      <w:r>
-        <w:rPr>
-          <w:bCs/>
-          <w:iCs/>
-          <w:lang w:val="de-DE"/>
-        </w:rPr>
-        <w:t>policy</w:t>
-      </w:r>
-      <w:proofErr w:type="spellEnd"/>
-      <w:r>
-        <w:rPr>
-          <w:bCs/>
-          <w:iCs/>
-          <w:lang w:val="de-DE"/>
-        </w:rPr>
-        <w:t xml:space="preserve"> </w:t>
-      </w:r>
-      <w:proofErr w:type="spellStart"/>
-      <w:r>
-        <w:rPr>
-          <w:bCs/>
-          <w:iCs/>
-          <w:lang w:val="de-DE"/>
-        </w:rPr>
-        <w:t>field</w:t>
-      </w:r>
-      <w:proofErr w:type="spellEnd"/>
-      <w:r>
-        <w:rPr>
-          <w:bCs/>
-          <w:iCs/>
-          <w:lang w:val="de-DE"/>
-        </w:rPr>
-        <w:t xml:space="preserve"> code): FA19*</w:t>
+        <w:t>Leistungsplansystematik (policy field code): FA19*</w:t>
       </w:r>
     </w:p>
     <w:p>
@@ -553,43 +539,39 @@
           <w:iCs/>
           <w:lang w:val="en-US"/>
         </w:rPr>
-        <w:t xml:space="preserve">Nur </w:t>
-      </w:r>
-      <w:proofErr w:type="spellStart"/>
+        <w:t xml:space="preserve">Nur lfd. </w:t>
+      </w:r>
       <w:r>
         <w:rPr>
           <w:bCs/>
           <w:iCs/>
           <w:lang w:val="en-US"/>
         </w:rPr>
-        <w:t>lfd</w:t>
-      </w:r>
-      <w:proofErr w:type="spellEnd"/>
+        <w:t>Vorhaben</w:t>
+      </w:r>
       <w:r>
         <w:rPr>
           <w:bCs/>
           <w:iCs/>
           <w:lang w:val="en-US"/>
         </w:rPr>
-        <w:t xml:space="preserve">. </w:t>
-      </w:r>
-      <w:proofErr w:type="spellStart"/>
+        <w:t xml:space="preserve"> "</w:t>
+      </w:r>
       <w:r>
         <w:rPr>
           <w:bCs/>
           <w:iCs/>
           <w:lang w:val="en-US"/>
         </w:rPr>
-        <w:t>Vorhaben</w:t>
-      </w:r>
-      <w:proofErr w:type="spellEnd"/>
+        <w:t>(only current projects) t</w:t>
+      </w:r>
       <w:r>
         <w:rPr>
           <w:bCs/>
           <w:iCs/>
           <w:lang w:val="en-US"/>
         </w:rPr>
-        <w:t xml:space="preserve"> "</w:t>
+        <w:t xml:space="preserve">o </w:t>
       </w:r>
       <w:r>
         <w:rPr>
@@ -597,7 +579,7 @@
           <w:iCs/>
           <w:lang w:val="en-US"/>
         </w:rPr>
-        <w:t>(only current projects) t</w:t>
+        <w:t>"</w:t>
       </w:r>
       <w:r>
         <w:rPr>
@@ -605,26 +587,8 @@
           <w:iCs/>
           <w:lang w:val="en-US"/>
         </w:rPr>
-        <w:t xml:space="preserve">o </w:t>
-      </w:r>
-      <w:r>
-        <w:rPr>
-          <w:bCs/>
-          <w:iCs/>
-          <w:lang w:val="en-US"/>
-        </w:rPr>
-        <w:t>"</w:t>
-      </w:r>
-      <w:proofErr w:type="spellStart"/>
-      <w:r>
-        <w:rPr>
-          <w:bCs/>
-          <w:iCs/>
-          <w:lang w:val="en-US"/>
-        </w:rPr>
         <w:t>nein</w:t>
       </w:r>
-      <w:proofErr w:type="spellEnd"/>
       <w:r>
         <w:rPr>
           <w:bCs/>
@@ -665,7 +629,6 @@
           <w:bCs/>
           <w:iCs/>
         </w:rPr>
-        <w:lastRenderedPageBreak/>
         <w:t>Variable list:</w:t>
       </w:r>
     </w:p>
@@ -780,7 +743,6 @@
                 <w:iCs/>
               </w:rPr>
             </w:pPr>
-            <w:proofErr w:type="spellStart"/>
             <w:r>
               <w:rPr>
                 <w:bCs/>
@@ -788,7 +750,6 @@
               </w:rPr>
               <w:t>Ressort</w:t>
             </w:r>
-            <w:proofErr w:type="spellEnd"/>
           </w:p>
         </w:tc>
         <w:tc>
@@ -826,7 +787,6 @@
                 <w:iCs/>
               </w:rPr>
             </w:pPr>
-            <w:proofErr w:type="spellStart"/>
             <w:r>
               <w:rPr>
                 <w:bCs/>
@@ -834,7 +794,6 @@
               </w:rPr>
               <w:t>Referat</w:t>
             </w:r>
-            <w:proofErr w:type="spellEnd"/>
           </w:p>
         </w:tc>
         <w:tc>
@@ -930,30 +889,12 @@
                 <w:iCs/>
               </w:rPr>
             </w:pPr>
-            <w:proofErr w:type="gramStart"/>
-            <w:r>
-              <w:rPr>
-                <w:bCs/>
-                <w:iCs/>
-              </w:rPr>
-              <w:t>Arb.-</w:t>
-            </w:r>
-            <w:proofErr w:type="spellStart"/>
-            <w:proofErr w:type="gramEnd"/>
-            <w:r>
-              <w:rPr>
-                <w:bCs/>
-                <w:iCs/>
-              </w:rPr>
-              <w:t>Einh</w:t>
-            </w:r>
-            <w:proofErr w:type="spellEnd"/>
-            <w:r>
-              <w:rPr>
-                <w:bCs/>
-                <w:iCs/>
-              </w:rPr>
-              <w:t>.</w:t>
+            <w:r>
+              <w:rPr>
+                <w:bCs/>
+                <w:iCs/>
+              </w:rPr>
+              <w:t>Arb.-Einh.</w:t>
             </w:r>
           </w:p>
         </w:tc>
@@ -992,7 +933,6 @@
                 <w:iCs/>
               </w:rPr>
             </w:pPr>
-            <w:proofErr w:type="spellStart"/>
             <w:r>
               <w:rPr>
                 <w:bCs/>
@@ -1000,7 +940,6 @@
               </w:rPr>
               <w:t>Zuwendungsempfänger</w:t>
             </w:r>
-            <w:proofErr w:type="spellEnd"/>
           </w:p>
         </w:tc>
         <w:tc>
@@ -1038,7 +977,6 @@
                 <w:iCs/>
               </w:rPr>
             </w:pPr>
-            <w:proofErr w:type="spellStart"/>
             <w:r>
               <w:rPr>
                 <w:bCs/>
@@ -1046,7 +984,6 @@
               </w:rPr>
               <w:t>Gemeindekennziffer</w:t>
             </w:r>
-            <w:proofErr w:type="spellEnd"/>
           </w:p>
         </w:tc>
         <w:tc>
@@ -1200,7 +1137,6 @@
                 <w:iCs/>
               </w:rPr>
             </w:pPr>
-            <w:proofErr w:type="spellStart"/>
             <w:r>
               <w:rPr>
                 <w:bCs/>
@@ -1208,7 +1144,6 @@
               </w:rPr>
               <w:t>Bundesland</w:t>
             </w:r>
-            <w:proofErr w:type="spellEnd"/>
           </w:p>
         </w:tc>
         <w:tc>
@@ -1318,21 +1253,12 @@
                 <w:iCs/>
               </w:rPr>
             </w:pPr>
-            <w:proofErr w:type="spellStart"/>
-            <w:r>
-              <w:rPr>
-                <w:bCs/>
-                <w:iCs/>
-              </w:rPr>
-              <w:t>Ausführende</w:t>
-            </w:r>
-            <w:proofErr w:type="spellEnd"/>
-            <w:r>
-              <w:rPr>
-                <w:bCs/>
-                <w:iCs/>
-              </w:rPr>
-              <w:t xml:space="preserve"> Stelle</w:t>
+            <w:r>
+              <w:rPr>
+                <w:bCs/>
+                <w:iCs/>
+              </w:rPr>
+              <w:t>Ausführende Stelle</w:t>
             </w:r>
           </w:p>
         </w:tc>
@@ -1371,7 +1297,6 @@
                 <w:iCs/>
               </w:rPr>
             </w:pPr>
-            <w:proofErr w:type="spellStart"/>
             <w:r>
               <w:rPr>
                 <w:bCs/>
@@ -1379,7 +1304,6 @@
               </w:rPr>
               <w:t>Gemeindekennziffer</w:t>
             </w:r>
-            <w:proofErr w:type="spellEnd"/>
           </w:p>
         </w:tc>
         <w:tc>
@@ -1533,7 +1457,6 @@
                 <w:iCs/>
               </w:rPr>
             </w:pPr>
-            <w:proofErr w:type="spellStart"/>
             <w:r>
               <w:rPr>
                 <w:bCs/>
@@ -1541,7 +1464,6 @@
               </w:rPr>
               <w:t>Bundesland</w:t>
             </w:r>
-            <w:proofErr w:type="spellEnd"/>
           </w:p>
         </w:tc>
         <w:tc>
@@ -1695,7 +1617,6 @@
                 <w:iCs/>
               </w:rPr>
             </w:pPr>
-            <w:proofErr w:type="spellStart"/>
             <w:r>
               <w:rPr>
                 <w:bCs/>
@@ -1703,7 +1624,6 @@
               </w:rPr>
               <w:t>Leistungsplansystematik</w:t>
             </w:r>
-            <w:proofErr w:type="spellEnd"/>
           </w:p>
         </w:tc>
         <w:tc>
@@ -1741,31 +1661,13 @@
                 <w:iCs/>
               </w:rPr>
             </w:pPr>
-            <w:proofErr w:type="spellStart"/>
-            <w:r>
-              <w:rPr>
-                <w:bCs/>
-                <w:iCs/>
-              </w:rPr>
-              <w:t>Klartext</w:t>
-            </w:r>
-            <w:proofErr w:type="spellEnd"/>
-            <w:r>
-              <w:rPr>
-                <w:bCs/>
-                <w:iCs/>
-              </w:rPr>
-              <w:t xml:space="preserve"> </w:t>
-            </w:r>
-            <w:proofErr w:type="spellStart"/>
-            <w:r>
-              <w:rPr>
-                <w:bCs/>
-                <w:iCs/>
-              </w:rPr>
-              <w:t>Leistungsplansystematik</w:t>
-            </w:r>
-            <w:proofErr w:type="spellEnd"/>
+            <w:r>
+              <w:rPr>
+                <w:bCs/>
+                <w:iCs/>
+              </w:rPr>
+              <w:t>Klartext Leistungsplansystematik</w:t>
+            </w:r>
           </w:p>
         </w:tc>
         <w:tc>
@@ -1803,21 +1705,12 @@
                 <w:iCs/>
               </w:rPr>
             </w:pPr>
-            <w:proofErr w:type="spellStart"/>
-            <w:r>
-              <w:rPr>
-                <w:bCs/>
-                <w:iCs/>
-              </w:rPr>
-              <w:t>Laufzeit</w:t>
-            </w:r>
-            <w:proofErr w:type="spellEnd"/>
-            <w:r>
-              <w:rPr>
-                <w:bCs/>
-                <w:iCs/>
-              </w:rPr>
-              <w:t xml:space="preserve"> von</w:t>
+            <w:r>
+              <w:rPr>
+                <w:bCs/>
+                <w:iCs/>
+              </w:rPr>
+              <w:t>Laufzeit von</w:t>
             </w:r>
           </w:p>
         </w:tc>
@@ -1856,21 +1749,12 @@
                 <w:iCs/>
               </w:rPr>
             </w:pPr>
-            <w:proofErr w:type="spellStart"/>
-            <w:r>
-              <w:rPr>
-                <w:bCs/>
-                <w:iCs/>
-              </w:rPr>
-              <w:t>Laufzeit</w:t>
-            </w:r>
-            <w:proofErr w:type="spellEnd"/>
-            <w:r>
-              <w:rPr>
-                <w:bCs/>
-                <w:iCs/>
-              </w:rPr>
-              <w:t xml:space="preserve"> bis</w:t>
+            <w:r>
+              <w:rPr>
+                <w:bCs/>
+                <w:iCs/>
+              </w:rPr>
+              <w:t>Laufzeit bis</w:t>
             </w:r>
           </w:p>
         </w:tc>
@@ -1909,21 +1793,12 @@
                 <w:iCs/>
               </w:rPr>
             </w:pPr>
-            <w:proofErr w:type="spellStart"/>
-            <w:r>
-              <w:rPr>
-                <w:bCs/>
-                <w:iCs/>
-              </w:rPr>
-              <w:t>Fördersumme</w:t>
-            </w:r>
-            <w:proofErr w:type="spellEnd"/>
-            <w:r>
-              <w:rPr>
-                <w:bCs/>
-                <w:iCs/>
-              </w:rPr>
-              <w:t xml:space="preserve"> in EUR</w:t>
+            <w:r>
+              <w:rPr>
+                <w:bCs/>
+                <w:iCs/>
+              </w:rPr>
+              <w:t>Fördersumme in EUR</w:t>
             </w:r>
           </w:p>
         </w:tc>
@@ -1962,7 +1837,6 @@
                 <w:iCs/>
               </w:rPr>
             </w:pPr>
-            <w:proofErr w:type="spellStart"/>
             <w:r>
               <w:rPr>
                 <w:bCs/>
@@ -1970,7 +1844,6 @@
               </w:rPr>
               <w:t>Förderprofil</w:t>
             </w:r>
-            <w:proofErr w:type="spellEnd"/>
           </w:p>
         </w:tc>
         <w:tc>
@@ -2008,7 +1881,6 @@
                 <w:iCs/>
               </w:rPr>
             </w:pPr>
-            <w:proofErr w:type="spellStart"/>
             <w:r>
               <w:rPr>
                 <w:bCs/>
@@ -2016,7 +1888,6 @@
               </w:rPr>
               <w:t>Verbundprojekt</w:t>
             </w:r>
-            <w:proofErr w:type="spellEnd"/>
           </w:p>
         </w:tc>
         <w:tc>
@@ -2054,7 +1925,6 @@
                 <w:iCs/>
               </w:rPr>
             </w:pPr>
-            <w:proofErr w:type="spellStart"/>
             <w:r>
               <w:rPr>
                 <w:bCs/>
@@ -2062,7 +1932,6 @@
               </w:rPr>
               <w:t>Förderart</w:t>
             </w:r>
-            <w:proofErr w:type="spellEnd"/>
           </w:p>
         </w:tc>
         <w:tc>
@@ -2181,23 +2050,13 @@
         </w:rPr>
         <w:t>/</w:t>
       </w:r>
-      <w:proofErr w:type="spellStart"/>
-      <w:r>
-        <w:rPr>
-          <w:bCs/>
-          <w:i/>
-          <w:iCs/>
-        </w:rPr>
-        <w:t>climate_emergency</w:t>
-      </w:r>
-      <w:proofErr w:type="spellEnd"/>
-      <w:r>
-        <w:rPr>
-          <w:bCs/>
-          <w:i/>
-          <w:iCs/>
-        </w:rPr>
-        <w:t>/</w:t>
+      <w:r>
+        <w:rPr>
+          <w:bCs/>
+          <w:i/>
+          <w:iCs/>
+        </w:rPr>
+        <w:t>climate_emergency/</w:t>
       </w:r>
       <w:r>
         <w:rPr>
@@ -2381,7 +2240,6 @@
           <w:bCs/>
           <w:iCs/>
         </w:rPr>
-        <w:lastRenderedPageBreak/>
         <w:t>Variable list:</w:t>
       </w:r>
     </w:p>
@@ -2452,7 +2310,6 @@
                 <w:iCs/>
               </w:rPr>
             </w:pPr>
-            <w:proofErr w:type="spellStart"/>
             <w:r>
               <w:rPr>
                 <w:bCs/>
@@ -2460,7 +2317,6 @@
               </w:rPr>
               <w:t>ags</w:t>
             </w:r>
-            <w:proofErr w:type="spellEnd"/>
           </w:p>
         </w:tc>
         <w:tc>
@@ -2498,7 +2354,6 @@
                 <w:iCs/>
               </w:rPr>
             </w:pPr>
-            <w:proofErr w:type="spellStart"/>
             <w:r>
               <w:rPr>
                 <w:bCs/>
@@ -2506,7 +2361,6 @@
               </w:rPr>
               <w:t>municipality_name</w:t>
             </w:r>
-            <w:proofErr w:type="spellEnd"/>
           </w:p>
         </w:tc>
         <w:tc>
@@ -2544,7 +2398,6 @@
                 <w:iCs/>
               </w:rPr>
             </w:pPr>
-            <w:proofErr w:type="spellStart"/>
             <w:r>
               <w:rPr>
                 <w:bCs/>
@@ -2552,7 +2405,6 @@
               </w:rPr>
               <w:t>ce_jurisdiction</w:t>
             </w:r>
-            <w:proofErr w:type="spellEnd"/>
           </w:p>
         </w:tc>
         <w:tc>
@@ -2590,7 +2442,6 @@
                 <w:iCs/>
               </w:rPr>
             </w:pPr>
-            <w:proofErr w:type="spellStart"/>
             <w:r>
               <w:rPr>
                 <w:bCs/>
@@ -2598,7 +2449,6 @@
               </w:rPr>
               <w:t>ce_level</w:t>
             </w:r>
-            <w:proofErr w:type="spellEnd"/>
           </w:p>
         </w:tc>
         <w:tc>
@@ -3053,36 +2903,8 @@
           <w:i/>
           <w:iCs/>
         </w:rPr>
-        <w:t>/</w:t>
-      </w:r>
-      <w:proofErr w:type="spellStart"/>
-      <w:r>
-        <w:rPr>
-          <w:bCs/>
-          <w:i/>
-          <w:iCs/>
-        </w:rPr>
-        <w:t>gesis_panel</w:t>
-      </w:r>
-      <w:proofErr w:type="spellEnd"/>
-      <w:r>
-        <w:rPr>
-          <w:bCs/>
-          <w:i/>
-          <w:iCs/>
-        </w:rPr>
-        <w:t>/</w:t>
-      </w:r>
-      <w:proofErr w:type="spellStart"/>
-      <w:r>
-        <w:rPr>
-          <w:bCs/>
-          <w:i/>
-          <w:iCs/>
-        </w:rPr>
-        <w:t>gp_synth.rds</w:t>
-      </w:r>
-      <w:proofErr w:type="spellEnd"/>
+        <w:t>/gesis_panel/gp_synth.rds</w:t>
+      </w:r>
     </w:p>
     <w:p>
       <w:pPr>
@@ -3107,25 +2929,7 @@
           <w:i/>
           <w:iCs/>
         </w:rPr>
-        <w:t>/</w:t>
-      </w:r>
-      <w:proofErr w:type="spellStart"/>
-      <w:r>
-        <w:rPr>
-          <w:bCs/>
-          <w:i/>
-          <w:iCs/>
-        </w:rPr>
-        <w:t>gesis_panel</w:t>
-      </w:r>
-      <w:proofErr w:type="spellEnd"/>
-      <w:r>
-        <w:rPr>
-          <w:bCs/>
-          <w:i/>
-          <w:iCs/>
-        </w:rPr>
-        <w:t>/gp_synth.csv</w:t>
+        <w:t>/gesis_panel/gp_synth.csv</w:t>
       </w:r>
     </w:p>
     <w:p>
@@ -3137,7 +2941,6 @@
           <w:iCs/>
         </w:rPr>
       </w:pPr>
-      <w:proofErr w:type="gramStart"/>
       <w:r>
         <w:rPr>
           <w:bCs/>
@@ -3152,18 +2955,8 @@
           <w:i/>
           <w:iCs/>
         </w:rPr>
-        <w:t>./</w:t>
-      </w:r>
-      <w:proofErr w:type="gramEnd"/>
-      <w:r>
-        <w:rPr>
-          <w:bCs/>
-          <w:i/>
-          <w:iCs/>
-        </w:rPr>
-        <w:t>scripts/</w:t>
-      </w:r>
-      <w:proofErr w:type="spellStart"/>
+        <w:t>./scripts/</w:t>
+      </w:r>
       <w:r>
         <w:rPr>
           <w:bCs/>
@@ -3172,7 +2965,6 @@
         </w:rPr>
         <w:t>create_gp_synth.R</w:t>
       </w:r>
-      <w:proofErr w:type="spellEnd"/>
       <w:r>
         <w:rPr>
           <w:bCs/>
@@ -3195,23 +2987,7 @@
           <w:bCs/>
           <w:iCs/>
         </w:rPr>
-        <w:t xml:space="preserve">This dataset contains synthetic spatial point data derived from the GESIS Panel using the R package </w:t>
-      </w:r>
-      <w:proofErr w:type="spellStart"/>
-      <w:r>
-        <w:rPr>
-          <w:bCs/>
-          <w:iCs/>
-        </w:rPr>
-        <w:t>geosynth</w:t>
-      </w:r>
-      <w:proofErr w:type="spellEnd"/>
-      <w:r>
-        <w:rPr>
-          <w:bCs/>
-          <w:iCs/>
-        </w:rPr>
-        <w:t xml:space="preserve">. Each observation represents an INSPIRE-compliant 1 km² grid centroid. </w:t>
+        <w:t xml:space="preserve">This dataset contains synthetic spatial point data derived from the GESIS Panel using the R package geosynth. Each observation represents an INSPIRE-compliant 1 km² grid centroid. </w:t>
       </w:r>
       <w:r>
         <w:t>The dataset is fully synthetic and does not contain direct respondent locations. INSPIRE grid identifiers and AGS codes represent spatial reference units linked to the synthesized centroid locations and should not be interpreted as observed residential information.</w:t>
@@ -3283,23 +3059,7 @@
           <w:bCs/>
           <w:iCs/>
         </w:rPr>
-        <w:t>R spatial object format (.</w:t>
-      </w:r>
-      <w:proofErr w:type="spellStart"/>
-      <w:r>
-        <w:rPr>
-          <w:bCs/>
-          <w:iCs/>
-        </w:rPr>
-        <w:t>rds</w:t>
-      </w:r>
-      <w:proofErr w:type="spellEnd"/>
-      <w:r>
-        <w:rPr>
-          <w:bCs/>
-          <w:iCs/>
-        </w:rPr>
-        <w:t xml:space="preserve">, sf object) </w:t>
+        <w:t xml:space="preserve">R spatial object format (.rds, sf object) </w:t>
       </w:r>
     </w:p>
     <w:p>
@@ -3368,7 +3128,6 @@
         </w:rPr>
         <w:t xml:space="preserve"> to create the dataset is documented </w:t>
       </w:r>
-      <w:proofErr w:type="gramStart"/>
       <w:r>
         <w:rPr>
           <w:bCs/>
@@ -3382,27 +3141,8 @@
           <w:i/>
           <w:iCs/>
         </w:rPr>
-        <w:t>.</w:t>
-      </w:r>
-      <w:proofErr w:type="gramEnd"/>
-      <w:r>
-        <w:rPr>
-          <w:bCs/>
-          <w:i/>
-          <w:iCs/>
-        </w:rPr>
-        <w:t>/scripts/</w:t>
-      </w:r>
-      <w:proofErr w:type="spellStart"/>
-      <w:r>
-        <w:rPr>
-          <w:bCs/>
-          <w:i/>
-          <w:iCs/>
-        </w:rPr>
-        <w:t>create_gp_synth.R</w:t>
-      </w:r>
-      <w:proofErr w:type="spellEnd"/>
+        <w:t>./scripts/create_gp_synth.R</w:t>
+      </w:r>
       <w:r>
         <w:rPr>
           <w:bCs/>
@@ -3872,7 +3612,6 @@
                 <w:iCs/>
               </w:rPr>
             </w:pPr>
-            <w:proofErr w:type="spellStart"/>
             <w:r>
               <w:rPr>
                 <w:bCs/>
@@ -3880,7 +3619,6 @@
               </w:rPr>
               <w:t>ags</w:t>
             </w:r>
-            <w:proofErr w:type="spellEnd"/>
           </w:p>
         </w:tc>
         <w:tc>
@@ -3959,23 +3697,7 @@
               </w:rPr>
             </w:pPr>
             <w:r>
-              <w:t>Official German municipality code (</w:t>
-            </w:r>
-            <w:proofErr w:type="spellStart"/>
-            <w:r>
-              <w:t>Amtlicher</w:t>
-            </w:r>
-            <w:proofErr w:type="spellEnd"/>
-            <w:r>
-              <w:t xml:space="preserve"> </w:t>
-            </w:r>
-            <w:proofErr w:type="spellStart"/>
-            <w:r>
-              <w:t>Gemeindeschlüssel</w:t>
-            </w:r>
-            <w:proofErr w:type="spellEnd"/>
-            <w:r>
-              <w:t>) associated with the spatial unit</w:t>
+              <w:t>Official German municipality code (Amtlicher Gemeindeschlüssel) associated with the spatial unit</w:t>
             </w:r>
           </w:p>
         </w:tc>
@@ -4243,21 +3965,12 @@
                 <w:iCs/>
               </w:rPr>
             </w:pPr>
-            <w:proofErr w:type="gramStart"/>
-            <w:r>
-              <w:rPr>
-                <w:bCs/>
-                <w:iCs/>
-              </w:rPr>
-              <w:t>POINT(</w:t>
-            </w:r>
-            <w:proofErr w:type="gramEnd"/>
-            <w:r>
-              <w:rPr>
-                <w:bCs/>
-                <w:iCs/>
-              </w:rPr>
-              <w:t>4321000 3210000)</w:t>
+            <w:r>
+              <w:rPr>
+                <w:bCs/>
+                <w:iCs/>
+              </w:rPr>
+              <w:t>POINT(4321000 3210000)</w:t>
             </w:r>
           </w:p>
         </w:tc>
@@ -4841,17 +4554,8 @@
                 <w:bCs/>
                 <w:iCs/>
               </w:rPr>
-              <w:t xml:space="preserve">Extraction of grid centroids and synthetic reconstruction via </w:t>
-            </w:r>
-            <w:proofErr w:type="spellStart"/>
-            <w:r>
-              <w:rPr>
-                <w:bCs/>
-                <w:iCs/>
-              </w:rPr>
-              <w:t>geosynth</w:t>
-            </w:r>
-            <w:proofErr w:type="spellEnd"/>
+              <w:t>Extraction of grid centroids and synthetic reconstruction via geosynth</w:t>
+            </w:r>
             <w:r>
               <w:rPr>
                 <w:bCs/>
@@ -5029,34 +4733,14 @@
           <w:iCs/>
         </w:rPr>
       </w:pPr>
-      <w:proofErr w:type="gramStart"/>
-      <w:r>
-        <w:rPr>
-          <w:bCs/>
-          <w:i/>
-          <w:iCs/>
-        </w:rPr>
-        <w:t>./</w:t>
-      </w:r>
-      <w:proofErr w:type="gramEnd"/>
-      <w:r>
-        <w:rPr>
-          <w:bCs/>
-          <w:i/>
-          <w:iCs/>
-        </w:rPr>
-        <w:t>scripts/</w:t>
-      </w:r>
-      <w:proofErr w:type="spellStart"/>
-      <w:r>
-        <w:rPr>
-          <w:bCs/>
-          <w:i/>
-          <w:iCs/>
-        </w:rPr>
-        <w:t>create_gp_synth.R</w:t>
-      </w:r>
-      <w:proofErr w:type="spellEnd"/>
+      <w:r>
+        <w:rPr>
+          <w:bCs/>
+          <w:i/>
+          <w:iCs/>
+        </w:rPr>
+        <w:t>./scripts/create_gp_synth.R</w:t>
+      </w:r>
     </w:p>
     <w:p>
       <w:pPr>
@@ -5067,25 +4751,14 @@
           <w:iCs/>
         </w:rPr>
       </w:pPr>
-      <w:proofErr w:type="gramStart"/>
-      <w:r>
-        <w:rPr>
-          <w:bCs/>
-          <w:i/>
-          <w:iCs/>
-        </w:rPr>
-        <w:t>./</w:t>
-      </w:r>
-      <w:proofErr w:type="gramEnd"/>
-      <w:r>
-        <w:rPr>
-          <w:bCs/>
-          <w:i/>
-          <w:iCs/>
-        </w:rPr>
-        <w:t>scripts/</w:t>
-      </w:r>
-      <w:proofErr w:type="spellStart"/>
+      <w:r>
+        <w:rPr>
+          <w:bCs/>
+          <w:i/>
+          <w:iCs/>
+        </w:rPr>
+        <w:t>./scripts/</w:t>
+      </w:r>
       <w:r>
         <w:rPr>
           <w:bCs/>
@@ -5094,7 +4767,6 @@
         </w:rPr>
         <w:t>gesis_panel_linking.R</w:t>
       </w:r>
-      <w:proofErr w:type="spellEnd"/>
     </w:p>
     <w:p>
       <w:pPr>
@@ -5105,52 +4777,22 @@
           <w:iCs/>
         </w:rPr>
       </w:pPr>
-      <w:proofErr w:type="gramStart"/>
-      <w:r>
-        <w:rPr>
-          <w:bCs/>
-          <w:i/>
-          <w:iCs/>
-        </w:rPr>
-        <w:t>./</w:t>
-      </w:r>
-      <w:proofErr w:type="gramEnd"/>
-      <w:r>
-        <w:rPr>
-          <w:bCs/>
-          <w:i/>
-          <w:iCs/>
-        </w:rPr>
-        <w:t>scripts/</w:t>
-      </w:r>
-      <w:proofErr w:type="spellStart"/>
-      <w:r>
-        <w:rPr>
-          <w:bCs/>
-          <w:i/>
-          <w:iCs/>
-        </w:rPr>
-        <w:t>geosynth</w:t>
-      </w:r>
-      <w:proofErr w:type="spellEnd"/>
-      <w:r>
-        <w:rPr>
-          <w:bCs/>
-          <w:i/>
-          <w:iCs/>
-        </w:rPr>
-        <w:t>/</w:t>
-      </w:r>
-      <w:proofErr w:type="spellStart"/>
-      <w:r>
-        <w:rPr>
-          <w:bCs/>
-          <w:i/>
-          <w:iCs/>
-        </w:rPr>
-        <w:t>create_sample_frame.R</w:t>
-      </w:r>
-      <w:proofErr w:type="spellEnd"/>
+      <w:r>
+        <w:rPr>
+          <w:bCs/>
+          <w:i/>
+          <w:iCs/>
+        </w:rPr>
+        <w:t>./scripts/</w:t>
+      </w:r>
+      <w:r>
+        <w:rPr>
+          <w:bCs/>
+          <w:i/>
+          <w:iCs/>
+        </w:rPr>
+        <w:t>geosynth/create_sample_frame.R</w:t>
+      </w:r>
     </w:p>
     <w:p>
       <w:pPr>
@@ -5161,23 +4803,13 @@
           <w:iCs/>
         </w:rPr>
       </w:pPr>
-      <w:proofErr w:type="gramStart"/>
-      <w:r>
-        <w:rPr>
-          <w:bCs/>
-          <w:i/>
-          <w:iCs/>
-        </w:rPr>
-        <w:t>./</w:t>
-      </w:r>
-      <w:proofErr w:type="gramEnd"/>
-      <w:r>
-        <w:rPr>
-          <w:bCs/>
-          <w:i/>
-          <w:iCs/>
-        </w:rPr>
-        <w:t>scripts/</w:t>
+      <w:r>
+        <w:rPr>
+          <w:bCs/>
+          <w:i/>
+          <w:iCs/>
+        </w:rPr>
+        <w:t>./scripts/</w:t>
       </w:r>
       <w:r>
         <w:rPr>
@@ -5187,34 +4819,14 @@
         </w:rPr>
         <w:t xml:space="preserve"> </w:t>
       </w:r>
-      <w:proofErr w:type="spellStart"/>
-      <w:r>
-        <w:rPr>
-          <w:bCs/>
-          <w:i/>
-          <w:iCs/>
-        </w:rPr>
-        <w:t>geosynth</w:t>
-      </w:r>
-      <w:proofErr w:type="spellEnd"/>
-      <w:r>
-        <w:rPr>
-          <w:bCs/>
-          <w:i/>
-          <w:iCs/>
-        </w:rPr>
-        <w:t xml:space="preserve"> /</w:t>
-      </w:r>
-      <w:proofErr w:type="spellStart"/>
-      <w:r>
-        <w:rPr>
-          <w:bCs/>
-          <w:i/>
-          <w:iCs/>
-        </w:rPr>
-        <w:t>draw_sample.R</w:t>
-      </w:r>
-      <w:proofErr w:type="spellEnd"/>
+      <w:r>
+        <w:rPr>
+          <w:bCs/>
+          <w:i/>
+          <w:iCs/>
+        </w:rPr>
+        <w:t>geosynth /draw_sample.R</w:t>
+      </w:r>
     </w:p>
     <w:p>
       <w:pPr>
@@ -5225,23 +4837,13 @@
           <w:iCs/>
         </w:rPr>
       </w:pPr>
-      <w:proofErr w:type="gramStart"/>
-      <w:r>
-        <w:rPr>
-          <w:bCs/>
-          <w:i/>
-          <w:iCs/>
-        </w:rPr>
-        <w:t>./</w:t>
-      </w:r>
-      <w:proofErr w:type="gramEnd"/>
-      <w:r>
-        <w:rPr>
-          <w:bCs/>
-          <w:i/>
-          <w:iCs/>
-        </w:rPr>
-        <w:t>scripts/</w:t>
+      <w:r>
+        <w:rPr>
+          <w:bCs/>
+          <w:i/>
+          <w:iCs/>
+        </w:rPr>
+        <w:t>./scripts/</w:t>
       </w:r>
       <w:r>
         <w:rPr>
@@ -5251,34 +4853,14 @@
         </w:rPr>
         <w:t xml:space="preserve"> </w:t>
       </w:r>
-      <w:proofErr w:type="spellStart"/>
-      <w:r>
-        <w:rPr>
-          <w:bCs/>
-          <w:i/>
-          <w:iCs/>
-        </w:rPr>
-        <w:t>geosynth</w:t>
-      </w:r>
-      <w:proofErr w:type="spellEnd"/>
-      <w:r>
-        <w:rPr>
-          <w:bCs/>
-          <w:i/>
-          <w:iCs/>
-        </w:rPr>
-        <w:t xml:space="preserve"> /</w:t>
-      </w:r>
-      <w:proofErr w:type="spellStart"/>
-      <w:r>
-        <w:rPr>
-          <w:bCs/>
-          <w:i/>
-          <w:iCs/>
-        </w:rPr>
-        <w:t>shuffle_min_distance.R</w:t>
-      </w:r>
-      <w:proofErr w:type="spellEnd"/>
+      <w:r>
+        <w:rPr>
+          <w:bCs/>
+          <w:i/>
+          <w:iCs/>
+        </w:rPr>
+        <w:t>geosynth /shuffle_min_distance.R</w:t>
+      </w:r>
     </w:p>
     <w:p>
       <w:pPr>
@@ -5289,43 +4871,22 @@
           <w:iCs/>
         </w:rPr>
       </w:pPr>
-      <w:proofErr w:type="gramStart"/>
-      <w:r>
-        <w:rPr>
-          <w:bCs/>
-          <w:i/>
-          <w:iCs/>
-        </w:rPr>
-        <w:t>./</w:t>
-      </w:r>
-      <w:proofErr w:type="gramEnd"/>
-      <w:r>
-        <w:rPr>
-          <w:bCs/>
-          <w:i/>
-          <w:iCs/>
-        </w:rPr>
-        <w:t>scripts/</w:t>
-      </w:r>
-      <w:proofErr w:type="spellStart"/>
-      <w:r>
-        <w:rPr>
-          <w:bCs/>
-          <w:i/>
-          <w:iCs/>
-        </w:rPr>
-        <w:t>gxc_link_dwd</w:t>
-      </w:r>
-      <w:proofErr w:type="spellEnd"/>
-      <w:r>
-        <w:rPr>
-          <w:bCs/>
-          <w:i/>
-          <w:iCs/>
-        </w:rPr>
-        <w:t>/</w:t>
-      </w:r>
-      <w:proofErr w:type="spellStart"/>
+      <w:r>
+        <w:rPr>
+          <w:bCs/>
+          <w:i/>
+          <w:iCs/>
+        </w:rPr>
+        <w:t>./scripts/</w:t>
+      </w:r>
+      <w:r>
+        <w:rPr>
+          <w:bCs/>
+          <w:i/>
+          <w:iCs/>
+        </w:rPr>
+        <w:t>gxc_link_dwd/</w:t>
+      </w:r>
       <w:r>
         <w:rPr>
           <w:bCs/>
@@ -5334,7 +4895,6 @@
         </w:rPr>
         <w:t>gxc_link_dwd.R</w:t>
       </w:r>
-      <w:proofErr w:type="spellEnd"/>
     </w:p>
     <w:p>
       <w:pPr>
@@ -5345,23 +4905,13 @@
           <w:iCs/>
         </w:rPr>
       </w:pPr>
-      <w:proofErr w:type="gramStart"/>
-      <w:r>
-        <w:rPr>
-          <w:bCs/>
-          <w:i/>
-          <w:iCs/>
-        </w:rPr>
-        <w:t>./</w:t>
-      </w:r>
-      <w:proofErr w:type="gramEnd"/>
-      <w:r>
-        <w:rPr>
-          <w:bCs/>
-          <w:i/>
-          <w:iCs/>
-        </w:rPr>
-        <w:t>scripts/</w:t>
+      <w:r>
+        <w:rPr>
+          <w:bCs/>
+          <w:i/>
+          <w:iCs/>
+        </w:rPr>
+        <w:t>./scripts/</w:t>
       </w:r>
       <w:r>
         <w:rPr>
@@ -5371,25 +4921,14 @@
         </w:rPr>
         <w:t xml:space="preserve"> </w:t>
       </w:r>
-      <w:proofErr w:type="spellStart"/>
-      <w:r>
-        <w:rPr>
-          <w:bCs/>
-          <w:i/>
-          <w:iCs/>
-        </w:rPr>
-        <w:t>gxc_link_dwd</w:t>
-      </w:r>
-      <w:proofErr w:type="spellEnd"/>
-      <w:r>
-        <w:rPr>
-          <w:bCs/>
-          <w:i/>
-          <w:iCs/>
-        </w:rPr>
-        <w:t xml:space="preserve"> /</w:t>
-      </w:r>
-      <w:proofErr w:type="spellStart"/>
+      <w:r>
+        <w:rPr>
+          <w:bCs/>
+          <w:i/>
+          <w:iCs/>
+        </w:rPr>
+        <w:t>gxc_link_dwd /</w:t>
+      </w:r>
       <w:r>
         <w:rPr>
           <w:bCs/>
@@ -5398,7 +4937,6 @@
         </w:rPr>
         <w:t>link_dwd_modules.R</w:t>
       </w:r>
-      <w:proofErr w:type="spellEnd"/>
     </w:p>
     <w:p>
       <w:pPr>
@@ -5511,23 +5049,7 @@
           <w:bCs/>
           <w:iCs/>
         </w:rPr>
-        <w:t xml:space="preserve">items on environmental and climate attitudes and </w:t>
-      </w:r>
-      <w:proofErr w:type="spellStart"/>
-      <w:r>
-        <w:rPr>
-          <w:bCs/>
-          <w:iCs/>
-        </w:rPr>
-        <w:t>behavior</w:t>
-      </w:r>
-      <w:proofErr w:type="spellEnd"/>
-      <w:r>
-        <w:rPr>
-          <w:bCs/>
-          <w:iCs/>
-        </w:rPr>
-        <w:t>, political and institutional trust,</w:t>
+        <w:t>items on environmental and climate attitudes and behavior, political and institutional trust,</w:t>
       </w:r>
       <w:r>
         <w:rPr>
@@ -5541,23 +5063,7 @@
           <w:bCs/>
           <w:iCs/>
         </w:rPr>
-        <w:t xml:space="preserve">policy preferences, and voting </w:t>
-      </w:r>
-      <w:proofErr w:type="spellStart"/>
-      <w:r>
-        <w:rPr>
-          <w:bCs/>
-          <w:iCs/>
-        </w:rPr>
-        <w:t>behavior</w:t>
-      </w:r>
-      <w:proofErr w:type="spellEnd"/>
-      <w:r>
-        <w:rPr>
-          <w:bCs/>
-          <w:iCs/>
-        </w:rPr>
-        <w:t>. These panel programs have a fine-grained spatial</w:t>
+        <w:t>policy preferences, and voting behavior. These panel programs have a fine-grained spatial</w:t>
       </w:r>
       <w:r>
         <w:rPr>
@@ -5606,17 +5112,8 @@
           <w:bCs/>
           <w:iCs/>
         </w:rPr>
-        <w:t xml:space="preserve">, flexible data integration options that facilitate otherwise complex and burdensome data preparation before </w:t>
-      </w:r>
-      <w:proofErr w:type="spellStart"/>
-      <w:r>
-        <w:rPr>
-          <w:bCs/>
-          <w:iCs/>
-        </w:rPr>
-        <w:t>analyzing</w:t>
-      </w:r>
-      <w:proofErr w:type="spellEnd"/>
+        <w:t>, flexible data integration options that facilitate otherwise complex and burdensome data preparation before analyzing</w:t>
+      </w:r>
       <w:r>
         <w:rPr>
           <w:bCs/>
@@ -5694,23 +5191,7 @@
           <w:bCs/>
           <w:iCs/>
         </w:rPr>
-        <w:t xml:space="preserve">1 </w:t>
-      </w:r>
-      <w:proofErr w:type="spellStart"/>
-      <w:r>
-        <w:rPr>
-          <w:bCs/>
-          <w:iCs/>
-        </w:rPr>
-        <w:t>sq</w:t>
-      </w:r>
-      <w:proofErr w:type="spellEnd"/>
-      <w:r>
-        <w:rPr>
-          <w:bCs/>
-          <w:iCs/>
-        </w:rPr>
-        <w:t xml:space="preserve"> km grid centroids.</w:t>
+        <w:t>1 sq km grid centroids.</w:t>
       </w:r>
       <w:r>
         <w:rPr>
@@ -5738,39 +5219,7 @@
           <w:bCs/>
           <w:iCs/>
         </w:rPr>
-        <w:t>German federal states and identified how many municipality types according to the regional statistical spatial typology (</w:t>
-      </w:r>
-      <w:proofErr w:type="spellStart"/>
-      <w:r>
-        <w:rPr>
-          <w:bCs/>
-          <w:iCs/>
-        </w:rPr>
-        <w:t>RegioStaR</w:t>
-      </w:r>
-      <w:proofErr w:type="spellEnd"/>
-      <w:r>
-        <w:rPr>
-          <w:bCs/>
-          <w:iCs/>
-        </w:rPr>
-        <w:t xml:space="preserve">) are in each state; 2.) We counted how many respondents </w:t>
-      </w:r>
-      <w:proofErr w:type="gramStart"/>
-      <w:r>
-        <w:rPr>
-          <w:bCs/>
-          <w:iCs/>
-        </w:rPr>
-        <w:t>are located in</w:t>
-      </w:r>
-      <w:proofErr w:type="gramEnd"/>
-      <w:r>
-        <w:rPr>
-          <w:bCs/>
-          <w:iCs/>
-        </w:rPr>
-        <w:t xml:space="preserve"> each of these typologies; 3.) We created a sampling frame of potential</w:t>
+        <w:t>German federal states and identified how many municipality types according to the regional statistical spatial typology (RegioStaR) are in each state; 2.) We counted how many respondents are located in each of these typologies; 3.) We created a sampling frame of potential</w:t>
       </w:r>
       <w:r>
         <w:rPr>
@@ -5784,17 +5233,8 @@
           <w:bCs/>
           <w:iCs/>
         </w:rPr>
-        <w:t xml:space="preserve">municipalities from which we can draw a sample; 4.) We sampled as many 1 </w:t>
-      </w:r>
-      <w:proofErr w:type="spellStart"/>
-      <w:r>
-        <w:rPr>
-          <w:bCs/>
-          <w:iCs/>
-        </w:rPr>
-        <w:t>sq</w:t>
-      </w:r>
-      <w:proofErr w:type="spellEnd"/>
+        <w:t>municipalities from which we can draw a sample; 4.) We sampled as many 1 sq</w:t>
+      </w:r>
       <w:r>
         <w:rPr>
           <w:bCs/>
@@ -5917,7 +5357,6 @@
         </w:rPr>
         <w:t xml:space="preserve">the </w:t>
       </w:r>
-      <w:proofErr w:type="spellStart"/>
       <w:r>
         <w:rPr>
           <w:bCs/>
@@ -5926,7 +5365,6 @@
         </w:rPr>
         <w:t>geosynth</w:t>
       </w:r>
-      <w:proofErr w:type="spellEnd"/>
       <w:r>
         <w:rPr>
           <w:bCs/>
@@ -6016,43 +5454,13 @@
         </w:rPr>
         <w:t xml:space="preserve">At the heart of the package are two functions: </w:t>
       </w:r>
-      <w:proofErr w:type="spellStart"/>
-      <w:proofErr w:type="gramStart"/>
-      <w:r>
-        <w:rPr>
-          <w:bCs/>
-          <w:i/>
-          <w:iCs/>
-        </w:rPr>
-        <w:t>geosynth</w:t>
-      </w:r>
-      <w:proofErr w:type="spellEnd"/>
-      <w:r>
-        <w:rPr>
-          <w:bCs/>
-          <w:i/>
-          <w:iCs/>
-        </w:rPr>
-        <w:t>::</w:t>
-      </w:r>
-      <w:proofErr w:type="spellStart"/>
-      <w:proofErr w:type="gramEnd"/>
-      <w:r>
-        <w:rPr>
-          <w:bCs/>
-          <w:i/>
-          <w:iCs/>
-        </w:rPr>
-        <w:t>create_sample_frame</w:t>
-      </w:r>
-      <w:proofErr w:type="spellEnd"/>
-      <w:r>
-        <w:rPr>
-          <w:bCs/>
-          <w:i/>
-          <w:iCs/>
-        </w:rPr>
-        <w:t>()</w:t>
+      <w:r>
+        <w:rPr>
+          <w:bCs/>
+          <w:i/>
+          <w:iCs/>
+        </w:rPr>
+        <w:t>geosynth::create_sample_frame()</w:t>
       </w:r>
       <w:r>
         <w:rPr>
@@ -6066,39 +5474,7 @@
           <w:bCs/>
           <w:iCs/>
         </w:rPr>
-        <w:t xml:space="preserve">, ensuring a minimum number of sampling points; </w:t>
-      </w:r>
-      <w:proofErr w:type="spellStart"/>
-      <w:r>
-        <w:rPr>
-          <w:bCs/>
-          <w:iCs/>
-        </w:rPr>
-        <w:t>geosynth</w:t>
-      </w:r>
-      <w:proofErr w:type="spellEnd"/>
-      <w:r>
-        <w:rPr>
-          <w:bCs/>
-          <w:iCs/>
-        </w:rPr>
-        <w:t>::</w:t>
-      </w:r>
-      <w:proofErr w:type="spellStart"/>
-      <w:r>
-        <w:rPr>
-          <w:bCs/>
-          <w:iCs/>
-        </w:rPr>
-        <w:t>draw_sample</w:t>
-      </w:r>
-      <w:proofErr w:type="spellEnd"/>
-      <w:r>
-        <w:rPr>
-          <w:bCs/>
-          <w:iCs/>
-        </w:rPr>
-        <w:t>() selects a sample of INSPIRE grid cells from a predefined sample frame, weighting them</w:t>
+        <w:t>, ensuring a minimum number of sampling points; geosynth::draw_sample() selects a sample of INSPIRE grid cells from a predefined sample frame, weighting them</w:t>
       </w:r>
       <w:r>
         <w:rPr>
@@ -6112,64 +5488,14 @@
           <w:bCs/>
           <w:iCs/>
         </w:rPr>
-        <w:t xml:space="preserve">rather than only the municipality information, </w:t>
-      </w:r>
-      <w:proofErr w:type="spellStart"/>
-      <w:proofErr w:type="gramStart"/>
-      <w:r>
-        <w:rPr>
-          <w:bCs/>
-          <w:iCs/>
-        </w:rPr>
-        <w:t>geosynth</w:t>
-      </w:r>
-      <w:proofErr w:type="spellEnd"/>
-      <w:r>
-        <w:rPr>
-          <w:bCs/>
-          <w:iCs/>
-        </w:rPr>
-        <w:t>::</w:t>
-      </w:r>
-      <w:proofErr w:type="spellStart"/>
-      <w:proofErr w:type="gramEnd"/>
-      <w:r>
-        <w:rPr>
-          <w:bCs/>
-          <w:iCs/>
-        </w:rPr>
-        <w:t>shuffle_min_distance</w:t>
-      </w:r>
-      <w:proofErr w:type="spellEnd"/>
-      <w:r>
-        <w:rPr>
-          <w:bCs/>
-          <w:iCs/>
-        </w:rPr>
-        <w:t>() ensures that rows in the synthetic dataset are shuffled so that each point is at least a pre</w:t>
-      </w:r>
-      <w:r>
-        <w:rPr>
-          <w:bCs/>
-          <w:iCs/>
-        </w:rPr>
-        <w:t xml:space="preserve">defined threshold of x </w:t>
-      </w:r>
-      <w:proofErr w:type="spellStart"/>
-      <w:r>
-        <w:rPr>
-          <w:bCs/>
-          <w:iCs/>
-        </w:rPr>
-        <w:t>kilometers</w:t>
-      </w:r>
-      <w:proofErr w:type="spellEnd"/>
-      <w:r>
-        <w:rPr>
-          <w:bCs/>
-          <w:iCs/>
-        </w:rPr>
-        <w:t xml:space="preserve"> away from its corresponding point in the original dataset.</w:t>
+        <w:t>rather than only the municipality information, geosynth::shuffle_min_distance() ensures that rows in the synthetic dataset are shuffled so that each point is at least a pre</w:t>
+      </w:r>
+      <w:r>
+        <w:rPr>
+          <w:bCs/>
+          <w:iCs/>
+        </w:rPr>
+        <w:t>defined threshold of x kilometers away from its corresponding point in the original dataset.</w:t>
       </w:r>
       <w:r>
         <w:rPr>
@@ -6255,41 +5581,7 @@
           <w:bCs/>
           <w:iCs/>
         </w:rPr>
-        <w:t xml:space="preserve">The first step in the synthetic data generation workflow is the construction of a sample frame that defines the set of municipalities eligible for synthetic sampling. This is accomplished by the function </w:t>
-      </w:r>
-      <w:proofErr w:type="spellStart"/>
-      <w:proofErr w:type="gramStart"/>
-      <w:r>
-        <w:rPr>
-          <w:bCs/>
-          <w:iCs/>
-        </w:rPr>
-        <w:t>geosynth</w:t>
-      </w:r>
-      <w:proofErr w:type="spellEnd"/>
-      <w:r>
-        <w:rPr>
-          <w:bCs/>
-          <w:iCs/>
-        </w:rPr>
-        <w:t>::</w:t>
-      </w:r>
-      <w:proofErr w:type="spellStart"/>
-      <w:proofErr w:type="gramEnd"/>
-      <w:r>
-        <w:rPr>
-          <w:bCs/>
-          <w:iCs/>
-        </w:rPr>
-        <w:t>create_sample_frame</w:t>
-      </w:r>
-      <w:proofErr w:type="spellEnd"/>
-      <w:r>
-        <w:rPr>
-          <w:bCs/>
-          <w:iCs/>
-        </w:rPr>
-        <w:t>(), which accepts as its primary input a data frame containing the municipality identifiers</w:t>
+        <w:t>The first step in the synthetic data generation workflow is the construction of a sample frame that defines the set of municipalities eligible for synthetic sampling. This is accomplished by the function geosynth::create_sample_frame(), which accepts as its primary input a data frame containing the municipality identifiers</w:t>
       </w:r>
       <w:r>
         <w:rPr>
@@ -6317,17 +5609,22 @@
           <w:bCs/>
           <w:iCs/>
         </w:rPr>
-        <w:t xml:space="preserve">to as AGS, the </w:t>
-      </w:r>
-      <w:proofErr w:type="spellStart"/>
-      <w:r>
-        <w:rPr>
-          <w:bCs/>
-          <w:iCs/>
-        </w:rPr>
-        <w:t>Amtlicher</w:t>
-      </w:r>
-      <w:proofErr w:type="spellEnd"/>
+        <w:t>to as AGS, the Amtlicher Gemeindeschlüssel, or official municipal key</w:t>
+      </w:r>
+      <w:r>
+        <w:rPr>
+          <w:bCs/>
+          <w:iCs/>
+        </w:rPr>
+        <w:t>—</w:t>
+      </w:r>
+      <w:r>
+        <w:rPr>
+          <w:bCs/>
+          <w:iCs/>
+        </w:rPr>
+        <w:t>of</w:t>
+      </w:r>
       <w:r>
         <w:rPr>
           <w:bCs/>
@@ -6335,35 +5632,26 @@
         </w:rPr>
         <w:t xml:space="preserve"> </w:t>
       </w:r>
-      <w:proofErr w:type="spellStart"/>
-      <w:r>
-        <w:rPr>
-          <w:bCs/>
-          <w:iCs/>
-        </w:rPr>
-        <w:t>Gemeindeschlüssel</w:t>
-      </w:r>
-      <w:proofErr w:type="spellEnd"/>
-      <w:r>
-        <w:rPr>
-          <w:bCs/>
-          <w:iCs/>
-        </w:rPr>
-        <w:t>, or official municipal key</w:t>
-      </w:r>
-      <w:r>
-        <w:rPr>
-          <w:bCs/>
-          <w:iCs/>
-        </w:rPr>
-        <w:t>—</w:t>
-      </w:r>
-      <w:r>
-        <w:rPr>
-          <w:bCs/>
-          <w:iCs/>
-        </w:rPr>
-        <w:t>of</w:t>
+      <w:r>
+        <w:rPr>
+          <w:bCs/>
+          <w:iCs/>
+        </w:rPr>
+        <w:t xml:space="preserve">the original survey respondents. The function then enriches this input with internal municipality-level data, including population counts and regional classification scores </w:t>
+      </w:r>
+      <w:r>
+        <w:rPr>
+          <w:bCs/>
+          <w:iCs/>
+        </w:rPr>
+        <w:t>based on the RegioStaR typology, a standard federal classification of municipalities by degree of urbaniz</w:t>
+      </w:r>
+      <w:r>
+        <w:rPr>
+          <w:bCs/>
+          <w:iCs/>
+        </w:rPr>
+        <w:t>ation maintained by the German Federal Ministry for Digital and Transport Affairs.</w:t>
       </w:r>
       <w:r>
         <w:rPr>
@@ -6377,37 +5665,14 @@
           <w:bCs/>
           <w:iCs/>
         </w:rPr>
-        <w:t xml:space="preserve">the original survey respondents. The function then enriches this input with internal municipality-level data, including population counts and regional classification scores </w:t>
-      </w:r>
-      <w:r>
-        <w:rPr>
-          <w:bCs/>
-          <w:iCs/>
-        </w:rPr>
-        <w:t xml:space="preserve">based on the </w:t>
-      </w:r>
-      <w:proofErr w:type="spellStart"/>
-      <w:r>
-        <w:rPr>
-          <w:bCs/>
-          <w:iCs/>
-        </w:rPr>
-        <w:t>RegioStaR</w:t>
-      </w:r>
-      <w:proofErr w:type="spellEnd"/>
-      <w:r>
-        <w:rPr>
-          <w:bCs/>
-          <w:iCs/>
-        </w:rPr>
-        <w:t xml:space="preserve"> typology, a standard federal classification of municipalities by degree of urbaniz</w:t>
-      </w:r>
-      <w:r>
-        <w:rPr>
-          <w:bCs/>
-          <w:iCs/>
-        </w:rPr>
-        <w:t>ation maintained by the German Federal Ministry for Digital and Transport Affairs.</w:t>
+        <w:t>Two substantive filtering criteria govern which municipalities are retained in the sample frame. First, municipalities below a user-specified population threshold (inhabitants_threshold) are excluded</w:t>
+      </w:r>
+      <w:r>
+        <w:rPr>
+          <w:bCs/>
+          <w:iCs/>
+        </w:rPr>
+        <w:t xml:space="preserve"> because very small municipalities pose</w:t>
       </w:r>
       <w:r>
         <w:rPr>
@@ -6421,43 +5686,6 @@
           <w:bCs/>
           <w:iCs/>
         </w:rPr>
-        <w:t>Two substantive filtering criteria govern which municipalities are retained in the sample frame. First, municipalities below a user-specified population threshold (</w:t>
-      </w:r>
-      <w:proofErr w:type="spellStart"/>
-      <w:r>
-        <w:rPr>
-          <w:bCs/>
-          <w:iCs/>
-        </w:rPr>
-        <w:t>inhabitants_threshold</w:t>
-      </w:r>
-      <w:proofErr w:type="spellEnd"/>
-      <w:r>
-        <w:rPr>
-          <w:bCs/>
-          <w:iCs/>
-        </w:rPr>
-        <w:t>) are excluded</w:t>
-      </w:r>
-      <w:r>
-        <w:rPr>
-          <w:bCs/>
-          <w:iCs/>
-        </w:rPr>
-        <w:t xml:space="preserve"> because very small municipalities pose</w:t>
-      </w:r>
-      <w:r>
-        <w:rPr>
-          <w:bCs/>
-          <w:iCs/>
-        </w:rPr>
-        <w:t xml:space="preserve"> </w:t>
-      </w:r>
-      <w:r>
-        <w:rPr>
-          <w:bCs/>
-          <w:iCs/>
-        </w:rPr>
         <w:t>a high risk of re-identifying survey respondents</w:t>
       </w:r>
       <w:r>
@@ -6479,23 +5707,7 @@
           <w:bCs/>
           <w:iCs/>
         </w:rPr>
-        <w:t xml:space="preserve"> (</w:t>
-      </w:r>
-      <w:proofErr w:type="spellStart"/>
-      <w:r>
-        <w:rPr>
-          <w:bCs/>
-          <w:iCs/>
-        </w:rPr>
-        <w:t>minimum_sample_points</w:t>
-      </w:r>
-      <w:proofErr w:type="spellEnd"/>
-      <w:r>
-        <w:rPr>
-          <w:bCs/>
-          <w:iCs/>
-        </w:rPr>
-        <w:t>) are flagged</w:t>
+        <w:t xml:space="preserve"> (minimum_sample_points) are flagged</w:t>
       </w:r>
       <w:r>
         <w:rPr>
@@ -6509,23 +5721,7 @@
           <w:bCs/>
           <w:iCs/>
         </w:rPr>
-        <w:t xml:space="preserve"> and their regional classification is adjusted upward or downward to a </w:t>
-      </w:r>
-      <w:proofErr w:type="spellStart"/>
-      <w:r>
-        <w:rPr>
-          <w:bCs/>
-          <w:iCs/>
-        </w:rPr>
-        <w:t>neighboring</w:t>
-      </w:r>
-      <w:proofErr w:type="spellEnd"/>
-      <w:r>
-        <w:rPr>
-          <w:bCs/>
-          <w:iCs/>
-        </w:rPr>
-        <w:t xml:space="preserve"> category, so that the resulting synthetic sampling units </w:t>
+        <w:t xml:space="preserve"> and their regional classification is adjusted upward or downward to a neighboring category, so that the resulting synthetic sampling units </w:t>
       </w:r>
       <w:r>
         <w:rPr>
@@ -6560,23 +5756,7 @@
           <w:bCs/>
           <w:iCs/>
         </w:rPr>
-        <w:t xml:space="preserve"> consistent with the reference year of the underlying survey. The output is a </w:t>
-      </w:r>
-      <w:proofErr w:type="spellStart"/>
-      <w:r>
-        <w:rPr>
-          <w:bCs/>
-          <w:iCs/>
-        </w:rPr>
-        <w:t>tibble</w:t>
-      </w:r>
-      <w:proofErr w:type="spellEnd"/>
-      <w:r>
-        <w:rPr>
-          <w:bCs/>
-          <w:iCs/>
-        </w:rPr>
-        <w:t xml:space="preserve"> with one row per municipality, augmented with the regional classification, population figures, and the respondent counts used in the subsequent sampling step.</w:t>
+        <w:t xml:space="preserve"> consistent with the reference year of the underlying survey. The output is a tibble with one row per municipality, augmented with the regional classification, population figures, and the respondent counts used in the subsequent sampling step.</w:t>
       </w:r>
     </w:p>
     <w:p>
@@ -6613,41 +5793,7 @@
           <w:bCs/>
           <w:iCs/>
         </w:rPr>
-        <w:t xml:space="preserve">Given a sample frame constructed in Step 1, the function </w:t>
-      </w:r>
-      <w:proofErr w:type="spellStart"/>
-      <w:proofErr w:type="gramStart"/>
-      <w:r>
-        <w:rPr>
-          <w:bCs/>
-          <w:iCs/>
-        </w:rPr>
-        <w:t>geosynth</w:t>
-      </w:r>
-      <w:proofErr w:type="spellEnd"/>
-      <w:r>
-        <w:rPr>
-          <w:bCs/>
-          <w:iCs/>
-        </w:rPr>
-        <w:t>::</w:t>
-      </w:r>
-      <w:proofErr w:type="spellStart"/>
-      <w:proofErr w:type="gramEnd"/>
-      <w:r>
-        <w:rPr>
-          <w:bCs/>
-          <w:iCs/>
-        </w:rPr>
-        <w:t>draw_sample</w:t>
-      </w:r>
-      <w:proofErr w:type="spellEnd"/>
-      <w:r>
-        <w:rPr>
-          <w:bCs/>
-          <w:iCs/>
-        </w:rPr>
-        <w:t>() selects a set of synthetic point coordinates by drawing from the INSPIRE reference grid</w:t>
+        <w:t>Given a sample frame constructed in Step 1, the function geosynth::draw_sample() selects a set of synthetic point coordinates by drawing from the INSPIRE reference grid</w:t>
       </w:r>
       <w:r>
         <w:rPr>
@@ -6697,41 +5843,7 @@
           <w:bCs/>
           <w:iCs/>
         </w:rPr>
-        <w:t xml:space="preserve">The output of </w:t>
-      </w:r>
-      <w:proofErr w:type="spellStart"/>
-      <w:proofErr w:type="gramStart"/>
-      <w:r>
-        <w:rPr>
-          <w:bCs/>
-          <w:iCs/>
-        </w:rPr>
-        <w:t>geosynth</w:t>
-      </w:r>
-      <w:proofErr w:type="spellEnd"/>
-      <w:r>
-        <w:rPr>
-          <w:bCs/>
-          <w:iCs/>
-        </w:rPr>
-        <w:t>::</w:t>
-      </w:r>
-      <w:proofErr w:type="spellStart"/>
-      <w:proofErr w:type="gramEnd"/>
-      <w:r>
-        <w:rPr>
-          <w:bCs/>
-          <w:iCs/>
-        </w:rPr>
-        <w:t>draw_sample</w:t>
-      </w:r>
-      <w:proofErr w:type="spellEnd"/>
-      <w:r>
-        <w:rPr>
-          <w:bCs/>
-          <w:iCs/>
-        </w:rPr>
-        <w:t>() is a georeferenced data frame of class sf, containing the synthetic point coordinates alongside the municipality and grid cell identifiers. At this stage, the synthetic dataset already constitutes a plausible spatial footprint that can be linked to external geospatial contextual data</w:t>
+        <w:t>The output of geosynth::draw_sample() is a georeferenced data frame of class sf, containing the synthetic point coordinates alongside the municipality and grid cell identifiers. At this stage, the synthetic dataset already constitutes a plausible spatial footprint that can be linked to external geospatial contextual data</w:t>
       </w:r>
       <w:r>
         <w:rPr>
@@ -6759,23 +5871,7 @@
           <w:bCs/>
           <w:iCs/>
         </w:rPr>
-        <w:t xml:space="preserve">as land-use classifications, environmental exposure surfaces, or </w:t>
-      </w:r>
-      <w:proofErr w:type="spellStart"/>
-      <w:r>
-        <w:rPr>
-          <w:bCs/>
-          <w:iCs/>
-        </w:rPr>
-        <w:t>neighborhood</w:t>
-      </w:r>
-      <w:proofErr w:type="spellEnd"/>
-      <w:r>
-        <w:rPr>
-          <w:bCs/>
-          <w:iCs/>
-        </w:rPr>
-        <w:t xml:space="preserve"> deprivation indices</w:t>
+        <w:t>as land-use classifications, environmental exposure surfaces, or neighborhood deprivation indices</w:t>
       </w:r>
       <w:r>
         <w:rPr>
@@ -6833,90 +5929,15 @@
           <w:bCs/>
           <w:iCs/>
         </w:rPr>
-        <w:t xml:space="preserve">For researchers who have access to the original geocoordinates and wish to introduce an additional layer of spatial privacy protection before sharing synthetic data outside of a secure environment, </w:t>
-      </w:r>
-      <w:proofErr w:type="spellStart"/>
-      <w:r>
-        <w:rPr>
-          <w:bCs/>
-          <w:iCs/>
-        </w:rPr>
-        <w:t>geosynth</w:t>
-      </w:r>
-      <w:proofErr w:type="spellEnd"/>
-      <w:r>
-        <w:rPr>
-          <w:bCs/>
-          <w:iCs/>
-        </w:rPr>
-        <w:t xml:space="preserve"> provides a third function, </w:t>
-      </w:r>
-      <w:proofErr w:type="spellStart"/>
-      <w:proofErr w:type="gramStart"/>
-      <w:r>
-        <w:rPr>
-          <w:bCs/>
-          <w:iCs/>
-        </w:rPr>
-        <w:t>geosynth</w:t>
-      </w:r>
-      <w:proofErr w:type="spellEnd"/>
-      <w:r>
-        <w:rPr>
-          <w:bCs/>
-          <w:iCs/>
-        </w:rPr>
-        <w:t>::</w:t>
-      </w:r>
-      <w:proofErr w:type="spellStart"/>
-      <w:proofErr w:type="gramEnd"/>
-      <w:r>
-        <w:rPr>
-          <w:bCs/>
-          <w:iCs/>
-        </w:rPr>
-        <w:t>shuffle_min_distance</w:t>
-      </w:r>
-      <w:proofErr w:type="spellEnd"/>
-      <w:r>
-        <w:rPr>
-          <w:bCs/>
-          <w:iCs/>
-        </w:rPr>
-        <w:t>(). This function permutes the rows of the synthetic dataset s</w:t>
-      </w:r>
-      <w:r>
-        <w:rPr>
-          <w:bCs/>
-          <w:iCs/>
-        </w:rPr>
-        <w:t>o that the Euclidean distance between each synthetic point and its matched counterpart in the original dataset is guaranteed to exceed a user-specified threshold (</w:t>
-      </w:r>
-      <w:proofErr w:type="spellStart"/>
-      <w:r>
-        <w:rPr>
-          <w:bCs/>
-          <w:iCs/>
-        </w:rPr>
-        <w:t>min_km</w:t>
-      </w:r>
-      <w:proofErr w:type="spellEnd"/>
-      <w:r>
-        <w:rPr>
-          <w:bCs/>
-          <w:iCs/>
-        </w:rPr>
-        <w:t xml:space="preserve">) in </w:t>
-      </w:r>
-      <w:proofErr w:type="spellStart"/>
-      <w:r>
-        <w:rPr>
-          <w:bCs/>
-          <w:iCs/>
-        </w:rPr>
-        <w:t>kilometers</w:t>
-      </w:r>
-      <w:proofErr w:type="spellEnd"/>
+        <w:t>For researchers who have access to the original geocoordinates and wish to introduce an additional layer of spatial privacy protection before sharing synthetic data outside of a secure environment, geosynth provides a third function, geosynth::shuffle_min_distance(). This function permutes the rows of the synthetic dataset s</w:t>
+      </w:r>
+      <w:r>
+        <w:rPr>
+          <w:bCs/>
+          <w:iCs/>
+        </w:rPr>
+        <w:t>o that the Euclidean distance between each synthetic point and its matched counterpart in the original dataset is guaranteed to exceed a user-specified threshold (min_km) in kilometers</w:t>
+      </w:r>
       <w:r>
         <w:rPr>
           <w:bCs/>
@@ -6936,41 +5957,7 @@
           <w:bCs/>
           <w:iCs/>
         </w:rPr>
-        <w:t xml:space="preserve">The rationale for this additional step is that, even though the synthetic coordinates are generated independently of individual respondent addresses, spatial proximity between a synthetic point and its corresponding original point could, under certain conditions, provide residual information about the original respondent's location. By enforcing a hard minimum distance, </w:t>
-      </w:r>
-      <w:proofErr w:type="spellStart"/>
-      <w:proofErr w:type="gramStart"/>
-      <w:r>
-        <w:rPr>
-          <w:bCs/>
-          <w:iCs/>
-        </w:rPr>
-        <w:t>geosynth</w:t>
-      </w:r>
-      <w:proofErr w:type="spellEnd"/>
-      <w:r>
-        <w:rPr>
-          <w:bCs/>
-          <w:iCs/>
-        </w:rPr>
-        <w:t>::</w:t>
-      </w:r>
-      <w:proofErr w:type="spellStart"/>
-      <w:proofErr w:type="gramEnd"/>
-      <w:r>
-        <w:rPr>
-          <w:bCs/>
-          <w:iCs/>
-        </w:rPr>
-        <w:t>shuffle_min_distance</w:t>
-      </w:r>
-      <w:proofErr w:type="spellEnd"/>
-      <w:r>
-        <w:rPr>
-          <w:bCs/>
-          <w:iCs/>
-        </w:rPr>
-        <w:t>() eliminates this residual risk. Because this function requires access to the original geocoordinates, it must be executed within the secure data access environment; the shuffled synthetic output can then be exported for unrestricted use. The function returns an sf object of the same structure as the input synthetic dataset, with row assignments permuted to satisfy the distance constraint.</w:t>
+        <w:t>The rationale for this additional step is that, even though the synthetic coordinates are generated independently of individual respondent addresses, spatial proximity between a synthetic point and its corresponding original point could, under certain conditions, provide residual information about the original respondent's location. By enforcing a hard minimum distance, geosynth::shuffle_min_distance() eliminates this residual risk. Because this function requires access to the original geocoordinates, it must be executed within the secure data access environment; the shuffled synthetic output can then be exported for unrestricted use. The function returns an sf object of the same structure as the input synthetic dataset, with row assignments permuted to satisfy the distance constraint.</w:t>
       </w:r>
     </w:p>
     <w:p>
@@ -7010,43 +5997,22 @@
           <w:iCs/>
         </w:rPr>
       </w:pPr>
-      <w:proofErr w:type="gramStart"/>
-      <w:r>
-        <w:rPr>
-          <w:bCs/>
-          <w:i/>
-          <w:iCs/>
-        </w:rPr>
-        <w:t>./</w:t>
-      </w:r>
-      <w:proofErr w:type="gramEnd"/>
-      <w:r>
-        <w:rPr>
-          <w:bCs/>
-          <w:i/>
-          <w:iCs/>
-        </w:rPr>
-        <w:t>scripts/</w:t>
-      </w:r>
-      <w:proofErr w:type="spellStart"/>
-      <w:r>
-        <w:rPr>
-          <w:bCs/>
-          <w:i/>
-          <w:iCs/>
-        </w:rPr>
-        <w:t>EO_linking</w:t>
-      </w:r>
-      <w:proofErr w:type="spellEnd"/>
-      <w:r>
-        <w:rPr>
-          <w:bCs/>
-          <w:i/>
-          <w:iCs/>
-        </w:rPr>
-        <w:t>/</w:t>
-      </w:r>
-      <w:proofErr w:type="spellStart"/>
+      <w:r>
+        <w:rPr>
+          <w:bCs/>
+          <w:i/>
+          <w:iCs/>
+        </w:rPr>
+        <w:t>./scripts/</w:t>
+      </w:r>
+      <w:r>
+        <w:rPr>
+          <w:bCs/>
+          <w:i/>
+          <w:iCs/>
+        </w:rPr>
+        <w:t>EO_linking/</w:t>
+      </w:r>
       <w:r>
         <w:rPr>
           <w:bCs/>
@@ -7055,7 +6021,6 @@
         </w:rPr>
         <w:t>EO_linking.R</w:t>
       </w:r>
-      <w:proofErr w:type="spellEnd"/>
     </w:p>
     <w:p>
       <w:pPr>
@@ -7066,23 +6031,13 @@
           <w:iCs/>
         </w:rPr>
       </w:pPr>
-      <w:proofErr w:type="gramStart"/>
-      <w:r>
-        <w:rPr>
-          <w:bCs/>
-          <w:i/>
-          <w:iCs/>
-        </w:rPr>
-        <w:t>./</w:t>
-      </w:r>
-      <w:proofErr w:type="gramEnd"/>
-      <w:r>
-        <w:rPr>
-          <w:bCs/>
-          <w:i/>
-          <w:iCs/>
-        </w:rPr>
-        <w:t>scripts/</w:t>
+      <w:r>
+        <w:rPr>
+          <w:bCs/>
+          <w:i/>
+          <w:iCs/>
+        </w:rPr>
+        <w:t>./scripts/</w:t>
       </w:r>
       <w:r>
         <w:rPr>
@@ -7110,23 +6065,13 @@
           <w:iCs/>
         </w:rPr>
       </w:pPr>
-      <w:proofErr w:type="gramStart"/>
-      <w:r>
-        <w:rPr>
-          <w:bCs/>
-          <w:i/>
-          <w:iCs/>
-        </w:rPr>
-        <w:t>./</w:t>
-      </w:r>
-      <w:proofErr w:type="gramEnd"/>
-      <w:r>
-        <w:rPr>
-          <w:bCs/>
-          <w:i/>
-          <w:iCs/>
-        </w:rPr>
-        <w:t>scripts/</w:t>
+      <w:r>
+        <w:rPr>
+          <w:bCs/>
+          <w:i/>
+          <w:iCs/>
+        </w:rPr>
+        <w:t>./scripts/</w:t>
       </w:r>
       <w:r>
         <w:rPr>
@@ -7154,23 +6099,13 @@
           <w:iCs/>
         </w:rPr>
       </w:pPr>
-      <w:proofErr w:type="gramStart"/>
-      <w:r>
-        <w:rPr>
-          <w:bCs/>
-          <w:i/>
-          <w:iCs/>
-        </w:rPr>
-        <w:t>./</w:t>
-      </w:r>
-      <w:proofErr w:type="gramEnd"/>
-      <w:r>
-        <w:rPr>
-          <w:bCs/>
-          <w:i/>
-          <w:iCs/>
-        </w:rPr>
-        <w:t>scripts/</w:t>
+      <w:r>
+        <w:rPr>
+          <w:bCs/>
+          <w:i/>
+          <w:iCs/>
+        </w:rPr>
+        <w:t>./scripts/</w:t>
       </w:r>
       <w:r>
         <w:rPr>
@@ -7198,23 +6133,13 @@
           <w:iCs/>
         </w:rPr>
       </w:pPr>
-      <w:proofErr w:type="gramStart"/>
-      <w:r>
-        <w:rPr>
-          <w:bCs/>
-          <w:i/>
-          <w:iCs/>
-        </w:rPr>
-        <w:t>./</w:t>
-      </w:r>
-      <w:proofErr w:type="gramEnd"/>
-      <w:r>
-        <w:rPr>
-          <w:bCs/>
-          <w:i/>
-          <w:iCs/>
-        </w:rPr>
-        <w:t>scripts</w:t>
+      <w:r>
+        <w:rPr>
+          <w:bCs/>
+          <w:i/>
+          <w:iCs/>
+        </w:rPr>
+        <w:t>./scripts</w:t>
       </w:r>
       <w:r>
         <w:rPr>
@@ -7305,23 +6230,7 @@
           <w:bCs/>
           <w:iCs/>
         </w:rPr>
-        <w:t xml:space="preserve">sources and </w:t>
-      </w:r>
-      <w:proofErr w:type="spellStart"/>
-      <w:r>
-        <w:rPr>
-          <w:bCs/>
-          <w:iCs/>
-        </w:rPr>
-        <w:t>GeoCliP</w:t>
-      </w:r>
-      <w:proofErr w:type="spellEnd"/>
-      <w:r>
-        <w:rPr>
-          <w:bCs/>
-          <w:iCs/>
-        </w:rPr>
-        <w:t xml:space="preserve">-GER. It offers users high flexibility in </w:t>
+        <w:t xml:space="preserve">sources and GeoCliP-GER. It offers users high flexibility in </w:t>
       </w:r>
       <w:r>
         <w:rPr>
@@ -7394,23 +6303,13 @@
           <w:iCs/>
         </w:rPr>
       </w:pPr>
-      <w:proofErr w:type="gramStart"/>
-      <w:r>
-        <w:rPr>
-          <w:bCs/>
-          <w:i/>
-          <w:iCs/>
-        </w:rPr>
-        <w:t>./</w:t>
-      </w:r>
-      <w:proofErr w:type="gramEnd"/>
-      <w:r>
-        <w:rPr>
-          <w:bCs/>
-          <w:i/>
-          <w:iCs/>
-        </w:rPr>
-        <w:t>scripts</w:t>
+      <w:r>
+        <w:rPr>
+          <w:bCs/>
+          <w:i/>
+          <w:iCs/>
+        </w:rPr>
+        <w:t>./scripts</w:t>
       </w:r>
       <w:r>
         <w:rPr>
@@ -7420,25 +6319,14 @@
         </w:rPr>
         <w:t>/</w:t>
       </w:r>
-      <w:proofErr w:type="spellStart"/>
-      <w:r>
-        <w:rPr>
-          <w:bCs/>
-          <w:i/>
-          <w:iCs/>
-        </w:rPr>
-        <w:t>descriptive_statistics</w:t>
-      </w:r>
-      <w:proofErr w:type="spellEnd"/>
-      <w:r>
-        <w:rPr>
-          <w:bCs/>
-          <w:i/>
-          <w:iCs/>
-        </w:rPr>
-        <w:t>/</w:t>
-      </w:r>
-      <w:proofErr w:type="spellStart"/>
+      <w:r>
+        <w:rPr>
+          <w:bCs/>
+          <w:i/>
+          <w:iCs/>
+        </w:rPr>
+        <w:t>descriptive_statistics/</w:t>
+      </w:r>
       <w:r>
         <w:rPr>
           <w:bCs/>
@@ -7447,7 +6335,6 @@
         </w:rPr>
         <w:t>policy_data_descriptives.R</w:t>
       </w:r>
-      <w:proofErr w:type="spellEnd"/>
     </w:p>
     <w:p>
       <w:pPr>
@@ -7458,23 +6345,13 @@
           <w:iCs/>
         </w:rPr>
       </w:pPr>
-      <w:proofErr w:type="gramStart"/>
-      <w:r>
-        <w:rPr>
-          <w:bCs/>
-          <w:i/>
-          <w:iCs/>
-        </w:rPr>
-        <w:t>./</w:t>
-      </w:r>
-      <w:proofErr w:type="gramEnd"/>
-      <w:r>
-        <w:rPr>
-          <w:bCs/>
-          <w:i/>
-          <w:iCs/>
-        </w:rPr>
-        <w:t>scripts/</w:t>
+      <w:r>
+        <w:rPr>
+          <w:bCs/>
+          <w:i/>
+          <w:iCs/>
+        </w:rPr>
+        <w:t>./scripts/</w:t>
       </w:r>
       <w:r>
         <w:rPr>
@@ -7502,23 +6379,13 @@
           <w:iCs/>
         </w:rPr>
       </w:pPr>
-      <w:proofErr w:type="gramStart"/>
-      <w:r>
-        <w:rPr>
-          <w:bCs/>
-          <w:i/>
-          <w:iCs/>
-        </w:rPr>
-        <w:t>./</w:t>
-      </w:r>
-      <w:proofErr w:type="gramEnd"/>
-      <w:r>
-        <w:rPr>
-          <w:bCs/>
-          <w:i/>
-          <w:iCs/>
-        </w:rPr>
-        <w:t>scripts/</w:t>
+      <w:r>
+        <w:rPr>
+          <w:bCs/>
+          <w:i/>
+          <w:iCs/>
+        </w:rPr>
+        <w:t>./scripts/</w:t>
       </w:r>
       <w:r>
         <w:rPr>
